--- a/fuentes/33130240_CF01_CFA.docx
+++ b/fuentes/33130240_CF01_CFA.docx
@@ -205,7 +205,7 @@
               </wp:anchor>
             </w:drawing>
           </mc:Choice>
-          <mc:Fallback xmlns:w16sdtfl="http://schemas.microsoft.com/office/word/2024/wordml/sdtformatlock" xmlns:w16du="http://schemas.microsoft.com/office/word/2023/wordml/word16du" xmlns:oel="http://schemas.microsoft.com/office/2019/extlst">
+          <mc:Fallback xmlns:oel="http://schemas.microsoft.com/office/2019/extlst" xmlns:w16du="http://schemas.microsoft.com/office/word/2023/wordml/word16du" xmlns:w16sdtfl="http://schemas.microsoft.com/office/word/2024/wordml/sdtformatlock">
             <w:pict>
               <v:rect w14:anchorId="4C256C62" id="Rectángulo 3" o:spid="_x0000_s1026" alt="&quot;&quot;" style="position:absolute;margin-left:-55.95pt;margin-top:26.4pt;width:613.85pt;height:164.25pt;z-index:-251655168;visibility:visible;mso-wrap-style:square;mso-height-percent:0;mso-wrap-distance-left:9pt;mso-wrap-distance-top:0;mso-wrap-distance-right:9pt;mso-wrap-distance-bottom:0;mso-position-horizontal:absolute;mso-position-horizontal-relative:text;mso-position-vertical:absolute;mso-position-vertical-relative:text;mso-height-percent:0;mso-height-relative:margin;v-text-anchor:middle" o:gfxdata="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" fillcolor="#00314d" stroked="f" strokeweight="1pt"/>
             </w:pict>
@@ -310,7 +310,7 @@
                                 <w:szCs w:val="52"/>
                                 <w:lang w:val="es-ES"/>
                               </w:rPr>
-                              <w:t>entornos penitenciarios.</w:t>
+                              <w:t>entornos penitenciarios</w:t>
                             </w:r>
                           </w:p>
                         </w:txbxContent>
@@ -374,7 +374,7 @@
                           <w:szCs w:val="52"/>
                           <w:lang w:val="es-ES"/>
                         </w:rPr>
-                        <w:t>entornos penitenciarios.</w:t>
+                        <w:t>entornos penitenciarios</w:t>
                       </w:r>
                     </w:p>
                   </w:txbxContent>
@@ -412,6 +412,7 @@
     </w:p>
     <w:p>
       <w:pPr>
+        <w:ind w:firstLine="0"/>
         <w:rPr>
           <w:rFonts w:ascii="Calibri" w:hAnsi="Calibri"/>
           <w:b/>
@@ -424,18 +425,7 @@
     </w:p>
     <w:p>
       <w:pPr>
-        <w:rPr>
-          <w:rFonts w:ascii="Calibri" w:hAnsi="Calibri"/>
-          <w:b/>
-          <w:bCs/>
-          <w:color w:val="000000" w:themeColor="text1"/>
-          <w:kern w:val="0"/>
-          <w14:ligatures w14:val="none"/>
-        </w:rPr>
-      </w:pPr>
-    </w:p>
-    <w:p>
-      <w:pPr>
+        <w:ind w:firstLine="0"/>
         <w:rPr>
           <w:rFonts w:ascii="Calibri" w:hAnsi="Calibri"/>
           <w:b/>
@@ -585,7 +575,7 @@
           <w:r>
             <w:fldChar w:fldCharType="separate"/>
           </w:r>
-          <w:hyperlink w:anchor="_Toc242364017" w:history="1">
+          <w:hyperlink w:anchor="_Toc242872989" w:history="1">
             <w:r>
               <w:rPr>
                 <w:rStyle w:val="Hipervnculo"/>
@@ -612,7 +602,7 @@
                 <w:noProof/>
                 <w:webHidden/>
               </w:rPr>
-              <w:instrText xml:space="preserve"> PAGEREF _Toc242364017 \h </w:instrText>
+              <w:instrText xml:space="preserve"> PAGEREF _Toc242872989 \h </w:instrText>
             </w:r>
             <w:r>
               <w:rPr>
@@ -658,7 +648,7 @@
               <w14:ligatures w14:val="none"/>
             </w:rPr>
           </w:pPr>
-          <w:hyperlink w:anchor="_Toc242364018" w:history="1">
+          <w:hyperlink w:anchor="_Toc242872990" w:history="1">
             <w:r>
               <w:rPr>
                 <w:rStyle w:val="Hipervnculo"/>
@@ -685,7 +675,7 @@
                 <w:noProof/>
                 <w:webHidden/>
               </w:rPr>
-              <w:instrText xml:space="preserve"> PAGEREF _Toc242364018 \h </w:instrText>
+              <w:instrText xml:space="preserve"> PAGEREF _Toc242872990 \h </w:instrText>
             </w:r>
             <w:r>
               <w:rPr>
@@ -731,13 +721,13 @@
               <w14:ligatures w14:val="none"/>
             </w:rPr>
           </w:pPr>
-          <w:hyperlink w:anchor="_Toc242364019" w:history="1">
+          <w:hyperlink w:anchor="_Toc242872991" w:history="1">
             <w:r>
               <w:rPr>
                 <w:rStyle w:val="Hipervnculo"/>
                 <w:noProof/>
               </w:rPr>
-              <w:t>1.1. Normatividad en manejo de brotes epidemiológicas y medidas de salud en entornos penitenciarios</w:t>
+              <w:t>1.1. Normatividad en el manejo de brotes epidemiológicos y medidas de salud en entornos penitenciarios</w:t>
             </w:r>
             <w:r>
               <w:rPr>
@@ -758,7 +748,7 @@
                 <w:noProof/>
                 <w:webHidden/>
               </w:rPr>
-              <w:instrText xml:space="preserve"> PAGEREF _Toc242364019 \h </w:instrText>
+              <w:instrText xml:space="preserve"> PAGEREF _Toc242872991 \h </w:instrText>
             </w:r>
             <w:r>
               <w:rPr>
@@ -804,13 +794,13 @@
               <w14:ligatures w14:val="none"/>
             </w:rPr>
           </w:pPr>
-          <w:hyperlink w:anchor="_Toc242364020" w:history="1">
+          <w:hyperlink w:anchor="_Toc242872992" w:history="1">
             <w:r>
               <w:rPr>
                 <w:rStyle w:val="Hipervnculo"/>
                 <w:noProof/>
               </w:rPr>
-              <w:t>1.2. Como funciona el sistema penitenciario y carcelario</w:t>
+              <w:t>1.2. Cómo funciona el sistema penitenciario y carcelario</w:t>
             </w:r>
             <w:r>
               <w:rPr>
@@ -831,7 +821,7 @@
                 <w:noProof/>
                 <w:webHidden/>
               </w:rPr>
-              <w:instrText xml:space="preserve"> PAGEREF _Toc242364020 \h </w:instrText>
+              <w:instrText xml:space="preserve"> PAGEREF _Toc242872992 \h </w:instrText>
             </w:r>
             <w:r>
               <w:rPr>
@@ -877,13 +867,13 @@
               <w14:ligatures w14:val="none"/>
             </w:rPr>
           </w:pPr>
-          <w:hyperlink w:anchor="_Toc242364021" w:history="1">
+          <w:hyperlink w:anchor="_Toc242872993" w:history="1">
             <w:r>
               <w:rPr>
                 <w:rStyle w:val="Hipervnculo"/>
                 <w:noProof/>
               </w:rPr>
-              <w:t>1.3. Que es salud y sus determinantes</w:t>
+              <w:t>1.3. Qué es salud y sus determinantes</w:t>
             </w:r>
             <w:r>
               <w:rPr>
@@ -904,7 +894,7 @@
                 <w:noProof/>
                 <w:webHidden/>
               </w:rPr>
-              <w:instrText xml:space="preserve"> PAGEREF _Toc242364021 \h </w:instrText>
+              <w:instrText xml:space="preserve"> PAGEREF _Toc242872993 \h </w:instrText>
             </w:r>
             <w:r>
               <w:rPr>
@@ -950,7 +940,7 @@
               <w14:ligatures w14:val="none"/>
             </w:rPr>
           </w:pPr>
-          <w:hyperlink w:anchor="_Toc242364022" w:history="1">
+          <w:hyperlink w:anchor="_Toc242872994" w:history="1">
             <w:r>
               <w:rPr>
                 <w:rStyle w:val="Hipervnculo"/>
@@ -977,7 +967,7 @@
                 <w:noProof/>
                 <w:webHidden/>
               </w:rPr>
-              <w:instrText xml:space="preserve"> PAGEREF _Toc242364022 \h </w:instrText>
+              <w:instrText xml:space="preserve"> PAGEREF _Toc242872994 \h </w:instrText>
             </w:r>
             <w:r>
               <w:rPr>
@@ -997,7 +987,7 @@
                 <w:noProof/>
                 <w:webHidden/>
               </w:rPr>
-              <w:t>21</w:t>
+              <w:t>20</w:t>
             </w:r>
             <w:r>
               <w:rPr>
@@ -1023,7 +1013,7 @@
               <w14:ligatures w14:val="none"/>
             </w:rPr>
           </w:pPr>
-          <w:hyperlink w:anchor="_Toc242364023" w:history="1">
+          <w:hyperlink w:anchor="_Toc242872995" w:history="1">
             <w:r>
               <w:rPr>
                 <w:rStyle w:val="Hipervnculo"/>
@@ -1050,7 +1040,7 @@
                 <w:noProof/>
                 <w:webHidden/>
               </w:rPr>
-              <w:instrText xml:space="preserve"> PAGEREF _Toc242364023 \h </w:instrText>
+              <w:instrText xml:space="preserve"> PAGEREF _Toc242872995 \h </w:instrText>
             </w:r>
             <w:r>
               <w:rPr>
@@ -1070,7 +1060,7 @@
                 <w:noProof/>
                 <w:webHidden/>
               </w:rPr>
-              <w:t>23</w:t>
+              <w:t>22</w:t>
             </w:r>
             <w:r>
               <w:rPr>
@@ -1096,7 +1086,7 @@
               <w14:ligatures w14:val="none"/>
             </w:rPr>
           </w:pPr>
-          <w:hyperlink w:anchor="_Toc242364024" w:history="1">
+          <w:hyperlink w:anchor="_Toc242872996" w:history="1">
             <w:r>
               <w:rPr>
                 <w:rStyle w:val="Hipervnculo"/>
@@ -1123,7 +1113,7 @@
                 <w:noProof/>
                 <w:webHidden/>
               </w:rPr>
-              <w:instrText xml:space="preserve"> PAGEREF _Toc242364024 \h </w:instrText>
+              <w:instrText xml:space="preserve"> PAGEREF _Toc242872996 \h </w:instrText>
             </w:r>
             <w:r>
               <w:rPr>
@@ -1169,13 +1159,13 @@
               <w14:ligatures w14:val="none"/>
             </w:rPr>
           </w:pPr>
-          <w:hyperlink w:anchor="_Toc242364025" w:history="1">
+          <w:hyperlink w:anchor="_Toc242872997" w:history="1">
             <w:r>
               <w:rPr>
                 <w:rStyle w:val="Hipervnculo"/>
                 <w:noProof/>
               </w:rPr>
-              <w:t>2.1. Concepto e importancia de la epidemiologia</w:t>
+              <w:t>2.1. Concepto e importancia de la epidemiología</w:t>
             </w:r>
             <w:r>
               <w:rPr>
@@ -1196,7 +1186,7 @@
                 <w:noProof/>
                 <w:webHidden/>
               </w:rPr>
-              <w:instrText xml:space="preserve"> PAGEREF _Toc242364025 \h </w:instrText>
+              <w:instrText xml:space="preserve"> PAGEREF _Toc242872997 \h </w:instrText>
             </w:r>
             <w:r>
               <w:rPr>
@@ -1242,7 +1232,7 @@
               <w14:ligatures w14:val="none"/>
             </w:rPr>
           </w:pPr>
-          <w:hyperlink w:anchor="_Toc242364026" w:history="1">
+          <w:hyperlink w:anchor="_Toc242872998" w:history="1">
             <w:r>
               <w:rPr>
                 <w:rStyle w:val="Hipervnculo"/>
@@ -1269,7 +1259,7 @@
                 <w:noProof/>
                 <w:webHidden/>
               </w:rPr>
-              <w:instrText xml:space="preserve"> PAGEREF _Toc242364026 \h </w:instrText>
+              <w:instrText xml:space="preserve"> PAGEREF _Toc242872998 \h </w:instrText>
             </w:r>
             <w:r>
               <w:rPr>
@@ -1315,7 +1305,7 @@
               <w14:ligatures w14:val="none"/>
             </w:rPr>
           </w:pPr>
-          <w:hyperlink w:anchor="_Toc242364027" w:history="1">
+          <w:hyperlink w:anchor="_Toc242872999" w:history="1">
             <w:r>
               <w:rPr>
                 <w:rStyle w:val="Hipervnculo"/>
@@ -1342,7 +1332,7 @@
                 <w:noProof/>
                 <w:webHidden/>
               </w:rPr>
-              <w:instrText xml:space="preserve"> PAGEREF _Toc242364027 \h </w:instrText>
+              <w:instrText xml:space="preserve"> PAGEREF _Toc242872999 \h </w:instrText>
             </w:r>
             <w:r>
               <w:rPr>
@@ -1362,7 +1352,7 @@
                 <w:noProof/>
                 <w:webHidden/>
               </w:rPr>
-              <w:t>42</w:t>
+              <w:t>41</w:t>
             </w:r>
             <w:r>
               <w:rPr>
@@ -1388,7 +1378,7 @@
               <w14:ligatures w14:val="none"/>
             </w:rPr>
           </w:pPr>
-          <w:hyperlink w:anchor="_Toc242364028" w:history="1">
+          <w:hyperlink w:anchor="_Toc242873000" w:history="1">
             <w:r>
               <w:rPr>
                 <w:rStyle w:val="Hipervnculo"/>
@@ -1415,7 +1405,7 @@
                 <w:noProof/>
                 <w:webHidden/>
               </w:rPr>
-              <w:instrText xml:space="preserve"> PAGEREF _Toc242364028 \h </w:instrText>
+              <w:instrText xml:space="preserve"> PAGEREF _Toc242873000 \h </w:instrText>
             </w:r>
             <w:r>
               <w:rPr>
@@ -1435,7 +1425,7 @@
                 <w:noProof/>
                 <w:webHidden/>
               </w:rPr>
-              <w:t>47</w:t>
+              <w:t>46</w:t>
             </w:r>
             <w:r>
               <w:rPr>
@@ -1461,7 +1451,7 @@
               <w14:ligatures w14:val="none"/>
             </w:rPr>
           </w:pPr>
-          <w:hyperlink w:anchor="_Toc242364029" w:history="1">
+          <w:hyperlink w:anchor="_Toc242873001" w:history="1">
             <w:r>
               <w:rPr>
                 <w:rStyle w:val="Hipervnculo"/>
@@ -1488,7 +1478,7 @@
                 <w:noProof/>
                 <w:webHidden/>
               </w:rPr>
-              <w:instrText xml:space="preserve"> PAGEREF _Toc242364029 \h </w:instrText>
+              <w:instrText xml:space="preserve"> PAGEREF _Toc242873001 \h </w:instrText>
             </w:r>
             <w:r>
               <w:rPr>
@@ -1508,7 +1498,7 @@
                 <w:noProof/>
                 <w:webHidden/>
               </w:rPr>
-              <w:t>47</w:t>
+              <w:t>46</w:t>
             </w:r>
             <w:r>
               <w:rPr>
@@ -1534,7 +1524,7 @@
               <w14:ligatures w14:val="none"/>
             </w:rPr>
           </w:pPr>
-          <w:hyperlink w:anchor="_Toc242364030" w:history="1">
+          <w:hyperlink w:anchor="_Toc242873002" w:history="1">
             <w:r>
               <w:rPr>
                 <w:rStyle w:val="Hipervnculo"/>
@@ -1561,7 +1551,7 @@
                 <w:noProof/>
                 <w:webHidden/>
               </w:rPr>
-              <w:instrText xml:space="preserve"> PAGEREF _Toc242364030 \h </w:instrText>
+              <w:instrText xml:space="preserve"> PAGEREF _Toc242873002 \h </w:instrText>
             </w:r>
             <w:r>
               <w:rPr>
@@ -1581,7 +1571,7 @@
                 <w:noProof/>
                 <w:webHidden/>
               </w:rPr>
-              <w:t>49</w:t>
+              <w:t>48</w:t>
             </w:r>
             <w:r>
               <w:rPr>
@@ -1607,7 +1597,7 @@
               <w14:ligatures w14:val="none"/>
             </w:rPr>
           </w:pPr>
-          <w:hyperlink w:anchor="_Toc242364031" w:history="1">
+          <w:hyperlink w:anchor="_Toc242873003" w:history="1">
             <w:r>
               <w:rPr>
                 <w:rStyle w:val="Hipervnculo"/>
@@ -1634,7 +1624,7 @@
                 <w:noProof/>
                 <w:webHidden/>
               </w:rPr>
-              <w:instrText xml:space="preserve"> PAGEREF _Toc242364031 \h </w:instrText>
+              <w:instrText xml:space="preserve"> PAGEREF _Toc242873003 \h </w:instrText>
             </w:r>
             <w:r>
               <w:rPr>
@@ -1654,7 +1644,7 @@
                 <w:noProof/>
                 <w:webHidden/>
               </w:rPr>
-              <w:t>52</w:t>
+              <w:t>51</w:t>
             </w:r>
             <w:r>
               <w:rPr>
@@ -1680,7 +1670,7 @@
               <w14:ligatures w14:val="none"/>
             </w:rPr>
           </w:pPr>
-          <w:hyperlink w:anchor="_Toc242364032" w:history="1">
+          <w:hyperlink w:anchor="_Toc242873004" w:history="1">
             <w:r>
               <w:rPr>
                 <w:rStyle w:val="Hipervnculo"/>
@@ -1707,7 +1697,7 @@
                 <w:noProof/>
                 <w:webHidden/>
               </w:rPr>
-              <w:instrText xml:space="preserve"> PAGEREF _Toc242364032 \h </w:instrText>
+              <w:instrText xml:space="preserve"> PAGEREF _Toc242873004 \h </w:instrText>
             </w:r>
             <w:r>
               <w:rPr>
@@ -1753,7 +1743,7 @@
               <w14:ligatures w14:val="none"/>
             </w:rPr>
           </w:pPr>
-          <w:hyperlink w:anchor="_Toc242364033" w:history="1">
+          <w:hyperlink w:anchor="_Toc242873005" w:history="1">
             <w:r>
               <w:rPr>
                 <w:rStyle w:val="Hipervnculo"/>
@@ -1780,7 +1770,7 @@
                 <w:noProof/>
                 <w:webHidden/>
               </w:rPr>
-              <w:instrText xml:space="preserve"> PAGEREF _Toc242364033 \h </w:instrText>
+              <w:instrText xml:space="preserve"> PAGEREF _Toc242873005 \h </w:instrText>
             </w:r>
             <w:r>
               <w:rPr>
@@ -1826,7 +1816,7 @@
               <w14:ligatures w14:val="none"/>
             </w:rPr>
           </w:pPr>
-          <w:hyperlink w:anchor="_Toc242364034" w:history="1">
+          <w:hyperlink w:anchor="_Toc242873006" w:history="1">
             <w:r>
               <w:rPr>
                 <w:rStyle w:val="Hipervnculo"/>
@@ -1853,7 +1843,7 @@
                 <w:noProof/>
                 <w:webHidden/>
               </w:rPr>
-              <w:instrText xml:space="preserve"> PAGEREF _Toc242364034 \h </w:instrText>
+              <w:instrText xml:space="preserve"> PAGEREF _Toc242873006 \h </w:instrText>
             </w:r>
             <w:r>
               <w:rPr>
@@ -1899,7 +1889,7 @@
               <w14:ligatures w14:val="none"/>
             </w:rPr>
           </w:pPr>
-          <w:hyperlink w:anchor="_Toc242364035" w:history="1">
+          <w:hyperlink w:anchor="_Toc242873007" w:history="1">
             <w:r>
               <w:rPr>
                 <w:rStyle w:val="Hipervnculo"/>
@@ -1926,7 +1916,7 @@
                 <w:noProof/>
                 <w:webHidden/>
               </w:rPr>
-              <w:instrText xml:space="preserve"> PAGEREF _Toc242364035 \h </w:instrText>
+              <w:instrText xml:space="preserve"> PAGEREF _Toc242873007 \h </w:instrText>
             </w:r>
             <w:r>
               <w:rPr>
@@ -1972,7 +1962,7 @@
               <w14:ligatures w14:val="none"/>
             </w:rPr>
           </w:pPr>
-          <w:hyperlink w:anchor="_Toc242364036" w:history="1">
+          <w:hyperlink w:anchor="_Toc242873008" w:history="1">
             <w:r>
               <w:rPr>
                 <w:rStyle w:val="Hipervnculo"/>
@@ -1999,7 +1989,7 @@
                 <w:noProof/>
                 <w:webHidden/>
               </w:rPr>
-              <w:instrText xml:space="preserve"> PAGEREF _Toc242364036 \h </w:instrText>
+              <w:instrText xml:space="preserve"> PAGEREF _Toc242873008 \h </w:instrText>
             </w:r>
             <w:r>
               <w:rPr>
@@ -2045,7 +2035,7 @@
               <w14:ligatures w14:val="none"/>
             </w:rPr>
           </w:pPr>
-          <w:hyperlink w:anchor="_Toc242364037" w:history="1">
+          <w:hyperlink w:anchor="_Toc242873009" w:history="1">
             <w:r>
               <w:rPr>
                 <w:rStyle w:val="Hipervnculo"/>
@@ -2072,7 +2062,7 @@
                 <w:noProof/>
                 <w:webHidden/>
               </w:rPr>
-              <w:instrText xml:space="preserve"> PAGEREF _Toc242364037 \h </w:instrText>
+              <w:instrText xml:space="preserve"> PAGEREF _Toc242873009 \h </w:instrText>
             </w:r>
             <w:r>
               <w:rPr>
@@ -2109,6 +2099,7 @@
             <w:tabs>
               <w:tab w:val="right" w:leader="dot" w:pos="9962"/>
             </w:tabs>
+            <w:ind w:firstLine="0"/>
           </w:pPr>
           <w:r>
             <w:fldChar w:fldCharType="end"/>
@@ -2120,7 +2111,7 @@
       <w:pPr>
         <w:pStyle w:val="Titulosgenerales"/>
       </w:pPr>
-      <w:bookmarkStart w:id="0" w:name="_Toc242364017"/>
+      <w:bookmarkStart w:id="0" w:name="_Toc242872989"/>
       <w:r>
         <w:lastRenderedPageBreak/>
         <w:t>Introducción</w:t>
@@ -2177,7 +2168,7 @@
           <w:numId w:val="5"/>
         </w:numPr>
       </w:pPr>
-      <w:bookmarkStart w:id="1" w:name="_Toc242364018"/>
+      <w:bookmarkStart w:id="1" w:name="_Toc242872990"/>
       <w:r>
         <w:lastRenderedPageBreak/>
         <w:t>Normativa y conceptos básicos en epidemiología</w:t>
@@ -2194,14 +2185,25 @@
         <w:t>Estos elementos permiten interpretar las condiciones propias de los establecimientos de reclusión, reconocer factores que favorecen la transmisión de enfermedades y orientar la toma de decisiones frente a situaciones que representan un riesgo para la población privada de la libertad, el personal penitenciario y demás actores vinculados al entorno.</w:t>
       </w:r>
     </w:p>
-    <w:p/>
     <w:p>
       <w:pPr>
         <w:pStyle w:val="Ttulo2"/>
       </w:pPr>
-      <w:bookmarkStart w:id="2" w:name="_Toc242364019"/>
-      <w:r>
-        <w:t>Normatividad en manejo de brotes epidemiológicas y medidas de salud en entornos penitenciarios</w:t>
+      <w:bookmarkStart w:id="2" w:name="_Toc242872991"/>
+      <w:r>
+        <w:t xml:space="preserve">Normatividad en </w:t>
+      </w:r>
+      <w:r>
+        <w:t xml:space="preserve">el </w:t>
+      </w:r>
+      <w:r>
+        <w:t>manejo de brotes epidemiológic</w:t>
+      </w:r>
+      <w:r>
+        <w:t>o</w:t>
+      </w:r>
+      <w:r>
+        <w:t>s y medidas de salud en entornos penitenciarios</w:t>
       </w:r>
       <w:bookmarkEnd w:id="2"/>
       <w:r>
@@ -2333,7 +2335,7 @@
         <w:rPr>
           <w:lang w:val="es-419" w:eastAsia="es-CO"/>
         </w:rPr>
-        <w:t>Normatividad en manejo de brotes epidemiológicas y medidas de salud en entornos penitenciarios.</w:t>
+        <w:t>Normatividad en manejo de brotes epidemiológicas y medidas de salud en entornos penitenciarios</w:t>
       </w:r>
     </w:p>
     <w:tbl>
@@ -2377,7 +2379,13 @@
               <w:spacing w:line="360" w:lineRule="auto"/>
             </w:pPr>
             <w:r>
-              <w:t>Titulo</w:t>
+              <w:t>T</w:t>
+            </w:r>
+            <w:r>
+              <w:t>í</w:t>
+            </w:r>
+            <w:r>
+              <w:t>tulo</w:t>
             </w:r>
           </w:p>
         </w:tc>
@@ -2620,7 +2628,6 @@
               <w:rPr>
                 <w:bCs/>
               </w:rPr>
-              <w:lastRenderedPageBreak/>
               <w:t>Decreto 3518 de 2006</w:t>
             </w:r>
           </w:p>
@@ -2737,12 +2744,6 @@
     </w:tbl>
     <w:p>
       <w:pPr>
-        <w:spacing w:before="0" w:after="160" w:line="259" w:lineRule="auto"/>
-        <w:ind w:firstLine="0"/>
-      </w:pPr>
-    </w:p>
-    <w:p>
-      <w:pPr>
         <w:rPr>
           <w:rFonts w:eastAsiaTheme="majorEastAsia" w:cstheme="minorHAnsi"/>
           <w:bCs/>
@@ -2852,6 +2853,63 @@
           <w14:ligatures w14:val="none"/>
         </w:rPr>
         <w:t>El manejo de un brote requiere una respuesta organizada y oportuna. Esta puede incluir:</w:t>
+      </w:r>
+    </w:p>
+    <w:p>
+      <w:pPr>
+        <w:pStyle w:val="Prrafodelista"/>
+        <w:numPr>
+          <w:ilvl w:val="0"/>
+          <w:numId w:val="40"/>
+        </w:numPr>
+        <w:rPr>
+          <w:rFonts w:eastAsiaTheme="majorEastAsia" w:cstheme="minorHAnsi"/>
+          <w:bCs/>
+          <w:color w:val="000000" w:themeColor="text1"/>
+          <w:kern w:val="0"/>
+          <w:szCs w:val="28"/>
+          <w:lang w:val="es-419" w:eastAsia="es-CO"/>
+          <w14:ligatures w14:val="none"/>
+        </w:rPr>
+      </w:pPr>
+      <w:r>
+        <w:rPr>
+          <w:rFonts w:eastAsiaTheme="majorEastAsia" w:cstheme="minorHAnsi"/>
+          <w:b/>
+          <w:color w:val="000000" w:themeColor="text1"/>
+          <w:kern w:val="0"/>
+          <w:szCs w:val="28"/>
+          <w:lang w:val="es-419" w:eastAsia="es-CO"/>
+          <w14:ligatures w14:val="none"/>
+        </w:rPr>
+        <w:t>Identificación temprana de casos</w:t>
+      </w:r>
+    </w:p>
+    <w:p>
+      <w:pPr>
+        <w:pStyle w:val="Prrafodelista"/>
+        <w:ind w:firstLine="0"/>
+        <w:rPr>
+          <w:rFonts w:eastAsiaTheme="majorEastAsia" w:cstheme="minorHAnsi"/>
+          <w:bCs/>
+          <w:color w:val="000000" w:themeColor="text1"/>
+          <w:kern w:val="0"/>
+          <w:szCs w:val="28"/>
+          <w:lang w:val="es-419" w:eastAsia="es-CO"/>
+          <w14:ligatures w14:val="none"/>
+        </w:rPr>
+      </w:pPr>
+      <w:r>
+        <w:rPr>
+          <w:rFonts w:eastAsiaTheme="majorEastAsia" w:cstheme="minorHAnsi"/>
+          <w:bCs/>
+          <w:color w:val="000000" w:themeColor="text1"/>
+          <w:kern w:val="0"/>
+          <w:szCs w:val="28"/>
+          <w:lang w:val="es-419" w:eastAsia="es-CO"/>
+          <w14:ligatures w14:val="none"/>
+        </w:rPr>
+        <w:t>Reconocer oportunamente personas privadas de la libertad con signos, síntomas o condiciones compatibles con eventos de interés en salud pública para activar la respuesta correspondiente.</w:t>
       </w:r>
     </w:p>
     <w:p>
@@ -2881,11 +2939,13 @@
           <w:lang w:val="es-419" w:eastAsia="es-CO"/>
           <w14:ligatures w14:val="none"/>
         </w:rPr>
-        <w:t>Identificación temprana de casos.</w:t>
-      </w:r>
-    </w:p>
-    <w:p>
-      <w:pPr>
+        <w:t>Investigación epidemiológica</w:t>
+      </w:r>
+    </w:p>
+    <w:p>
+      <w:pPr>
+        <w:pStyle w:val="Prrafodelista"/>
+        <w:ind w:firstLine="0"/>
         <w:rPr>
           <w:rFonts w:eastAsiaTheme="majorEastAsia" w:cstheme="minorHAnsi"/>
           <w:bCs/>
@@ -2906,7 +2966,7 @@
           <w:lang w:val="es-419" w:eastAsia="es-CO"/>
           <w14:ligatures w14:val="none"/>
         </w:rPr>
-        <w:t>Reconocer oportunamente personas privadas de la libertad con signos, síntomas o condiciones compatibles con eventos de interés en salud pública para activar la respuesta correspondiente.</w:t>
+        <w:t>Analizar casos y posibles brotes dentro del establecimiento penitenciario para determinar su origen, características, población afectada, factores de riesgo y formas de transmisión.</w:t>
       </w:r>
     </w:p>
     <w:p>
@@ -2936,11 +2996,13 @@
           <w:lang w:val="es-419" w:eastAsia="es-CO"/>
           <w14:ligatures w14:val="none"/>
         </w:rPr>
-        <w:t>Investigación epidemiológica.</w:t>
-      </w:r>
-    </w:p>
-    <w:p>
-      <w:pPr>
+        <w:t>Aplicación de protocolos de vigilancia</w:t>
+      </w:r>
+    </w:p>
+    <w:p>
+      <w:pPr>
+        <w:pStyle w:val="Prrafodelista"/>
+        <w:ind w:firstLine="0"/>
         <w:rPr>
           <w:rFonts w:eastAsiaTheme="majorEastAsia" w:cstheme="minorHAnsi"/>
           <w:bCs/>
@@ -2961,7 +3023,34 @@
           <w:lang w:val="es-419" w:eastAsia="es-CO"/>
           <w14:ligatures w14:val="none"/>
         </w:rPr>
-        <w:t>Analizar casos y posibles brotes dentro del establecimiento penitenciario para determinar su origen, características, población afectada, factores de riesgo y formas de transmisión.</w:t>
+        <w:t>Seguir procedimientos establecidos para detectar, registrar, notificar, analizar y hacer seguimiento a eventos de interés en salud pública presentados en el establecimiento penitenciario.</w:t>
+      </w:r>
+    </w:p>
+    <w:p>
+      <w:pPr>
+        <w:spacing w:before="0" w:after="160" w:line="259" w:lineRule="auto"/>
+        <w:ind w:firstLine="0"/>
+        <w:rPr>
+          <w:rFonts w:eastAsiaTheme="majorEastAsia" w:cstheme="minorHAnsi"/>
+          <w:bCs/>
+          <w:color w:val="000000" w:themeColor="text1"/>
+          <w:kern w:val="0"/>
+          <w:szCs w:val="28"/>
+          <w:lang w:val="es-419" w:eastAsia="es-CO"/>
+          <w14:ligatures w14:val="none"/>
+        </w:rPr>
+      </w:pPr>
+      <w:r>
+        <w:rPr>
+          <w:rFonts w:eastAsiaTheme="majorEastAsia" w:cstheme="minorHAnsi"/>
+          <w:bCs/>
+          <w:color w:val="000000" w:themeColor="text1"/>
+          <w:kern w:val="0"/>
+          <w:szCs w:val="28"/>
+          <w:lang w:val="es-419" w:eastAsia="es-CO"/>
+          <w14:ligatures w14:val="none"/>
+        </w:rPr>
+        <w:br w:type="page"/>
       </w:r>
     </w:p>
     <w:p>
@@ -2991,11 +3080,14 @@
           <w:lang w:val="es-419" w:eastAsia="es-CO"/>
           <w14:ligatures w14:val="none"/>
         </w:rPr>
-        <w:t>Aplicación de protocolos de vigilancia.</w:t>
-      </w:r>
-    </w:p>
-    <w:p>
-      <w:pPr>
+        <w:lastRenderedPageBreak/>
+        <w:t>Búsqueda activa de casos</w:t>
+      </w:r>
+    </w:p>
+    <w:p>
+      <w:pPr>
+        <w:pStyle w:val="Prrafodelista"/>
+        <w:ind w:firstLine="0"/>
         <w:rPr>
           <w:rFonts w:eastAsiaTheme="majorEastAsia" w:cstheme="minorHAnsi"/>
           <w:bCs/>
@@ -3016,47 +3108,8 @@
           <w:lang w:val="es-419" w:eastAsia="es-CO"/>
           <w14:ligatures w14:val="none"/>
         </w:rPr>
-        <w:t>Seguir procedimientos establecidos para detectar, registrar, notificar, analizar y hacer seguimiento a eventos de interés en salud pública presentados en el establecimiento penitenciario.</w:t>
-      </w:r>
-    </w:p>
-    <w:p>
-      <w:pPr>
-        <w:rPr>
-          <w:rFonts w:eastAsiaTheme="majorEastAsia" w:cstheme="minorHAnsi"/>
-          <w:bCs/>
-          <w:color w:val="000000" w:themeColor="text1"/>
-          <w:kern w:val="0"/>
-          <w:szCs w:val="28"/>
-          <w:lang w:val="es-419" w:eastAsia="es-CO"/>
-          <w14:ligatures w14:val="none"/>
-        </w:rPr>
-      </w:pPr>
-    </w:p>
-    <w:p>
-      <w:pPr>
-        <w:rPr>
-          <w:rFonts w:eastAsiaTheme="majorEastAsia" w:cstheme="minorHAnsi"/>
-          <w:bCs/>
-          <w:color w:val="000000" w:themeColor="text1"/>
-          <w:kern w:val="0"/>
-          <w:szCs w:val="28"/>
-          <w:lang w:val="es-419" w:eastAsia="es-CO"/>
-          <w14:ligatures w14:val="none"/>
-        </w:rPr>
-      </w:pPr>
-    </w:p>
-    <w:p>
-      <w:pPr>
-        <w:rPr>
-          <w:rFonts w:eastAsiaTheme="majorEastAsia" w:cstheme="minorHAnsi"/>
-          <w:bCs/>
-          <w:color w:val="000000" w:themeColor="text1"/>
-          <w:kern w:val="0"/>
-          <w:szCs w:val="28"/>
-          <w:lang w:val="es-419" w:eastAsia="es-CO"/>
-          <w14:ligatures w14:val="none"/>
-        </w:rPr>
-      </w:pPr>
+        <w:t>Identificar intencionalmente posibles casos entre la población penitenciaria mediante revisión de registros, valoración de personas expuestas y reconocimiento de signos o síntomas relacionados.</w:t>
+      </w:r>
     </w:p>
     <w:p>
       <w:pPr>
@@ -3067,7 +3120,7 @@
         </w:numPr>
         <w:rPr>
           <w:rFonts w:eastAsiaTheme="majorEastAsia" w:cstheme="minorHAnsi"/>
-          <w:bCs/>
+          <w:b/>
           <w:color w:val="000000" w:themeColor="text1"/>
           <w:kern w:val="0"/>
           <w:szCs w:val="28"/>
@@ -3085,12 +3138,13 @@
           <w:lang w:val="es-419" w:eastAsia="es-CO"/>
           <w14:ligatures w14:val="none"/>
         </w:rPr>
-        <w:lastRenderedPageBreak/>
-        <w:t>Búsqueda activa de casos.</w:t>
-      </w:r>
-    </w:p>
-    <w:p>
-      <w:pPr>
+        <w:t>Aislamiento de personas enfermas</w:t>
+      </w:r>
+    </w:p>
+    <w:p>
+      <w:pPr>
+        <w:pStyle w:val="Prrafodelista"/>
+        <w:ind w:firstLine="0"/>
         <w:rPr>
           <w:rFonts w:eastAsiaTheme="majorEastAsia" w:cstheme="minorHAnsi"/>
           <w:bCs/>
@@ -3111,7 +3165,7 @@
           <w:lang w:val="es-419" w:eastAsia="es-CO"/>
           <w14:ligatures w14:val="none"/>
         </w:rPr>
-        <w:t>Identificar intencionalmente posibles casos entre la población penitenciaria mediante revisión de registros, valoración de personas expuestas y reconocimiento de signos o síntomas relacionados.</w:t>
+        <w:t>Separar temporalmente, cuando esté indicado, a personas con enfermedades transmisibles para reducir la exposición y prevenir nuevos contagios dentro del establecimiento penitenciario.</w:t>
       </w:r>
     </w:p>
     <w:p>
@@ -3123,7 +3177,7 @@
         </w:numPr>
         <w:rPr>
           <w:rFonts w:eastAsiaTheme="majorEastAsia" w:cstheme="minorHAnsi"/>
-          <w:b/>
+          <w:bCs/>
           <w:color w:val="000000" w:themeColor="text1"/>
           <w:kern w:val="0"/>
           <w:szCs w:val="28"/>
@@ -3141,11 +3195,13 @@
           <w:lang w:val="es-419" w:eastAsia="es-CO"/>
           <w14:ligatures w14:val="none"/>
         </w:rPr>
-        <w:t>Aislamiento de personas enfermas.</w:t>
-      </w:r>
-    </w:p>
-    <w:p>
-      <w:pPr>
+        <w:t>Seguimiento de contactos</w:t>
+      </w:r>
+    </w:p>
+    <w:p>
+      <w:pPr>
+        <w:pStyle w:val="Prrafodelista"/>
+        <w:ind w:firstLine="0"/>
         <w:rPr>
           <w:rFonts w:eastAsiaTheme="majorEastAsia" w:cstheme="minorHAnsi"/>
           <w:bCs/>
@@ -3166,7 +3222,7 @@
           <w:lang w:val="es-419" w:eastAsia="es-CO"/>
           <w14:ligatures w14:val="none"/>
         </w:rPr>
-        <w:t>Separar temporalmente, cuando esté indicado, a personas con enfermedades transmisibles para reducir la exposición y prevenir nuevos contagios dentro del establecimiento penitenciario.</w:t>
+        <w:t>Identificar y vigilar personas que estuvieron expuestas a un caso para detectar oportunamente signos o síntomas y adoptar las medidas de salud pública requeridas.</w:t>
       </w:r>
     </w:p>
     <w:p>
@@ -3178,7 +3234,7 @@
         </w:numPr>
         <w:rPr>
           <w:rFonts w:eastAsiaTheme="majorEastAsia" w:cstheme="minorHAnsi"/>
-          <w:bCs/>
+          <w:b/>
           <w:color w:val="000000" w:themeColor="text1"/>
           <w:kern w:val="0"/>
           <w:szCs w:val="28"/>
@@ -3196,11 +3252,13 @@
           <w:lang w:val="es-419" w:eastAsia="es-CO"/>
           <w14:ligatures w14:val="none"/>
         </w:rPr>
-        <w:t>Seguimiento de contactos.</w:t>
-      </w:r>
-    </w:p>
-    <w:p>
-      <w:pPr>
+        <w:t>Adopción de medidas sanitarias</w:t>
+      </w:r>
+    </w:p>
+    <w:p>
+      <w:pPr>
+        <w:pStyle w:val="Prrafodelista"/>
+        <w:ind w:firstLine="0"/>
         <w:rPr>
           <w:rFonts w:eastAsiaTheme="majorEastAsia" w:cstheme="minorHAnsi"/>
           <w:bCs/>
@@ -3221,7 +3279,7 @@
           <w:lang w:val="es-419" w:eastAsia="es-CO"/>
           <w14:ligatures w14:val="none"/>
         </w:rPr>
-        <w:t>Identificar y vigilar personas que estuvieron expuestas a un caso para detectar oportunamente signos o síntomas y adoptar las medidas de salud pública requeridas.</w:t>
+        <w:t>Aplicar intervenciones sanitarias según el riesgo identificado para disminuir la exposición, interrumpir cadenas de transmisión y proteger la salud de la comunidad penitenciaria.</w:t>
       </w:r>
     </w:p>
     <w:p>
@@ -3251,11 +3309,13 @@
           <w:lang w:val="es-419" w:eastAsia="es-CO"/>
           <w14:ligatures w14:val="none"/>
         </w:rPr>
-        <w:t>Adopción de medidas sanitarias.</w:t>
-      </w:r>
-    </w:p>
-    <w:p>
-      <w:pPr>
+        <w:t>Implementación de acciones de prevención y control</w:t>
+      </w:r>
+    </w:p>
+    <w:p>
+      <w:pPr>
+        <w:pStyle w:val="Prrafodelista"/>
+        <w:ind w:firstLine="0"/>
         <w:rPr>
           <w:rFonts w:eastAsiaTheme="majorEastAsia" w:cstheme="minorHAnsi"/>
           <w:bCs/>
@@ -3276,7 +3336,70 @@
           <w:lang w:val="es-419" w:eastAsia="es-CO"/>
           <w14:ligatures w14:val="none"/>
         </w:rPr>
-        <w:t>Aplicar intervenciones sanitarias según el riesgo identificado para disminuir la exposición, interrumpir cadenas de transmisión y proteger la salud de la comunidad penitenciaria.</w:t>
+        <w:t>Desarrollar intervenciones individuales y colectivas dirigidas a reducir factores de riesgo, contener la propagación y controlar eventos de interés en salud pública en establecimientos penitenciarios.</w:t>
+      </w:r>
+    </w:p>
+    <w:p>
+      <w:pPr>
+        <w:rPr>
+          <w:rFonts w:eastAsiaTheme="majorEastAsia" w:cstheme="minorHAnsi"/>
+          <w:bCs/>
+          <w:color w:val="000000" w:themeColor="text1"/>
+          <w:kern w:val="0"/>
+          <w:szCs w:val="28"/>
+          <w:lang w:val="es-419" w:eastAsia="es-CO"/>
+          <w14:ligatures w14:val="none"/>
+        </w:rPr>
+      </w:pPr>
+      <w:r>
+        <w:rPr>
+          <w:rFonts w:eastAsiaTheme="majorEastAsia" w:cstheme="minorHAnsi"/>
+          <w:bCs/>
+          <w:color w:val="000000" w:themeColor="text1"/>
+          <w:kern w:val="0"/>
+          <w:szCs w:val="28"/>
+          <w:lang w:val="es-419" w:eastAsia="es-CO"/>
+          <w14:ligatures w14:val="none"/>
+        </w:rPr>
+        <w:t xml:space="preserve">En este sentido, la búsqueda activa institucional y comunitaria permite identificar casos que no hayan sido notificados previamente, mediante la revisión sistemática de </w:t>
+      </w:r>
+      <w:r>
+        <w:rPr>
+          <w:rFonts w:eastAsiaTheme="majorEastAsia" w:cstheme="minorHAnsi"/>
+          <w:bCs/>
+          <w:color w:val="000000" w:themeColor="text1"/>
+          <w:kern w:val="0"/>
+          <w:szCs w:val="28"/>
+          <w:lang w:val="es-419" w:eastAsia="es-CO"/>
+          <w14:ligatures w14:val="none"/>
+        </w:rPr>
+        <w:lastRenderedPageBreak/>
+        <w:t>los registros de atención en salud y la búsqueda de personas que no consultan los servicios sanitarios (Ministerio de Salud y Protección Social [MSPS], s. f.).</w:t>
+      </w:r>
+    </w:p>
+    <w:p>
+      <w:pPr>
+        <w:rPr>
+          <w:rFonts w:eastAsiaTheme="majorEastAsia" w:cstheme="minorHAnsi"/>
+          <w:bCs/>
+          <w:color w:val="000000" w:themeColor="text1"/>
+          <w:kern w:val="0"/>
+          <w:szCs w:val="28"/>
+          <w:lang w:val="es-419" w:eastAsia="es-CO"/>
+          <w14:ligatures w14:val="none"/>
+        </w:rPr>
+      </w:pPr>
+      <w:r>
+        <w:rPr>
+          <w:rFonts w:eastAsiaTheme="majorEastAsia" w:cstheme="minorHAnsi"/>
+          <w:bCs/>
+          <w:color w:val="000000" w:themeColor="text1"/>
+          <w:kern w:val="0"/>
+          <w:szCs w:val="28"/>
+          <w:lang w:val="es-419" w:eastAsia="es-CO"/>
+          <w14:ligatures w14:val="none"/>
+        </w:rPr>
+        <w:t>Las medidas de salud deben adaptarse al tipo de evento epidemiológico y a las características del brote. Entre las acciones pueden contemplarse:</w:t>
       </w:r>
     </w:p>
     <w:p>
@@ -3288,7 +3411,7 @@
         </w:numPr>
         <w:rPr>
           <w:rFonts w:eastAsiaTheme="majorEastAsia" w:cstheme="minorHAnsi"/>
-          <w:b/>
+          <w:bCs/>
           <w:color w:val="000000" w:themeColor="text1"/>
           <w:kern w:val="0"/>
           <w:szCs w:val="28"/>
@@ -3306,11 +3429,9 @@
           <w:lang w:val="es-419" w:eastAsia="es-CO"/>
           <w14:ligatures w14:val="none"/>
         </w:rPr>
-        <w:t>Implementación de acciones de prevención y control.</w:t>
-      </w:r>
-    </w:p>
-    <w:p>
-      <w:pPr>
+        <w:t>Medidas de aislamiento:</w:t>
+      </w:r>
+      <w:r>
         <w:rPr>
           <w:rFonts w:eastAsiaTheme="majorEastAsia" w:cstheme="minorHAnsi"/>
           <w:bCs/>
@@ -3320,82 +3441,7 @@
           <w:lang w:val="es-419" w:eastAsia="es-CO"/>
           <w14:ligatures w14:val="none"/>
         </w:rPr>
-      </w:pPr>
-      <w:r>
-        <w:rPr>
-          <w:rFonts w:eastAsiaTheme="majorEastAsia" w:cstheme="minorHAnsi"/>
-          <w:bCs/>
-          <w:color w:val="000000" w:themeColor="text1"/>
-          <w:kern w:val="0"/>
-          <w:szCs w:val="28"/>
-          <w:lang w:val="es-419" w:eastAsia="es-CO"/>
-          <w14:ligatures w14:val="none"/>
-        </w:rPr>
-        <w:t>Desarrollar intervenciones individuales y colectivas dirigidas a reducir factores de riesgo, contener la propagación y controlar eventos de interés en salud pública en establecimientos penitenciarios.</w:t>
-      </w:r>
-    </w:p>
-    <w:p>
-      <w:pPr>
-        <w:rPr>
-          <w:rFonts w:eastAsiaTheme="majorEastAsia" w:cstheme="minorHAnsi"/>
-          <w:bCs/>
-          <w:color w:val="000000" w:themeColor="text1"/>
-          <w:kern w:val="0"/>
-          <w:szCs w:val="28"/>
-          <w:lang w:val="es-419" w:eastAsia="es-CO"/>
-          <w14:ligatures w14:val="none"/>
-        </w:rPr>
-      </w:pPr>
-    </w:p>
-    <w:p>
-      <w:pPr>
-        <w:rPr>
-          <w:rFonts w:eastAsiaTheme="majorEastAsia" w:cstheme="minorHAnsi"/>
-          <w:bCs/>
-          <w:color w:val="000000" w:themeColor="text1"/>
-          <w:kern w:val="0"/>
-          <w:szCs w:val="28"/>
-          <w:lang w:val="es-419" w:eastAsia="es-CO"/>
-          <w14:ligatures w14:val="none"/>
-        </w:rPr>
-      </w:pPr>
-      <w:r>
-        <w:rPr>
-          <w:rFonts w:eastAsiaTheme="majorEastAsia" w:cstheme="minorHAnsi"/>
-          <w:bCs/>
-          <w:color w:val="000000" w:themeColor="text1"/>
-          <w:kern w:val="0"/>
-          <w:szCs w:val="28"/>
-          <w:lang w:val="es-419" w:eastAsia="es-CO"/>
-          <w14:ligatures w14:val="none"/>
-        </w:rPr>
-        <w:lastRenderedPageBreak/>
-        <w:t>En este sentido, la búsqueda activa institucional y comunitaria permite identificar casos que no hayan sido notificados previamente, mediante la revisión sistemática de los registros de atención en salud y la búsqueda de personas que no consultan los servicios sanitarios (Ministerio de Salud y Protección Social [MSPS], s. f.).</w:t>
-      </w:r>
-    </w:p>
-    <w:p>
-      <w:pPr>
-        <w:rPr>
-          <w:rFonts w:eastAsiaTheme="majorEastAsia" w:cstheme="minorHAnsi"/>
-          <w:bCs/>
-          <w:color w:val="000000" w:themeColor="text1"/>
-          <w:kern w:val="0"/>
-          <w:szCs w:val="28"/>
-          <w:lang w:val="es-419" w:eastAsia="es-CO"/>
-          <w14:ligatures w14:val="none"/>
-        </w:rPr>
-      </w:pPr>
-      <w:r>
-        <w:rPr>
-          <w:rFonts w:eastAsiaTheme="majorEastAsia" w:cstheme="minorHAnsi"/>
-          <w:bCs/>
-          <w:color w:val="000000" w:themeColor="text1"/>
-          <w:kern w:val="0"/>
-          <w:szCs w:val="28"/>
-          <w:lang w:val="es-419" w:eastAsia="es-CO"/>
-          <w14:ligatures w14:val="none"/>
-        </w:rPr>
-        <w:t>Las medidas de salud deben adaptarse al tipo de evento epidemiológico y a las características del brote. Entre las acciones pueden contemplarse:</w:t>
+        <w:t xml:space="preserve"> separar temporalmente a personas con infección confirmada o sospechosa, cuando corresponda, para disminuir la exposición y propagación de agentes infecciosos dentro del establecimiento penitenciario.</w:t>
       </w:r>
     </w:p>
     <w:p>
@@ -3425,7 +3471,7 @@
           <w:lang w:val="es-419" w:eastAsia="es-CO"/>
           <w14:ligatures w14:val="none"/>
         </w:rPr>
-        <w:t>Medidas de aislamiento:</w:t>
+        <w:t>Precauciones según mecanismos de transmisión:</w:t>
       </w:r>
       <w:r>
         <w:rPr>
@@ -3437,7 +3483,7 @@
           <w:lang w:val="es-419" w:eastAsia="es-CO"/>
           <w14:ligatures w14:val="none"/>
         </w:rPr>
-        <w:t xml:space="preserve"> separar temporalmente a personas con infección confirmada o sospechosa, cuando corresponda, para disminuir la exposición y propagación de agentes infecciosos dentro del establecimiento penitenciario.</w:t>
+        <w:t xml:space="preserve"> aplicar medidas de protección específicas frente a la transmisión por contacto, gotas o vía aérea, considerando el agente infeccioso y las condiciones del entorno penitenciario.</w:t>
       </w:r>
     </w:p>
     <w:p>
@@ -3467,7 +3513,7 @@
           <w:lang w:val="es-419" w:eastAsia="es-CO"/>
           <w14:ligatures w14:val="none"/>
         </w:rPr>
-        <w:t>Precauciones según mecanismos de transmisión:</w:t>
+        <w:t>Diagnóstico oportuno:</w:t>
       </w:r>
       <w:r>
         <w:rPr>
@@ -3479,7 +3525,7 @@
           <w:lang w:val="es-419" w:eastAsia="es-CO"/>
           <w14:ligatures w14:val="none"/>
         </w:rPr>
-        <w:t xml:space="preserve"> aplicar medidas de protección específicas frente a la transmisión por contacto, gotas o vía aérea, considerando el agente infeccioso y las condiciones del entorno penitenciario.</w:t>
+        <w:t xml:space="preserve"> identificar tempranamente una enfermedad mediante valoración clínica y pruebas pertinentes, favoreciendo decisiones rápidas de atención y control ante posibles brotes en la población penitenciaria.</w:t>
       </w:r>
     </w:p>
     <w:p>
@@ -3509,7 +3555,7 @@
           <w:lang w:val="es-419" w:eastAsia="es-CO"/>
           <w14:ligatures w14:val="none"/>
         </w:rPr>
-        <w:t>Diagnóstico oportuno:</w:t>
+        <w:t>Tratamiento:</w:t>
       </w:r>
       <w:r>
         <w:rPr>
@@ -3521,7 +3567,7 @@
           <w:lang w:val="es-419" w:eastAsia="es-CO"/>
           <w14:ligatures w14:val="none"/>
         </w:rPr>
-        <w:t xml:space="preserve"> identificar tempranamente una enfermedad mediante valoración clínica y pruebas pertinentes, favoreciendo decisiones rápidas de atención y control ante posibles brotes en la población penitenciaria.</w:t>
+        <w:t xml:space="preserve"> proporcionar oportunamente el manejo terapéutico indicado a las personas diagnosticadas, procurando su recuperación y contribuyendo al control de enfermedades transmisibles dentro del establecimiento penitenciario.</w:t>
       </w:r>
     </w:p>
     <w:p>
@@ -3551,7 +3597,7 @@
           <w:lang w:val="es-419" w:eastAsia="es-CO"/>
           <w14:ligatures w14:val="none"/>
         </w:rPr>
-        <w:t>Tratamiento:</w:t>
+        <w:t>Vigilancia de casos y contactos:</w:t>
       </w:r>
       <w:r>
         <w:rPr>
@@ -3563,7 +3609,7 @@
           <w:lang w:val="es-419" w:eastAsia="es-CO"/>
           <w14:ligatures w14:val="none"/>
         </w:rPr>
-        <w:t xml:space="preserve"> proporcionar oportunamente el manejo terapéutico indicado a las personas diagnosticadas, procurando su recuperación y contribuyendo al control de enfermedades transmisibles dentro del establecimiento penitenciario.</w:t>
+        <w:t xml:space="preserve"> realizar seguimiento sistemático a personas enfermas y contactos identificados para detectar cambios, reconocer nuevos casos y orientar oportunamente medidas de control dentro del establecimiento.</w:t>
       </w:r>
     </w:p>
     <w:p>
@@ -3593,7 +3639,8 @@
           <w:lang w:val="es-419" w:eastAsia="es-CO"/>
           <w14:ligatures w14:val="none"/>
         </w:rPr>
-        <w:t>Vigilancia de casos y contactos:</w:t>
+        <w:lastRenderedPageBreak/>
+        <w:t>Saneamiento ambiental:</w:t>
       </w:r>
       <w:r>
         <w:rPr>
@@ -3605,20 +3652,7 @@
           <w:lang w:val="es-419" w:eastAsia="es-CO"/>
           <w14:ligatures w14:val="none"/>
         </w:rPr>
-        <w:t xml:space="preserve"> realizar seguimiento sistemático a personas enfermas y contactos identificados para detectar cambios, reconocer nuevos </w:t>
-      </w:r>
-      <w:r>
-        <w:rPr>
-          <w:rFonts w:eastAsiaTheme="majorEastAsia" w:cstheme="minorHAnsi"/>
-          <w:bCs/>
-          <w:color w:val="000000" w:themeColor="text1"/>
-          <w:kern w:val="0"/>
-          <w:szCs w:val="28"/>
-          <w:lang w:val="es-419" w:eastAsia="es-CO"/>
-          <w14:ligatures w14:val="none"/>
-        </w:rPr>
-        <w:lastRenderedPageBreak/>
-        <w:t>casos y orientar oportunamente medidas de control dentro del establecimiento.</w:t>
+        <w:t xml:space="preserve"> mantener condiciones adecuadas de limpieza, desinfección, ventilación, agua, residuos y espacios para disminuir riesgos sanitarios que favorezcan enfermedades en los establecimientos penitenciarios.</w:t>
       </w:r>
     </w:p>
     <w:p>
@@ -3648,7 +3682,7 @@
           <w:lang w:val="es-419" w:eastAsia="es-CO"/>
           <w14:ligatures w14:val="none"/>
         </w:rPr>
-        <w:t>Saneamiento ambiental:</w:t>
+        <w:t>Capacitación del personal:</w:t>
       </w:r>
       <w:r>
         <w:rPr>
@@ -3660,7 +3694,7 @@
           <w:lang w:val="es-419" w:eastAsia="es-CO"/>
           <w14:ligatures w14:val="none"/>
         </w:rPr>
-        <w:t xml:space="preserve"> mantener condiciones adecuadas de limpieza, desinfección, ventilación, agua, residuos y espacios para disminuir riesgos sanitarios que favorezcan enfermedades en los establecimientos penitenciarios.</w:t>
+        <w:t xml:space="preserve"> fortalecer conocimientos y prácticas del personal sanitario y penitenciario para reconocer riesgos, aplicar protocolos y responder apropiadamente ante enfermedades transmisibles y posibles brotes.</w:t>
       </w:r>
     </w:p>
     <w:p>
@@ -3690,7 +3724,7 @@
           <w:lang w:val="es-419" w:eastAsia="es-CO"/>
           <w14:ligatures w14:val="none"/>
         </w:rPr>
-        <w:t>Capacitación del personal:</w:t>
+        <w:t>Comunicación del riesgo:</w:t>
       </w:r>
       <w:r>
         <w:rPr>
@@ -3702,7 +3736,95 @@
           <w:lang w:val="es-419" w:eastAsia="es-CO"/>
           <w14:ligatures w14:val="none"/>
         </w:rPr>
-        <w:t xml:space="preserve"> fortalecer conocimientos y prácticas del personal sanitario y penitenciario para reconocer riesgos, aplicar protocolos y responder apropiadamente ante enfermedades transmisibles y posibles brotes.</w:t>
+        <w:t xml:space="preserve"> proporcionar información clara, oportuna y comprensible sobre riesgos y medidas de protección para favorecer decisiones y comportamientos preventivos dentro de la comunidad penitenciaria.</w:t>
+      </w:r>
+    </w:p>
+    <w:p>
+      <w:pPr>
+        <w:rPr>
+          <w:rFonts w:eastAsiaTheme="majorEastAsia" w:cstheme="minorHAnsi"/>
+          <w:bCs/>
+          <w:color w:val="000000" w:themeColor="text1"/>
+          <w:kern w:val="0"/>
+          <w:szCs w:val="28"/>
+          <w:lang w:val="es-419" w:eastAsia="es-CO"/>
+          <w14:ligatures w14:val="none"/>
+        </w:rPr>
+      </w:pPr>
+      <w:r>
+        <w:rPr>
+          <w:rFonts w:eastAsiaTheme="majorEastAsia" w:cstheme="minorHAnsi"/>
+          <w:bCs/>
+          <w:color w:val="000000" w:themeColor="text1"/>
+          <w:kern w:val="0"/>
+          <w:szCs w:val="28"/>
+          <w:lang w:val="es-419" w:eastAsia="es-CO"/>
+          <w14:ligatures w14:val="none"/>
+        </w:rPr>
+        <w:t>La capacitación debe involucrar tanto al personal de salud como a otros actores del establecimiento, incluyendo funcionarios, personas privadas de la libertad y personal relacionado con la manipulación de alimentos, de acuerdo con las características del evento y con el apoyo de las entidades territoriales de salud (Ministerio de Salud y Protección Social [MSPS], s. f.).</w:t>
+      </w:r>
+    </w:p>
+    <w:p>
+      <w:pPr>
+        <w:rPr>
+          <w:rFonts w:eastAsiaTheme="majorEastAsia" w:cstheme="minorHAnsi"/>
+          <w:bCs/>
+          <w:color w:val="000000" w:themeColor="text1"/>
+          <w:kern w:val="0"/>
+          <w:szCs w:val="28"/>
+          <w:lang w:val="es-419" w:eastAsia="es-CO"/>
+          <w14:ligatures w14:val="none"/>
+        </w:rPr>
+      </w:pPr>
+      <w:r>
+        <w:rPr>
+          <w:rFonts w:eastAsiaTheme="majorEastAsia" w:cstheme="minorHAnsi"/>
+          <w:bCs/>
+          <w:color w:val="000000" w:themeColor="text1"/>
+          <w:kern w:val="0"/>
+          <w:szCs w:val="28"/>
+          <w:lang w:val="es-419" w:eastAsia="es-CO"/>
+          <w14:ligatures w14:val="none"/>
+        </w:rPr>
+        <w:t xml:space="preserve">La gestión de los brotes en estos espacios requiere, además, una visión integral que articule las acciones del sector salud con las instituciones responsables del sistema penitenciario y carcelario. La Organización Mundial de la Salud plantea que los establecimientos penitenciarios presentan un riesgo elevado para la transmisión de enfermedades infecciosas debido a sus condiciones de infraestructura y organización, </w:t>
+      </w:r>
+      <w:r>
+        <w:rPr>
+          <w:rFonts w:eastAsiaTheme="majorEastAsia" w:cstheme="minorHAnsi"/>
+          <w:bCs/>
+          <w:color w:val="000000" w:themeColor="text1"/>
+          <w:kern w:val="0"/>
+          <w:szCs w:val="28"/>
+          <w:lang w:val="es-419" w:eastAsia="es-CO"/>
+          <w14:ligatures w14:val="none"/>
+        </w:rPr>
+        <w:lastRenderedPageBreak/>
+        <w:t>por lo que la preparación y respuesta frente a brotes debe incluir acciones de comunicación, detección temprana, tamizaje, aislamiento, cuarentena, búsqueda y seguimiento de contactos, inmunización y vigilancia epidemiológica (Organización Mundial de la Salud [OMS], 2023).</w:t>
+      </w:r>
+    </w:p>
+    <w:p>
+      <w:pPr>
+        <w:rPr>
+          <w:rFonts w:eastAsiaTheme="majorEastAsia" w:cstheme="minorHAnsi"/>
+          <w:bCs/>
+          <w:color w:val="000000" w:themeColor="text1"/>
+          <w:kern w:val="0"/>
+          <w:szCs w:val="28"/>
+          <w:lang w:val="es-419" w:eastAsia="es-CO"/>
+          <w14:ligatures w14:val="none"/>
+        </w:rPr>
+      </w:pPr>
+      <w:r>
+        <w:rPr>
+          <w:rFonts w:eastAsiaTheme="majorEastAsia" w:cstheme="minorHAnsi"/>
+          <w:bCs/>
+          <w:color w:val="000000" w:themeColor="text1"/>
+          <w:kern w:val="0"/>
+          <w:szCs w:val="28"/>
+          <w:lang w:val="es-419" w:eastAsia="es-CO"/>
+          <w14:ligatures w14:val="none"/>
+        </w:rPr>
+        <w:t>Desde esta perspectiva, la prevención y el control de brotes en establecimientos penitenciarios no dependen exclusivamente de la atención individual de las personas afectadas. Se requiere fortalecer la vigilancia epidemiológica, mantener una comunicación efectiva entre los diferentes actores, garantizar la articulación con el sistema de salud y desarrollar capacidades para responder de manera coordinada ante situaciones de riesgo. La OMS propone abordar la gestión de enfermedades infecciosas en estos contextos mediante cinco fases articuladas adaptadas a las características de cada institución y territorio (OMS, 2023):</w:t>
       </w:r>
     </w:p>
     <w:p>
@@ -3732,7 +3854,7 @@
           <w:lang w:val="es-419" w:eastAsia="es-CO"/>
           <w14:ligatures w14:val="none"/>
         </w:rPr>
-        <w:t>Comunicación del riesgo:</w:t>
+        <w:t>Preparación:</w:t>
       </w:r>
       <w:r>
         <w:rPr>
@@ -3744,11 +3866,16 @@
           <w:lang w:val="es-419" w:eastAsia="es-CO"/>
           <w14:ligatures w14:val="none"/>
         </w:rPr>
-        <w:t xml:space="preserve"> proporcionar información clara, oportuna y comprensible sobre riesgos y medidas de protección para favorecer decisiones y comportamientos preventivos dentro de la comunidad penitenciaria.</w:t>
-      </w:r>
-    </w:p>
-    <w:p>
-      <w:pPr>
+        <w:t xml:space="preserve"> planificar recursos, responsabilidades, protocolos y capacidades necesarias para actuar oportunamente ante posibles brotes en el establecimiento penitenciario.</w:t>
+      </w:r>
+    </w:p>
+    <w:p>
+      <w:pPr>
+        <w:pStyle w:val="Prrafodelista"/>
+        <w:numPr>
+          <w:ilvl w:val="1"/>
+          <w:numId w:val="24"/>
+        </w:numPr>
         <w:rPr>
           <w:rFonts w:eastAsiaTheme="majorEastAsia" w:cstheme="minorHAnsi"/>
           <w:bCs/>
@@ -3762,18 +3889,16 @@
       <w:r>
         <w:rPr>
           <w:rFonts w:eastAsiaTheme="majorEastAsia" w:cstheme="minorHAnsi"/>
-          <w:bCs/>
+          <w:b/>
           <w:color w:val="000000" w:themeColor="text1"/>
           <w:kern w:val="0"/>
           <w:szCs w:val="28"/>
           <w:lang w:val="es-419" w:eastAsia="es-CO"/>
           <w14:ligatures w14:val="none"/>
         </w:rPr>
-        <w:t>La capacitación debe involucrar tanto al personal de salud como a otros actores del establecimiento, incluyendo funcionarios, personas privadas de la libertad y personal relacionado con la manipulación de alimentos, de acuerdo con las características del evento y con el apoyo de las entidades territoriales de salud (Ministerio de Salud y Protección Social [MSPS], s. f.).</w:t>
-      </w:r>
-    </w:p>
-    <w:p>
-      <w:pPr>
+        <w:t>Ejemplo:</w:t>
+      </w:r>
+      <w:r>
         <w:rPr>
           <w:rFonts w:eastAsiaTheme="majorEastAsia" w:cstheme="minorHAnsi"/>
           <w:bCs/>
@@ -3783,56 +3908,7 @@
           <w:lang w:val="es-419" w:eastAsia="es-CO"/>
           <w14:ligatures w14:val="none"/>
         </w:rPr>
-      </w:pPr>
-      <w:r>
-        <w:rPr>
-          <w:rFonts w:eastAsiaTheme="majorEastAsia" w:cstheme="minorHAnsi"/>
-          <w:bCs/>
-          <w:color w:val="000000" w:themeColor="text1"/>
-          <w:kern w:val="0"/>
-          <w:szCs w:val="28"/>
-          <w:lang w:val="es-419" w:eastAsia="es-CO"/>
-          <w14:ligatures w14:val="none"/>
-        </w:rPr>
-        <w:t xml:space="preserve">La gestión de los brotes en estos espacios requiere, además, una visión integral que articule las acciones del sector salud con las instituciones responsables del sistema penitenciario y carcelario. La Organización Mundial de la Salud plantea que los </w:t>
-      </w:r>
-      <w:r>
-        <w:rPr>
-          <w:rFonts w:eastAsiaTheme="majorEastAsia" w:cstheme="minorHAnsi"/>
-          <w:bCs/>
-          <w:color w:val="000000" w:themeColor="text1"/>
-          <w:kern w:val="0"/>
-          <w:szCs w:val="28"/>
-          <w:lang w:val="es-419" w:eastAsia="es-CO"/>
-          <w14:ligatures w14:val="none"/>
-        </w:rPr>
-        <w:lastRenderedPageBreak/>
-        <w:t>establecimientos penitenciarios presentan un riesgo elevado para la transmisión de enfermedades infecciosas debido a sus condiciones de infraestructura y organización, por lo que la preparación y respuesta frente a brotes debe incluir acciones de comunicación, detección temprana, tamizaje, aislamiento, cuarentena, búsqueda y seguimiento de contactos, inmunización y vigilancia epidemiológica (Organización Mundial de la Salud [OMS], 2023).</w:t>
-      </w:r>
-    </w:p>
-    <w:p>
-      <w:pPr>
-        <w:rPr>
-          <w:rFonts w:eastAsiaTheme="majorEastAsia" w:cstheme="minorHAnsi"/>
-          <w:bCs/>
-          <w:color w:val="000000" w:themeColor="text1"/>
-          <w:kern w:val="0"/>
-          <w:szCs w:val="28"/>
-          <w:lang w:val="es-419" w:eastAsia="es-CO"/>
-          <w14:ligatures w14:val="none"/>
-        </w:rPr>
-      </w:pPr>
-      <w:r>
-        <w:rPr>
-          <w:rFonts w:eastAsiaTheme="majorEastAsia" w:cstheme="minorHAnsi"/>
-          <w:bCs/>
-          <w:color w:val="000000" w:themeColor="text1"/>
-          <w:kern w:val="0"/>
-          <w:szCs w:val="28"/>
-          <w:lang w:val="es-419" w:eastAsia="es-CO"/>
-          <w14:ligatures w14:val="none"/>
-        </w:rPr>
-        <w:t>Desde esta perspectiva, la prevención y el control de brotes en establecimientos penitenciarios no dependen exclusivamente de la atención individual de las personas afectadas. Se requiere fortalecer la vigilancia epidemiológica, mantener una comunicación efectiva entre los diferentes actores, garantizar la articulación con el sistema de salud y desarrollar capacidades para responder de manera coordinada ante situaciones de riesgo. La OMS propone abordar la gestión de enfermedades infecciosas en estos contextos mediante cinco fases articuladas adaptadas a las características de cada institución y territorio (OMS, 2023):</w:t>
+        <w:t xml:space="preserve"> conformar equipos de respuesta y realizar simulacros ante enfermedades respiratorias.</w:t>
       </w:r>
     </w:p>
     <w:p>
@@ -3862,7 +3938,7 @@
           <w:lang w:val="es-419" w:eastAsia="es-CO"/>
           <w14:ligatures w14:val="none"/>
         </w:rPr>
-        <w:t>Preparación:</w:t>
+        <w:t>Prevención:</w:t>
       </w:r>
       <w:r>
         <w:rPr>
@@ -3874,7 +3950,7 @@
           <w:lang w:val="es-419" w:eastAsia="es-CO"/>
           <w14:ligatures w14:val="none"/>
         </w:rPr>
-        <w:t xml:space="preserve"> planificar recursos, responsabilidades, protocolos y capacidades necesarias para actuar oportunamente ante posibles brotes en el establecimiento penitenciario.</w:t>
+        <w:t xml:space="preserve"> implementar medidas para disminuir el riesgo de aparición y transmisión de enfermedades entre la población penitenciaria y el personal.</w:t>
       </w:r>
     </w:p>
     <w:p>
@@ -3916,7 +3992,7 @@
           <w:lang w:val="es-419" w:eastAsia="es-CO"/>
           <w14:ligatures w14:val="none"/>
         </w:rPr>
-        <w:t xml:space="preserve"> conformar equipos de respuesta y realizar simulacros ante enfermedades respiratorias.</w:t>
+        <w:t xml:space="preserve"> desarrollar jornadas de vacunación, higiene de manos y educación sanitaria.</w:t>
       </w:r>
     </w:p>
     <w:p>
@@ -3946,7 +4022,8 @@
           <w:lang w:val="es-419" w:eastAsia="es-CO"/>
           <w14:ligatures w14:val="none"/>
         </w:rPr>
-        <w:t>Prevención:</w:t>
+        <w:lastRenderedPageBreak/>
+        <w:t>Detección:</w:t>
       </w:r>
       <w:r>
         <w:rPr>
@@ -3958,7 +4035,7 @@
           <w:lang w:val="es-419" w:eastAsia="es-CO"/>
           <w14:ligatures w14:val="none"/>
         </w:rPr>
-        <w:t xml:space="preserve"> implementar medidas para disminuir el riesgo de aparición y transmisión de enfermedades entre la población penitenciaria y el personal.</w:t>
+        <w:t xml:space="preserve"> identificar tempranamente casos sospechosos mediante vigilancia, valoración de síntomas, búsqueda activa y pruebas diagnósticas que permitan iniciar oportunamente las acciones requeridas.</w:t>
       </w:r>
     </w:p>
     <w:p>
@@ -3988,7 +4065,6 @@
           <w:lang w:val="es-419" w:eastAsia="es-CO"/>
           <w14:ligatures w14:val="none"/>
         </w:rPr>
-        <w:lastRenderedPageBreak/>
         <w:t>Ejemplo:</w:t>
       </w:r>
       <w:r>
@@ -4001,7 +4077,7 @@
           <w:lang w:val="es-419" w:eastAsia="es-CO"/>
           <w14:ligatures w14:val="none"/>
         </w:rPr>
-        <w:t xml:space="preserve"> desarrollar jornadas de vacunación, higiene de manos y educación sanitaria.</w:t>
+        <w:t xml:space="preserve"> realizar tamizaje respiratorio al ingreso.</w:t>
       </w:r>
     </w:p>
     <w:p>
@@ -4031,7 +4107,7 @@
           <w:lang w:val="es-419" w:eastAsia="es-CO"/>
           <w14:ligatures w14:val="none"/>
         </w:rPr>
-        <w:t>Detección:</w:t>
+        <w:t>Respuesta:</w:t>
       </w:r>
       <w:r>
         <w:rPr>
@@ -4043,7 +4119,7 @@
           <w:lang w:val="es-419" w:eastAsia="es-CO"/>
           <w14:ligatures w14:val="none"/>
         </w:rPr>
-        <w:t xml:space="preserve"> identificar tempranamente casos sospechosos mediante vigilancia, valoración de síntomas, búsqueda activa y pruebas diagnósticas que permitan iniciar oportunamente las acciones requeridas.</w:t>
+        <w:t xml:space="preserve"> implementar oportunamente acciones para contener y controlar casos o brotes identificados, articulando atención, aislamiento, investigación epidemiológica y seguimiento.</w:t>
       </w:r>
     </w:p>
     <w:p>
@@ -4085,7 +4161,7 @@
           <w:lang w:val="es-419" w:eastAsia="es-CO"/>
           <w14:ligatures w14:val="none"/>
         </w:rPr>
-        <w:t xml:space="preserve"> realizar tamizaje respiratorio al ingreso.</w:t>
+        <w:t xml:space="preserve"> aislar casos, estudiar contactos y reforzar medidas sanitarias.</w:t>
       </w:r>
     </w:p>
     <w:p>
@@ -4115,7 +4191,7 @@
           <w:lang w:val="es-419" w:eastAsia="es-CO"/>
           <w14:ligatures w14:val="none"/>
         </w:rPr>
-        <w:t>Respuesta:</w:t>
+        <w:t>Conexión con sistemas de salud:</w:t>
       </w:r>
       <w:r>
         <w:rPr>
@@ -4127,7 +4203,31 @@
           <w:lang w:val="es-419" w:eastAsia="es-CO"/>
           <w14:ligatures w14:val="none"/>
         </w:rPr>
-        <w:t xml:space="preserve"> implementar oportunamente acciones para contener y controlar casos o brotes identificados, articulando atención, aislamiento, investigación epidemiológica y seguimiento.</w:t>
+        <w:t xml:space="preserve"> </w:t>
+      </w:r>
+      <w:r>
+        <w:rPr>
+          <w:rFonts w:eastAsiaTheme="majorEastAsia" w:cstheme="minorHAnsi"/>
+          <w:bCs/>
+          <w:color w:val="000000" w:themeColor="text1"/>
+          <w:kern w:val="0"/>
+          <w:szCs w:val="28"/>
+          <w:lang w:val="es-419" w:eastAsia="es-CO"/>
+          <w14:ligatures w14:val="none"/>
+        </w:rPr>
+        <w:t>a</w:t>
+      </w:r>
+      <w:r>
+        <w:rPr>
+          <w:rFonts w:eastAsiaTheme="majorEastAsia" w:cstheme="minorHAnsi"/>
+          <w:bCs/>
+          <w:color w:val="000000" w:themeColor="text1"/>
+          <w:kern w:val="0"/>
+          <w:szCs w:val="28"/>
+          <w:lang w:val="es-419" w:eastAsia="es-CO"/>
+          <w14:ligatures w14:val="none"/>
+        </w:rPr>
+        <w:t>rticular el establecimiento penitenciario con la red territorial de salud para garantizar atención, diagnóstico, referencia, tratamiento y continuidad asistencial.</w:t>
       </w:r>
     </w:p>
     <w:p>
@@ -4169,16 +4269,11 @@
           <w:lang w:val="es-419" w:eastAsia="es-CO"/>
           <w14:ligatures w14:val="none"/>
         </w:rPr>
-        <w:t xml:space="preserve"> aislar casos, estudiar contactos y reforzar medidas sanitarias.</w:t>
-      </w:r>
-    </w:p>
-    <w:p>
-      <w:pPr>
-        <w:pStyle w:val="Prrafodelista"/>
-        <w:numPr>
-          <w:ilvl w:val="0"/>
-          <w:numId w:val="23"/>
-        </w:numPr>
+        <w:t xml:space="preserve"> trasladar un caso grave a un hospital de mayor complejidad.</w:t>
+      </w:r>
+    </w:p>
+    <w:p>
+      <w:pPr>
         <w:rPr>
           <w:rFonts w:eastAsiaTheme="majorEastAsia" w:cstheme="minorHAnsi"/>
           <w:bCs/>
@@ -4192,16 +4287,18 @@
       <w:r>
         <w:rPr>
           <w:rFonts w:eastAsiaTheme="majorEastAsia" w:cstheme="minorHAnsi"/>
-          <w:b/>
+          <w:bCs/>
           <w:color w:val="000000" w:themeColor="text1"/>
           <w:kern w:val="0"/>
           <w:szCs w:val="28"/>
           <w:lang w:val="es-419" w:eastAsia="es-CO"/>
           <w14:ligatures w14:val="none"/>
         </w:rPr>
-        <w:t>Conexión con sistemas de salud:</w:t>
-      </w:r>
-      <w:r>
+        <w:t xml:space="preserve">Comprender la normatividad y las medidas de salud aplicables al manejo de brotes epidemiológicos permite reconocer que la respuesta ante estos eventos debe ser oportuna, coordinada y basada en la vigilancia epidemiológica. </w:t>
+      </w:r>
+    </w:p>
+    <w:p>
+      <w:pPr>
         <w:rPr>
           <w:rFonts w:eastAsiaTheme="majorEastAsia" w:cstheme="minorHAnsi"/>
           <w:bCs/>
@@ -4211,16 +4308,8 @@
           <w:lang w:val="es-419" w:eastAsia="es-CO"/>
           <w14:ligatures w14:val="none"/>
         </w:rPr>
-        <w:t xml:space="preserve"> Articular el establecimiento penitenciario con la red territorial de salud para garantizar atención, diagnóstico, referencia, tratamiento y continuidad asistencial.</w:t>
-      </w:r>
-    </w:p>
-    <w:p>
-      <w:pPr>
-        <w:pStyle w:val="Prrafodelista"/>
-        <w:numPr>
-          <w:ilvl w:val="1"/>
-          <w:numId w:val="24"/>
-        </w:numPr>
+      </w:pPr>
+      <w:r>
         <w:rPr>
           <w:rFonts w:eastAsiaTheme="majorEastAsia" w:cstheme="minorHAnsi"/>
           <w:bCs/>
@@ -4230,19 +4319,21 @@
           <w:lang w:val="es-419" w:eastAsia="es-CO"/>
           <w14:ligatures w14:val="none"/>
         </w:rPr>
-      </w:pPr>
-      <w:r>
+        <w:t xml:space="preserve">La aplicación de los lineamientos y protocolos vigentes facilita la identificación temprana de riesgos, la implementación de medidas de prevención y control y la protección de la salud de las personas privadas de la libertad, del personal que trabaja en los establecimientos y de la comunidad en general. </w:t>
+      </w:r>
+    </w:p>
+    <w:p>
+      <w:pPr>
         <w:rPr>
           <w:rFonts w:eastAsiaTheme="majorEastAsia" w:cstheme="minorHAnsi"/>
-          <w:b/>
+          <w:bCs/>
           <w:color w:val="000000" w:themeColor="text1"/>
           <w:kern w:val="0"/>
           <w:szCs w:val="28"/>
           <w:lang w:val="es-419" w:eastAsia="es-CO"/>
           <w14:ligatures w14:val="none"/>
         </w:rPr>
-        <w:t>Ejemplo:</w:t>
-      </w:r>
+      </w:pPr>
       <w:r>
         <w:rPr>
           <w:rFonts w:eastAsiaTheme="majorEastAsia" w:cstheme="minorHAnsi"/>
@@ -4253,94 +4344,7 @@
           <w:lang w:val="es-419" w:eastAsia="es-CO"/>
           <w14:ligatures w14:val="none"/>
         </w:rPr>
-        <w:t xml:space="preserve"> trasladar un caso grave a un hospital de mayor complejidad.</w:t>
-      </w:r>
-    </w:p>
-    <w:p>
-      <w:pPr>
-        <w:rPr>
-          <w:rFonts w:eastAsiaTheme="majorEastAsia" w:cstheme="minorHAnsi"/>
-          <w:bCs/>
-          <w:color w:val="000000" w:themeColor="text1"/>
-          <w:kern w:val="0"/>
-          <w:szCs w:val="28"/>
-          <w:lang w:val="es-419" w:eastAsia="es-CO"/>
-          <w14:ligatures w14:val="none"/>
-        </w:rPr>
-      </w:pPr>
-      <w:r>
-        <w:rPr>
-          <w:rFonts w:eastAsiaTheme="majorEastAsia" w:cstheme="minorHAnsi"/>
-          <w:bCs/>
-          <w:color w:val="000000" w:themeColor="text1"/>
-          <w:kern w:val="0"/>
-          <w:szCs w:val="28"/>
-          <w:lang w:val="es-419" w:eastAsia="es-CO"/>
-          <w14:ligatures w14:val="none"/>
-        </w:rPr>
-        <w:t xml:space="preserve">Comprender la normatividad y las medidas de salud aplicables al manejo de brotes epidemiológicos permite reconocer que la respuesta ante estos eventos debe ser oportuna, coordinada y basada en la vigilancia epidemiológica. </w:t>
-      </w:r>
-    </w:p>
-    <w:p>
-      <w:pPr>
-        <w:rPr>
-          <w:rFonts w:eastAsiaTheme="majorEastAsia" w:cstheme="minorHAnsi"/>
-          <w:bCs/>
-          <w:color w:val="000000" w:themeColor="text1"/>
-          <w:kern w:val="0"/>
-          <w:szCs w:val="28"/>
-          <w:lang w:val="es-419" w:eastAsia="es-CO"/>
-          <w14:ligatures w14:val="none"/>
-        </w:rPr>
-      </w:pPr>
-      <w:r>
-        <w:rPr>
-          <w:rFonts w:eastAsiaTheme="majorEastAsia" w:cstheme="minorHAnsi"/>
-          <w:bCs/>
-          <w:color w:val="000000" w:themeColor="text1"/>
-          <w:kern w:val="0"/>
-          <w:szCs w:val="28"/>
-          <w:lang w:val="es-419" w:eastAsia="es-CO"/>
-          <w14:ligatures w14:val="none"/>
-        </w:rPr>
-        <w:t xml:space="preserve">La aplicación de los lineamientos y protocolos vigentes facilita la identificación temprana de riesgos, la implementación de medidas de prevención y control y la </w:t>
-      </w:r>
-      <w:r>
-        <w:rPr>
-          <w:rFonts w:eastAsiaTheme="majorEastAsia" w:cstheme="minorHAnsi"/>
-          <w:bCs/>
-          <w:color w:val="000000" w:themeColor="text1"/>
-          <w:kern w:val="0"/>
-          <w:szCs w:val="28"/>
-          <w:lang w:val="es-419" w:eastAsia="es-CO"/>
-          <w14:ligatures w14:val="none"/>
-        </w:rPr>
         <w:lastRenderedPageBreak/>
-        <w:t xml:space="preserve">protección de la salud de las personas privadas de la libertad, del personal que trabaja en los establecimientos y de la comunidad en general. </w:t>
-      </w:r>
-    </w:p>
-    <w:p>
-      <w:pPr>
-        <w:rPr>
-          <w:rFonts w:eastAsiaTheme="majorEastAsia" w:cstheme="minorHAnsi"/>
-          <w:bCs/>
-          <w:color w:val="000000" w:themeColor="text1"/>
-          <w:kern w:val="0"/>
-          <w:szCs w:val="28"/>
-          <w:lang w:val="es-419" w:eastAsia="es-CO"/>
-          <w14:ligatures w14:val="none"/>
-        </w:rPr>
-      </w:pPr>
-      <w:r>
-        <w:rPr>
-          <w:rFonts w:eastAsiaTheme="majorEastAsia" w:cstheme="minorHAnsi"/>
-          <w:bCs/>
-          <w:color w:val="000000" w:themeColor="text1"/>
-          <w:kern w:val="0"/>
-          <w:szCs w:val="28"/>
-          <w:lang w:val="es-419" w:eastAsia="es-CO"/>
-          <w14:ligatures w14:val="none"/>
-        </w:rPr>
         <w:t>De esta manera, la gestión de brotes en entornos penitenciarios se integra a la responsabilidad de proteger la salud pública y fortalecer la capacidad de respuesta ante eventos que pueden afectar tanto al establecimiento como a la población que lo rodea (MSPS, s. f.; OMS, 2023).</w:t>
       </w:r>
     </w:p>
@@ -4403,7 +4407,7 @@
                 <w:b/>
                 <w:bCs/>
               </w:rPr>
-              <w:t>Cuando un caso enciende la alerta: actuar a tiempo frente a los brotes en prisión.</w:t>
+              <w:t>Cuando un caso enciende la alerta: actuar a tiempo frente a los brotes en prisión</w:t>
             </w:r>
           </w:p>
         </w:tc>
@@ -4426,24 +4430,17 @@
     </w:tbl>
     <w:p>
       <w:pPr>
-        <w:rPr>
-          <w:rFonts w:eastAsiaTheme="majorEastAsia" w:cstheme="minorHAnsi"/>
-          <w:bCs/>
-          <w:color w:val="000000" w:themeColor="text1"/>
-          <w:kern w:val="0"/>
-          <w:szCs w:val="28"/>
-          <w:lang w:val="es-419" w:eastAsia="es-CO"/>
-          <w14:ligatures w14:val="none"/>
-        </w:rPr>
-      </w:pPr>
-    </w:p>
-    <w:p>
-      <w:pPr>
         <w:pStyle w:val="Ttulo2"/>
       </w:pPr>
-      <w:bookmarkStart w:id="3" w:name="_Toc242364020"/>
-      <w:r>
-        <w:t>Como funciona el sistema penitenciario y carcelario</w:t>
+      <w:bookmarkStart w:id="3" w:name="_Toc242872992"/>
+      <w:r>
+        <w:t>C</w:t>
+      </w:r>
+      <w:r>
+        <w:t>ó</w:t>
+      </w:r>
+      <w:r>
+        <w:t>mo funciona el sistema penitenciario y carcelario</w:t>
       </w:r>
       <w:bookmarkEnd w:id="3"/>
     </w:p>
@@ -4503,7 +4500,6 @@
           <w:bCs/>
           <w:lang w:val="es-419" w:eastAsia="es-CO"/>
         </w:rPr>
-        <w:lastRenderedPageBreak/>
         <w:t>Penitenciarías:</w:t>
       </w:r>
       <w:r>
@@ -4530,6 +4526,7 @@
           <w:bCs/>
           <w:lang w:val="es-419" w:eastAsia="es-CO"/>
         </w:rPr>
+        <w:lastRenderedPageBreak/>
         <w:t>Establecimientos de alta seguridad:</w:t>
       </w:r>
       <w:r>
@@ -4628,26 +4625,20 @@
         <w:rPr>
           <w:lang w:val="es-419" w:eastAsia="es-CO"/>
         </w:rPr>
-        <w:t xml:space="preserve">La Unidad de Servicios Penitenciarios y Carcelarios (USPEC) es otro actor esencial dentro del sistema. Su función está orientada a gestionar y operar el suministro de bienes y la prestación de servicios, la infraestructura y el apoyo logístico y </w:t>
-      </w:r>
+        <w:t>La Unidad de Servicios Penitenciarios y Carcelarios (USPEC) es otro actor esencial dentro del sistema. Su función está orientada a gestionar y operar el suministro de bienes y la prestación de servicios, la infraestructura y el apoyo logístico y administrativo necesario para el adecuado funcionamiento de los servicios penitenciarios y carcelarios a cargo del INPEC.</w:t>
+      </w:r>
+    </w:p>
+    <w:p>
+      <w:pPr>
+        <w:rPr>
+          <w:lang w:val="es-419" w:eastAsia="es-CO"/>
+        </w:rPr>
+      </w:pPr>
       <w:r>
         <w:rPr>
           <w:lang w:val="es-419" w:eastAsia="es-CO"/>
         </w:rPr>
         <w:lastRenderedPageBreak/>
-        <w:t>administrativo necesario para el adecuado funcionamiento de los servicios penitenciarios y carcelarios a cargo del INPEC.</w:t>
-      </w:r>
-    </w:p>
-    <w:p>
-      <w:pPr>
-        <w:rPr>
-          <w:lang w:val="es-419" w:eastAsia="es-CO"/>
-        </w:rPr>
-      </w:pPr>
-      <w:r>
-        <w:rPr>
-          <w:lang w:val="es-419" w:eastAsia="es-CO"/>
-        </w:rPr>
         <w:t>Esta articulación permite que las funciones de custodia, atención y resocialización se desarrollen con el soporte de las condiciones físicas, administrativas y logísticas requeridas para el funcionamiento de los establecimientos (MSPS, s. f.).</w:t>
       </w:r>
     </w:p>
@@ -4689,28 +4680,34 @@
         </w:rPr>
         <w:t xml:space="preserve">A esta condición se suman factores relacionados con el hacinamiento y otras características propias del entorno penitenciario que pueden favorecer la aparición y propagación de eventos de interés en salud pública. Por esta razón, se requiere un sistema de vigilancia sensible y articulado con el Sistema de Vigilancia en Salud Pública </w:t>
       </w:r>
-      <w:r>
-        <w:rPr>
-          <w:lang w:val="es-419" w:eastAsia="es-CO"/>
-        </w:rPr>
+    </w:p>
+    <w:p>
+      <w:pPr>
+        <w:rPr>
+          <w:lang w:val="es-419" w:eastAsia="es-CO"/>
+        </w:rPr>
+      </w:pPr>
+      <w:r>
+        <w:rPr>
+          <w:lang w:val="es-419" w:eastAsia="es-CO"/>
+        </w:rPr>
+        <w:t>del país, que facilite la detección temprana y la respuesta oportuna frente a los riesgos epidemiológicos (MSPS, s. f.).</w:t>
+      </w:r>
+    </w:p>
+    <w:p>
+      <w:pPr>
+        <w:pStyle w:val="Ttulo2"/>
+      </w:pPr>
+      <w:bookmarkStart w:id="4" w:name="_Toc242872993"/>
+      <w:r>
         <w:lastRenderedPageBreak/>
-        <w:t>del país, que facilite la detección temprana y la respuesta oportuna frente a los riesgos epidemiológicos (MSPS, s. f.).</w:t>
-      </w:r>
-    </w:p>
-    <w:p>
-      <w:pPr>
-        <w:rPr>
-          <w:lang w:val="es-419" w:eastAsia="es-CO"/>
-        </w:rPr>
-      </w:pPr>
-    </w:p>
-    <w:p>
-      <w:pPr>
-        <w:pStyle w:val="Ttulo2"/>
-      </w:pPr>
-      <w:bookmarkStart w:id="4" w:name="_Toc242364021"/>
-      <w:r>
-        <w:t>Que es salud y sus determinantes</w:t>
+        <w:t>Qu</w:t>
+      </w:r>
+      <w:r>
+        <w:t xml:space="preserve">é </w:t>
+      </w:r>
+      <w:r>
+        <w:t>es salud y sus determinantes</w:t>
       </w:r>
       <w:bookmarkEnd w:id="4"/>
     </w:p>
@@ -4763,7 +4760,6 @@
         <w:rPr>
           <w:lang w:val="es-419" w:eastAsia="es-CO"/>
         </w:rPr>
-        <w:lastRenderedPageBreak/>
         <w:t>Por esta razón, analizar la salud requiere observar no solo las condiciones individuales de las personas, sino también las características del ambiente, los estilos de vida, las condiciones sociales y el acceso a los servicios de salud (Cortés, 2012, como se citó en Fundamentos de epidemiología – Eje 1, s. f.).</w:t>
       </w:r>
     </w:p>
@@ -4782,6 +4778,7 @@
         <w:rPr>
           <w:b/>
         </w:rPr>
+        <w:lastRenderedPageBreak/>
         <w:t xml:space="preserve">Los determinantes de la </w:t>
       </w:r>
       <w:r>
@@ -4876,14 +4873,20 @@
           <w:bCs/>
           <w:lang w:val="es-419" w:eastAsia="es-CO"/>
         </w:rPr>
+        <w:t>Medio ambiente y entorno sociocultural:</w:t>
+      </w:r>
+      <w:r>
+        <w:rPr>
+          <w:lang w:val="es-419" w:eastAsia="es-CO"/>
+        </w:rPr>
+        <w:t xml:space="preserve"> incluye las condiciones físicas, biológicas, químicas y sociales que rodean a las personas. La contaminación del aire, el agua y el suelo, así como factores psicosociales relacionados con la violencia, el estrés, la dependencia y las condiciones </w:t>
+      </w:r>
+      <w:r>
+        <w:rPr>
+          <w:lang w:val="es-419" w:eastAsia="es-CO"/>
+        </w:rPr>
         <w:lastRenderedPageBreak/>
-        <w:t>Medio ambiente y entorno sociocultural:</w:t>
-      </w:r>
-      <w:r>
-        <w:rPr>
-          <w:lang w:val="es-419" w:eastAsia="es-CO"/>
-        </w:rPr>
-        <w:t xml:space="preserve"> incluye las condiciones físicas, biológicas, químicas y sociales que rodean a las personas. La contaminación del aire, el agua y el suelo, así como factores psicosociales relacionados con la violencia, el estrés, la dependencia y las condiciones sociales, pueden influir en el estado de salud de las poblaciones (Proceso salud-enfermedad 2025, 2025).</w:t>
+        <w:t>sociales, pueden influir en el estado de salud de las poblaciones (Proceso salud-enfermedad 2025, 2025).</w:t>
       </w:r>
     </w:p>
     <w:p>
@@ -4941,15 +4944,6 @@
     <w:p>
       <w:pPr>
         <w:pStyle w:val="Prrafodelista"/>
-        <w:ind w:left="1429" w:firstLine="0"/>
-        <w:rPr>
-          <w:lang w:val="es-419" w:eastAsia="es-CO"/>
-        </w:rPr>
-      </w:pPr>
-    </w:p>
-    <w:p>
-      <w:pPr>
-        <w:pStyle w:val="Prrafodelista"/>
         <w:numPr>
           <w:ilvl w:val="0"/>
           <w:numId w:val="27"/>
@@ -4975,26 +4969,20 @@
         <w:rPr>
           <w:lang w:val="es-419" w:eastAsia="es-CO"/>
         </w:rPr>
-        <w:t xml:space="preserve">En los entornos penitenciarios, el análisis de los determinantes de la salud adquiere especial importancia. Las características propias de estos espacios pueden generar condiciones que influyen en el bienestar y en el riesgo de enfermar de la </w:t>
-      </w:r>
+        <w:t>En los entornos penitenciarios, el análisis de los determinantes de la salud adquiere especial importancia. Las características propias de estos espacios pueden generar condiciones que influyen en el bienestar y en el riesgo de enfermar de la población privada de la libertad. Factores relacionados con las condiciones ambientales, sociales y de convivencia, así como con la disponibilidad y oportunidad de los servicios de salud, pueden interactuar y favorecer la aparición o propagación de eventos de interés en salud pública.</w:t>
+      </w:r>
+    </w:p>
+    <w:p>
+      <w:pPr>
+        <w:rPr>
+          <w:lang w:val="es-419" w:eastAsia="es-CO"/>
+        </w:rPr>
+      </w:pPr>
       <w:r>
         <w:rPr>
           <w:lang w:val="es-419" w:eastAsia="es-CO"/>
         </w:rPr>
         <w:lastRenderedPageBreak/>
-        <w:t>población privada de la libertad. Factores relacionados con las condiciones ambientales, sociales y de convivencia, así como con la disponibilidad y oportunidad de los servicios de salud, pueden interactuar y favorecer la aparición o propagación de eventos de interés en salud pública.</w:t>
-      </w:r>
-    </w:p>
-    <w:p>
-      <w:pPr>
-        <w:rPr>
-          <w:lang w:val="es-419" w:eastAsia="es-CO"/>
-        </w:rPr>
-      </w:pPr>
-      <w:r>
-        <w:rPr>
-          <w:lang w:val="es-419" w:eastAsia="es-CO"/>
-        </w:rPr>
         <w:t>Desde la perspectiva epidemiológica, los factores de riesgo y los factores protectores son atributos, variables o circunstancias que pueden aumentar o disminuir la probabilidad de ocurrencia de un evento en salud. En consecuencia, identificar estos factores en los establecimientos penitenciarios permite reconocer condiciones que pueden favorecer la transmisión de enfermedades y establecer medidas orientadas a reducir los riesgos y fortalecer la protección de la salud de la población privada de la libertad (Ministerio de Salud y Protección Social [MSPS], s. f.).</w:t>
       </w:r>
     </w:p>
@@ -5013,48 +5001,41 @@
     </w:p>
     <w:p>
       <w:pPr>
-        <w:rPr>
-          <w:lang w:val="es-419" w:eastAsia="es-CO"/>
-        </w:rPr>
-      </w:pPr>
-    </w:p>
-    <w:p>
-      <w:pPr>
         <w:pStyle w:val="Ttulo2"/>
       </w:pPr>
-      <w:bookmarkStart w:id="5" w:name="_Toc242364022"/>
-      <w:r>
+      <w:bookmarkStart w:id="5" w:name="_Toc242872994"/>
+      <w:r>
+        <w:t>Historia natural de enfermedad</w:t>
+      </w:r>
+      <w:bookmarkEnd w:id="5"/>
+      <w:r>
+        <w:t xml:space="preserve"> </w:t>
+      </w:r>
+    </w:p>
+    <w:p>
+      <w:pPr>
+        <w:rPr>
+          <w:lang w:val="es-419" w:eastAsia="es-CO"/>
+        </w:rPr>
+      </w:pPr>
+      <w:r>
+        <w:rPr>
+          <w:lang w:val="es-419" w:eastAsia="es-CO"/>
+        </w:rPr>
+        <w:t xml:space="preserve">La enfermedad es el resultado de un proceso dinámico en el que interactúan diferentes factores relacionados con el individuo, el agente causal y el ambiente. Desde la perspectiva de la salud pública y la epidemiología, comprender cómo se origina y evoluciona una enfermedad permite identificar los momentos en los cuales es posible intervenir para prevenir su aparición, detectarla de manera oportuna, evitar su progresión y disminuir sus consecuencias. </w:t>
+      </w:r>
+    </w:p>
+    <w:p>
+      <w:pPr>
+        <w:rPr>
+          <w:lang w:val="es-419" w:eastAsia="es-CO"/>
+        </w:rPr>
+      </w:pPr>
+      <w:r>
+        <w:rPr>
+          <w:lang w:val="es-419" w:eastAsia="es-CO"/>
+        </w:rPr>
         <w:lastRenderedPageBreak/>
-        <w:t>Historia natural de enfermedad</w:t>
-      </w:r>
-      <w:bookmarkEnd w:id="5"/>
-      <w:r>
-        <w:t xml:space="preserve"> </w:t>
-      </w:r>
-    </w:p>
-    <w:p>
-      <w:pPr>
-        <w:rPr>
-          <w:lang w:val="es-419" w:eastAsia="es-CO"/>
-        </w:rPr>
-      </w:pPr>
-      <w:r>
-        <w:rPr>
-          <w:lang w:val="es-419" w:eastAsia="es-CO"/>
-        </w:rPr>
-        <w:t xml:space="preserve">La enfermedad es el resultado de un proceso dinámico en el que interactúan diferentes factores relacionados con el individuo, el agente causal y el ambiente. Desde la perspectiva de la salud pública y la epidemiología, comprender cómo se origina y evoluciona una enfermedad permite identificar los momentos en los cuales es posible intervenir para prevenir su aparición, detectarla de manera oportuna, evitar su progresión y disminuir sus consecuencias. </w:t>
-      </w:r>
-    </w:p>
-    <w:p>
-      <w:pPr>
-        <w:rPr>
-          <w:lang w:val="es-419" w:eastAsia="es-CO"/>
-        </w:rPr>
-      </w:pPr>
-      <w:r>
-        <w:rPr>
-          <w:lang w:val="es-419" w:eastAsia="es-CO"/>
-        </w:rPr>
         <w:t>En este sentido, la historia natural de la enfermedad constituye una herramienta fundamental para comprender el proceso salud-enfermedad y orientar las acciones de promoción, prevención, diagnóstico, tratamiento y rehabilitación (Leavell &amp; Clark, 1965).</w:t>
       </w:r>
     </w:p>
@@ -5083,27 +5064,6 @@
         </w:rPr>
         <w:t>Este enfoque permite reconocer que una enfermedad no aparece de manera aislada o repentina, sino que atraviesa diferentes etapas en las cuales interactúan factores relacionados con el agente, el huésped y el ambiente (Leavell &amp; Clark, 1965).</w:t>
       </w:r>
-    </w:p>
-    <w:p>
-      <w:pPr>
-        <w:rPr>
-          <w:lang w:val="es-419" w:eastAsia="es-CO"/>
-        </w:rPr>
-      </w:pPr>
-    </w:p>
-    <w:p>
-      <w:pPr>
-        <w:rPr>
-          <w:lang w:val="es-419" w:eastAsia="es-CO"/>
-        </w:rPr>
-      </w:pPr>
-    </w:p>
-    <w:p>
-      <w:pPr>
-        <w:rPr>
-          <w:lang w:val="es-419" w:eastAsia="es-CO"/>
-        </w:rPr>
-      </w:pPr>
     </w:p>
     <w:p>
       <w:pPr>
@@ -5124,41 +5084,49 @@
           <w:bCs/>
           <w:lang w:val="es-419" w:eastAsia="es-CO"/>
         </w:rPr>
+        <w:t>Historia natural de la enfermedad aplicada a los brotes epidemiológicos</w:t>
+      </w:r>
+    </w:p>
+    <w:p>
+      <w:pPr>
+        <w:rPr>
+          <w:lang w:val="es-419" w:eastAsia="es-CO"/>
+        </w:rPr>
+      </w:pPr>
+      <w:r>
+        <w:rPr>
+          <w:lang w:val="es-419" w:eastAsia="es-CO"/>
+        </w:rPr>
+        <w:t>El conocimiento de la historia natural de la enfermedad permite comprender cómo una enfermedad puede pasar de una situación de riesgo a la aparición de casos y, posteriormente, convertirse en un evento que requiere intervención colectiva. Este conocimiento facilita la identificación de los momentos críticos en los cuales se deben implementar acciones para prevenir la aparición de nuevos casos y controlar la transmisión (Leavell &amp; Clark, 1965).</w:t>
+      </w:r>
+    </w:p>
+    <w:p>
+      <w:pPr>
+        <w:spacing w:before="0" w:after="160" w:line="259" w:lineRule="auto"/>
+        <w:ind w:firstLine="0"/>
+        <w:rPr>
+          <w:lang w:val="es-419" w:eastAsia="es-CO"/>
+        </w:rPr>
+      </w:pPr>
+      <w:r>
+        <w:rPr>
+          <w:lang w:val="es-419" w:eastAsia="es-CO"/>
+        </w:rPr>
+        <w:br w:type="page"/>
+      </w:r>
+    </w:p>
+    <w:p>
+      <w:pPr>
+        <w:pStyle w:val="Figura"/>
+        <w:rPr>
+          <w:lang w:val="es-419"/>
+        </w:rPr>
+      </w:pPr>
+      <w:r>
+        <w:rPr>
+          <w:lang w:val="es-419"/>
+        </w:rPr>
         <w:lastRenderedPageBreak/>
-        <w:t>Historia natural de la enfermedad aplicada a los brotes epidemiológicos</w:t>
-      </w:r>
-    </w:p>
-    <w:p>
-      <w:pPr>
-        <w:rPr>
-          <w:lang w:val="es-419" w:eastAsia="es-CO"/>
-        </w:rPr>
-      </w:pPr>
-      <w:r>
-        <w:rPr>
-          <w:lang w:val="es-419" w:eastAsia="es-CO"/>
-        </w:rPr>
-        <w:t>El conocimiento de la historia natural de la enfermedad permite comprender cómo una enfermedad puede pasar de una situación de riesgo a la aparición de casos y, posteriormente, convertirse en un evento que requiere intervención colectiva. Este conocimiento facilita la identificación de los momentos críticos en los cuales se deben implementar acciones para prevenir la aparición de nuevos casos y controlar la transmisión (Leavell &amp; Clark, 1965).</w:t>
-      </w:r>
-    </w:p>
-    <w:p>
-      <w:pPr>
-        <w:rPr>
-          <w:lang w:val="es-419" w:eastAsia="es-CO"/>
-        </w:rPr>
-      </w:pPr>
-    </w:p>
-    <w:p>
-      <w:pPr>
-        <w:pStyle w:val="Figura"/>
-        <w:rPr>
-          <w:lang w:val="es-419"/>
-        </w:rPr>
-      </w:pPr>
-      <w:r>
-        <w:rPr>
-          <w:lang w:val="es-419"/>
-        </w:rPr>
         <w:t>Fases de una enfermedad</w:t>
       </w:r>
     </w:p>
@@ -5233,44 +5201,37 @@
         <w:rPr>
           <w:lang w:val="es-419" w:eastAsia="es-CO"/>
         </w:rPr>
-        <w:t xml:space="preserve">En los entornos penitenciarios, la comprensión de la historia natural de la enfermedad permite integrar las acciones de promoción, prevención, vigilancia, diagnóstico, notificación y control. Este conocimiento proporciona herramientas para reconocer los diferentes momentos del proceso salud-enfermedad y relacionarlos con </w:t>
+        <w:t>En los entornos penitenciarios, la comprensión de la historia natural de la enfermedad permite integrar las acciones de promoción, prevención, vigilancia, diagnóstico, notificación y control. Este conocimiento proporciona herramientas para reconocer los diferentes momentos del proceso salud-enfermedad y relacionarlos con las acciones que deben implementarse para prevenir, identificar y controlar los brotes epidemiológicos en los Establecimientos de Reclusión del Orden Nacional (ERON) (Leavell &amp; Clark, 1965; MSPS, s. f.).</w:t>
+      </w:r>
+    </w:p>
+    <w:p>
+      <w:pPr>
+        <w:pStyle w:val="Ttulo2"/>
+      </w:pPr>
+      <w:bookmarkStart w:id="6" w:name="_Toc242872995"/>
+      <w:r>
+        <w:t>Microorganismo y cadena de transmisión</w:t>
+      </w:r>
+      <w:bookmarkEnd w:id="6"/>
+    </w:p>
+    <w:p>
+      <w:pPr>
+        <w:rPr>
+          <w:lang w:val="es-419" w:eastAsia="es-CO"/>
+        </w:rPr>
+      </w:pPr>
+      <w:r>
+        <w:rPr>
+          <w:lang w:val="es-419" w:eastAsia="es-CO"/>
+        </w:rPr>
+        <w:t xml:space="preserve">Los microorganismos son seres vivos o agentes biológicos de tamaño microscópico que pueden encontrarse en diferentes ambientes y establecer relaciones con otros organismos. Algunos microorganismos son beneficiosos para los seres humanos y cumplen funciones importantes en el ambiente, la industria, la agricultura y </w:t>
       </w:r>
       <w:r>
         <w:rPr>
           <w:lang w:val="es-419" w:eastAsia="es-CO"/>
         </w:rPr>
         <w:lastRenderedPageBreak/>
-        <w:t>las acciones que deben implementarse para prevenir, identificar y controlar los brotes epidemiológicos en los Establecimientos de Reclusión del Orden Nacional (ERON) (Leavell &amp; Clark, 1965; MSPS, s. f.).</w:t>
-      </w:r>
-    </w:p>
-    <w:p>
-      <w:pPr>
-        <w:rPr>
-          <w:lang w:val="es-419" w:eastAsia="es-CO"/>
-        </w:rPr>
-      </w:pPr>
-    </w:p>
-    <w:p>
-      <w:pPr>
-        <w:pStyle w:val="Ttulo2"/>
-      </w:pPr>
-      <w:bookmarkStart w:id="6" w:name="_Toc242364023"/>
-      <w:r>
-        <w:t>Microorganismo y cadena de transmisión</w:t>
-      </w:r>
-      <w:bookmarkEnd w:id="6"/>
-    </w:p>
-    <w:p>
-      <w:pPr>
-        <w:rPr>
-          <w:lang w:val="es-419" w:eastAsia="es-CO"/>
-        </w:rPr>
-      </w:pPr>
-      <w:r>
-        <w:rPr>
-          <w:lang w:val="es-419" w:eastAsia="es-CO"/>
-        </w:rPr>
-        <w:t xml:space="preserve">Los microorganismos son seres vivos o agentes biológicos de tamaño microscópico que pueden encontrarse en diferentes ambientes y establecer relaciones con otros organismos. Algunos microorganismos son beneficiosos para los seres humanos y cumplen funciones importantes en el ambiente, la industria, la agricultura y la medicina; otros, en determinadas condiciones, pueden actuar como agentes infecciosos y producir enfermedades. </w:t>
+        <w:t xml:space="preserve">la medicina; otros, en determinadas condiciones, pueden actuar como agentes infecciosos y producir enfermedades. </w:t>
       </w:r>
     </w:p>
     <w:p>
@@ -5316,14 +5277,7 @@
         <w:rPr>
           <w:lang w:val="es-419" w:eastAsia="es-CO"/>
         </w:rPr>
-        <w:t xml:space="preserve">En el contexto de la salud pública, los microorganismos de importancia médica incluyen diferentes grupos de agentes biológicos, entre ellos las bacterias, los virus, los hongos y los parásitos. Cada uno posee características particulares relacionadas con su estructura, forma de reproducción, capacidad de producir enfermedad y mecanismos de transmisión. Estas diferencias determinan las condiciones necesarias para su </w:t>
-      </w:r>
-      <w:r>
-        <w:rPr>
-          <w:lang w:val="es-419" w:eastAsia="es-CO"/>
-        </w:rPr>
-        <w:lastRenderedPageBreak/>
-        <w:t xml:space="preserve">supervivencia y las medidas que deben implementarse para prevenir su propagación en una población (Mosquera </w:t>
+        <w:t xml:space="preserve">En el contexto de la salud pública, los microorganismos de importancia médica incluyen diferentes grupos de agentes biológicos, entre ellos las bacterias, los virus, los hongos y los parásitos. Cada uno posee características particulares relacionadas con su estructura, forma de reproducción, capacidad de producir enfermedad y mecanismos de transmisión. Estas diferencias determinan las condiciones necesarias para su supervivencia y las medidas que deben implementarse para prevenir su propagación en una población (Mosquera </w:t>
       </w:r>
       <w:proofErr w:type="spellStart"/>
       <w:r>
@@ -5420,7 +5374,40 @@
         <w:rPr>
           <w:lang w:val="es-419" w:eastAsia="es-CO"/>
         </w:rPr>
-        <w:t xml:space="preserve">son microorganismos unicelulares que presentan tamaños microscópicos y diferentes formas. Algunas bacterias pueden vivir de manera libre en el ambiente, mientras que otras pueden establecer relaciones con seres humanos y animales. Algunas especies forman parte del microbiota normal del organismo y otras pueden comportarse como agentes causales de enfermedades cuando encuentran condiciones favorables para su multiplicación o cuando ingresan a sitios del organismo donde pueden producir daño (Mosquera </w:t>
+        <w:t xml:space="preserve">son microorganismos unicelulares que presentan tamaños microscópicos y diferentes formas. Algunas bacterias pueden vivir de </w:t>
+      </w:r>
+      <w:r>
+        <w:rPr>
+          <w:lang w:val="es-419" w:eastAsia="es-CO"/>
+        </w:rPr>
+        <w:lastRenderedPageBreak/>
+        <w:t xml:space="preserve">manera libre en el ambiente, mientras que otras pueden establecer relaciones con seres humanos y animales. Algunas especies forman parte </w:t>
+      </w:r>
+      <w:proofErr w:type="gramStart"/>
+      <w:r>
+        <w:rPr>
+          <w:lang w:val="es-419" w:eastAsia="es-CO"/>
+        </w:rPr>
+        <w:t>de</w:t>
+      </w:r>
+      <w:r>
+        <w:rPr>
+          <w:lang w:val="es-419" w:eastAsia="es-CO"/>
+        </w:rPr>
+        <w:t xml:space="preserve"> la</w:t>
+      </w:r>
+      <w:r>
+        <w:rPr>
+          <w:lang w:val="es-419" w:eastAsia="es-CO"/>
+        </w:rPr>
+        <w:t xml:space="preserve"> microbiota normal</w:t>
+      </w:r>
+      <w:proofErr w:type="gramEnd"/>
+      <w:r>
+        <w:rPr>
+          <w:lang w:val="es-419" w:eastAsia="es-CO"/>
+        </w:rPr>
+        <w:t xml:space="preserve"> del organismo y otras pueden comportarse como agentes causales de enfermedades cuando encuentran condiciones favorables para su multiplicación o cuando ingresan a sitios del organismo donde pueden producir daño (Mosquera </w:t>
       </w:r>
       <w:proofErr w:type="spellStart"/>
       <w:r>
@@ -5476,14 +5463,19 @@
         <w:rPr>
           <w:lang w:val="es-419" w:eastAsia="es-CO"/>
         </w:rPr>
-        <w:t xml:space="preserve">os virus son agentes infecciosos que requieren células vivas para reproducirse y presentan diferentes mecanismos de transmisión. En entornos penitenciarios, aquellos transmitidos por vía respiratoria representan especial riesgo debido a los espacios compartidos. La detección temprana, el diagnóstico oportuno y la aplicación de medidas </w:t>
-      </w:r>
-      <w:r>
-        <w:rPr>
-          <w:lang w:val="es-419" w:eastAsia="es-CO"/>
-        </w:rPr>
-        <w:lastRenderedPageBreak/>
-        <w:t>específicas de prevención y control contribuyen a reducir su propagación e interrumpir la cadena epidemiológica. (MSPS, s. f.).</w:t>
+        <w:t>os virus son agentes infecciosos que requieren células vivas para reproducirse y presentan diferentes mecanismos de transmisión. En entornos penitenciarios, aquellos transmitidos por vía respiratoria representan especial riesgo debido a los espacios compartidos. La detección temprana, el diagnóstico oportuno y la aplicación de medidas específicas de prevención y control contribuyen a reducir su propagación e interrumpir la cadena epidemiológica</w:t>
+      </w:r>
+      <w:r>
+        <w:rPr>
+          <w:lang w:val="es-419" w:eastAsia="es-CO"/>
+        </w:rPr>
+        <w:t xml:space="preserve"> </w:t>
+      </w:r>
+      <w:r>
+        <w:rPr>
+          <w:lang w:val="es-419" w:eastAsia="es-CO"/>
+        </w:rPr>
+        <w:t>(MSPS, s. f.).</w:t>
       </w:r>
     </w:p>
     <w:p>
@@ -5531,8 +5523,28 @@
         <w:rPr>
           <w:lang w:val="es-419" w:eastAsia="es-CO"/>
         </w:rPr>
-        <w:t>del microbiota humano</w:t>
-      </w:r>
+        <w:t>de</w:t>
+      </w:r>
+      <w:r>
+        <w:rPr>
+          <w:lang w:val="es-419" w:eastAsia="es-CO"/>
+        </w:rPr>
+        <w:t xml:space="preserve"> la </w:t>
+      </w:r>
+      <w:proofErr w:type="gramStart"/>
+      <w:r>
+        <w:rPr>
+          <w:lang w:val="es-419" w:eastAsia="es-CO"/>
+        </w:rPr>
+        <w:t>microbiota human</w:t>
+      </w:r>
+      <w:r>
+        <w:rPr>
+          <w:lang w:val="es-419" w:eastAsia="es-CO"/>
+        </w:rPr>
+        <w:t>a</w:t>
+      </w:r>
+      <w:proofErr w:type="gramEnd"/>
       <w:r>
         <w:rPr>
           <w:lang w:val="es-419" w:eastAsia="es-CO"/>
@@ -5585,7 +5597,14 @@
         <w:rPr>
           <w:lang w:val="es-419" w:eastAsia="es-CO"/>
         </w:rPr>
-        <w:t xml:space="preserve">los parásitos comprenden diferentes organismos que pueden establecer relaciones con un huésped para obtener condiciones necesarias para su supervivencia. Dentro de los microorganismos de interés médico se encuentran los protozoos, organismos eucariotas unicelulares, y otros parásitos que pueden presentar diferentes ciclos biológicos y mecanismos de transmisión (Mosquera </w:t>
+        <w:t xml:space="preserve">los parásitos comprenden diferentes organismos que pueden establecer relaciones con un huésped para obtener condiciones necesarias para su supervivencia. Dentro de los microorganismos de interés médico se </w:t>
+      </w:r>
+      <w:r>
+        <w:rPr>
+          <w:lang w:val="es-419" w:eastAsia="es-CO"/>
+        </w:rPr>
+        <w:lastRenderedPageBreak/>
+        <w:t xml:space="preserve">encuentran los protozoos, organismos eucariotas unicelulares, y otros parásitos que pueden presentar diferentes ciclos biológicos y mecanismos de transmisión (Mosquera </w:t>
       </w:r>
       <w:proofErr w:type="spellStart"/>
       <w:r>
@@ -5601,15 +5620,6 @@
         </w:rPr>
         <w:t>, 2025).</w:t>
       </w:r>
-    </w:p>
-    <w:p>
-      <w:pPr>
-        <w:pStyle w:val="Prrafodelista"/>
-        <w:ind w:left="1429" w:firstLine="0"/>
-        <w:rPr>
-          <w:lang w:val="es-419" w:eastAsia="es-CO"/>
-        </w:rPr>
-      </w:pPr>
     </w:p>
     <w:p>
       <w:pPr>
@@ -5670,28 +5680,36 @@
         <w:rPr>
           <w:lang w:val="es-419" w:eastAsia="es-CO"/>
         </w:rPr>
+        <w:t>La transmisión de una enfermedad infecciosa requiere la interacción entre un agente infeccioso y un huésped susceptible. Para que esta interacción ocurra, se establece una cadena compuesta por seis elementos principales, los cuales son los siguientes:</w:t>
+      </w:r>
+    </w:p>
+    <w:p>
+      <w:pPr>
+        <w:spacing w:before="0" w:after="160" w:line="259" w:lineRule="auto"/>
+        <w:ind w:firstLine="0"/>
+        <w:rPr>
+          <w:lang w:val="es-419" w:eastAsia="es-CO"/>
+        </w:rPr>
+      </w:pPr>
+      <w:r>
+        <w:rPr>
+          <w:lang w:val="es-419" w:eastAsia="es-CO"/>
+        </w:rPr>
+        <w:br w:type="page"/>
+      </w:r>
+    </w:p>
+    <w:p>
+      <w:pPr>
+        <w:pStyle w:val="Figura"/>
+        <w:rPr>
+          <w:lang w:val="es-419"/>
+        </w:rPr>
+      </w:pPr>
+      <w:r>
+        <w:rPr>
+          <w:lang w:val="es-419"/>
+        </w:rPr>
         <w:lastRenderedPageBreak/>
-        <w:t>La transmisión de una enfermedad infecciosa requiere la interacción entre un agente infeccioso y un huésped susceptible. Para que esta interacción ocurra, se establece una cadena compuesta por seis elementos principales, los cuales son los siguientes:</w:t>
-      </w:r>
-    </w:p>
-    <w:p>
-      <w:pPr>
-        <w:rPr>
-          <w:lang w:val="es-419" w:eastAsia="es-CO"/>
-        </w:rPr>
-      </w:pPr>
-    </w:p>
-    <w:p>
-      <w:pPr>
-        <w:pStyle w:val="Figura"/>
-        <w:rPr>
-          <w:lang w:val="es-419"/>
-        </w:rPr>
-      </w:pPr>
-      <w:r>
-        <w:rPr>
-          <w:lang w:val="es-419"/>
-        </w:rPr>
         <w:t>Cadena de infección</w:t>
       </w:r>
     </w:p>
@@ -5759,23 +5777,14 @@
     </w:p>
     <w:p>
       <w:pPr>
-        <w:ind w:firstLine="0"/>
-        <w:rPr>
-          <w:lang w:val="es-419" w:eastAsia="es-CO"/>
-        </w:rPr>
-      </w:pPr>
-    </w:p>
-    <w:p>
-      <w:pPr>
-        <w:rPr>
-          <w:lang w:val="es-419" w:eastAsia="es-CO"/>
-        </w:rPr>
-      </w:pPr>
-      <w:r>
-        <w:rPr>
-          <w:lang w:val="es-419" w:eastAsia="es-CO"/>
-        </w:rPr>
-        <w:lastRenderedPageBreak/>
+        <w:rPr>
+          <w:lang w:val="es-419" w:eastAsia="es-CO"/>
+        </w:rPr>
+      </w:pPr>
+      <w:r>
+        <w:rPr>
+          <w:lang w:val="es-419" w:eastAsia="es-CO"/>
+        </w:rPr>
         <w:t xml:space="preserve">La interrupción de cualquiera de estos eslabones puede contribuir a disminuir o detener la propagación de la enfermedad (Mosquera </w:t>
       </w:r>
       <w:proofErr w:type="spellStart"/>
@@ -5825,7 +5834,14 @@
         <w:rPr>
           <w:lang w:val="es-419" w:eastAsia="es-CO"/>
         </w:rPr>
-        <w:t>Los establecimientos penitenciarios presentan condiciones particulares que deben considerarse al analizar la transmisión de enfermedades infecciosas. El hacinamiento, las condiciones de infraestructura, la ventilación, el acceso al agua, las condiciones sanitarias y la convivencia en espacios colectivos pueden influir en la aparición y propagación de eventos de interés en salud pública.</w:t>
+        <w:t xml:space="preserve">Los establecimientos penitenciarios presentan condiciones particulares que deben considerarse al analizar la transmisión de enfermedades infecciosas. El hacinamiento, las condiciones de infraestructura, la ventilación, el acceso al agua, las </w:t>
+      </w:r>
+      <w:r>
+        <w:rPr>
+          <w:lang w:val="es-419" w:eastAsia="es-CO"/>
+        </w:rPr>
+        <w:lastRenderedPageBreak/>
+        <w:t>condiciones sanitarias y la convivencia en espacios colectivos pueden influir en la aparición y propagación de eventos de interés en salud pública.</w:t>
       </w:r>
     </w:p>
     <w:p>
@@ -5909,14 +5925,7 @@
         <w:rPr>
           <w:lang w:val="es-419" w:eastAsia="es-CO"/>
         </w:rPr>
-        <w:t xml:space="preserve">reas destinadas a la higiene personal y la eliminación de excretas. Si no se mantienen limpias y en buen estado, pueden </w:t>
-      </w:r>
-      <w:r>
-        <w:rPr>
-          <w:lang w:val="es-419" w:eastAsia="es-CO"/>
-        </w:rPr>
-        <w:lastRenderedPageBreak/>
-        <w:t>convertirse en focos de contaminación y facilitar la transmisión de agentes infecciosos.</w:t>
+        <w:t>reas destinadas a la higiene personal y la eliminación de excretas. Si no se mantienen limpias y en buen estado, pueden convertirse en focos de contaminación y facilitar la transmisión de agentes infecciosos.</w:t>
       </w:r>
     </w:p>
     <w:p>
@@ -5972,6 +5981,7 @@
           <w:bCs/>
           <w:lang w:val="es-419" w:eastAsia="es-CO"/>
         </w:rPr>
+        <w:lastRenderedPageBreak/>
         <w:t>Talleres</w:t>
       </w:r>
       <w:r>
@@ -6130,26 +6140,8 @@
         <w:rPr>
           <w:lang w:val="es-419" w:eastAsia="es-CO"/>
         </w:rPr>
-        <w:t xml:space="preserve">itios donde se recopilan y almacenan temporalmente los residuos generados en el establecimiento. </w:t>
-      </w:r>
-      <w:r>
-        <w:rPr>
-          <w:lang w:val="es-419" w:eastAsia="es-CO"/>
-        </w:rPr>
-        <w:lastRenderedPageBreak/>
-        <w:t>Un manejo inadecuado puede atraer vectores y contaminar el ambiente, favoreciendo la transmisión de enfermedades.</w:t>
-      </w:r>
-    </w:p>
-    <w:p>
-      <w:pPr>
-        <w:pStyle w:val="Prrafodelista"/>
-        <w:ind w:left="1429" w:firstLine="0"/>
-        <w:rPr>
-          <w:b/>
-          <w:bCs/>
-          <w:lang w:val="es-419" w:eastAsia="es-CO"/>
-        </w:rPr>
-      </w:pPr>
+        <w:t>itios donde se recopilan y almacenan temporalmente los residuos generados en el establecimiento. Un manejo inadecuado puede atraer vectores y contaminar el ambiente, favoreciendo la transmisión de enfermedades.</w:t>
+      </w:r>
     </w:p>
     <w:p>
       <w:pPr>
@@ -6183,7 +6175,14 @@
         <w:rPr>
           <w:lang w:val="es-419" w:eastAsia="es-CO"/>
         </w:rPr>
-        <w:t xml:space="preserve">La identificación de cada uno de los eslabones de la cadena de transmisión permite establecer el punto más vulnerable o susceptible de intervención. El objetivo de las medidas de prevención y control es actuar sobre uno o varios de estos componentes para evitar que el agente llegue al huésped susceptible y, de esta manera, disminuir la propagación de la enfermedad (Mosquera </w:t>
+        <w:t xml:space="preserve">La identificación de cada uno de los eslabones de la cadena de transmisión permite establecer el punto más vulnerable o susceptible de intervención. El objetivo de las medidas de prevención y control es actuar sobre uno o varios de estos </w:t>
+      </w:r>
+      <w:r>
+        <w:rPr>
+          <w:lang w:val="es-419" w:eastAsia="es-CO"/>
+        </w:rPr>
+        <w:lastRenderedPageBreak/>
+        <w:t xml:space="preserve">componentes para evitar que el agente llegue al huésped susceptible y, de esta manera, disminuir la propagación de la enfermedad (Mosquera </w:t>
       </w:r>
       <w:proofErr w:type="spellStart"/>
       <w:r>
@@ -6280,14 +6279,7 @@
         <w:rPr>
           <w:lang w:val="es-419" w:eastAsia="es-CO"/>
         </w:rPr>
-        <w:t xml:space="preserve">e aplica a personas que han estado expuestas a una enfermedad contagiosa pero que no presentan la enfermedad. Su finalidad </w:t>
-      </w:r>
-      <w:r>
-        <w:rPr>
-          <w:lang w:val="es-419" w:eastAsia="es-CO"/>
-        </w:rPr>
-        <w:lastRenderedPageBreak/>
-        <w:t>es separar a las personas expuestas de aquellas que no han tenido contacto con el evento, con el propósito de reducir el riesgo de transmisión durante el período correspondiente.</w:t>
+        <w:t>e aplica a personas que han estado expuestas a una enfermedad contagiosa pero que no presentan la enfermedad. Su finalidad es separar a las personas expuestas de aquellas que no han tenido contacto con el evento, con el propósito de reducir el riesgo de transmisión durante el período correspondiente.</w:t>
       </w:r>
     </w:p>
     <w:p>
@@ -6321,81 +6313,35 @@
         <w:rPr>
           <w:lang w:val="es-419" w:eastAsia="es-CO"/>
         </w:rPr>
-        <w:t>comprende medidas destinadas a reducir la interacción entre las personas y, por tanto, disminuir las oportunidades de transmisión. En los entornos penitenciarios, estas medidas pueden incluir restricciones temporales en determinados espacios o actividades, de acuerdo con las características del evento y las recomendaciones de las autoridades sanitarias.</w:t>
-      </w:r>
-    </w:p>
-    <w:p>
-      <w:pPr>
-        <w:rPr>
-          <w:lang w:val="es-419" w:eastAsia="es-CO"/>
-        </w:rPr>
-      </w:pPr>
-    </w:p>
-    <w:p>
-      <w:pPr>
+        <w:t xml:space="preserve">comprende medidas destinadas a reducir la interacción entre las personas y, por tanto, disminuir las oportunidades de transmisión. En los entornos penitenciarios, estas medidas pueden incluir restricciones temporales en determinados espacios o actividades, de </w:t>
+      </w:r>
+      <w:r>
+        <w:rPr>
+          <w:lang w:val="es-419" w:eastAsia="es-CO"/>
+        </w:rPr>
+        <w:lastRenderedPageBreak/>
+        <w:t>acuerdo con las características del evento y las recomendaciones de las autoridades sanitarias.</w:t>
+      </w:r>
+    </w:p>
+    <w:p>
+      <w:pPr>
+        <w:spacing w:before="0" w:after="160" w:line="259" w:lineRule="auto"/>
         <w:ind w:firstLine="0"/>
         <w:rPr>
-          <w:lang w:val="es-419" w:eastAsia="es-CO"/>
-        </w:rPr>
-      </w:pPr>
-    </w:p>
-    <w:p>
-      <w:pPr>
-        <w:ind w:firstLine="0"/>
-        <w:rPr>
-          <w:lang w:val="es-419" w:eastAsia="es-CO"/>
-        </w:rPr>
-      </w:pPr>
-    </w:p>
-    <w:p>
-      <w:pPr>
-        <w:rPr>
-          <w:lang w:val="es-419" w:eastAsia="es-CO"/>
-        </w:rPr>
-      </w:pPr>
-    </w:p>
-    <w:p>
-      <w:pPr>
-        <w:rPr>
-          <w:lang w:val="es-419" w:eastAsia="es-CO"/>
-        </w:rPr>
-      </w:pPr>
-    </w:p>
-    <w:p>
-      <w:pPr>
-        <w:rPr>
-          <w:lang w:val="es-419" w:eastAsia="es-CO"/>
-        </w:rPr>
-      </w:pPr>
-    </w:p>
-    <w:p>
-      <w:pPr>
-        <w:rPr>
-          <w:lang w:val="es-419" w:eastAsia="es-CO"/>
-        </w:rPr>
-      </w:pPr>
-    </w:p>
-    <w:p>
-      <w:pPr>
-        <w:rPr>
-          <w:lang w:val="es-419" w:eastAsia="es-CO"/>
-        </w:rPr>
-      </w:pPr>
-    </w:p>
-    <w:p>
-      <w:pPr>
-        <w:rPr>
-          <w:lang w:val="es-419" w:eastAsia="es-CO"/>
-        </w:rPr>
-      </w:pPr>
-    </w:p>
-    <w:p>
-      <w:pPr>
-        <w:ind w:firstLine="0"/>
-        <w:rPr>
-          <w:lang w:val="es-419" w:eastAsia="es-CO"/>
-        </w:rPr>
-      </w:pPr>
+          <w:rFonts w:ascii="Calibri" w:eastAsia="Times New Roman" w:hAnsi="Calibri" w:cs="Times New Roman (Títulos en alf"/>
+          <w:b/>
+          <w:color w:val="000000" w:themeColor="text1"/>
+          <w:spacing w:val="-10"/>
+          <w:kern w:val="0"/>
+          <w:sz w:val="36"/>
+          <w:szCs w:val="32"/>
+          <w:lang w:val="es-419" w:eastAsia="es-CO"/>
+          <w14:ligatures w14:val="none"/>
+        </w:rPr>
+      </w:pPr>
+      <w:r>
+        <w:br w:type="page"/>
+      </w:r>
     </w:p>
     <w:p>
       <w:pPr>
@@ -6405,7 +6351,7 @@
           <w:numId w:val="5"/>
         </w:numPr>
       </w:pPr>
-      <w:bookmarkStart w:id="7" w:name="_Toc242364024"/>
+      <w:bookmarkStart w:id="7" w:name="_Toc242872996"/>
       <w:r>
         <w:lastRenderedPageBreak/>
         <w:t>Fundamentos epidemiológicos y factores asociados a la transmisión de enfermedades</w:t>
@@ -6440,18 +6386,17 @@
     </w:p>
     <w:p>
       <w:pPr>
-        <w:rPr>
-          <w:lang w:val="es-419" w:eastAsia="es-CO"/>
-        </w:rPr>
-      </w:pPr>
-    </w:p>
-    <w:p>
-      <w:pPr>
         <w:pStyle w:val="Ttulo2"/>
       </w:pPr>
-      <w:bookmarkStart w:id="8" w:name="_Toc242364025"/>
-      <w:r>
-        <w:t>Concepto e importancia de la epidemiologia</w:t>
+      <w:bookmarkStart w:id="8" w:name="_Toc242872997"/>
+      <w:r>
+        <w:t>Concepto e importancia de la epidemiolog</w:t>
+      </w:r>
+      <w:r>
+        <w:t>í</w:t>
+      </w:r>
+      <w:r>
+        <w:t>a</w:t>
       </w:r>
       <w:bookmarkEnd w:id="8"/>
       <w:r>
@@ -6481,26 +6426,20 @@
         <w:rPr>
           <w:lang w:val="es-419" w:eastAsia="es-CO"/>
         </w:rPr>
-        <w:t xml:space="preserve">Desde una perspectiva contemporánea, la epidemiología puede entenderse como el estudio de la distribución y los determinantes de los estados o eventos </w:t>
-      </w:r>
+        <w:t>Desde una perspectiva contemporánea, la epidemiología puede entenderse como el estudio de la distribución y los determinantes de los estados o eventos relacionados con la salud en poblaciones específicas, así como la aplicación de este conocimiento al control de los problemas de salud.</w:t>
+      </w:r>
+    </w:p>
+    <w:p>
+      <w:pPr>
+        <w:rPr>
+          <w:lang w:val="es-419" w:eastAsia="es-CO"/>
+        </w:rPr>
+      </w:pPr>
       <w:r>
         <w:rPr>
           <w:lang w:val="es-419" w:eastAsia="es-CO"/>
         </w:rPr>
         <w:lastRenderedPageBreak/>
-        <w:t>relacionados con la salud en poblaciones específicas, así como la aplicación de este conocimiento al control de los problemas de salud.</w:t>
-      </w:r>
-    </w:p>
-    <w:p>
-      <w:pPr>
-        <w:rPr>
-          <w:lang w:val="es-419" w:eastAsia="es-CO"/>
-        </w:rPr>
-      </w:pPr>
-      <w:r>
-        <w:rPr>
-          <w:lang w:val="es-419" w:eastAsia="es-CO"/>
-        </w:rPr>
         <w:t>Esta definición resalta dos componentes esenciales: por una parte, la generación de conocimiento mediante el análisis de los eventos de salud y, por otra, la utilización de dicho conocimiento para orientar intervenciones que permitan prevenir, controlar o disminuir los efectos de los problemas identificados (Cortés, 2012, como se citó en Bernal, s. f.).</w:t>
       </w:r>
     </w:p>
@@ -6634,32 +6573,29 @@
           <w:bCs/>
           <w:lang w:val="es-419" w:eastAsia="es-CO"/>
         </w:rPr>
+        <w:t>Lugar</w:t>
+      </w:r>
+      <w:r>
+        <w:rPr>
+          <w:b/>
+          <w:bCs/>
+          <w:lang w:val="es-419" w:eastAsia="es-CO"/>
+        </w:rPr>
+        <w:t xml:space="preserve">: </w:t>
+      </w:r>
+      <w:r>
+        <w:rPr>
+          <w:lang w:val="es-419" w:eastAsia="es-CO"/>
+        </w:rPr>
+        <w:t xml:space="preserve">determina dónde se presentan los eventos de salud y analiza su distribución espacial. En un establecimiento penitenciario, ayuda a identificar la concentración de casos en pabellones, áreas comunes o </w:t>
+      </w:r>
+      <w:r>
+        <w:rPr>
+          <w:lang w:val="es-419" w:eastAsia="es-CO"/>
+        </w:rPr>
         <w:lastRenderedPageBreak/>
-        <w:t>Lugar</w:t>
-      </w:r>
-      <w:r>
-        <w:rPr>
-          <w:b/>
-          <w:bCs/>
-          <w:lang w:val="es-419" w:eastAsia="es-CO"/>
-        </w:rPr>
-        <w:t xml:space="preserve">: </w:t>
-      </w:r>
-      <w:r>
-        <w:rPr>
-          <w:lang w:val="es-419" w:eastAsia="es-CO"/>
-        </w:rPr>
-        <w:t>determina dónde se presentan los eventos de salud y analiza su distribución espacial. En un establecimiento penitenciario, ayuda a identificar la concentración de casos en pabellones, áreas comunes o servicios, relacionándolos con posibles fuentes de exposición para definir medidas de control.</w:t>
-      </w:r>
-    </w:p>
-    <w:p>
-      <w:pPr>
-        <w:pStyle w:val="Prrafodelista"/>
-        <w:ind w:left="1429" w:firstLine="0"/>
-        <w:rPr>
-          <w:lang w:val="es-419" w:eastAsia="es-CO"/>
-        </w:rPr>
-      </w:pPr>
+        <w:t>servicios, relacionándolos con posibles fuentes de exposición para definir medidas de control.</w:t>
+      </w:r>
     </w:p>
     <w:p>
       <w:pPr>
@@ -6883,7 +6819,6 @@
               <w:rPr>
                 <w:bCs/>
               </w:rPr>
-              <w:lastRenderedPageBreak/>
               <w:t>Establecer la distribución temporal de los casos</w:t>
             </w:r>
           </w:p>
@@ -6943,6 +6878,7 @@
               <w:rPr>
                 <w:bCs/>
               </w:rPr>
+              <w:lastRenderedPageBreak/>
               <w:t>Establecer la distribución espacial de los casos</w:t>
             </w:r>
           </w:p>
@@ -7079,19 +7015,26 @@
           <w:lang w:val="es-419" w:eastAsia="es-CO"/>
         </w:rPr>
       </w:pPr>
-    </w:p>
-    <w:p>
-      <w:pPr>
-        <w:rPr>
-          <w:lang w:val="es-419" w:eastAsia="es-CO"/>
-        </w:rPr>
-      </w:pPr>
-      <w:r>
-        <w:rPr>
-          <w:lang w:val="es-419" w:eastAsia="es-CO"/>
-        </w:rPr>
-        <w:lastRenderedPageBreak/>
+      <w:r>
+        <w:rPr>
+          <w:lang w:val="es-419" w:eastAsia="es-CO"/>
+        </w:rPr>
         <w:t>Los documentos técnicos relacionados con la población privada de la libertad reconocen que existen circunstancias que pueden facilitar la aparición de enfermedades infecciosas, por lo que el fortalecimiento de la vigilancia en salud permite detectar oportunamente los riesgos y eventos y facilitar la implementación de acciones de prevención, atención y control (MSPS, s. f.).</w:t>
+      </w:r>
+    </w:p>
+    <w:p>
+      <w:pPr>
+        <w:spacing w:before="0" w:after="160" w:line="259" w:lineRule="auto"/>
+        <w:ind w:firstLine="0"/>
+        <w:rPr>
+          <w:lang w:val="es-419" w:eastAsia="es-CO"/>
+        </w:rPr>
+      </w:pPr>
+      <w:r>
+        <w:rPr>
+          <w:lang w:val="es-419" w:eastAsia="es-CO"/>
+        </w:rPr>
+        <w:br w:type="page"/>
       </w:r>
     </w:p>
     <w:p>
@@ -7113,6 +7056,7 @@
           <w:bCs/>
           <w:lang w:val="es-419" w:eastAsia="es-CO"/>
         </w:rPr>
+        <w:lastRenderedPageBreak/>
         <w:t>Epidemiología y prevención de brotes en establecimientos penitenciarios</w:t>
       </w:r>
     </w:p>
@@ -7144,53 +7088,37 @@
     </w:p>
     <w:p>
       <w:pPr>
-        <w:ind w:firstLine="0"/>
-        <w:rPr>
-          <w:lang w:val="es-419" w:eastAsia="es-CO"/>
-        </w:rPr>
-      </w:pPr>
-    </w:p>
-    <w:p>
-      <w:pPr>
-        <w:rPr>
-          <w:lang w:val="es-419" w:eastAsia="es-CO"/>
-        </w:rPr>
-      </w:pPr>
-      <w:r>
-        <w:rPr>
-          <w:lang w:val="es-419" w:eastAsia="es-CO"/>
-        </w:rPr>
+        <w:rPr>
+          <w:lang w:val="es-419" w:eastAsia="es-CO"/>
+        </w:rPr>
+      </w:pPr>
+      <w:r>
+        <w:rPr>
+          <w:lang w:val="es-419" w:eastAsia="es-CO"/>
+        </w:rPr>
+        <w:t xml:space="preserve">En conclusión, la epidemiología permite comprender la distribución de los eventos relacionados con la salud y los factores que determinan su ocurrencia en poblaciones específicas. </w:t>
+      </w:r>
+    </w:p>
+    <w:p>
+      <w:pPr>
+        <w:rPr>
+          <w:lang w:val="es-419" w:eastAsia="es-CO"/>
+        </w:rPr>
+      </w:pPr>
+      <w:r>
+        <w:rPr>
+          <w:lang w:val="es-419" w:eastAsia="es-CO"/>
+        </w:rPr>
+        <w:t>Su importancia en los entornos penitenciarios facilita la detección temprana de riesgos, la caracterización de los casos, la identificación de factores asociados, la toma de decisiones y la implementación de medidas de prevención y control orientadas a interrumpir la transmisión y proteger la salud de la población privada de la libertad (Bernal, s. f.; MSPS, s. f.).</w:t>
+      </w:r>
+    </w:p>
+    <w:p>
+      <w:pPr>
+        <w:pStyle w:val="Ttulo2"/>
+      </w:pPr>
+      <w:bookmarkStart w:id="9" w:name="_Toc242872998"/>
+      <w:r>
         <w:lastRenderedPageBreak/>
-        <w:t xml:space="preserve">En conclusión, la epidemiología permite comprender la distribución de los eventos relacionados con la salud y los factores que determinan su ocurrencia en poblaciones específicas. </w:t>
-      </w:r>
-    </w:p>
-    <w:p>
-      <w:pPr>
-        <w:rPr>
-          <w:lang w:val="es-419" w:eastAsia="es-CO"/>
-        </w:rPr>
-      </w:pPr>
-      <w:r>
-        <w:rPr>
-          <w:lang w:val="es-419" w:eastAsia="es-CO"/>
-        </w:rPr>
-        <w:t>Su importancia en los entornos penitenciarios facilita la detección temprana de riesgos, la caracterización de los casos, la identificación de factores asociados, la toma de decisiones y la implementación de medidas de prevención y control orientadas a interrumpir la transmisión y proteger la salud de la población privada de la libertad (Bernal, s. f.; MSPS, s. f.).</w:t>
-      </w:r>
-    </w:p>
-    <w:p>
-      <w:pPr>
-        <w:ind w:firstLine="0"/>
-        <w:rPr>
-          <w:lang w:val="es-419" w:eastAsia="es-CO"/>
-        </w:rPr>
-      </w:pPr>
-    </w:p>
-    <w:p>
-      <w:pPr>
-        <w:pStyle w:val="Ttulo2"/>
-      </w:pPr>
-      <w:bookmarkStart w:id="9" w:name="_Toc242364026"/>
-      <w:r>
         <w:t>Diferencias entre los conceptos de brote, epidemia y evento de interés en salud pública (EISP)</w:t>
       </w:r>
       <w:bookmarkEnd w:id="9"/>
@@ -7220,24 +7148,6 @@
         </w:rPr>
         <w:t>Aunque estos conceptos están relacionados entre sí, no son equivalentes y su adecuada comprensión permite interpretar correctamente la situación epidemiológica, establecer los mecanismos de vigilancia y determinar las acciones de investigación, notificación, prevención y control que deben implementarse (Bernal, s. f.).</w:t>
       </w:r>
-    </w:p>
-    <w:p>
-      <w:pPr>
-        <w:rPr>
-          <w:b/>
-          <w:bCs/>
-          <w:lang w:val="es-419" w:eastAsia="es-CO"/>
-        </w:rPr>
-      </w:pPr>
-    </w:p>
-    <w:p>
-      <w:pPr>
-        <w:rPr>
-          <w:b/>
-          <w:bCs/>
-          <w:lang w:val="es-419" w:eastAsia="es-CO"/>
-        </w:rPr>
-      </w:pPr>
     </w:p>
     <w:p>
       <w:pPr>
@@ -7258,12 +7168,13 @@
           <w:bCs/>
           <w:lang w:val="es-419" w:eastAsia="es-CO"/>
         </w:rPr>
-        <w:lastRenderedPageBreak/>
-        <w:t>Epidemia.</w:t>
-      </w:r>
-    </w:p>
-    <w:p>
-      <w:pPr>
+        <w:t>Epidemia</w:t>
+      </w:r>
+    </w:p>
+    <w:p>
+      <w:pPr>
+        <w:pStyle w:val="Prrafodelista"/>
+        <w:ind w:firstLine="0"/>
         <w:rPr>
           <w:lang w:val="es-419" w:eastAsia="es-CO"/>
         </w:rPr>
@@ -7383,11 +7294,13 @@
           <w:bCs/>
           <w:lang w:val="es-419" w:eastAsia="es-CO"/>
         </w:rPr>
-        <w:t>Brote epidemiológico.</w:t>
-      </w:r>
-    </w:p>
-    <w:p>
-      <w:pPr>
+        <w:t>Brote epidemiológico</w:t>
+      </w:r>
+    </w:p>
+    <w:p>
+      <w:pPr>
+        <w:pStyle w:val="Prrafodelista"/>
+        <w:ind w:firstLine="0"/>
         <w:rPr>
           <w:lang w:val="es-419" w:eastAsia="es-CO"/>
         </w:rPr>
@@ -7413,6 +7326,7 @@
           <w:bCs/>
           <w:lang w:val="es-419" w:eastAsia="es-CO"/>
         </w:rPr>
+        <w:lastRenderedPageBreak/>
         <w:t>Se caracteriza por:</w:t>
       </w:r>
     </w:p>
@@ -7490,20 +7404,6 @@
     </w:p>
     <w:p>
       <w:pPr>
-        <w:rPr>
-          <w:lang w:val="es-419" w:eastAsia="es-CO"/>
-        </w:rPr>
-      </w:pPr>
-    </w:p>
-    <w:p>
-      <w:pPr>
-        <w:rPr>
-          <w:lang w:val="es-419" w:eastAsia="es-CO"/>
-        </w:rPr>
-      </w:pPr>
-    </w:p>
-    <w:p>
-      <w:pPr>
         <w:pStyle w:val="Prrafodelista"/>
         <w:numPr>
           <w:ilvl w:val="0"/>
@@ -7521,12 +7421,13 @@
           <w:bCs/>
           <w:lang w:val="es-419" w:eastAsia="es-CO"/>
         </w:rPr>
-        <w:lastRenderedPageBreak/>
         <w:t>Evento de interés en salud pública (EISP)</w:t>
       </w:r>
     </w:p>
     <w:p>
       <w:pPr>
+        <w:pStyle w:val="Prrafodelista"/>
+        <w:ind w:firstLine="0"/>
         <w:rPr>
           <w:lang w:val="es-419" w:eastAsia="es-CO"/>
         </w:rPr>
@@ -7651,6 +7552,8 @@
     </w:p>
     <w:p>
       <w:pPr>
+        <w:pStyle w:val="Prrafodelista"/>
+        <w:ind w:firstLine="0"/>
         <w:rPr>
           <w:lang w:val="es-419" w:eastAsia="es-CO"/>
         </w:rPr>
@@ -7673,6 +7576,7 @@
         <w:rPr>
           <w:lang w:val="es-419" w:eastAsia="es-CO"/>
         </w:rPr>
+        <w:lastRenderedPageBreak/>
         <w:t>Diferencias entre brote, epidemia y EISP</w:t>
       </w:r>
     </w:p>
@@ -7812,14 +7716,7 @@
               <w:rPr>
                 <w:bCs/>
               </w:rPr>
-              <w:t xml:space="preserve">Corresponde a la aparición de casos relacionados epidemiológicamente, </w:t>
-            </w:r>
-            <w:r>
-              <w:rPr>
-                <w:bCs/>
-              </w:rPr>
-              <w:lastRenderedPageBreak/>
-              <w:t>generalmente por encima de lo esperado y delimitados en tiempo, lugar o población.</w:t>
+              <w:t>Corresponde a la aparición de casos relacionados epidemiológicamente, generalmente por encima de lo esperado y delimitados en tiempo, lugar o población.</w:t>
             </w:r>
           </w:p>
         </w:tc>
@@ -7840,15 +7737,7 @@
               <w:rPr>
                 <w:bCs/>
               </w:rPr>
-              <w:lastRenderedPageBreak/>
-              <w:t xml:space="preserve">Suele estar localizado en una institución, pabellón, </w:t>
-            </w:r>
-            <w:r>
-              <w:rPr>
-                <w:bCs/>
-              </w:rPr>
-              <w:lastRenderedPageBreak/>
-              <w:t>dormitorio, comunidad o grupo específico.</w:t>
+              <w:t>Suele estar localizado en una institución, pabellón, dormitorio, comunidad o grupo específico.</w:t>
             </w:r>
           </w:p>
         </w:tc>
@@ -7869,15 +7758,7 @@
               <w:rPr>
                 <w:bCs/>
               </w:rPr>
-              <w:lastRenderedPageBreak/>
-              <w:t xml:space="preserve">Requiere investigación epidemiológica para identificar </w:t>
-            </w:r>
-            <w:r>
-              <w:rPr>
-                <w:bCs/>
-              </w:rPr>
-              <w:lastRenderedPageBreak/>
-              <w:t>casos, posibles fuentes, contactos y factores asociados, además de implementar medidas de control.</w:t>
+              <w:t>Requiere investigación epidemiológica para identificar casos, posibles fuentes, contactos y factores asociados, además de implementar medidas de control.</w:t>
             </w:r>
           </w:p>
         </w:tc>
@@ -7898,15 +7779,7 @@
               <w:rPr>
                 <w:bCs/>
               </w:rPr>
-              <w:lastRenderedPageBreak/>
-              <w:t xml:space="preserve">En 2022, un establecimiento penitenciario de Pereira registró </w:t>
-            </w:r>
-            <w:r>
-              <w:rPr>
-                <w:bCs/>
-              </w:rPr>
-              <w:lastRenderedPageBreak/>
-              <w:t>un brote de varicela con cuatro casos: tres internos y un guardia, concentrados en un mismo patio.</w:t>
+              <w:t>En 2022, un establecimiento penitenciario de Pereira registró un brote de varicela con cuatro casos: tres internos y un guardia, concentrados en un mismo patio.</w:t>
             </w:r>
           </w:p>
         </w:tc>
@@ -7929,7 +7802,6 @@
               <w:rPr>
                 <w:bCs/>
               </w:rPr>
-              <w:lastRenderedPageBreak/>
               <w:t>Epidemia</w:t>
             </w:r>
           </w:p>
@@ -8014,7 +7886,14 @@
               <w:rPr>
                 <w:bCs/>
               </w:rPr>
-              <w:t>Un ejemplo documentado en contexto penitenciario corresponde a la epidemia de varicela presentada en el establecimiento penitenciario de Sincelejo, que motivó medidas sanitarias y de vigilancia epidemiológica.</w:t>
+              <w:t xml:space="preserve">Un ejemplo documentado en contexto penitenciario corresponde a la epidemia de varicela presentada en el establecimiento penitenciario de Sincelejo, que </w:t>
+            </w:r>
+            <w:r>
+              <w:rPr>
+                <w:bCs/>
+              </w:rPr>
+              <w:lastRenderedPageBreak/>
+              <w:t>motivó medidas sanitarias y de vigilancia epidemiológica.</w:t>
             </w:r>
           </w:p>
         </w:tc>
@@ -8137,25 +8016,12 @@
           <w:lang w:val="es-419" w:eastAsia="es-CO"/>
         </w:rPr>
       </w:pPr>
-    </w:p>
-    <w:p>
-      <w:pPr>
-        <w:rPr>
-          <w:lang w:val="es-419" w:eastAsia="es-CO"/>
-        </w:rPr>
-      </w:pPr>
-      <w:r>
-        <w:rPr>
-          <w:lang w:val="es-419" w:eastAsia="es-CO"/>
-        </w:rPr>
-        <w:t xml:space="preserve">Un EISP puede existir sin que haya brote o epidemia; un brote se caracteriza por su concentración epidemiológica y generalmente localizada; y una epidemia expresa un </w:t>
-      </w:r>
       <w:r>
         <w:rPr>
           <w:lang w:val="es-419" w:eastAsia="es-CO"/>
         </w:rPr>
         <w:lastRenderedPageBreak/>
-        <w:t xml:space="preserve">incremento de casos superior a lo esperado en una población o territorio de mayor alcance. </w:t>
+        <w:t xml:space="preserve">Un EISP puede existir sin que haya brote o epidemia; un brote se caracteriza por su concentración epidemiológica y generalmente localizada; y una epidemia expresa un incremento de casos superior a lo esperado en una población o territorio de mayor alcance. </w:t>
       </w:r>
     </w:p>
     <w:p>
@@ -8186,13 +8052,6 @@
     </w:p>
     <w:p>
       <w:pPr>
-        <w:rPr>
-          <w:lang w:val="es-419" w:eastAsia="es-CO"/>
-        </w:rPr>
-      </w:pPr>
-    </w:p>
-    <w:p>
-      <w:pPr>
         <w:pStyle w:val="Figura"/>
         <w:rPr>
           <w:lang w:val="es-419"/>
@@ -8217,7 +8076,7 @@
           <w:noProof/>
         </w:rPr>
         <w:drawing>
-          <wp:inline distT="0" distB="0" distL="0" distR="0" wp14:anchorId="483611EA" wp14:editId="503F89D3">
+          <wp:inline distT="0" distB="0" distL="0" distR="0" wp14:anchorId="483611EA" wp14:editId="6F3CC329">
             <wp:extent cx="4680000" cy="3121200"/>
             <wp:effectExtent l="0" t="0" r="0" b="0"/>
             <wp:docPr id="5" name="Imagen 5" descr="La figura representa el proceso que orienta la identificación y respuesta frente a situaciones que pueden afectar la salud pública. Muestra una secuencia que parte de la vigilancia y el análisis de la información para determinar el comportamiento de los casos y definir las acciones correspondientes. Según los resultados obtenidos, el proceso continúa con el seguimiento o con una respuesta epidemiológica más específica, encaminada a investigar la situación y establecer medidas oportunas de prevención y control."/>
@@ -8268,17 +8127,9 @@
     </w:p>
     <w:p>
       <w:pPr>
-        <w:jc w:val="center"/>
-        <w:rPr>
-          <w:lang w:val="es-419" w:eastAsia="es-CO"/>
-        </w:rPr>
-      </w:pPr>
-    </w:p>
-    <w:p>
-      <w:pPr>
         <w:pStyle w:val="Ttulo2"/>
       </w:pPr>
-      <w:bookmarkStart w:id="10" w:name="_Toc242364027"/>
+      <w:bookmarkStart w:id="10" w:name="_Toc242872999"/>
       <w:r>
         <w:lastRenderedPageBreak/>
         <w:t>Factores que favorecen la transmisión en entornos penitenciarios</w:t>
@@ -8336,13 +8187,6 @@
         </w:rPr>
         <w:t>La transmisión de una enfermedad infecciosa ocurre cuando un agente biológico logra pasar desde una fuente o reservorio hacia una persona susceptible. En los establecimientos penitenciarios, diferentes condiciones pueden favorecer uno o varios eslabones de esta cadena de transmisión. Por ello, la prevención de brotes requiere identificar los factores que incrementan la exposición, facilitan el contacto entre las personas, favorecen la supervivencia de los agentes en el ambiente o dificultan la identificación y atención oportuna de los casos (MSPS, s. f.).</w:t>
       </w:r>
-    </w:p>
-    <w:p>
-      <w:pPr>
-        <w:rPr>
-          <w:lang w:val="es-419" w:eastAsia="es-CO"/>
-        </w:rPr>
-      </w:pPr>
     </w:p>
     <w:p>
       <w:pPr>
@@ -8696,15 +8540,11 @@
           <w:numId w:val="36"/>
         </w:numPr>
         <w:rPr>
-          <w:b/>
-          <w:bCs/>
-          <w:lang w:val="es-419" w:eastAsia="es-CO"/>
-        </w:rPr>
-      </w:pPr>
-      <w:r>
-        <w:rPr>
-          <w:b/>
-          <w:bCs/>
+          <w:lang w:val="es-419" w:eastAsia="es-CO"/>
+        </w:rPr>
+      </w:pPr>
+      <w:r>
+        <w:rPr>
           <w:lang w:val="es-419" w:eastAsia="es-CO"/>
         </w:rPr>
         <w:lastRenderedPageBreak/>
@@ -8967,75 +8807,23 @@
     </w:p>
     <w:p>
       <w:pPr>
-        <w:ind w:left="709" w:firstLine="0"/>
-        <w:jc w:val="center"/>
-        <w:rPr>
-          <w:lang w:val="es-419" w:eastAsia="es-CO"/>
-        </w:rPr>
-      </w:pPr>
-    </w:p>
-    <w:p>
-      <w:pPr>
-        <w:ind w:left="709" w:firstLine="0"/>
-        <w:jc w:val="center"/>
-        <w:rPr>
-          <w:lang w:val="es-419" w:eastAsia="es-CO"/>
-        </w:rPr>
-      </w:pPr>
-    </w:p>
-    <w:p>
-      <w:pPr>
-        <w:ind w:left="709" w:firstLine="0"/>
-        <w:jc w:val="center"/>
-        <w:rPr>
-          <w:lang w:val="es-419" w:eastAsia="es-CO"/>
-        </w:rPr>
-      </w:pPr>
-    </w:p>
-    <w:p>
-      <w:pPr>
-        <w:ind w:left="709" w:firstLine="0"/>
-        <w:jc w:val="center"/>
-        <w:rPr>
-          <w:lang w:val="es-419" w:eastAsia="es-CO"/>
-        </w:rPr>
-      </w:pPr>
-    </w:p>
-    <w:p>
-      <w:pPr>
-        <w:ind w:left="709" w:firstLine="0"/>
-        <w:jc w:val="center"/>
-        <w:rPr>
-          <w:lang w:val="es-419" w:eastAsia="es-CO"/>
-        </w:rPr>
-      </w:pPr>
-    </w:p>
-    <w:p>
-      <w:pPr>
-        <w:ind w:left="709" w:firstLine="0"/>
-        <w:jc w:val="center"/>
-        <w:rPr>
-          <w:lang w:val="es-419" w:eastAsia="es-CO"/>
-        </w:rPr>
-      </w:pPr>
-    </w:p>
-    <w:p>
-      <w:pPr>
-        <w:ind w:left="709" w:firstLine="0"/>
-        <w:jc w:val="center"/>
-        <w:rPr>
-          <w:lang w:val="es-419" w:eastAsia="es-CO"/>
-        </w:rPr>
-      </w:pPr>
-    </w:p>
-    <w:p>
-      <w:pPr>
-        <w:ind w:left="709" w:firstLine="0"/>
-        <w:jc w:val="center"/>
-        <w:rPr>
-          <w:lang w:val="es-419" w:eastAsia="es-CO"/>
-        </w:rPr>
-      </w:pPr>
+        <w:spacing w:before="0" w:after="160" w:line="259" w:lineRule="auto"/>
+        <w:ind w:firstLine="0"/>
+        <w:rPr>
+          <w:rFonts w:ascii="Calibri" w:eastAsia="Times New Roman" w:hAnsi="Calibri" w:cs="Times New Roman (Títulos en alf"/>
+          <w:b/>
+          <w:color w:val="000000" w:themeColor="text1"/>
+          <w:spacing w:val="-10"/>
+          <w:kern w:val="0"/>
+          <w:sz w:val="36"/>
+          <w:szCs w:val="32"/>
+          <w:lang w:val="es-419" w:eastAsia="es-CO"/>
+          <w14:ligatures w14:val="none"/>
+        </w:rPr>
+      </w:pPr>
+      <w:r>
+        <w:br w:type="page"/>
+      </w:r>
     </w:p>
     <w:p>
       <w:pPr>
@@ -9045,7 +8833,7 @@
           <w:numId w:val="5"/>
         </w:numPr>
       </w:pPr>
-      <w:bookmarkStart w:id="11" w:name="_Toc242364028"/>
+      <w:bookmarkStart w:id="11" w:name="_Toc242873000"/>
       <w:r>
         <w:lastRenderedPageBreak/>
         <w:t>Gestión y acciones de respuesta ante eventos epidemiológicos</w:t>
@@ -9083,16 +8871,9 @@
     </w:p>
     <w:p>
       <w:pPr>
-        <w:rPr>
-          <w:lang w:val="es-419" w:eastAsia="es-CO"/>
-        </w:rPr>
-      </w:pPr>
-    </w:p>
-    <w:p>
-      <w:pPr>
         <w:pStyle w:val="Ttulo2"/>
       </w:pPr>
-      <w:bookmarkStart w:id="12" w:name="_Toc242364029"/>
+      <w:bookmarkStart w:id="12" w:name="_Toc242873001"/>
       <w:r>
         <w:t>Realizar acciones de identificación del evento epidemiológico</w:t>
       </w:r>
@@ -9122,6 +8903,21 @@
           <w:lang w:val="es-419" w:eastAsia="es-CO"/>
         </w:rPr>
         <w:t>Por esta razón, es necesario fortalecer la capacidad para reconocer tempranamente signos, síntomas, casos inusuales o agrupaciones de personas afectadas que puedan indicar la presencia de un evento de interés en salud pública o un posible brote (Ministerio de Salud y Protección Social [MSPS], 2024).</w:t>
+      </w:r>
+    </w:p>
+    <w:p>
+      <w:pPr>
+        <w:spacing w:before="0" w:after="160" w:line="259" w:lineRule="auto"/>
+        <w:ind w:firstLine="0"/>
+        <w:rPr>
+          <w:lang w:val="es-419" w:eastAsia="es-CO"/>
+        </w:rPr>
+      </w:pPr>
+      <w:r>
+        <w:rPr>
+          <w:lang w:val="es-419" w:eastAsia="es-CO"/>
+        </w:rPr>
+        <w:br w:type="page"/>
       </w:r>
     </w:p>
     <w:p>
@@ -9376,7 +9172,6 @@
               <w:pStyle w:val="Tablas"/>
             </w:pPr>
             <w:r>
-              <w:lastRenderedPageBreak/>
               <w:t>Activación de medidas de prevención y control</w:t>
             </w:r>
           </w:p>
@@ -9452,14 +9247,9 @@
     </w:tbl>
     <w:p>
       <w:pPr>
-        <w:ind w:firstLine="0"/>
-      </w:pPr>
-    </w:p>
-    <w:p>
-      <w:pPr>
         <w:pStyle w:val="Ttulo2"/>
       </w:pPr>
-      <w:bookmarkStart w:id="13" w:name="_Toc242364030"/>
+      <w:bookmarkStart w:id="13" w:name="_Toc242873002"/>
       <w:r>
         <w:t>Aplicar algoritmos de diagnóstico</w:t>
       </w:r>
@@ -9484,19 +9274,18 @@
           <w:lang w:val="es-419" w:eastAsia="es-CO"/>
         </w:rPr>
       </w:pPr>
-    </w:p>
-    <w:p>
-      <w:pPr>
-        <w:rPr>
-          <w:lang w:val="es-419" w:eastAsia="es-CO"/>
-        </w:rPr>
-      </w:pPr>
+      <w:r>
+        <w:rPr>
+          <w:lang w:val="es-419" w:eastAsia="es-CO"/>
+        </w:rPr>
+        <w:t xml:space="preserve"> Los lineamientos del Ministerio de Salud y Protección Social establecen que el diagnóstico debe realizarse mediante procesos estandarizados que integren la </w:t>
+      </w:r>
       <w:r>
         <w:rPr>
           <w:lang w:val="es-419" w:eastAsia="es-CO"/>
         </w:rPr>
         <w:lastRenderedPageBreak/>
-        <w:t xml:space="preserve"> Los lineamientos del Ministerio de Salud y Protección Social establecen que el diagnóstico debe realizarse mediante procesos estandarizados que integren la evaluación clínica, los antecedentes epidemiológicos, la identificación de factores de riesgo y la clasificación del caso, permitiendo implementar oportunamente medidas de aislamiento, toma de muestras y notificación al Sistema de Vigilancia en Salud Pública (SIVIGILA). </w:t>
+        <w:t xml:space="preserve">evaluación clínica, los antecedentes epidemiológicos, la identificación de factores de riesgo y la clasificación del caso, permitiendo implementar oportunamente medidas de aislamiento, toma de muestras y notificación al Sistema de Vigilancia en Salud Pública (SIVIGILA). </w:t>
       </w:r>
     </w:p>
     <w:p>
@@ -9618,14 +9407,7 @@
         <w:rPr>
           <w:lang w:val="es-419" w:eastAsia="es-CO"/>
         </w:rPr>
-        <w:t xml:space="preserve">nalizar antecedentes de exposición, contactos, ubicación, temporalidad y factores de riesgo para establecer posibles </w:t>
-      </w:r>
-      <w:r>
-        <w:rPr>
-          <w:lang w:val="es-419" w:eastAsia="es-CO"/>
-        </w:rPr>
-        <w:lastRenderedPageBreak/>
-        <w:t>relaciones epidemiológicas y fortalecer la clasificación del caso de acuerdo con las características del evento investigado.</w:t>
+        <w:t>nalizar antecedentes de exposición, contactos, ubicación, temporalidad y factores de riesgo para establecer posibles relaciones epidemiológicas y fortalecer la clasificación del caso de acuerdo con las características del evento investigado.</w:t>
       </w:r>
     </w:p>
     <w:p>
@@ -9645,6 +9427,7 @@
           <w:bCs/>
           <w:lang w:val="es-419" w:eastAsia="es-CO"/>
         </w:rPr>
+        <w:lastRenderedPageBreak/>
         <w:t>Pruebas diagnósticas:</w:t>
       </w:r>
       <w:r>
@@ -9672,6 +9455,12 @@
         </w:rPr>
         <w:t>El lineamiento nacional señala que este proceso debe complementarse con el examen médico de ingreso al establecimiento, la identificación de factores de riesgo individuales y ambientales, así como la vigilancia permanente de la población para detectar oportunamente casos sospechosos antes de que evolucionen a brotes. La estandarización del proceso diagnóstico garantiza que las decisiones clínicas sean oportunas, homogéneas y basadas en evidencia (MSPS, 2024)</w:t>
       </w:r>
+      <w:r>
+        <w:rPr>
+          <w:lang w:val="es-419" w:eastAsia="es-CO"/>
+        </w:rPr>
+        <w:t>.</w:t>
+      </w:r>
     </w:p>
     <w:p>
       <w:pPr>
@@ -9696,29 +9485,16 @@
         <w:rPr>
           <w:lang w:val="es-419" w:eastAsia="es-CO"/>
         </w:rPr>
-        <w:t xml:space="preserve">Asimismo, facilita el seguimiento de los casos, la evaluación de la efectividad de las intervenciones y la generación de información útil para la gestión del riesgo en salud pública. De esta manera, los algoritmos diagnósticos no solo contribuyen al manejo oportuno de los casos individuales, sino que constituyen una estrategia esencial para </w:t>
-      </w:r>
-      <w:r>
-        <w:rPr>
-          <w:lang w:val="es-419" w:eastAsia="es-CO"/>
-        </w:rPr>
+        <w:t>Asimismo, facilita el seguimiento de los casos, la evaluación de la efectividad de las intervenciones y la generación de información útil para la gestión del riesgo en salud pública. De esta manera, los algoritmos diagnósticos no solo contribuyen al manejo oportuno de los casos individuales, sino que constituyen una estrategia esencial para prevenir brotes y proteger la salud de la población privada de la libertad, del personal penitenciario y de la comunidad en general (MSPS, 2024; MSPS, 2016).</w:t>
+      </w:r>
+    </w:p>
+    <w:p>
+      <w:pPr>
+        <w:pStyle w:val="Ttulo2"/>
+      </w:pPr>
+      <w:bookmarkStart w:id="14" w:name="_Toc242873003"/>
+      <w:r>
         <w:lastRenderedPageBreak/>
-        <w:t>prevenir brotes y proteger la salud de la población privada de la libertad, del personal penitenciario y de la comunidad en general (MSPS, 2024; MSPS, 2016).</w:t>
-      </w:r>
-    </w:p>
-    <w:p>
-      <w:pPr>
-        <w:rPr>
-          <w:lang w:val="es-419" w:eastAsia="es-CO"/>
-        </w:rPr>
-      </w:pPr>
-    </w:p>
-    <w:p>
-      <w:pPr>
-        <w:pStyle w:val="Ttulo2"/>
-      </w:pPr>
-      <w:bookmarkStart w:id="14" w:name="_Toc242364031"/>
-      <w:r>
         <w:t>Establecer cómo y cuándo notificar</w:t>
       </w:r>
       <w:bookmarkEnd w:id="14"/>
@@ -9747,6 +9523,21 @@
           <w:lang w:val="es-419" w:eastAsia="es-CO"/>
         </w:rPr>
         <w:t>La notificación debe realizarse inmediatamente cuando se identifique un evento de notificación obligatoria o una situación que represente un riesgo de propagación, permitiendo activar la investigación epidemiológica, implementar medidas de control y coordinar la respuesta entre las instituciones de salud, el INPEC, la USPEC y las autoridades sanitarias territoriales. La oportunidad en la notificación es determinante para interrumpir la cadena de transmisión y reducir la ocurrencia de brotes (Ministerio de Salud y Protección Social [MSPS], 2016; MSPS, 2024).</w:t>
+      </w:r>
+    </w:p>
+    <w:p>
+      <w:pPr>
+        <w:spacing w:before="0" w:after="160" w:line="259" w:lineRule="auto"/>
+        <w:ind w:firstLine="0"/>
+        <w:rPr>
+          <w:lang w:val="es-419" w:eastAsia="es-CO"/>
+        </w:rPr>
+      </w:pPr>
+      <w:r>
+        <w:rPr>
+          <w:lang w:val="es-419" w:eastAsia="es-CO"/>
+        </w:rPr>
+        <w:br w:type="page"/>
       </w:r>
     </w:p>
     <w:p>
@@ -9768,22 +9559,12 @@
           <w:bCs/>
           <w:lang w:val="es-419" w:eastAsia="es-CO"/>
         </w:rPr>
+        <w:lastRenderedPageBreak/>
         <w:t>El proceso de notificación está diseñado de la siguiente manera:</w:t>
       </w:r>
     </w:p>
     <w:p>
       <w:pPr>
-        <w:pStyle w:val="Prrafodelista"/>
-        <w:ind w:firstLine="0"/>
-        <w:rPr>
-          <w:b/>
-          <w:bCs/>
-          <w:lang w:val="es-419" w:eastAsia="es-CO"/>
-        </w:rPr>
-      </w:pPr>
-    </w:p>
-    <w:p>
-      <w:pPr>
         <w:pStyle w:val="Figura"/>
         <w:rPr>
           <w:lang w:val="es-419"/>
@@ -9793,8 +9574,19 @@
         <w:rPr>
           <w:lang w:val="es-419"/>
         </w:rPr>
-        <w:lastRenderedPageBreak/>
-        <w:t>Notificación de eventos de interés en salud publica en entornos penitenciarios</w:t>
+        <w:t>Notificación de eventos de interés en salud p</w:t>
+      </w:r>
+      <w:r>
+        <w:rPr>
+          <w:lang w:val="es-419"/>
+        </w:rPr>
+        <w:t>ú</w:t>
+      </w:r>
+      <w:r>
+        <w:rPr>
+          <w:lang w:val="es-419"/>
+        </w:rPr>
+        <w:t>blica en entornos penitenciarios</w:t>
       </w:r>
     </w:p>
     <w:p>
@@ -9857,8 +9649,288 @@
         </w:drawing>
       </w:r>
     </w:p>
-    <w:p>
-      <w:pPr>
+    <w:tbl>
+      <w:tblPr>
+        <w:tblStyle w:val="Tablaconcuadrcula"/>
+        <w:tblW w:w="0" w:type="auto"/>
+        <w:tblLook w:val="04A0" w:firstRow="1" w:lastRow="0" w:firstColumn="1" w:lastColumn="0" w:noHBand="0" w:noVBand="1"/>
+      </w:tblPr>
+      <w:tblGrid>
+        <w:gridCol w:w="9962"/>
+      </w:tblGrid>
+      <w:tr>
+        <w:tc>
+          <w:tcPr>
+            <w:tcW w:w="9962" w:type="dxa"/>
+          </w:tcPr>
+          <w:p>
+            <w:pPr>
+              <w:spacing w:line="240" w:lineRule="auto"/>
+              <w:ind w:firstLine="0"/>
+              <w:rPr>
+                <w:b/>
+                <w:bCs/>
+                <w:lang w:val="es-419"/>
+              </w:rPr>
+            </w:pPr>
+            <w:r>
+              <w:rPr>
+                <w:b/>
+                <w:bCs/>
+                <w:lang w:val="es-419"/>
+              </w:rPr>
+              <w:t xml:space="preserve">Descripción de la figura. </w:t>
+            </w:r>
+            <w:r>
+              <w:rPr>
+                <w:b/>
+                <w:bCs/>
+                <w:lang w:val="es-419"/>
+              </w:rPr>
+              <w:t>Notificación de eventos de interés en salud pública en entornos penitenciarios</w:t>
+            </w:r>
+          </w:p>
+        </w:tc>
+      </w:tr>
+      <w:tr>
+        <w:tc>
+          <w:tcPr>
+            <w:tcW w:w="9962" w:type="dxa"/>
+          </w:tcPr>
+          <w:p>
+            <w:pPr>
+              <w:rPr>
+                <w:b/>
+                <w:bCs/>
+                <w:lang w:val="es-419"/>
+              </w:rPr>
+            </w:pPr>
+            <w:r>
+              <w:rPr>
+                <w:b/>
+                <w:bCs/>
+                <w:lang w:val="es-419"/>
+              </w:rPr>
+              <w:t>1. Identificación del caso sospechoso</w:t>
+            </w:r>
+          </w:p>
+          <w:p>
+            <w:pPr>
+              <w:rPr>
+                <w:lang w:val="es-419"/>
+              </w:rPr>
+            </w:pPr>
+            <w:r>
+              <w:rPr>
+                <w:lang w:val="es-419"/>
+              </w:rPr>
+              <w:t>Reconocer signos y síntomas compatibles con un evento de interés en salud pública.</w:t>
+            </w:r>
+          </w:p>
+          <w:p>
+            <w:pPr>
+              <w:rPr>
+                <w:b/>
+                <w:bCs/>
+                <w:lang w:val="es-419"/>
+              </w:rPr>
+            </w:pPr>
+            <w:r>
+              <w:rPr>
+                <w:b/>
+                <w:bCs/>
+                <w:lang w:val="es-419"/>
+              </w:rPr>
+              <w:t>2. Confirmación del caso</w:t>
+            </w:r>
+          </w:p>
+          <w:p>
+            <w:pPr>
+              <w:rPr>
+                <w:lang w:val="es-419"/>
+              </w:rPr>
+            </w:pPr>
+            <w:r>
+              <w:rPr>
+                <w:lang w:val="es-419"/>
+              </w:rPr>
+              <w:t>Aplicar criterios epidemiológicos y de laboratorio, según corresponda.</w:t>
+            </w:r>
+          </w:p>
+          <w:p>
+            <w:pPr>
+              <w:rPr>
+                <w:b/>
+                <w:bCs/>
+                <w:lang w:val="es-419"/>
+              </w:rPr>
+            </w:pPr>
+            <w:r>
+              <w:rPr>
+                <w:b/>
+                <w:bCs/>
+                <w:lang w:val="es-419"/>
+              </w:rPr>
+              <w:t>3. Registro y notificación por la UPGD</w:t>
+            </w:r>
+          </w:p>
+          <w:p>
+            <w:pPr>
+              <w:rPr>
+                <w:lang w:val="es-419"/>
+              </w:rPr>
+            </w:pPr>
+            <w:r>
+              <w:rPr>
+                <w:lang w:val="es-419"/>
+              </w:rPr>
+              <w:lastRenderedPageBreak/>
+              <w:t>Registrar y reportar el evento a la entidad territorial de salud, conforme a los lineamientos del SIVIGILA.</w:t>
+            </w:r>
+          </w:p>
+          <w:p>
+            <w:pPr>
+              <w:rPr>
+                <w:b/>
+                <w:bCs/>
+                <w:lang w:val="es-419"/>
+              </w:rPr>
+            </w:pPr>
+            <w:r>
+              <w:rPr>
+                <w:b/>
+                <w:bCs/>
+                <w:lang w:val="es-419"/>
+              </w:rPr>
+              <w:t>4. Implementación inmediata de medidas</w:t>
+            </w:r>
+          </w:p>
+          <w:p>
+            <w:pPr>
+              <w:rPr>
+                <w:lang w:val="es-419"/>
+              </w:rPr>
+            </w:pPr>
+            <w:r>
+              <w:rPr>
+                <w:lang w:val="es-419"/>
+              </w:rPr>
+              <w:t>Mientras se notifica, implementar acciones de aislamiento, búsqueda activa de contactos, toma de muestras y seguimiento epidemiológico.</w:t>
+            </w:r>
+          </w:p>
+          <w:p>
+            <w:pPr>
+              <w:rPr>
+                <w:b/>
+                <w:bCs/>
+                <w:lang w:val="es-419"/>
+              </w:rPr>
+            </w:pPr>
+            <w:r>
+              <w:rPr>
+                <w:b/>
+                <w:bCs/>
+                <w:lang w:val="es-419"/>
+              </w:rPr>
+              <w:t>5. Seguimiento y respuesta</w:t>
+            </w:r>
+          </w:p>
+          <w:p>
+            <w:pPr>
+              <w:rPr>
+                <w:lang w:val="es-419"/>
+              </w:rPr>
+            </w:pPr>
+            <w:r>
+              <w:rPr>
+                <w:lang w:val="es-419"/>
+              </w:rPr>
+              <w:t>Dar seguimiento a los casos y contactos, y articular la respuesta con la entidad territorial de salud.</w:t>
+            </w:r>
+          </w:p>
+          <w:p>
+            <w:pPr>
+              <w:rPr>
+                <w:b/>
+                <w:bCs/>
+                <w:lang w:val="es-419"/>
+              </w:rPr>
+            </w:pPr>
+            <w:r>
+              <w:rPr>
+                <w:b/>
+                <w:bCs/>
+                <w:lang w:val="es-419"/>
+              </w:rPr>
+              <w:t>¿Se identifica un conglomerado o brote?</w:t>
+            </w:r>
+          </w:p>
+          <w:p>
+            <w:pPr>
+              <w:rPr>
+                <w:b/>
+                <w:bCs/>
+                <w:lang w:val="es-419"/>
+              </w:rPr>
+            </w:pPr>
+            <w:r>
+              <w:rPr>
+                <w:b/>
+                <w:bCs/>
+                <w:lang w:val="es-419"/>
+              </w:rPr>
+              <w:t>Sí → Notificación inmediata</w:t>
+            </w:r>
+          </w:p>
+          <w:p>
+            <w:pPr>
+              <w:rPr>
+                <w:lang w:val="es-419"/>
+              </w:rPr>
+            </w:pPr>
+            <w:r>
+              <w:rPr>
+                <w:lang w:val="es-419"/>
+              </w:rPr>
+              <w:t>Reportar de manera inmediata a la entidad territorial de salud, sin esperar la confirmación definitiva del laboratorio, para facilitar la respuesta rápida.</w:t>
+            </w:r>
+          </w:p>
+          <w:p>
+            <w:pPr>
+              <w:rPr>
+                <w:b/>
+                <w:bCs/>
+                <w:lang w:val="es-419"/>
+              </w:rPr>
+            </w:pPr>
+            <w:r>
+              <w:rPr>
+                <w:b/>
+                <w:bCs/>
+                <w:lang w:val="es-419"/>
+              </w:rPr>
+              <w:t>No → Continuar con el seguimiento</w:t>
+            </w:r>
+          </w:p>
+          <w:p>
+            <w:pPr>
+              <w:rPr>
+                <w:lang w:val="es-419"/>
+              </w:rPr>
+            </w:pPr>
+            <w:r>
+              <w:rPr>
+                <w:lang w:val="es-419"/>
+              </w:rPr>
+              <w:t>Mantener la vigilancia, actualizar la información y aplicar las medidas de control según la evolución del evento.</w:t>
+            </w:r>
+          </w:p>
+        </w:tc>
+      </w:tr>
+    </w:tbl>
+    <w:p>
+      <w:pPr>
+        <w:ind w:firstLine="708"/>
         <w:rPr>
           <w:noProof/>
         </w:rPr>
@@ -9867,6 +9939,7 @@
         <w:rPr>
           <w:noProof/>
         </w:rPr>
+        <w:lastRenderedPageBreak/>
         <w:t xml:space="preserve">La correcta notificación depende de la coordinación permanente entre los servicios de salud penitenciarios, las entidades territoriales, el Instituto Nacional Penitenciario y Carcelario (INPEC), la Unidad de Servicios Penitenciarios y Carcelarios (USPEC) y el Ministerio de Salud y Protección Social. </w:t>
       </w:r>
     </w:p>
@@ -9880,6 +9953,7 @@
         <w:rPr>
           <w:noProof/>
         </w:rPr>
+        <w:lastRenderedPageBreak/>
         <w:t>Además de cumplir con la obligación legal de reportar los eventos, la información generada mediante la vigilancia epidemiológica permite analizar tendencias, identificar factores de riesgo, orientar las intervenciones de prevención y fortalecer la toma de decisiones en salud pública. De esta manera, la notificación oportuna no solo cumple una función administrativa, sino que constituye una herramienta esencial para proteger la salud de la población privada de la libertad y prevenir la propagación de enfermedades transmisibles (MSPS, 2024).</w:t>
       </w:r>
     </w:p>
@@ -9890,12 +9964,11 @@
           <w:noProof/>
         </w:rPr>
       </w:pPr>
-      <w:bookmarkStart w:id="15" w:name="_Toc242364032"/>
+      <w:bookmarkStart w:id="15" w:name="_Toc242873004"/>
       <w:r>
         <w:rPr>
           <w:noProof/>
         </w:rPr>
-        <w:lastRenderedPageBreak/>
         <w:t>Implementar medidas de salud pública</w:t>
       </w:r>
       <w:bookmarkEnd w:id="15"/>
@@ -9941,7 +10014,13 @@
         <w:rPr>
           <w:lang w:val="es-419" w:eastAsia="es-CO"/>
         </w:rPr>
-        <w:t xml:space="preserve">El fortalecimiento de la higiene de manos, </w:t>
+        <w:t>El fortalecimiento de la higiene de manos</w:t>
+      </w:r>
+      <w:r>
+        <w:rPr>
+          <w:lang w:val="es-419" w:eastAsia="es-CO"/>
+        </w:rPr>
+        <w:t>.</w:t>
       </w:r>
     </w:p>
     <w:p>
@@ -9959,7 +10038,13 @@
         <w:rPr>
           <w:lang w:val="es-419" w:eastAsia="es-CO"/>
         </w:rPr>
-        <w:t>El uso adecuado de elementos de protección personal,</w:t>
+        <w:t>El uso adecuado de elementos de protección personal</w:t>
+      </w:r>
+      <w:r>
+        <w:rPr>
+          <w:lang w:val="es-419" w:eastAsia="es-CO"/>
+        </w:rPr>
+        <w:t>.</w:t>
       </w:r>
     </w:p>
     <w:p>
@@ -9977,7 +10062,13 @@
         <w:rPr>
           <w:lang w:val="es-419" w:eastAsia="es-CO"/>
         </w:rPr>
-        <w:t xml:space="preserve">La promoción de hábitos saludables, la vacunación, </w:t>
+        <w:t>La promoción de hábitos saludables, la vacunación</w:t>
+      </w:r>
+      <w:r>
+        <w:rPr>
+          <w:lang w:val="es-419" w:eastAsia="es-CO"/>
+        </w:rPr>
+        <w:t>.</w:t>
       </w:r>
     </w:p>
     <w:p>
@@ -9995,7 +10086,19 @@
         <w:rPr>
           <w:lang w:val="es-419" w:eastAsia="es-CO"/>
         </w:rPr>
-        <w:t xml:space="preserve">La búsqueda activa de casos, </w:t>
+        <w:t>La búsqueda activa de casos</w:t>
+      </w:r>
+      <w:r>
+        <w:rPr>
+          <w:lang w:val="es-419" w:eastAsia="es-CO"/>
+        </w:rPr>
+        <w:t>.</w:t>
+      </w:r>
+      <w:r>
+        <w:rPr>
+          <w:lang w:val="es-419" w:eastAsia="es-CO"/>
+        </w:rPr>
+        <w:t xml:space="preserve"> </w:t>
       </w:r>
     </w:p>
     <w:p>
@@ -10013,7 +10116,13 @@
         <w:rPr>
           <w:lang w:val="es-419" w:eastAsia="es-CO"/>
         </w:rPr>
-        <w:t xml:space="preserve">El aislamiento oportuno de personas con sospecha de enfermedad transmisible </w:t>
+        <w:t>El aislamiento oportuno de personas con sospecha de enfermedad transmisible</w:t>
+      </w:r>
+      <w:r>
+        <w:rPr>
+          <w:lang w:val="es-419" w:eastAsia="es-CO"/>
+        </w:rPr>
+        <w:t>.</w:t>
       </w:r>
     </w:p>
     <w:p>
@@ -10031,6 +10140,7 @@
         <w:rPr>
           <w:lang w:val="es-419" w:eastAsia="es-CO"/>
         </w:rPr>
+        <w:lastRenderedPageBreak/>
         <w:t>La educación permanente en salud dirigida tanto a la población privada de la libertad como al personal penitenciario y de salud.</w:t>
       </w:r>
     </w:p>
@@ -10057,131 +10167,129 @@
         <w:rPr>
           <w:lang w:val="es-419" w:eastAsia="es-CO"/>
         </w:rPr>
-        <w:t xml:space="preserve">La implementación efectiva de las medidas de salud pública requiere la coordinación entre el Ministerio de Salud y Protección Social, el Instituto Nacional </w:t>
+        <w:t xml:space="preserve">La implementación efectiva de las medidas de salud pública requiere la coordinación entre el Ministerio de Salud y Protección Social, el Instituto Nacional Penitenciario y Carcelario (INPEC), la Unidad de Servicios Penitenciarios y Carcelarios (USPEC), las entidades territoriales de salud y los prestadores de servicios de salud. </w:t>
+      </w:r>
+    </w:p>
+    <w:p>
+      <w:pPr>
+        <w:rPr>
+          <w:lang w:val="es-419" w:eastAsia="es-CO"/>
+        </w:rPr>
+      </w:pPr>
+      <w:r>
+        <w:rPr>
+          <w:lang w:val="es-419" w:eastAsia="es-CO"/>
+        </w:rPr>
+        <w:t xml:space="preserve">El documento de manejo de brotes resalta que la vigilancia epidemiológica, la detección temprana de casos, la notificación oportuna, la investigación epidemiológica y la ejecución inmediata de acciones de prevención y control son fundamentales para contener la propagación de enfermedades y proteger la salud de la población privada de la libertad. </w:t>
+      </w:r>
+    </w:p>
+    <w:p>
+      <w:pPr>
+        <w:rPr>
+          <w:lang w:val="es-419" w:eastAsia="es-CO"/>
+        </w:rPr>
+      </w:pPr>
+      <w:r>
+        <w:rPr>
+          <w:lang w:val="es-419" w:eastAsia="es-CO"/>
+        </w:rPr>
+        <w:t>De esta manera, las medidas de salud pública trascienden la atención del caso individual y se convierten en una estrategia integral de gestión del riesgo que fortalece la prevención, el control de brotes y la protección de la salud colectiva (MSPS, 2016; MSPS, 2024).</w:t>
+      </w:r>
+    </w:p>
+    <w:p>
+      <w:pPr>
+        <w:pStyle w:val="Ttulo2"/>
+      </w:pPr>
+      <w:bookmarkStart w:id="16" w:name="_Toc242873005"/>
+      <w:r>
+        <w:t>Ejecutar acciones colectivas de prevención</w:t>
+      </w:r>
+      <w:bookmarkEnd w:id="16"/>
+    </w:p>
+    <w:p>
+      <w:pPr>
+        <w:rPr>
+          <w:lang w:val="es-419" w:eastAsia="es-CO"/>
+        </w:rPr>
+      </w:pPr>
+      <w:r>
+        <w:rPr>
+          <w:lang w:val="es-419" w:eastAsia="es-CO"/>
+        </w:rPr>
+        <w:t xml:space="preserve">La ejecución de acciones colectivas de prevención constituye una estrategia esencial para reducir el riesgo de aparición y propagación de enfermedades </w:t>
       </w:r>
       <w:r>
         <w:rPr>
           <w:lang w:val="es-419" w:eastAsia="es-CO"/>
         </w:rPr>
         <w:lastRenderedPageBreak/>
-        <w:t xml:space="preserve">Penitenciario y Carcelario (INPEC), la Unidad de Servicios Penitenciarios y Carcelarios (USPEC), las entidades territoriales de salud y los prestadores de servicios de salud. </w:t>
-      </w:r>
-    </w:p>
-    <w:p>
-      <w:pPr>
-        <w:rPr>
-          <w:lang w:val="es-419" w:eastAsia="es-CO"/>
-        </w:rPr>
-      </w:pPr>
-      <w:r>
-        <w:rPr>
-          <w:lang w:val="es-419" w:eastAsia="es-CO"/>
-        </w:rPr>
-        <w:t xml:space="preserve">El documento de manejo de brotes resalta que la vigilancia epidemiológica, la detección temprana de casos, la notificación oportuna, la investigación epidemiológica y la ejecución inmediata de acciones de prevención y control son fundamentales para contener la propagación de enfermedades y proteger la salud de la población privada de la libertad. </w:t>
-      </w:r>
-    </w:p>
-    <w:p>
-      <w:pPr>
-        <w:rPr>
-          <w:lang w:val="es-419" w:eastAsia="es-CO"/>
-        </w:rPr>
-      </w:pPr>
-      <w:r>
-        <w:rPr>
-          <w:lang w:val="es-419" w:eastAsia="es-CO"/>
-        </w:rPr>
-        <w:t>De esta manera, las medidas de salud pública trascienden la atención del caso individual y se convierten en una estrategia integral de gestión del riesgo que fortalece la prevención, el control de brotes y la protección de la salud colectiva (MSPS, 2016; MSPS, 2024).</w:t>
-      </w:r>
-    </w:p>
-    <w:p>
-      <w:pPr>
-        <w:rPr>
-          <w:lang w:val="es-419" w:eastAsia="es-CO"/>
-        </w:rPr>
-      </w:pPr>
-    </w:p>
-    <w:p>
-      <w:pPr>
-        <w:pStyle w:val="Ttulo2"/>
-      </w:pPr>
-      <w:bookmarkStart w:id="16" w:name="_Toc242364033"/>
-      <w:r>
-        <w:t>Ejecutar acciones colectivas de prevención</w:t>
-      </w:r>
-      <w:bookmarkEnd w:id="16"/>
-    </w:p>
-    <w:p>
-      <w:pPr>
-        <w:rPr>
-          <w:lang w:val="es-419" w:eastAsia="es-CO"/>
-        </w:rPr>
-      </w:pPr>
-      <w:r>
-        <w:rPr>
-          <w:lang w:val="es-419" w:eastAsia="es-CO"/>
-        </w:rPr>
-        <w:t>La ejecución de acciones colectivas de prevención constituye una estrategia esencial para reducir el riesgo de aparición y propagación de enfermedades transmisibles en la población privada de la libertad (PPL). Estas acciones deben trascender la atención individual y orientarse hacia intervenciones dirigidas a toda la comunidad penitenciaria, integrando actividades de promoción de la salud, educación sanitaria, vacunación, vigilancia epidemiológica y fortalecimiento de los entornos saludables.</w:t>
-      </w:r>
-    </w:p>
-    <w:p>
-      <w:pPr>
-        <w:rPr>
-          <w:lang w:val="es-419" w:eastAsia="es-CO"/>
-        </w:rPr>
-      </w:pPr>
+        <w:t>transmisibles en la población privada de la libertad (PPL). Estas acciones deben trascender la atención individual y orientarse hacia intervenciones dirigidas a toda la comunidad penitenciaria, integrando actividades de promoción de la salud, educación sanitaria, vacunación, vigilancia epidemiológica y fortalecimiento de los entornos saludables.</w:t>
+      </w:r>
+    </w:p>
+    <w:p>
+      <w:pPr>
+        <w:rPr>
+          <w:lang w:val="es-419" w:eastAsia="es-CO"/>
+        </w:rPr>
+      </w:pPr>
+      <w:r>
+        <w:rPr>
+          <w:lang w:val="es-419" w:eastAsia="es-CO"/>
+        </w:rPr>
+        <w:t>El Ministerio de Salud y Protección Social establece que las acciones colectivas deben planificarse con base en el análisis de los factores de riesgo presentes en cada establecimiento de reclusión, priorizando aquellos relacionados con el hacinamiento, las deficiencias en saneamiento básico, el acceso al agua potable, la calidad de los alimentos y la presencia de vectores, con el propósito de interrumpir la cadena epidemiológica antes de la ocurrencia de brotes (Ministerio de Salud y Protección Social [MSPS], 2024).</w:t>
+      </w:r>
+    </w:p>
+    <w:p>
+      <w:pPr>
+        <w:rPr>
+          <w:lang w:val="es-419" w:eastAsia="es-CO"/>
+        </w:rPr>
+      </w:pPr>
+      <w:r>
+        <w:rPr>
+          <w:lang w:val="es-419" w:eastAsia="es-CO"/>
+        </w:rPr>
+        <w:t xml:space="preserve">El lineamiento nacional enfatiza que la prevención colectiva debe fundamentarse en la participación activa de la población privada de la libertad, promoviendo procesos de educación, corresponsabilidad y autocuidado que fortalezcan la adopción de prácticas saludables dentro de los establecimientos penitenciarios. </w:t>
+      </w:r>
+    </w:p>
+    <w:p>
+      <w:pPr>
+        <w:rPr>
+          <w:lang w:val="es-419" w:eastAsia="es-CO"/>
+        </w:rPr>
+      </w:pPr>
+      <w:r>
+        <w:rPr>
+          <w:lang w:val="es-419" w:eastAsia="es-CO"/>
+        </w:rPr>
+        <w:t xml:space="preserve">De igual manera, recomienda integrar estas acciones con los programas de salud pública, la vigilancia epidemiológica y los mecanismos de inspección, vigilancia y control sanitario, favoreciendo una respuesta integral frente a los riesgos identificados. </w:t>
+      </w:r>
+    </w:p>
+    <w:p>
+      <w:pPr>
+        <w:rPr>
+          <w:lang w:val="es-419" w:eastAsia="es-CO"/>
+        </w:rPr>
+      </w:pPr>
+      <w:r>
+        <w:rPr>
+          <w:lang w:val="es-419" w:eastAsia="es-CO"/>
+        </w:rPr>
+        <w:t xml:space="preserve">La Organización Mundial de la Salud complementa este enfoque al señalar que los establecimientos penitenciarios deben fortalecer su capacidad para prevenir enfermedades infecciosas mediante sistemas de preparación, detección temprana, </w:t>
+      </w:r>
       <w:r>
         <w:rPr>
           <w:lang w:val="es-419" w:eastAsia="es-CO"/>
         </w:rPr>
         <w:lastRenderedPageBreak/>
-        <w:t>El Ministerio de Salud y Protección Social establece que las acciones colectivas deben planificarse con base en el análisis de los factores de riesgo presentes en cada establecimiento de reclusión, priorizando aquellos relacionados con el hacinamiento, las deficiencias en saneamiento básico, el acceso al agua potable, la calidad de los alimentos y la presencia de vectores, con el propósito de interrumpir la cadena epidemiológica antes de la ocurrencia de brotes (Ministerio de Salud y Protección Social [MSPS], 2024).</w:t>
-      </w:r>
-    </w:p>
-    <w:p>
-      <w:pPr>
-        <w:rPr>
-          <w:lang w:val="es-419" w:eastAsia="es-CO"/>
-        </w:rPr>
-      </w:pPr>
-      <w:r>
-        <w:rPr>
-          <w:lang w:val="es-419" w:eastAsia="es-CO"/>
-        </w:rPr>
-        <w:t xml:space="preserve">El lineamiento nacional enfatiza que la prevención colectiva debe fundamentarse en la participación activa de la población privada de la libertad, promoviendo procesos de educación, corresponsabilidad y autocuidado que fortalezcan la adopción de prácticas saludables dentro de los establecimientos penitenciarios. </w:t>
-      </w:r>
-    </w:p>
-    <w:p>
-      <w:pPr>
-        <w:rPr>
-          <w:lang w:val="es-419" w:eastAsia="es-CO"/>
-        </w:rPr>
-      </w:pPr>
-      <w:r>
-        <w:rPr>
-          <w:lang w:val="es-419" w:eastAsia="es-CO"/>
-        </w:rPr>
-        <w:t xml:space="preserve">De igual manera, recomienda integrar estas acciones con los programas de salud pública, la vigilancia epidemiológica y los mecanismos de inspección, vigilancia y control sanitario, favoreciendo una respuesta integral frente a los riesgos identificados. </w:t>
-      </w:r>
-    </w:p>
-    <w:p>
-      <w:pPr>
-        <w:rPr>
-          <w:lang w:val="es-419" w:eastAsia="es-CO"/>
-        </w:rPr>
-      </w:pPr>
-      <w:r>
-        <w:rPr>
-          <w:lang w:val="es-419" w:eastAsia="es-CO"/>
-        </w:rPr>
-        <w:t>La Organización Mundial de la Salud complementa este enfoque al señalar que los establecimientos penitenciarios deben fortalecer su capacidad para prevenir enfermedades infecciosas mediante sistemas de preparación, detección temprana, capacitación permanente del personal, articulación con los servicios de salud externos y construcción de entornos resilientes frente a epidemias y pandemias (Organización Mundial de la Salud [OMS], 2023; MSPS, 2024)</w:t>
-      </w:r>
-    </w:p>
-    <w:p>
-      <w:pPr>
-        <w:rPr>
-          <w:lang w:val="es-419" w:eastAsia="es-CO"/>
-        </w:rPr>
-      </w:pPr>
+        <w:t>capacitación permanente del personal, articulación con los servicios de salud externos y construcción de entornos resilientes frente a epidemias y pandemias (Organización Mundial de la Salud [OMS], 2023; MSPS, 2024)</w:t>
+      </w:r>
+      <w:r>
+        <w:rPr>
+          <w:lang w:val="es-419" w:eastAsia="es-CO"/>
+        </w:rPr>
+        <w:t>.</w:t>
+      </w:r>
     </w:p>
     <w:p>
       <w:pPr>
@@ -10194,7 +10302,6 @@
         <w:rPr>
           <w:lang w:val="es-419" w:eastAsia="es-CO"/>
         </w:rPr>
-        <w:lastRenderedPageBreak/>
         <w:t>A continuación, lo invitamos a consultar el siguiente pódcast:</w:t>
       </w:r>
     </w:p>
@@ -10255,106 +10362,29 @@
     </w:tbl>
     <w:p>
       <w:pPr>
+        <w:spacing w:before="0" w:after="160" w:line="259" w:lineRule="auto"/>
         <w:ind w:firstLine="0"/>
         <w:rPr>
-          <w:lang w:val="es-419" w:eastAsia="es-CO"/>
-        </w:rPr>
-      </w:pPr>
-    </w:p>
-    <w:p>
-      <w:pPr>
-        <w:ind w:firstLine="0"/>
-        <w:rPr>
-          <w:lang w:val="es-419" w:eastAsia="es-CO"/>
-        </w:rPr>
-      </w:pPr>
-    </w:p>
-    <w:p>
-      <w:pPr>
-        <w:ind w:firstLine="0"/>
-        <w:rPr>
-          <w:lang w:val="es-419" w:eastAsia="es-CO"/>
-        </w:rPr>
-      </w:pPr>
-    </w:p>
-    <w:p>
-      <w:pPr>
-        <w:ind w:firstLine="0"/>
-        <w:rPr>
-          <w:lang w:val="es-419" w:eastAsia="es-CO"/>
-        </w:rPr>
-      </w:pPr>
-    </w:p>
-    <w:p>
-      <w:pPr>
-        <w:rPr>
-          <w:lang w:val="es-419" w:eastAsia="es-CO"/>
-        </w:rPr>
-      </w:pPr>
-    </w:p>
-    <w:p>
-      <w:pPr>
-        <w:pStyle w:val="Figura"/>
-        <w:numPr>
-          <w:ilvl w:val="0"/>
-          <w:numId w:val="0"/>
-        </w:numPr>
-      </w:pPr>
-    </w:p>
-    <w:p>
-      <w:pPr>
-        <w:rPr>
-          <w:lang w:eastAsia="es-CO"/>
-        </w:rPr>
-      </w:pPr>
-    </w:p>
-    <w:p>
-      <w:pPr>
-        <w:rPr>
-          <w:lang w:eastAsia="es-CO"/>
-        </w:rPr>
-      </w:pPr>
-    </w:p>
-    <w:p>
-      <w:pPr>
-        <w:rPr>
-          <w:lang w:eastAsia="es-CO"/>
-        </w:rPr>
-      </w:pPr>
-    </w:p>
-    <w:p>
-      <w:pPr>
-        <w:rPr>
-          <w:lang w:eastAsia="es-CO"/>
-        </w:rPr>
-      </w:pPr>
-    </w:p>
-    <w:p>
-      <w:pPr>
-        <w:rPr>
-          <w:lang w:eastAsia="es-CO"/>
-        </w:rPr>
-      </w:pPr>
-    </w:p>
-    <w:p>
-      <w:pPr>
-        <w:rPr>
-          <w:lang w:eastAsia="es-CO"/>
-        </w:rPr>
-      </w:pPr>
-    </w:p>
-    <w:p>
-      <w:pPr>
-        <w:rPr>
-          <w:lang w:eastAsia="es-CO"/>
-        </w:rPr>
-      </w:pPr>
+          <w:rFonts w:ascii="Calibri" w:eastAsia="Times New Roman" w:hAnsi="Calibri" w:cs="Times New Roman (Títulos en alf"/>
+          <w:b/>
+          <w:color w:val="000000" w:themeColor="text1"/>
+          <w:spacing w:val="-10"/>
+          <w:kern w:val="0"/>
+          <w:sz w:val="36"/>
+          <w:szCs w:val="32"/>
+          <w:lang w:val="es-419" w:eastAsia="es-CO"/>
+          <w14:ligatures w14:val="none"/>
+        </w:rPr>
+      </w:pPr>
+      <w:r>
+        <w:br w:type="page"/>
+      </w:r>
     </w:p>
     <w:p>
       <w:pPr>
         <w:pStyle w:val="Ttulo1"/>
       </w:pPr>
-      <w:bookmarkStart w:id="17" w:name="_Toc242364034"/>
+      <w:bookmarkStart w:id="17" w:name="_Toc242873006"/>
       <w:r>
         <w:lastRenderedPageBreak/>
         <w:t>Síntesis</w:t>
@@ -10438,18 +10468,9 @@
     </w:p>
     <w:p>
       <w:pPr>
-        <w:ind w:firstLine="0"/>
-        <w:jc w:val="center"/>
-        <w:rPr>
-          <w:lang w:eastAsia="es-CO"/>
-        </w:rPr>
-      </w:pPr>
-    </w:p>
-    <w:p>
-      <w:pPr>
         <w:pStyle w:val="Titulosgenerales"/>
       </w:pPr>
-      <w:bookmarkStart w:id="18" w:name="_Toc242364035"/>
+      <w:bookmarkStart w:id="18" w:name="_Toc242873007"/>
       <w:r>
         <w:lastRenderedPageBreak/>
         <w:t>Glosario</w:t>
@@ -10462,6 +10483,18 @@
           <w:b/>
           <w:bCs/>
         </w:rPr>
+        <w:t xml:space="preserve">Caracterización del evento: </w:t>
+      </w:r>
+      <w:r>
+        <w:t>análisis de un evento epidemiológico mediante las variables de tiempo, lugar y persona, con el propósito de comprender su comportamiento, identificar factores de riesgo y orientar las acciones de prevención y control.</w:t>
+      </w:r>
+    </w:p>
+    <w:p>
+      <w:r>
+        <w:rPr>
+          <w:b/>
+          <w:bCs/>
+        </w:rPr>
         <w:t>Caso sospechoso</w:t>
       </w:r>
       <w:r>
@@ -10479,31 +10512,78 @@
       </w:r>
     </w:p>
     <w:p>
-      <w:pPr>
+      <w:r>
         <w:rPr>
           <w:b/>
           <w:bCs/>
         </w:rPr>
-      </w:pPr>
+        <w:t>Detección temprana</w:t>
+      </w:r>
       <w:r>
         <w:rPr>
           <w:b/>
           <w:bCs/>
         </w:rPr>
-        <w:t>Caracterización del evento</w:t>
-      </w:r>
+        <w:t xml:space="preserve">: </w:t>
+      </w:r>
+      <w:r>
+        <w:t>i</w:t>
+      </w:r>
+      <w:r>
+        <w:t>dentificación oportuna de casos o comportamientos inusuales de una enfermedad con el fin de iniciar rápidamente las acciones de investigación y control.</w:t>
+      </w:r>
+      <w:r>
+        <w:t xml:space="preserve"> </w:t>
+      </w:r>
+    </w:p>
+    <w:p>
       <w:r>
         <w:rPr>
           <w:b/>
           <w:bCs/>
         </w:rPr>
+        <w:t>Evento epidemiológico</w:t>
+      </w:r>
+      <w:r>
+        <w:rPr>
+          <w:b/>
+          <w:bCs/>
+        </w:rPr>
+        <w:t>:</w:t>
+      </w:r>
+      <w:r>
+        <w:t xml:space="preserve"> </w:t>
+      </w:r>
+      <w:r>
+        <w:t>s</w:t>
+      </w:r>
+      <w:r>
+        <w:t>ituación relacionada con la aparición de uno o más casos de una enfermedad o condición de salud que requiere vigilancia, análisis e intervención por parte de las autoridades sanitarias</w:t>
+      </w:r>
+      <w:r>
+        <w:t>.</w:t>
+      </w:r>
+    </w:p>
+    <w:p>
+      <w:r>
+        <w:rPr>
+          <w:b/>
+          <w:bCs/>
+        </w:rPr>
+        <w:t>Investigación epidemiológica</w:t>
+      </w:r>
+      <w:r>
+        <w:rPr>
+          <w:b/>
+          <w:bCs/>
+        </w:rPr>
         <w:t xml:space="preserve">: </w:t>
       </w:r>
       <w:r>
-        <w:t>a</w:t>
-      </w:r>
-      <w:r>
-        <w:t>nálisis de un evento epidemiológico mediante las variables de tiempo, lugar y persona, con el propósito de comprender su comportamiento, identificar factores de riesgo y orientar las acciones de prevención y control.</w:t>
+        <w:t>c</w:t>
+      </w:r>
+      <w:r>
+        <w:t>onjunto de actividades orientadas a confirmar un evento, identificar su origen, describir sus características y establecer las medidas necesarias para controlar su propagación.</w:t>
       </w:r>
     </w:p>
     <w:p>
@@ -10512,95 +10592,26 @@
           <w:b/>
           <w:bCs/>
         </w:rPr>
-        <w:t>Detección temprana</w:t>
+        <w:t>Notificación</w:t>
       </w:r>
       <w:r>
         <w:rPr>
           <w:b/>
           <w:bCs/>
         </w:rPr>
-        <w:t xml:space="preserve">: </w:t>
-      </w:r>
-      <w:r>
-        <w:t>i</w:t>
-      </w:r>
-      <w:r>
-        <w:t>dentificación oportuna de casos o comportamientos inusuales de una enfermedad con el fin de iniciar rápidamente las acciones de investigación y control.</w:t>
+        <w:t>:</w:t>
       </w:r>
       <w:r>
         <w:t xml:space="preserve"> </w:t>
       </w:r>
-    </w:p>
-    <w:p>
-      <w:r>
-        <w:rPr>
-          <w:b/>
-          <w:bCs/>
-        </w:rPr>
-        <w:t>Evento epidemiológico</w:t>
-      </w:r>
-      <w:r>
-        <w:rPr>
-          <w:b/>
-          <w:bCs/>
-        </w:rPr>
-        <w:t>:</w:t>
-      </w:r>
-      <w:r>
-        <w:t xml:space="preserve"> </w:t>
-      </w:r>
-      <w:r>
-        <w:t>s</w:t>
-      </w:r>
-      <w:r>
-        <w:t>ituación relacionada con la aparición de uno o más casos de una enfermedad o condición de salud que requiere vigilancia, análisis e intervención por parte de las autoridades sanitarias</w:t>
-      </w:r>
-    </w:p>
-    <w:p>
-      <w:r>
-        <w:rPr>
-          <w:b/>
-          <w:bCs/>
-        </w:rPr>
-        <w:t>Investigación epidemiológica</w:t>
-      </w:r>
-      <w:r>
-        <w:rPr>
-          <w:b/>
-          <w:bCs/>
-        </w:rPr>
-        <w:t xml:space="preserve">: </w:t>
-      </w:r>
       <w:r>
         <w:t>c</w:t>
       </w:r>
       <w:r>
-        <w:t>onjunto de actividades orientadas a confirmar un evento, identificar su origen, describir sus características y establecer las medidas necesarias para controlar su propagación.</w:t>
-      </w:r>
-    </w:p>
-    <w:p>
-      <w:r>
-        <w:rPr>
-          <w:b/>
-          <w:bCs/>
-        </w:rPr>
-        <w:t>Notificación</w:t>
-      </w:r>
-      <w:r>
-        <w:rPr>
-          <w:b/>
-          <w:bCs/>
-        </w:rPr>
-        <w:t>:</w:t>
-      </w:r>
-      <w:r>
-        <w:t xml:space="preserve"> </w:t>
-      </w:r>
-      <w:r>
-        <w:t>c</w:t>
-      </w:r>
-      <w:r>
-        <w:t>omunicación oportuna de un caso o evento de interés en salud pública a las autoridades competentes, de acuerdo con los protocolos y la normatividad vigente.</w:t>
+        <w:t>omunicación oportuna de un caso o evento de interés en salud pública a las autoridades competentes, de acuerdo con los protocolos y la normatividad vigente</w:t>
+      </w:r>
+      <w:r>
+        <w:t>.</w:t>
       </w:r>
     </w:p>
     <w:p>
@@ -10623,14 +10634,17 @@
         <w:t xml:space="preserve"> </w:t>
       </w:r>
       <w:r>
-        <w:t>Proceso continuo y sistemático de recolección, análisis, interpretación y difusión de información sobre eventos de interés en salud pública para orientar la toma de decisiones.</w:t>
+        <w:t>p</w:t>
+      </w:r>
+      <w:r>
+        <w:t>roceso continuo y sistemático de recolección, análisis, interpretación y difusión de información sobre eventos de interés en salud pública para orientar la toma de decisiones.</w:t>
       </w:r>
     </w:p>
     <w:p>
       <w:pPr>
         <w:pStyle w:val="Titulosgenerales"/>
       </w:pPr>
-      <w:bookmarkStart w:id="19" w:name="_Toc242364036"/>
+      <w:bookmarkStart w:id="19" w:name="_Toc242873008"/>
       <w:r>
         <w:lastRenderedPageBreak/>
         <w:t>Referencias bibliográficas</w:t>
@@ -10652,61 +10666,23 @@
     </w:p>
     <w:p>
       <w:r>
-        <w:t xml:space="preserve">Leavell, H. R., &amp; Clark, E. G. (1965). Preventive medicine </w:t>
-      </w:r>
-      <w:proofErr w:type="spellStart"/>
-      <w:r>
-        <w:t>for</w:t>
-      </w:r>
-      <w:proofErr w:type="spellEnd"/>
-      <w:r>
-        <w:t xml:space="preserve"> </w:t>
-      </w:r>
-      <w:proofErr w:type="spellStart"/>
-      <w:r>
-        <w:t>the</w:t>
-      </w:r>
-      <w:proofErr w:type="spellEnd"/>
-      <w:r>
-        <w:t xml:space="preserve"> doctor in </w:t>
-      </w:r>
-      <w:proofErr w:type="spellStart"/>
-      <w:r>
-        <w:t>his</w:t>
-      </w:r>
-      <w:proofErr w:type="spellEnd"/>
-      <w:r>
-        <w:t xml:space="preserve"> </w:t>
-      </w:r>
-      <w:proofErr w:type="spellStart"/>
-      <w:r>
-        <w:t>community</w:t>
-      </w:r>
-      <w:proofErr w:type="spellEnd"/>
+        <w:t xml:space="preserve">Leavell, H. R., &amp; Clark, E. G. (1965). </w:t>
+      </w:r>
+      <w:r>
+        <w:rPr>
+          <w:rStyle w:val="Extranjerismo"/>
+        </w:rPr>
+        <w:t>Preventive medicine for the doctor in his community</w:t>
+      </w:r>
       <w:r>
         <w:t xml:space="preserve">: </w:t>
       </w:r>
-      <w:proofErr w:type="spellStart"/>
-      <w:r>
-        <w:t>An</w:t>
-      </w:r>
-      <w:proofErr w:type="spellEnd"/>
-      <w:r>
-        <w:t xml:space="preserve"> </w:t>
-      </w:r>
-      <w:proofErr w:type="spellStart"/>
-      <w:r>
-        <w:t>epidemiologic</w:t>
-      </w:r>
-      <w:proofErr w:type="spellEnd"/>
-      <w:r>
-        <w:t xml:space="preserve"> </w:t>
-      </w:r>
-      <w:proofErr w:type="spellStart"/>
-      <w:r>
-        <w:t>approach</w:t>
-      </w:r>
-      <w:proofErr w:type="spellEnd"/>
+      <w:r>
+        <w:rPr>
+          <w:rStyle w:val="Extranjerismo"/>
+        </w:rPr>
+        <w:t>An epidemiologic approach</w:t>
+      </w:r>
       <w:r>
         <w:t xml:space="preserve"> (3rd ed.). McGraw-Hill.</w:t>
       </w:r>
@@ -10749,9 +10725,18 @@
         <w:lastRenderedPageBreak/>
         <w:t xml:space="preserve">Organización Mundial de la Salud. (2023). </w:t>
       </w:r>
+      <w:r>
+        <w:rPr>
+          <w:rStyle w:val="Extranjerismo"/>
+        </w:rPr>
+        <w:t>Principles for making prisons and places of detention resilient to infectious diseases, including epidemic and pandemic threats</w:t>
+      </w:r>
+      <w:r>
+        <w:t xml:space="preserve">. WHO Regional Office </w:t>
+      </w:r>
       <w:proofErr w:type="spellStart"/>
       <w:r>
-        <w:t>Principles</w:t>
+        <w:t>for</w:t>
       </w:r>
       <w:proofErr w:type="spellEnd"/>
       <w:r>
@@ -10759,122 +10744,10 @@
       </w:r>
       <w:proofErr w:type="spellStart"/>
       <w:r>
-        <w:t>for</w:t>
+        <w:t>Europe</w:t>
       </w:r>
       <w:proofErr w:type="spellEnd"/>
       <w:r>
-        <w:t xml:space="preserve"> </w:t>
-      </w:r>
-      <w:proofErr w:type="spellStart"/>
-      <w:r>
-        <w:t>making</w:t>
-      </w:r>
-      <w:proofErr w:type="spellEnd"/>
-      <w:r>
-        <w:t xml:space="preserve"> </w:t>
-      </w:r>
-      <w:proofErr w:type="spellStart"/>
-      <w:r>
-        <w:t>prisons</w:t>
-      </w:r>
-      <w:proofErr w:type="spellEnd"/>
-      <w:r>
-        <w:t xml:space="preserve"> and places </w:t>
-      </w:r>
-      <w:proofErr w:type="spellStart"/>
-      <w:r>
-        <w:t>of</w:t>
-      </w:r>
-      <w:proofErr w:type="spellEnd"/>
-      <w:r>
-        <w:t xml:space="preserve"> </w:t>
-      </w:r>
-      <w:proofErr w:type="spellStart"/>
-      <w:r>
-        <w:t>detention</w:t>
-      </w:r>
-      <w:proofErr w:type="spellEnd"/>
-      <w:r>
-        <w:t xml:space="preserve"> </w:t>
-      </w:r>
-      <w:proofErr w:type="spellStart"/>
-      <w:r>
-        <w:t>resilient</w:t>
-      </w:r>
-      <w:proofErr w:type="spellEnd"/>
-      <w:r>
-        <w:t xml:space="preserve"> </w:t>
-      </w:r>
-      <w:proofErr w:type="spellStart"/>
-      <w:r>
-        <w:t>to</w:t>
-      </w:r>
-      <w:proofErr w:type="spellEnd"/>
-      <w:r>
-        <w:t xml:space="preserve"> </w:t>
-      </w:r>
-      <w:proofErr w:type="spellStart"/>
-      <w:r>
-        <w:t>infectious</w:t>
-      </w:r>
-      <w:proofErr w:type="spellEnd"/>
-      <w:r>
-        <w:t xml:space="preserve"> </w:t>
-      </w:r>
-      <w:proofErr w:type="spellStart"/>
-      <w:r>
-        <w:t>diseases</w:t>
-      </w:r>
-      <w:proofErr w:type="spellEnd"/>
-      <w:r>
-        <w:t xml:space="preserve">, </w:t>
-      </w:r>
-      <w:proofErr w:type="spellStart"/>
-      <w:r>
-        <w:t>including</w:t>
-      </w:r>
-      <w:proofErr w:type="spellEnd"/>
-      <w:r>
-        <w:t xml:space="preserve"> </w:t>
-      </w:r>
-      <w:proofErr w:type="spellStart"/>
-      <w:r>
-        <w:t>epidemic</w:t>
-      </w:r>
-      <w:proofErr w:type="spellEnd"/>
-      <w:r>
-        <w:t xml:space="preserve"> and </w:t>
-      </w:r>
-      <w:proofErr w:type="spellStart"/>
-      <w:r>
-        <w:t>pandemic</w:t>
-      </w:r>
-      <w:proofErr w:type="spellEnd"/>
-      <w:r>
-        <w:t xml:space="preserve"> </w:t>
-      </w:r>
-      <w:proofErr w:type="spellStart"/>
-      <w:r>
-        <w:t>threats</w:t>
-      </w:r>
-      <w:proofErr w:type="spellEnd"/>
-      <w:r>
-        <w:t xml:space="preserve">. WHO Regional Office </w:t>
-      </w:r>
-      <w:proofErr w:type="spellStart"/>
-      <w:r>
-        <w:t>for</w:t>
-      </w:r>
-      <w:proofErr w:type="spellEnd"/>
-      <w:r>
-        <w:t xml:space="preserve"> </w:t>
-      </w:r>
-      <w:proofErr w:type="spellStart"/>
-      <w:r>
-        <w:t>Europe</w:t>
-      </w:r>
-      <w:proofErr w:type="spellEnd"/>
-      <w:r>
         <w:t>.</w:t>
       </w:r>
     </w:p>
@@ -10883,24 +10756,20 @@
         <w:t xml:space="preserve">Patiño, C. P., &amp; Mosquera, C. J. (2025). Proceso salud-enfermedad [Presentación de PowerPoint]. </w:t>
       </w:r>
     </w:p>
-    <w:p/>
-    <w:p>
-      <w:r>
-        <w:t> </w:t>
-      </w:r>
-    </w:p>
-    <w:p/>
-    <w:p>
-      <w:pPr>
-        <w:pStyle w:val="Prrafodelista"/>
-        <w:ind w:left="993" w:firstLine="0"/>
-      </w:pPr>
+    <w:p>
+      <w:pPr>
+        <w:spacing w:before="0" w:after="160" w:line="259" w:lineRule="auto"/>
+        <w:ind w:firstLine="0"/>
+      </w:pPr>
+      <w:r>
+        <w:br w:type="page"/>
+      </w:r>
     </w:p>
     <w:p>
       <w:pPr>
         <w:pStyle w:val="Titulosgenerales"/>
       </w:pPr>
-      <w:bookmarkStart w:id="20" w:name="_Toc242364037"/>
+      <w:bookmarkStart w:id="20" w:name="_Toc242873009"/>
       <w:r>
         <w:lastRenderedPageBreak/>
         <w:t>Créditos</w:t>
@@ -11962,6 +11831,7 @@
     </w:tbl>
     <w:p>
       <w:pPr>
+        <w:ind w:firstLine="0"/>
         <w:rPr>
           <w:lang w:eastAsia="es-CO"/>
         </w:rPr>
@@ -13951,6 +13821,119 @@
     </w:lvl>
   </w:abstractNum>
   <w:abstractNum w:abstractNumId="17" w15:restartNumberingAfterBreak="0">
+    <w:nsid w:val="310C57DD"/>
+    <w:multiLevelType w:val="hybridMultilevel"/>
+    <w:tmpl w:val="12CC7FA0"/>
+    <w:lvl w:ilvl="0" w:tplc="240A0001">
+      <w:start w:val="1"/>
+      <w:numFmt w:val="bullet"/>
+      <w:lvlText w:val=""/>
+      <w:lvlJc w:val="left"/>
+      <w:pPr>
+        <w:ind w:left="720" w:hanging="360"/>
+      </w:pPr>
+      <w:rPr>
+        <w:rFonts w:ascii="Symbol" w:hAnsi="Symbol" w:hint="default"/>
+      </w:rPr>
+    </w:lvl>
+    <w:lvl w:ilvl="1" w:tplc="240A0003" w:tentative="1">
+      <w:start w:val="1"/>
+      <w:numFmt w:val="bullet"/>
+      <w:lvlText w:val="o"/>
+      <w:lvlJc w:val="left"/>
+      <w:pPr>
+        <w:ind w:left="1440" w:hanging="360"/>
+      </w:pPr>
+      <w:rPr>
+        <w:rFonts w:ascii="Courier New" w:hAnsi="Courier New" w:cs="Courier New" w:hint="default"/>
+      </w:rPr>
+    </w:lvl>
+    <w:lvl w:ilvl="2" w:tplc="240A0005" w:tentative="1">
+      <w:start w:val="1"/>
+      <w:numFmt w:val="bullet"/>
+      <w:lvlText w:val=""/>
+      <w:lvlJc w:val="left"/>
+      <w:pPr>
+        <w:ind w:left="2160" w:hanging="360"/>
+      </w:pPr>
+      <w:rPr>
+        <w:rFonts w:ascii="Wingdings" w:hAnsi="Wingdings" w:hint="default"/>
+      </w:rPr>
+    </w:lvl>
+    <w:lvl w:ilvl="3" w:tplc="240A0001" w:tentative="1">
+      <w:start w:val="1"/>
+      <w:numFmt w:val="bullet"/>
+      <w:lvlText w:val=""/>
+      <w:lvlJc w:val="left"/>
+      <w:pPr>
+        <w:ind w:left="2880" w:hanging="360"/>
+      </w:pPr>
+      <w:rPr>
+        <w:rFonts w:ascii="Symbol" w:hAnsi="Symbol" w:hint="default"/>
+      </w:rPr>
+    </w:lvl>
+    <w:lvl w:ilvl="4" w:tplc="240A0003" w:tentative="1">
+      <w:start w:val="1"/>
+      <w:numFmt w:val="bullet"/>
+      <w:lvlText w:val="o"/>
+      <w:lvlJc w:val="left"/>
+      <w:pPr>
+        <w:ind w:left="3600" w:hanging="360"/>
+      </w:pPr>
+      <w:rPr>
+        <w:rFonts w:ascii="Courier New" w:hAnsi="Courier New" w:cs="Courier New" w:hint="default"/>
+      </w:rPr>
+    </w:lvl>
+    <w:lvl w:ilvl="5" w:tplc="240A0005" w:tentative="1">
+      <w:start w:val="1"/>
+      <w:numFmt w:val="bullet"/>
+      <w:lvlText w:val=""/>
+      <w:lvlJc w:val="left"/>
+      <w:pPr>
+        <w:ind w:left="4320" w:hanging="360"/>
+      </w:pPr>
+      <w:rPr>
+        <w:rFonts w:ascii="Wingdings" w:hAnsi="Wingdings" w:hint="default"/>
+      </w:rPr>
+    </w:lvl>
+    <w:lvl w:ilvl="6" w:tplc="240A0001" w:tentative="1">
+      <w:start w:val="1"/>
+      <w:numFmt w:val="bullet"/>
+      <w:lvlText w:val=""/>
+      <w:lvlJc w:val="left"/>
+      <w:pPr>
+        <w:ind w:left="5040" w:hanging="360"/>
+      </w:pPr>
+      <w:rPr>
+        <w:rFonts w:ascii="Symbol" w:hAnsi="Symbol" w:hint="default"/>
+      </w:rPr>
+    </w:lvl>
+    <w:lvl w:ilvl="7" w:tplc="240A0003" w:tentative="1">
+      <w:start w:val="1"/>
+      <w:numFmt w:val="bullet"/>
+      <w:lvlText w:val="o"/>
+      <w:lvlJc w:val="left"/>
+      <w:pPr>
+        <w:ind w:left="5760" w:hanging="360"/>
+      </w:pPr>
+      <w:rPr>
+        <w:rFonts w:ascii="Courier New" w:hAnsi="Courier New" w:cs="Courier New" w:hint="default"/>
+      </w:rPr>
+    </w:lvl>
+    <w:lvl w:ilvl="8" w:tplc="240A0005" w:tentative="1">
+      <w:start w:val="1"/>
+      <w:numFmt w:val="bullet"/>
+      <w:lvlText w:val=""/>
+      <w:lvlJc w:val="left"/>
+      <w:pPr>
+        <w:ind w:left="6480" w:hanging="360"/>
+      </w:pPr>
+      <w:rPr>
+        <w:rFonts w:ascii="Wingdings" w:hAnsi="Wingdings" w:hint="default"/>
+      </w:rPr>
+    </w:lvl>
+  </w:abstractNum>
+  <w:abstractNum w:abstractNumId="18" w15:restartNumberingAfterBreak="0">
     <w:nsid w:val="34347D9D"/>
     <w:multiLevelType w:val="hybridMultilevel"/>
     <w:tmpl w:val="6AC0E79C"/>
@@ -14039,10 +14022,10 @@
       </w:pPr>
     </w:lvl>
   </w:abstractNum>
-  <w:abstractNum w:abstractNumId="18" w15:restartNumberingAfterBreak="0">
+  <w:abstractNum w:abstractNumId="19" w15:restartNumberingAfterBreak="0">
     <w:nsid w:val="345C6A21"/>
     <w:multiLevelType w:val="hybridMultilevel"/>
-    <w:tmpl w:val="B03A1904"/>
+    <w:tmpl w:val="C4128D98"/>
     <w:lvl w:ilvl="0" w:tplc="F6B2B54E">
       <w:numFmt w:val="bullet"/>
       <w:lvlText w:val="•"/>
@@ -14151,7 +14134,7 @@
       </w:rPr>
     </w:lvl>
   </w:abstractNum>
-  <w:abstractNum w:abstractNumId="19" w15:restartNumberingAfterBreak="0">
+  <w:abstractNum w:abstractNumId="20" w15:restartNumberingAfterBreak="0">
     <w:nsid w:val="368E176E"/>
     <w:multiLevelType w:val="hybridMultilevel"/>
     <w:tmpl w:val="BDF054FE"/>
@@ -14245,7 +14228,7 @@
       </w:pPr>
     </w:lvl>
   </w:abstractNum>
-  <w:abstractNum w:abstractNumId="20" w15:restartNumberingAfterBreak="0">
+  <w:abstractNum w:abstractNumId="21" w15:restartNumberingAfterBreak="0">
     <w:nsid w:val="3BE73FF1"/>
     <w:multiLevelType w:val="hybridMultilevel"/>
     <w:tmpl w:val="764E251A"/>
@@ -14358,7 +14341,7 @@
       </w:rPr>
     </w:lvl>
   </w:abstractNum>
-  <w:abstractNum w:abstractNumId="21" w15:restartNumberingAfterBreak="0">
+  <w:abstractNum w:abstractNumId="22" w15:restartNumberingAfterBreak="0">
     <w:nsid w:val="3DDF6562"/>
     <w:multiLevelType w:val="multilevel"/>
     <w:tmpl w:val="F84293FE"/>
@@ -14478,7 +14461,7 @@
       </w:rPr>
     </w:lvl>
   </w:abstractNum>
-  <w:abstractNum w:abstractNumId="22" w15:restartNumberingAfterBreak="0">
+  <w:abstractNum w:abstractNumId="23" w15:restartNumberingAfterBreak="0">
     <w:nsid w:val="40607099"/>
     <w:multiLevelType w:val="hybridMultilevel"/>
     <w:tmpl w:val="BBB45DF0"/>
@@ -14591,7 +14574,7 @@
       </w:rPr>
     </w:lvl>
   </w:abstractNum>
-  <w:abstractNum w:abstractNumId="23" w15:restartNumberingAfterBreak="0">
+  <w:abstractNum w:abstractNumId="24" w15:restartNumberingAfterBreak="0">
     <w:nsid w:val="41F93B30"/>
     <w:multiLevelType w:val="hybridMultilevel"/>
     <w:tmpl w:val="3806C67A"/>
@@ -14704,7 +14687,7 @@
       </w:rPr>
     </w:lvl>
   </w:abstractNum>
-  <w:abstractNum w:abstractNumId="24" w15:restartNumberingAfterBreak="0">
+  <w:abstractNum w:abstractNumId="25" w15:restartNumberingAfterBreak="0">
     <w:nsid w:val="43CD5A89"/>
     <w:multiLevelType w:val="hybridMultilevel"/>
     <w:tmpl w:val="2AEE44C8"/>
@@ -14817,19 +14800,20 @@
       </w:rPr>
     </w:lvl>
   </w:abstractNum>
-  <w:abstractNum w:abstractNumId="25" w15:restartNumberingAfterBreak="0">
+  <w:abstractNum w:abstractNumId="26" w15:restartNumberingAfterBreak="0">
     <w:nsid w:val="45551230"/>
     <w:multiLevelType w:val="hybridMultilevel"/>
-    <w:tmpl w:val="24E85FEA"/>
-    <w:lvl w:ilvl="0" w:tplc="F906E362">
-      <w:numFmt w:val="bullet"/>
-      <w:lvlText w:val="•"/>
+    <w:tmpl w:val="CFD831CE"/>
+    <w:lvl w:ilvl="0" w:tplc="240A0003">
+      <w:start w:val="1"/>
+      <w:numFmt w:val="bullet"/>
+      <w:lvlText w:val="o"/>
       <w:lvlJc w:val="left"/>
       <w:pPr>
         <w:ind w:left="1069" w:hanging="360"/>
       </w:pPr>
       <w:rPr>
-        <w:rFonts w:ascii="Calibri" w:eastAsiaTheme="majorEastAsia" w:hAnsi="Calibri" w:cs="Calibri" w:hint="default"/>
+        <w:rFonts w:ascii="Courier New" w:hAnsi="Courier New" w:cs="Courier New" w:hint="default"/>
         <w:b w:val="0"/>
         <w:bCs w:val="0"/>
       </w:rPr>
@@ -14930,7 +14914,7 @@
       </w:rPr>
     </w:lvl>
   </w:abstractNum>
-  <w:abstractNum w:abstractNumId="26" w15:restartNumberingAfterBreak="0">
+  <w:abstractNum w:abstractNumId="27" w15:restartNumberingAfterBreak="0">
     <w:nsid w:val="4D4C287F"/>
     <w:multiLevelType w:val="hybridMultilevel"/>
     <w:tmpl w:val="79ECBC36"/>
@@ -15043,7 +15027,7 @@
       </w:rPr>
     </w:lvl>
   </w:abstractNum>
-  <w:abstractNum w:abstractNumId="27" w15:restartNumberingAfterBreak="0">
+  <w:abstractNum w:abstractNumId="28" w15:restartNumberingAfterBreak="0">
     <w:nsid w:val="4EBC3CC9"/>
     <w:multiLevelType w:val="hybridMultilevel"/>
     <w:tmpl w:val="335E19D6"/>
@@ -15155,7 +15139,7 @@
       </w:rPr>
     </w:lvl>
   </w:abstractNum>
-  <w:abstractNum w:abstractNumId="28" w15:restartNumberingAfterBreak="0">
+  <w:abstractNum w:abstractNumId="29" w15:restartNumberingAfterBreak="0">
     <w:nsid w:val="4EBE1EF6"/>
     <w:multiLevelType w:val="hybridMultilevel"/>
     <w:tmpl w:val="AF3C2E24"/>
@@ -15246,7 +15230,7 @@
       </w:pPr>
     </w:lvl>
   </w:abstractNum>
-  <w:abstractNum w:abstractNumId="29" w15:restartNumberingAfterBreak="0">
+  <w:abstractNum w:abstractNumId="30" w15:restartNumberingAfterBreak="0">
     <w:nsid w:val="52BE065E"/>
     <w:multiLevelType w:val="hybridMultilevel"/>
     <w:tmpl w:val="DA14D866"/>
@@ -15359,7 +15343,7 @@
       </w:rPr>
     </w:lvl>
   </w:abstractNum>
-  <w:abstractNum w:abstractNumId="30" w15:restartNumberingAfterBreak="0">
+  <w:abstractNum w:abstractNumId="31" w15:restartNumberingAfterBreak="0">
     <w:nsid w:val="558A6954"/>
     <w:multiLevelType w:val="hybridMultilevel"/>
     <w:tmpl w:val="F48AD82E"/>
@@ -15472,7 +15456,7 @@
       </w:rPr>
     </w:lvl>
   </w:abstractNum>
-  <w:abstractNum w:abstractNumId="31" w15:restartNumberingAfterBreak="0">
+  <w:abstractNum w:abstractNumId="32" w15:restartNumberingAfterBreak="0">
     <w:nsid w:val="577F79A8"/>
     <w:multiLevelType w:val="hybridMultilevel"/>
     <w:tmpl w:val="FE6C2E82"/>
@@ -15585,7 +15569,7 @@
       </w:rPr>
     </w:lvl>
   </w:abstractNum>
-  <w:abstractNum w:abstractNumId="32" w15:restartNumberingAfterBreak="0">
+  <w:abstractNum w:abstractNumId="33" w15:restartNumberingAfterBreak="0">
     <w:nsid w:val="5AAF30B7"/>
     <w:multiLevelType w:val="hybridMultilevel"/>
     <w:tmpl w:val="50B2449E"/>
@@ -15698,7 +15682,7 @@
       </w:rPr>
     </w:lvl>
   </w:abstractNum>
-  <w:abstractNum w:abstractNumId="33" w15:restartNumberingAfterBreak="0">
+  <w:abstractNum w:abstractNumId="34" w15:restartNumberingAfterBreak="0">
     <w:nsid w:val="5ADD17D0"/>
     <w:multiLevelType w:val="hybridMultilevel"/>
     <w:tmpl w:val="85BAD260"/>
@@ -15788,7 +15772,7 @@
       </w:pPr>
     </w:lvl>
   </w:abstractNum>
-  <w:abstractNum w:abstractNumId="34" w15:restartNumberingAfterBreak="0">
+  <w:abstractNum w:abstractNumId="35" w15:restartNumberingAfterBreak="0">
     <w:nsid w:val="5B644F62"/>
     <w:multiLevelType w:val="hybridMultilevel"/>
     <w:tmpl w:val="716A89F4"/>
@@ -15901,7 +15885,7 @@
       </w:rPr>
     </w:lvl>
   </w:abstractNum>
-  <w:abstractNum w:abstractNumId="35" w15:restartNumberingAfterBreak="0">
+  <w:abstractNum w:abstractNumId="36" w15:restartNumberingAfterBreak="0">
     <w:nsid w:val="5FC67439"/>
     <w:multiLevelType w:val="hybridMultilevel"/>
     <w:tmpl w:val="3012777E"/>
@@ -16013,7 +15997,7 @@
       </w:rPr>
     </w:lvl>
   </w:abstractNum>
-  <w:abstractNum w:abstractNumId="36" w15:restartNumberingAfterBreak="0">
+  <w:abstractNum w:abstractNumId="37" w15:restartNumberingAfterBreak="0">
     <w:nsid w:val="778D2A09"/>
     <w:multiLevelType w:val="hybridMultilevel"/>
     <w:tmpl w:val="B686B488"/>
@@ -16125,7 +16109,7 @@
       </w:rPr>
     </w:lvl>
   </w:abstractNum>
-  <w:abstractNum w:abstractNumId="37" w15:restartNumberingAfterBreak="0">
+  <w:abstractNum w:abstractNumId="38" w15:restartNumberingAfterBreak="0">
     <w:nsid w:val="7C4943EE"/>
     <w:multiLevelType w:val="hybridMultilevel"/>
     <w:tmpl w:val="A58EA9AA"/>
@@ -16238,7 +16222,7 @@
       </w:rPr>
     </w:lvl>
   </w:abstractNum>
-  <w:abstractNum w:abstractNumId="38" w15:restartNumberingAfterBreak="0">
+  <w:abstractNum w:abstractNumId="39" w15:restartNumberingAfterBreak="0">
     <w:nsid w:val="7CA215DD"/>
     <w:multiLevelType w:val="hybridMultilevel"/>
     <w:tmpl w:val="00FAED4C"/>
@@ -16357,34 +16341,34 @@
     <w:abstractNumId w:val="13"/>
   </w:num>
   <w:num w:numId="3">
-    <w:abstractNumId w:val="28"/>
+    <w:abstractNumId w:val="29"/>
   </w:num>
   <w:num w:numId="4">
-    <w:abstractNumId w:val="19"/>
+    <w:abstractNumId w:val="20"/>
   </w:num>
   <w:num w:numId="5">
-    <w:abstractNumId w:val="21"/>
+    <w:abstractNumId w:val="22"/>
   </w:num>
   <w:num w:numId="6">
     <w:abstractNumId w:val="14"/>
   </w:num>
   <w:num w:numId="7">
-    <w:abstractNumId w:val="30"/>
+    <w:abstractNumId w:val="31"/>
   </w:num>
   <w:num w:numId="8">
-    <w:abstractNumId w:val="22"/>
+    <w:abstractNumId w:val="23"/>
   </w:num>
   <w:num w:numId="9">
     <w:abstractNumId w:val="10"/>
   </w:num>
   <w:num w:numId="10">
-    <w:abstractNumId w:val="37"/>
+    <w:abstractNumId w:val="38"/>
   </w:num>
   <w:num w:numId="11">
     <w:abstractNumId w:val="16"/>
   </w:num>
   <w:num w:numId="12">
-    <w:abstractNumId w:val="20"/>
+    <w:abstractNumId w:val="21"/>
   </w:num>
   <w:num w:numId="13">
     <w:abstractNumId w:val="12"/>
@@ -16402,22 +16386,22 @@
     <w:abstractNumId w:val="11"/>
   </w:num>
   <w:num w:numId="18">
-    <w:abstractNumId w:val="31"/>
+    <w:abstractNumId w:val="32"/>
   </w:num>
   <w:num w:numId="19">
-    <w:abstractNumId w:val="24"/>
+    <w:abstractNumId w:val="25"/>
   </w:num>
   <w:num w:numId="20">
-    <w:abstractNumId w:val="26"/>
+    <w:abstractNumId w:val="27"/>
   </w:num>
   <w:num w:numId="21">
-    <w:abstractNumId w:val="33"/>
+    <w:abstractNumId w:val="34"/>
   </w:num>
   <w:num w:numId="22">
-    <w:abstractNumId w:val="29"/>
+    <w:abstractNumId w:val="30"/>
   </w:num>
   <w:num w:numId="23">
-    <w:abstractNumId w:val="25"/>
+    <w:abstractNumId w:val="26"/>
   </w:num>
   <w:num w:numId="24">
     <w:abstractNumId w:val="7"/>
@@ -16432,13 +16416,13 @@
     <w:abstractNumId w:val="3"/>
   </w:num>
   <w:num w:numId="28">
-    <w:abstractNumId w:val="18"/>
+    <w:abstractNumId w:val="19"/>
   </w:num>
   <w:num w:numId="29">
-    <w:abstractNumId w:val="38"/>
+    <w:abstractNumId w:val="39"/>
   </w:num>
   <w:num w:numId="30">
-    <w:abstractNumId w:val="27"/>
+    <w:abstractNumId w:val="28"/>
   </w:num>
   <w:num w:numId="31">
     <w:abstractNumId w:val="9"/>
@@ -16447,24 +16431,27 @@
     <w:abstractNumId w:val="6"/>
   </w:num>
   <w:num w:numId="33">
-    <w:abstractNumId w:val="32"/>
+    <w:abstractNumId w:val="33"/>
   </w:num>
   <w:num w:numId="34">
     <w:abstractNumId w:val="15"/>
   </w:num>
   <w:num w:numId="35">
-    <w:abstractNumId w:val="23"/>
+    <w:abstractNumId w:val="24"/>
   </w:num>
   <w:num w:numId="36">
+    <w:abstractNumId w:val="37"/>
+  </w:num>
+  <w:num w:numId="37">
+    <w:abstractNumId w:val="35"/>
+  </w:num>
+  <w:num w:numId="38">
     <w:abstractNumId w:val="36"/>
   </w:num>
-  <w:num w:numId="37">
-    <w:abstractNumId w:val="34"/>
+  <w:num w:numId="39">
+    <w:abstractNumId w:val="18"/>
   </w:num>
-  <w:num w:numId="38">
-    <w:abstractNumId w:val="35"/>
-  </w:num>
-  <w:num w:numId="39">
+  <w:num w:numId="40">
     <w:abstractNumId w:val="17"/>
   </w:num>
   <w:numIdMacAtCleanup w:val="21"/>
@@ -18331,6 +18318,17 @@
 </file>
 
 <file path=customXml/item1.xml><?xml version="1.0" encoding="utf-8"?>
+<p:properties xmlns:p="http://schemas.microsoft.com/office/2006/metadata/properties" xmlns:xsi="http://www.w3.org/2001/XMLSchema-instance" xmlns:pc="http://schemas.microsoft.com/office/infopath/2007/PartnerControls">
+  <documentManagement>
+    <TaxCatchAll xmlns="67a0edcd-0de5-43ed-8c27-e32f38a00c91" xsi:nil="true"/>
+    <lcf76f155ced4ddcb4097134ff3c332f xmlns="42760c81-fd8e-4d59-8953-7cdb9f38b14f">
+      <Terms xmlns="http://schemas.microsoft.com/office/infopath/2007/PartnerControls"/>
+    </lcf76f155ced4ddcb4097134ff3c332f>
+  </documentManagement>
+</p:properties>
+</file>
+
+<file path=customXml/item2.xml><?xml version="1.0" encoding="utf-8"?>
 <ct:contentTypeSchema xmlns:ct="http://schemas.microsoft.com/office/2006/metadata/contentType" xmlns:ma="http://schemas.microsoft.com/office/2006/metadata/properties/metaAttributes" ct:_="" ma:_="" ma:contentTypeName="Documento" ma:contentTypeID="0x01010005252A1EF3BD024F856B47B579AB5244" ma:contentTypeVersion="13" ma:contentTypeDescription="Crear nuevo documento." ma:contentTypeScope="" ma:versionID="ddfaac56a287547bce89452cd31c5884">
   <xsd:schema xmlns:xsd="http://www.w3.org/2001/XMLSchema" xmlns:xs="http://www.w3.org/2001/XMLSchema" xmlns:p="http://schemas.microsoft.com/office/2006/metadata/properties" xmlns:ns2="42760c81-fd8e-4d59-8953-7cdb9f38b14f" xmlns:ns3="67a0edcd-0de5-43ed-8c27-e32f38a00c91" targetNamespace="http://schemas.microsoft.com/office/2006/metadata/properties" ma:root="true" ma:fieldsID="5ac878f7c8dbf4633d03f1982e859186" ns2:_="" ns3:_="">
     <xsd:import namespace="42760c81-fd8e-4d59-8953-7cdb9f38b14f"/>
@@ -18537,18 +18535,11 @@
 </ct:contentTypeSchema>
 </file>
 
-<file path=customXml/item2.xml><?xml version="1.0" encoding="utf-8"?>
-<p:properties xmlns:p="http://schemas.microsoft.com/office/2006/metadata/properties" xmlns:xsi="http://www.w3.org/2001/XMLSchema-instance" xmlns:pc="http://schemas.microsoft.com/office/infopath/2007/PartnerControls">
-  <documentManagement>
-    <TaxCatchAll xmlns="67a0edcd-0de5-43ed-8c27-e32f38a00c91" xsi:nil="true"/>
-    <lcf76f155ced4ddcb4097134ff3c332f xmlns="42760c81-fd8e-4d59-8953-7cdb9f38b14f">
-      <Terms xmlns="http://schemas.microsoft.com/office/infopath/2007/PartnerControls"/>
-    </lcf76f155ced4ddcb4097134ff3c332f>
-  </documentManagement>
-</p:properties>
+<file path=customXml/item3.xml><?xml version="1.0" encoding="utf-8"?>
+<b:Sources xmlns:b="http://schemas.openxmlformats.org/officeDocument/2006/bibliography" xmlns="http://schemas.openxmlformats.org/officeDocument/2006/bibliography" SelectedStyle="\APASixthEditionOfficeOnline.xsl" StyleName="APA" Version="6"/>
 </file>
 
-<file path=customXml/item3.xml><?xml version="1.0" encoding="utf-8"?>
+<file path=customXml/item4.xml><?xml version="1.0" encoding="utf-8"?>
 <?mso-contentType ?>
 <FormTemplates xmlns="http://schemas.microsoft.com/sharepoint/v3/contenttype/forms">
   <Display>DocumentLibraryForm</Display>
@@ -18557,15 +18548,7 @@
 </FormTemplates>
 </file>
 
-<file path=customXml/item4.xml><?xml version="1.0" encoding="utf-8"?>
-<b:Sources xmlns:b="http://schemas.openxmlformats.org/officeDocument/2006/bibliography" xmlns="http://schemas.openxmlformats.org/officeDocument/2006/bibliography" SelectedStyle="\APASixthEditionOfficeOnline.xsl" StyleName="APA" Version="6"/>
-</file>
-
 <file path=customXml/itemProps1.xml><?xml version="1.0" encoding="utf-8"?>
-<ds:datastoreItem xmlns:ds="http://schemas.openxmlformats.org/officeDocument/2006/customXml" ds:itemID="{8BD10DC3-1C54-4438-B8DE-72CB53E40064}"/>
-</file>
-
-<file path=customXml/itemProps2.xml><?xml version="1.0" encoding="utf-8"?>
 <ds:datastoreItem xmlns:ds="http://schemas.openxmlformats.org/officeDocument/2006/customXml" ds:itemID="{1279454D-02BE-4A9C-A117-DCD1573E2608}">
   <ds:schemaRefs>
     <ds:schemaRef ds:uri="http://schemas.microsoft.com/office/2006/metadata/properties"/>
@@ -18576,18 +18559,22 @@
 </ds:datastoreItem>
 </file>
 
+<file path=customXml/itemProps2.xml><?xml version="1.0" encoding="utf-8"?>
+<ds:datastoreItem xmlns:ds="http://schemas.openxmlformats.org/officeDocument/2006/customXml" ds:itemID="{E161D35E-2013-4210-9A31-16249D23497C}"/>
+</file>
+
 <file path=customXml/itemProps3.xml><?xml version="1.0" encoding="utf-8"?>
+<ds:datastoreItem xmlns:ds="http://schemas.openxmlformats.org/officeDocument/2006/customXml" ds:itemID="{EAE431FD-7059-4C09-804B-C9D69EB7B213}">
+  <ds:schemaRefs>
+    <ds:schemaRef ds:uri="http://schemas.openxmlformats.org/officeDocument/2006/bibliography"/>
+  </ds:schemaRefs>
+</ds:datastoreItem>
+</file>
+
+<file path=customXml/itemProps4.xml><?xml version="1.0" encoding="utf-8"?>
 <ds:datastoreItem xmlns:ds="http://schemas.openxmlformats.org/officeDocument/2006/customXml" ds:itemID="{10663269-2064-4804-8290-36D4A57F5557}">
   <ds:schemaRefs>
     <ds:schemaRef ds:uri="http://schemas.microsoft.com/sharepoint/v3/contenttype/forms"/>
   </ds:schemaRefs>
 </ds:datastoreItem>
-</file>
-
-<file path=customXml/itemProps4.xml><?xml version="1.0" encoding="utf-8"?>
-<ds:datastoreItem xmlns:ds="http://schemas.openxmlformats.org/officeDocument/2006/customXml" ds:itemID="{EAE431FD-7059-4C09-804B-C9D69EB7B213}">
-  <ds:schemaRefs>
-    <ds:schemaRef ds:uri="http://schemas.openxmlformats.org/officeDocument/2006/bibliography"/>
-  </ds:schemaRefs>
-</ds:datastoreItem>
 </file>
--- a/fuentes/33130240_CF01_CFA.docx
+++ b/fuentes/33130240_CF01_CFA.docx
@@ -205,7 +205,7 @@
               </wp:anchor>
             </w:drawing>
           </mc:Choice>
-          <mc:Fallback xmlns:oel="http://schemas.microsoft.com/office/2019/extlst" xmlns:w16du="http://schemas.microsoft.com/office/word/2023/wordml/word16du" xmlns:w16sdtfl="http://schemas.microsoft.com/office/word/2024/wordml/sdtformatlock">
+          <mc:Fallback xmlns:w16sdtfl="http://schemas.microsoft.com/office/word/2024/wordml/sdtformatlock" xmlns:w16du="http://schemas.microsoft.com/office/word/2023/wordml/word16du" xmlns:oel="http://schemas.microsoft.com/office/2019/extlst">
             <w:pict>
               <v:rect w14:anchorId="4C256C62" id="Rectángulo 3" o:spid="_x0000_s1026" alt="&quot;&quot;" style="position:absolute;margin-left:-55.95pt;margin-top:26.4pt;width:613.85pt;height:164.25pt;z-index:-251655168;visibility:visible;mso-wrap-style:square;mso-height-percent:0;mso-wrap-distance-left:9pt;mso-wrap-distance-top:0;mso-wrap-distance-right:9pt;mso-wrap-distance-bottom:0;mso-position-horizontal:absolute;mso-position-horizontal-relative:text;mso-position-vertical:absolute;mso-position-vertical-relative:text;mso-height-percent:0;mso-height-relative:margin;v-text-anchor:middle" o:gfxdata="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" fillcolor="#00314d" stroked="f" strokeweight="1pt"/>
             </w:pict>
@@ -575,7 +575,7 @@
           <w:r>
             <w:fldChar w:fldCharType="separate"/>
           </w:r>
-          <w:hyperlink w:anchor="_Toc242872989" w:history="1">
+          <w:hyperlink w:anchor="_Toc242976126" w:history="1">
             <w:r>
               <w:rPr>
                 <w:rStyle w:val="Hipervnculo"/>
@@ -602,7 +602,7 @@
                 <w:noProof/>
                 <w:webHidden/>
               </w:rPr>
-              <w:instrText xml:space="preserve"> PAGEREF _Toc242872989 \h </w:instrText>
+              <w:instrText xml:space="preserve"> PAGEREF _Toc242976126 \h </w:instrText>
             </w:r>
             <w:r>
               <w:rPr>
@@ -648,7 +648,7 @@
               <w14:ligatures w14:val="none"/>
             </w:rPr>
           </w:pPr>
-          <w:hyperlink w:anchor="_Toc242872990" w:history="1">
+          <w:hyperlink w:anchor="_Toc242976127" w:history="1">
             <w:r>
               <w:rPr>
                 <w:rStyle w:val="Hipervnculo"/>
@@ -675,7 +675,7 @@
                 <w:noProof/>
                 <w:webHidden/>
               </w:rPr>
-              <w:instrText xml:space="preserve"> PAGEREF _Toc242872990 \h </w:instrText>
+              <w:instrText xml:space="preserve"> PAGEREF _Toc242976127 \h </w:instrText>
             </w:r>
             <w:r>
               <w:rPr>
@@ -721,7 +721,7 @@
               <w14:ligatures w14:val="none"/>
             </w:rPr>
           </w:pPr>
-          <w:hyperlink w:anchor="_Toc242872991" w:history="1">
+          <w:hyperlink w:anchor="_Toc242976128" w:history="1">
             <w:r>
               <w:rPr>
                 <w:rStyle w:val="Hipervnculo"/>
@@ -748,7 +748,7 @@
                 <w:noProof/>
                 <w:webHidden/>
               </w:rPr>
-              <w:instrText xml:space="preserve"> PAGEREF _Toc242872991 \h </w:instrText>
+              <w:instrText xml:space="preserve"> PAGEREF _Toc242976128 \h </w:instrText>
             </w:r>
             <w:r>
               <w:rPr>
@@ -794,7 +794,7 @@
               <w14:ligatures w14:val="none"/>
             </w:rPr>
           </w:pPr>
-          <w:hyperlink w:anchor="_Toc242872992" w:history="1">
+          <w:hyperlink w:anchor="_Toc242976129" w:history="1">
             <w:r>
               <w:rPr>
                 <w:rStyle w:val="Hipervnculo"/>
@@ -821,7 +821,7 @@
                 <w:noProof/>
                 <w:webHidden/>
               </w:rPr>
-              <w:instrText xml:space="preserve"> PAGEREF _Toc242872992 \h </w:instrText>
+              <w:instrText xml:space="preserve"> PAGEREF _Toc242976129 \h </w:instrText>
             </w:r>
             <w:r>
               <w:rPr>
@@ -841,7 +841,7 @@
                 <w:noProof/>
                 <w:webHidden/>
               </w:rPr>
-              <w:t>14</w:t>
+              <w:t>17</w:t>
             </w:r>
             <w:r>
               <w:rPr>
@@ -867,7 +867,7 @@
               <w14:ligatures w14:val="none"/>
             </w:rPr>
           </w:pPr>
-          <w:hyperlink w:anchor="_Toc242872993" w:history="1">
+          <w:hyperlink w:anchor="_Toc242976130" w:history="1">
             <w:r>
               <w:rPr>
                 <w:rStyle w:val="Hipervnculo"/>
@@ -894,7 +894,7 @@
                 <w:noProof/>
                 <w:webHidden/>
               </w:rPr>
-              <w:instrText xml:space="preserve"> PAGEREF _Toc242872993 \h </w:instrText>
+              <w:instrText xml:space="preserve"> PAGEREF _Toc242976130 \h </w:instrText>
             </w:r>
             <w:r>
               <w:rPr>
@@ -914,7 +914,7 @@
                 <w:noProof/>
                 <w:webHidden/>
               </w:rPr>
-              <w:t>17</w:t>
+              <w:t>20</w:t>
             </w:r>
             <w:r>
               <w:rPr>
@@ -940,7 +940,7 @@
               <w14:ligatures w14:val="none"/>
             </w:rPr>
           </w:pPr>
-          <w:hyperlink w:anchor="_Toc242872994" w:history="1">
+          <w:hyperlink w:anchor="_Toc242976131" w:history="1">
             <w:r>
               <w:rPr>
                 <w:rStyle w:val="Hipervnculo"/>
@@ -967,7 +967,7 @@
                 <w:noProof/>
                 <w:webHidden/>
               </w:rPr>
-              <w:instrText xml:space="preserve"> PAGEREF _Toc242872994 \h </w:instrText>
+              <w:instrText xml:space="preserve"> PAGEREF _Toc242976131 \h </w:instrText>
             </w:r>
             <w:r>
               <w:rPr>
@@ -987,7 +987,7 @@
                 <w:noProof/>
                 <w:webHidden/>
               </w:rPr>
-              <w:t>20</w:t>
+              <w:t>23</w:t>
             </w:r>
             <w:r>
               <w:rPr>
@@ -1013,7 +1013,7 @@
               <w14:ligatures w14:val="none"/>
             </w:rPr>
           </w:pPr>
-          <w:hyperlink w:anchor="_Toc242872995" w:history="1">
+          <w:hyperlink w:anchor="_Toc242976132" w:history="1">
             <w:r>
               <w:rPr>
                 <w:rStyle w:val="Hipervnculo"/>
@@ -1040,7 +1040,7 @@
                 <w:noProof/>
                 <w:webHidden/>
               </w:rPr>
-              <w:instrText xml:space="preserve"> PAGEREF _Toc242872995 \h </w:instrText>
+              <w:instrText xml:space="preserve"> PAGEREF _Toc242976132 \h </w:instrText>
             </w:r>
             <w:r>
               <w:rPr>
@@ -1060,7 +1060,7 @@
                 <w:noProof/>
                 <w:webHidden/>
               </w:rPr>
-              <w:t>22</w:t>
+              <w:t>25</w:t>
             </w:r>
             <w:r>
               <w:rPr>
@@ -1086,7 +1086,7 @@
               <w14:ligatures w14:val="none"/>
             </w:rPr>
           </w:pPr>
-          <w:hyperlink w:anchor="_Toc242872996" w:history="1">
+          <w:hyperlink w:anchor="_Toc242976133" w:history="1">
             <w:r>
               <w:rPr>
                 <w:rStyle w:val="Hipervnculo"/>
@@ -1113,7 +1113,7 @@
                 <w:noProof/>
                 <w:webHidden/>
               </w:rPr>
-              <w:instrText xml:space="preserve"> PAGEREF _Toc242872996 \h </w:instrText>
+              <w:instrText xml:space="preserve"> PAGEREF _Toc242976133 \h </w:instrText>
             </w:r>
             <w:r>
               <w:rPr>
@@ -1133,7 +1133,7 @@
                 <w:noProof/>
                 <w:webHidden/>
               </w:rPr>
-              <w:t>31</w:t>
+              <w:t>34</w:t>
             </w:r>
             <w:r>
               <w:rPr>
@@ -1159,7 +1159,7 @@
               <w14:ligatures w14:val="none"/>
             </w:rPr>
           </w:pPr>
-          <w:hyperlink w:anchor="_Toc242872997" w:history="1">
+          <w:hyperlink w:anchor="_Toc242976134" w:history="1">
             <w:r>
               <w:rPr>
                 <w:rStyle w:val="Hipervnculo"/>
@@ -1186,7 +1186,7 @@
                 <w:noProof/>
                 <w:webHidden/>
               </w:rPr>
-              <w:instrText xml:space="preserve"> PAGEREF _Toc242872997 \h </w:instrText>
+              <w:instrText xml:space="preserve"> PAGEREF _Toc242976134 \h </w:instrText>
             </w:r>
             <w:r>
               <w:rPr>
@@ -1206,7 +1206,7 @@
                 <w:noProof/>
                 <w:webHidden/>
               </w:rPr>
-              <w:t>31</w:t>
+              <w:t>34</w:t>
             </w:r>
             <w:r>
               <w:rPr>
@@ -1232,7 +1232,7 @@
               <w14:ligatures w14:val="none"/>
             </w:rPr>
           </w:pPr>
-          <w:hyperlink w:anchor="_Toc242872998" w:history="1">
+          <w:hyperlink w:anchor="_Toc242976135" w:history="1">
             <w:r>
               <w:rPr>
                 <w:rStyle w:val="Hipervnculo"/>
@@ -1259,7 +1259,7 @@
                 <w:noProof/>
                 <w:webHidden/>
               </w:rPr>
-              <w:instrText xml:space="preserve"> PAGEREF _Toc242872998 \h </w:instrText>
+              <w:instrText xml:space="preserve"> PAGEREF _Toc242976135 \h </w:instrText>
             </w:r>
             <w:r>
               <w:rPr>
@@ -1279,7 +1279,7 @@
                 <w:noProof/>
                 <w:webHidden/>
               </w:rPr>
-              <w:t>36</w:t>
+              <w:t>39</w:t>
             </w:r>
             <w:r>
               <w:rPr>
@@ -1305,7 +1305,7 @@
               <w14:ligatures w14:val="none"/>
             </w:rPr>
           </w:pPr>
-          <w:hyperlink w:anchor="_Toc242872999" w:history="1">
+          <w:hyperlink w:anchor="_Toc242976136" w:history="1">
             <w:r>
               <w:rPr>
                 <w:rStyle w:val="Hipervnculo"/>
@@ -1332,7 +1332,7 @@
                 <w:noProof/>
                 <w:webHidden/>
               </w:rPr>
-              <w:instrText xml:space="preserve"> PAGEREF _Toc242872999 \h </w:instrText>
+              <w:instrText xml:space="preserve"> PAGEREF _Toc242976136 \h </w:instrText>
             </w:r>
             <w:r>
               <w:rPr>
@@ -1352,7 +1352,7 @@
                 <w:noProof/>
                 <w:webHidden/>
               </w:rPr>
-              <w:t>41</w:t>
+              <w:t>44</w:t>
             </w:r>
             <w:r>
               <w:rPr>
@@ -1378,7 +1378,7 @@
               <w14:ligatures w14:val="none"/>
             </w:rPr>
           </w:pPr>
-          <w:hyperlink w:anchor="_Toc242873000" w:history="1">
+          <w:hyperlink w:anchor="_Toc242976137" w:history="1">
             <w:r>
               <w:rPr>
                 <w:rStyle w:val="Hipervnculo"/>
@@ -1405,7 +1405,7 @@
                 <w:noProof/>
                 <w:webHidden/>
               </w:rPr>
-              <w:instrText xml:space="preserve"> PAGEREF _Toc242873000 \h </w:instrText>
+              <w:instrText xml:space="preserve"> PAGEREF _Toc242976137 \h </w:instrText>
             </w:r>
             <w:r>
               <w:rPr>
@@ -1425,7 +1425,7 @@
                 <w:noProof/>
                 <w:webHidden/>
               </w:rPr>
-              <w:t>46</w:t>
+              <w:t>49</w:t>
             </w:r>
             <w:r>
               <w:rPr>
@@ -1451,7 +1451,7 @@
               <w14:ligatures w14:val="none"/>
             </w:rPr>
           </w:pPr>
-          <w:hyperlink w:anchor="_Toc242873001" w:history="1">
+          <w:hyperlink w:anchor="_Toc242976138" w:history="1">
             <w:r>
               <w:rPr>
                 <w:rStyle w:val="Hipervnculo"/>
@@ -1478,7 +1478,7 @@
                 <w:noProof/>
                 <w:webHidden/>
               </w:rPr>
-              <w:instrText xml:space="preserve"> PAGEREF _Toc242873001 \h </w:instrText>
+              <w:instrText xml:space="preserve"> PAGEREF _Toc242976138 \h </w:instrText>
             </w:r>
             <w:r>
               <w:rPr>
@@ -1498,7 +1498,7 @@
                 <w:noProof/>
                 <w:webHidden/>
               </w:rPr>
-              <w:t>46</w:t>
+              <w:t>49</w:t>
             </w:r>
             <w:r>
               <w:rPr>
@@ -1524,7 +1524,7 @@
               <w14:ligatures w14:val="none"/>
             </w:rPr>
           </w:pPr>
-          <w:hyperlink w:anchor="_Toc242873002" w:history="1">
+          <w:hyperlink w:anchor="_Toc242976139" w:history="1">
             <w:r>
               <w:rPr>
                 <w:rStyle w:val="Hipervnculo"/>
@@ -1551,7 +1551,7 @@
                 <w:noProof/>
                 <w:webHidden/>
               </w:rPr>
-              <w:instrText xml:space="preserve"> PAGEREF _Toc242873002 \h </w:instrText>
+              <w:instrText xml:space="preserve"> PAGEREF _Toc242976139 \h </w:instrText>
             </w:r>
             <w:r>
               <w:rPr>
@@ -1571,7 +1571,7 @@
                 <w:noProof/>
                 <w:webHidden/>
               </w:rPr>
-              <w:t>48</w:t>
+              <w:t>51</w:t>
             </w:r>
             <w:r>
               <w:rPr>
@@ -1597,7 +1597,7 @@
               <w14:ligatures w14:val="none"/>
             </w:rPr>
           </w:pPr>
-          <w:hyperlink w:anchor="_Toc242873003" w:history="1">
+          <w:hyperlink w:anchor="_Toc242976140" w:history="1">
             <w:r>
               <w:rPr>
                 <w:rStyle w:val="Hipervnculo"/>
@@ -1624,7 +1624,7 @@
                 <w:noProof/>
                 <w:webHidden/>
               </w:rPr>
-              <w:instrText xml:space="preserve"> PAGEREF _Toc242873003 \h </w:instrText>
+              <w:instrText xml:space="preserve"> PAGEREF _Toc242976140 \h </w:instrText>
             </w:r>
             <w:r>
               <w:rPr>
@@ -1644,7 +1644,7 @@
                 <w:noProof/>
                 <w:webHidden/>
               </w:rPr>
-              <w:t>51</w:t>
+              <w:t>54</w:t>
             </w:r>
             <w:r>
               <w:rPr>
@@ -1670,7 +1670,7 @@
               <w14:ligatures w14:val="none"/>
             </w:rPr>
           </w:pPr>
-          <w:hyperlink w:anchor="_Toc242873004" w:history="1">
+          <w:hyperlink w:anchor="_Toc242976141" w:history="1">
             <w:r>
               <w:rPr>
                 <w:rStyle w:val="Hipervnculo"/>
@@ -1697,7 +1697,7 @@
                 <w:noProof/>
                 <w:webHidden/>
               </w:rPr>
-              <w:instrText xml:space="preserve"> PAGEREF _Toc242873004 \h </w:instrText>
+              <w:instrText xml:space="preserve"> PAGEREF _Toc242976141 \h </w:instrText>
             </w:r>
             <w:r>
               <w:rPr>
@@ -1717,7 +1717,7 @@
                 <w:noProof/>
                 <w:webHidden/>
               </w:rPr>
-              <w:t>54</w:t>
+              <w:t>57</w:t>
             </w:r>
             <w:r>
               <w:rPr>
@@ -1743,7 +1743,7 @@
               <w14:ligatures w14:val="none"/>
             </w:rPr>
           </w:pPr>
-          <w:hyperlink w:anchor="_Toc242873005" w:history="1">
+          <w:hyperlink w:anchor="_Toc242976142" w:history="1">
             <w:r>
               <w:rPr>
                 <w:rStyle w:val="Hipervnculo"/>
@@ -1770,7 +1770,7 @@
                 <w:noProof/>
                 <w:webHidden/>
               </w:rPr>
-              <w:instrText xml:space="preserve"> PAGEREF _Toc242873005 \h </w:instrText>
+              <w:instrText xml:space="preserve"> PAGEREF _Toc242976142 \h </w:instrText>
             </w:r>
             <w:r>
               <w:rPr>
@@ -1790,7 +1790,7 @@
                 <w:noProof/>
                 <w:webHidden/>
               </w:rPr>
-              <w:t>55</w:t>
+              <w:t>58</w:t>
             </w:r>
             <w:r>
               <w:rPr>
@@ -1816,7 +1816,7 @@
               <w14:ligatures w14:val="none"/>
             </w:rPr>
           </w:pPr>
-          <w:hyperlink w:anchor="_Toc242873006" w:history="1">
+          <w:hyperlink w:anchor="_Toc242976143" w:history="1">
             <w:r>
               <w:rPr>
                 <w:rStyle w:val="Hipervnculo"/>
@@ -1843,7 +1843,7 @@
                 <w:noProof/>
                 <w:webHidden/>
               </w:rPr>
-              <w:instrText xml:space="preserve"> PAGEREF _Toc242873006 \h </w:instrText>
+              <w:instrText xml:space="preserve"> PAGEREF _Toc242976143 \h </w:instrText>
             </w:r>
             <w:r>
               <w:rPr>
@@ -1863,7 +1863,7 @@
                 <w:noProof/>
                 <w:webHidden/>
               </w:rPr>
-              <w:t>58</w:t>
+              <w:t>64</w:t>
             </w:r>
             <w:r>
               <w:rPr>
@@ -1889,7 +1889,7 @@
               <w14:ligatures w14:val="none"/>
             </w:rPr>
           </w:pPr>
-          <w:hyperlink w:anchor="_Toc242873007" w:history="1">
+          <w:hyperlink w:anchor="_Toc242976144" w:history="1">
             <w:r>
               <w:rPr>
                 <w:rStyle w:val="Hipervnculo"/>
@@ -1916,7 +1916,7 @@
                 <w:noProof/>
                 <w:webHidden/>
               </w:rPr>
-              <w:instrText xml:space="preserve"> PAGEREF _Toc242873007 \h </w:instrText>
+              <w:instrText xml:space="preserve"> PAGEREF _Toc242976144 \h </w:instrText>
             </w:r>
             <w:r>
               <w:rPr>
@@ -1936,7 +1936,7 @@
                 <w:noProof/>
                 <w:webHidden/>
               </w:rPr>
-              <w:t>60</w:t>
+              <w:t>66</w:t>
             </w:r>
             <w:r>
               <w:rPr>
@@ -1962,7 +1962,7 @@
               <w14:ligatures w14:val="none"/>
             </w:rPr>
           </w:pPr>
-          <w:hyperlink w:anchor="_Toc242873008" w:history="1">
+          <w:hyperlink w:anchor="_Toc242976145" w:history="1">
             <w:r>
               <w:rPr>
                 <w:rStyle w:val="Hipervnculo"/>
@@ -1989,7 +1989,7 @@
                 <w:noProof/>
                 <w:webHidden/>
               </w:rPr>
-              <w:instrText xml:space="preserve"> PAGEREF _Toc242873008 \h </w:instrText>
+              <w:instrText xml:space="preserve"> PAGEREF _Toc242976145 \h </w:instrText>
             </w:r>
             <w:r>
               <w:rPr>
@@ -2009,7 +2009,7 @@
                 <w:noProof/>
                 <w:webHidden/>
               </w:rPr>
-              <w:t>62</w:t>
+              <w:t>68</w:t>
             </w:r>
             <w:r>
               <w:rPr>
@@ -2035,7 +2035,7 @@
               <w14:ligatures w14:val="none"/>
             </w:rPr>
           </w:pPr>
-          <w:hyperlink w:anchor="_Toc242873009" w:history="1">
+          <w:hyperlink w:anchor="_Toc242976146" w:history="1">
             <w:r>
               <w:rPr>
                 <w:rStyle w:val="Hipervnculo"/>
@@ -2062,7 +2062,7 @@
                 <w:noProof/>
                 <w:webHidden/>
               </w:rPr>
-              <w:instrText xml:space="preserve"> PAGEREF _Toc242873009 \h </w:instrText>
+              <w:instrText xml:space="preserve"> PAGEREF _Toc242976146 \h </w:instrText>
             </w:r>
             <w:r>
               <w:rPr>
@@ -2082,7 +2082,7 @@
                 <w:noProof/>
                 <w:webHidden/>
               </w:rPr>
-              <w:t>64</w:t>
+              <w:t>70</w:t>
             </w:r>
             <w:r>
               <w:rPr>
@@ -2111,7 +2111,7 @@
       <w:pPr>
         <w:pStyle w:val="Titulosgenerales"/>
       </w:pPr>
-      <w:bookmarkStart w:id="0" w:name="_Toc242872989"/>
+      <w:bookmarkStart w:id="0" w:name="_Toc242976126"/>
       <w:r>
         <w:lastRenderedPageBreak/>
         <w:t>Introducción</w:t>
@@ -2168,7 +2168,7 @@
           <w:numId w:val="5"/>
         </w:numPr>
       </w:pPr>
-      <w:bookmarkStart w:id="1" w:name="_Toc242872990"/>
+      <w:bookmarkStart w:id="1" w:name="_Toc242976127"/>
       <w:r>
         <w:lastRenderedPageBreak/>
         <w:t>Normativa y conceptos básicos en epidemiología</w:t>
@@ -2189,7 +2189,7 @@
       <w:pPr>
         <w:pStyle w:val="Ttulo2"/>
       </w:pPr>
-      <w:bookmarkStart w:id="2" w:name="_Toc242872991"/>
+      <w:bookmarkStart w:id="2" w:name="_Toc242976128"/>
       <w:r>
         <w:t xml:space="preserve">Normatividad en </w:t>
       </w:r>
@@ -2628,6 +2628,7 @@
               <w:rPr>
                 <w:bCs/>
               </w:rPr>
+              <w:lastRenderedPageBreak/>
               <w:t>Decreto 3518 de 2006</w:t>
             </w:r>
           </w:p>
@@ -3028,33 +3029,6 @@
     </w:p>
     <w:p>
       <w:pPr>
-        <w:spacing w:before="0" w:after="160" w:line="259" w:lineRule="auto"/>
-        <w:ind w:firstLine="0"/>
-        <w:rPr>
-          <w:rFonts w:eastAsiaTheme="majorEastAsia" w:cstheme="minorHAnsi"/>
-          <w:bCs/>
-          <w:color w:val="000000" w:themeColor="text1"/>
-          <w:kern w:val="0"/>
-          <w:szCs w:val="28"/>
-          <w:lang w:val="es-419" w:eastAsia="es-CO"/>
-          <w14:ligatures w14:val="none"/>
-        </w:rPr>
-      </w:pPr>
-      <w:r>
-        <w:rPr>
-          <w:rFonts w:eastAsiaTheme="majorEastAsia" w:cstheme="minorHAnsi"/>
-          <w:bCs/>
-          <w:color w:val="000000" w:themeColor="text1"/>
-          <w:kern w:val="0"/>
-          <w:szCs w:val="28"/>
-          <w:lang w:val="es-419" w:eastAsia="es-CO"/>
-          <w14:ligatures w14:val="none"/>
-        </w:rPr>
-        <w:br w:type="page"/>
-      </w:r>
-    </w:p>
-    <w:p>
-      <w:pPr>
         <w:pStyle w:val="Prrafodelista"/>
         <w:numPr>
           <w:ilvl w:val="0"/>
@@ -3080,7 +3054,6 @@
           <w:lang w:val="es-419" w:eastAsia="es-CO"/>
           <w14:ligatures w14:val="none"/>
         </w:rPr>
-        <w:lastRenderedPageBreak/>
         <w:t>Búsqueda activa de casos</w:t>
       </w:r>
     </w:p>
@@ -3109,6 +3082,18 @@
           <w14:ligatures w14:val="none"/>
         </w:rPr>
         <w:t>Identificar intencionalmente posibles casos entre la población penitenciaria mediante revisión de registros, valoración de personas expuestas y reconocimiento de signos o síntomas relacionados.</w:t>
+      </w:r>
+      <w:r>
+        <w:rPr>
+          <w:rFonts w:eastAsiaTheme="majorEastAsia" w:cstheme="minorHAnsi"/>
+          <w:bCs/>
+          <w:color w:val="000000" w:themeColor="text1"/>
+          <w:kern w:val="0"/>
+          <w:szCs w:val="28"/>
+          <w:lang w:val="es-419" w:eastAsia="es-CO"/>
+          <w14:ligatures w14:val="none"/>
+        </w:rPr>
+        <w:br/>
       </w:r>
     </w:p>
     <w:p>
@@ -3138,6 +3123,7 @@
           <w:lang w:val="es-419" w:eastAsia="es-CO"/>
           <w14:ligatures w14:val="none"/>
         </w:rPr>
+        <w:lastRenderedPageBreak/>
         <w:t>Aislamiento de personas enfermas</w:t>
       </w:r>
     </w:p>
@@ -3361,20 +3347,7 @@
           <w:lang w:val="es-419" w:eastAsia="es-CO"/>
           <w14:ligatures w14:val="none"/>
         </w:rPr>
-        <w:t xml:space="preserve">En este sentido, la búsqueda activa institucional y comunitaria permite identificar casos que no hayan sido notificados previamente, mediante la revisión sistemática de </w:t>
-      </w:r>
-      <w:r>
-        <w:rPr>
-          <w:rFonts w:eastAsiaTheme="majorEastAsia" w:cstheme="minorHAnsi"/>
-          <w:bCs/>
-          <w:color w:val="000000" w:themeColor="text1"/>
-          <w:kern w:val="0"/>
-          <w:szCs w:val="28"/>
-          <w:lang w:val="es-419" w:eastAsia="es-CO"/>
-          <w14:ligatures w14:val="none"/>
-        </w:rPr>
-        <w:lastRenderedPageBreak/>
-        <w:t>los registros de atención en salud y la búsqueda de personas que no consultan los servicios sanitarios (Ministerio de Salud y Protección Social [MSPS], s. f.).</w:t>
+        <w:t>En este sentido, la búsqueda activa institucional y comunitaria permite identificar casos que no hayan sido notificados previamente, mediante la revisión sistemática de los registros de atención en salud y la búsqueda de personas que no consultan los servicios sanitarios (Ministerio de Salud y Protección Social [MSPS], s. f.).</w:t>
       </w:r>
     </w:p>
     <w:p>
@@ -3429,6 +3402,7 @@
           <w:lang w:val="es-419" w:eastAsia="es-CO"/>
           <w14:ligatures w14:val="none"/>
         </w:rPr>
+        <w:lastRenderedPageBreak/>
         <w:t>Medidas de aislamiento:</w:t>
       </w:r>
       <w:r>
@@ -3639,7 +3613,6 @@
           <w:lang w:val="es-419" w:eastAsia="es-CO"/>
           <w14:ligatures w14:val="none"/>
         </w:rPr>
-        <w:lastRenderedPageBreak/>
         <w:t>Saneamiento ambiental:</w:t>
       </w:r>
       <w:r>
@@ -3694,7 +3667,20 @@
           <w:lang w:val="es-419" w:eastAsia="es-CO"/>
           <w14:ligatures w14:val="none"/>
         </w:rPr>
-        <w:t xml:space="preserve"> fortalecer conocimientos y prácticas del personal sanitario y penitenciario para reconocer riesgos, aplicar protocolos y responder apropiadamente ante enfermedades transmisibles y posibles brotes.</w:t>
+        <w:t xml:space="preserve"> fortalecer conocimientos y prácticas del personal sanitario y penitenciario para reconocer riesgos, aplicar protocolos y </w:t>
+      </w:r>
+      <w:r>
+        <w:rPr>
+          <w:rFonts w:eastAsiaTheme="majorEastAsia" w:cstheme="minorHAnsi"/>
+          <w:bCs/>
+          <w:color w:val="000000" w:themeColor="text1"/>
+          <w:kern w:val="0"/>
+          <w:szCs w:val="28"/>
+          <w:lang w:val="es-419" w:eastAsia="es-CO"/>
+          <w14:ligatures w14:val="none"/>
+        </w:rPr>
+        <w:lastRenderedPageBreak/>
+        <w:t>responder apropiadamente ante enfermedades transmisibles y posibles brotes.</w:t>
       </w:r>
     </w:p>
     <w:p>
@@ -3786,9 +3772,11 @@
           <w:lang w:val="es-419" w:eastAsia="es-CO"/>
           <w14:ligatures w14:val="none"/>
         </w:rPr>
-        <w:t xml:space="preserve">La gestión de los brotes en estos espacios requiere, además, una visión integral que articule las acciones del sector salud con las instituciones responsables del sistema penitenciario y carcelario. La Organización Mundial de la Salud plantea que los establecimientos penitenciarios presentan un riesgo elevado para la transmisión de enfermedades infecciosas debido a sus condiciones de infraestructura y organización, </w:t>
-      </w:r>
-      <w:r>
+        <w:t>La gestión de los brotes en estos espacios requiere, además, una visión integral que articule las acciones del sector salud con las instituciones responsables del sistema penitenciario y carcelario. La Organización Mundial de la Salud plantea que los establecimientos penitenciarios presentan un riesgo elevado para la transmisión de enfermedades infecciosas debido a sus condiciones de infraestructura y organización, por lo que la preparación y respuesta frente a brotes debe incluir acciones de comunicación, detección temprana, tamizaje, aislamiento, cuarentena, búsqueda y seguimiento de contactos, inmunización y vigilancia epidemiológica (Organización Mundial de la Salud [OMS], 2023).</w:t>
+      </w:r>
+    </w:p>
+    <w:p>
+      <w:pPr>
         <w:rPr>
           <w:rFonts w:eastAsiaTheme="majorEastAsia" w:cstheme="minorHAnsi"/>
           <w:bCs/>
@@ -3798,12 +3786,8 @@
           <w:lang w:val="es-419" w:eastAsia="es-CO"/>
           <w14:ligatures w14:val="none"/>
         </w:rPr>
-        <w:lastRenderedPageBreak/>
-        <w:t>por lo que la preparación y respuesta frente a brotes debe incluir acciones de comunicación, detección temprana, tamizaje, aislamiento, cuarentena, búsqueda y seguimiento de contactos, inmunización y vigilancia epidemiológica (Organización Mundial de la Salud [OMS], 2023).</w:t>
-      </w:r>
-    </w:p>
-    <w:p>
-      <w:pPr>
+      </w:pPr>
+      <w:r>
         <w:rPr>
           <w:rFonts w:eastAsiaTheme="majorEastAsia" w:cstheme="minorHAnsi"/>
           <w:bCs/>
@@ -3813,7 +3797,8 @@
           <w:lang w:val="es-419" w:eastAsia="es-CO"/>
           <w14:ligatures w14:val="none"/>
         </w:rPr>
-      </w:pPr>
+        <w:t xml:space="preserve">Desde esta perspectiva, la prevención y el control de brotes en establecimientos penitenciarios no dependen exclusivamente de la atención individual de las personas </w:t>
+      </w:r>
       <w:r>
         <w:rPr>
           <w:rFonts w:eastAsiaTheme="majorEastAsia" w:cstheme="minorHAnsi"/>
@@ -3824,7 +3809,8 @@
           <w:lang w:val="es-419" w:eastAsia="es-CO"/>
           <w14:ligatures w14:val="none"/>
         </w:rPr>
-        <w:t>Desde esta perspectiva, la prevención y el control de brotes en establecimientos penitenciarios no dependen exclusivamente de la atención individual de las personas afectadas. Se requiere fortalecer la vigilancia epidemiológica, mantener una comunicación efectiva entre los diferentes actores, garantizar la articulación con el sistema de salud y desarrollar capacidades para responder de manera coordinada ante situaciones de riesgo. La OMS propone abordar la gestión de enfermedades infecciosas en estos contextos mediante cinco fases articuladas adaptadas a las características de cada institución y territorio (OMS, 2023):</w:t>
+        <w:lastRenderedPageBreak/>
+        <w:t>afectadas. Se requiere fortalecer la vigilancia epidemiológica, mantener una comunicación efectiva entre los diferentes actores, garantizar la articulación con el sistema de salud y desarrollar capacidades para responder de manera coordinada ante situaciones de riesgo. La OMS propone abordar la gestión de enfermedades infecciosas en estos contextos mediante cinco fases articuladas adaptadas a las características de cada institución y territorio (OMS, 2023):</w:t>
       </w:r>
     </w:p>
     <w:p>
@@ -4022,7 +4008,6 @@
           <w:lang w:val="es-419" w:eastAsia="es-CO"/>
           <w14:ligatures w14:val="none"/>
         </w:rPr>
-        <w:lastRenderedPageBreak/>
         <w:t>Detección:</w:t>
       </w:r>
       <w:r>
@@ -4149,6 +4134,7 @@
           <w:lang w:val="es-419" w:eastAsia="es-CO"/>
           <w14:ligatures w14:val="none"/>
         </w:rPr>
+        <w:lastRenderedPageBreak/>
         <w:t>Ejemplo:</w:t>
       </w:r>
       <w:r>
@@ -4344,12 +4330,13 @@
           <w:lang w:val="es-419" w:eastAsia="es-CO"/>
           <w14:ligatures w14:val="none"/>
         </w:rPr>
-        <w:lastRenderedPageBreak/>
         <w:t>De esta manera, la gestión de brotes en entornos penitenciarios se integra a la responsabilidad de proteger la salud pública y fortalecer la capacidad de respuesta ante eventos que pueden afectar tanto al establecimiento como a la población que lo rodea (MSPS, s. f.; OMS, 2023).</w:t>
       </w:r>
     </w:p>
     <w:p>
       <w:pPr>
+        <w:spacing w:before="0" w:after="160" w:line="259" w:lineRule="auto"/>
+        <w:ind w:firstLine="0"/>
         <w:rPr>
           <w:rFonts w:eastAsiaTheme="majorEastAsia" w:cstheme="minorHAnsi"/>
           <w:bCs/>
@@ -4370,6 +4357,32 @@
           <w:lang w:val="es-419" w:eastAsia="es-CO"/>
           <w14:ligatures w14:val="none"/>
         </w:rPr>
+        <w:br w:type="page"/>
+      </w:r>
+    </w:p>
+    <w:p>
+      <w:pPr>
+        <w:rPr>
+          <w:rFonts w:eastAsiaTheme="majorEastAsia" w:cstheme="minorHAnsi"/>
+          <w:bCs/>
+          <w:color w:val="000000" w:themeColor="text1"/>
+          <w:kern w:val="0"/>
+          <w:szCs w:val="28"/>
+          <w:lang w:val="es-419" w:eastAsia="es-CO"/>
+          <w14:ligatures w14:val="none"/>
+        </w:rPr>
+      </w:pPr>
+      <w:r>
+        <w:rPr>
+          <w:rFonts w:eastAsiaTheme="majorEastAsia" w:cstheme="minorHAnsi"/>
+          <w:bCs/>
+          <w:color w:val="000000" w:themeColor="text1"/>
+          <w:kern w:val="0"/>
+          <w:szCs w:val="28"/>
+          <w:lang w:val="es-419" w:eastAsia="es-CO"/>
+          <w14:ligatures w14:val="none"/>
+        </w:rPr>
+        <w:lastRenderedPageBreak/>
         <w:t>A continuación, lo invitamos a consultar el siguiente pódcast:</w:t>
       </w:r>
     </w:p>
@@ -4418,6 +4431,510 @@
             <w:tcW w:w="9962" w:type="dxa"/>
           </w:tcPr>
           <w:p>
+            <w:r>
+              <w:rPr>
+                <w:b/>
+                <w:bCs/>
+              </w:rPr>
+              <w:t>ASUSENA</w:t>
+            </w:r>
+            <w:r>
+              <w:rPr>
+                <w:b/>
+                <w:bCs/>
+              </w:rPr>
+              <w:t xml:space="preserve">: </w:t>
+            </w:r>
+            <w:r>
+              <w:t>h</w:t>
+            </w:r>
+            <w:r>
+              <w:t>ay momentos en que una tos deja de ser solo una tos. Donde muchas personas comparten espacios a diario, un solo caso puede anunciar algo más grande.</w:t>
+            </w:r>
+          </w:p>
+          <w:p>
+            <w:r>
+              <w:rPr>
+                <w:b/>
+                <w:bCs/>
+              </w:rPr>
+              <w:t>DON CAMPOS</w:t>
+            </w:r>
+            <w:r>
+              <w:rPr>
+                <w:b/>
+                <w:bCs/>
+              </w:rPr>
+              <w:t xml:space="preserve">: </w:t>
+            </w:r>
+            <w:r>
+              <w:t>c</w:t>
+            </w:r>
+            <w:r>
+              <w:t xml:space="preserve">omo una chispa en temporada seca, </w:t>
+            </w:r>
+            <w:proofErr w:type="spellStart"/>
+            <w:r>
+              <w:t>Asusena</w:t>
+            </w:r>
+            <w:proofErr w:type="spellEnd"/>
+            <w:r>
+              <w:t>: si uno la ve a tiempo, se apaga con la mano; si la deja crecer, toca llamar a los bomberos.</w:t>
+            </w:r>
+          </w:p>
+          <w:p>
+            <w:r>
+              <w:rPr>
+                <w:b/>
+                <w:bCs/>
+              </w:rPr>
+              <w:t>ASUSENA</w:t>
+            </w:r>
+            <w:r>
+              <w:rPr>
+                <w:b/>
+                <w:bCs/>
+              </w:rPr>
+              <w:t xml:space="preserve">: </w:t>
+            </w:r>
+            <w:r>
+              <w:t>h</w:t>
+            </w:r>
+            <w:r>
+              <w:t>oy hablamos de cómo actuar a tiempo frente a los brotes epidemiológicos en los establecimientos penitenciarios. Bienvenidos.</w:t>
+            </w:r>
+          </w:p>
+          <w:p>
+            <w:r>
+              <w:rPr>
+                <w:b/>
+                <w:bCs/>
+              </w:rPr>
+              <w:t>ASUSENA</w:t>
+            </w:r>
+            <w:r>
+              <w:rPr>
+                <w:b/>
+                <w:bCs/>
+              </w:rPr>
+              <w:t xml:space="preserve">: </w:t>
+            </w:r>
+            <w:r>
+              <w:t>d</w:t>
+            </w:r>
+            <w:r>
+              <w:t>on Campos, ¿por qué en estos lugares el riesgo crece tan fácil?</w:t>
+            </w:r>
+          </w:p>
+          <w:p>
+            <w:r>
+              <w:rPr>
+                <w:b/>
+                <w:bCs/>
+              </w:rPr>
+              <w:t>DON CAMPOS</w:t>
+            </w:r>
+            <w:r>
+              <w:rPr>
+                <w:b/>
+                <w:bCs/>
+              </w:rPr>
+              <w:t xml:space="preserve">: </w:t>
+            </w:r>
+            <w:r>
+              <w:t>p</w:t>
+            </w:r>
+            <w:r>
+              <w:t>orque se suman varias cosas: la convivencia colectiva, la infraestructura, las personas que entran y salen, y otros factores sanitarios y ambientales. Así, un caso aislado puede terminar afectando a muchos. Por eso hay que reconocer el riesgo temprano y responder de forma organizada.</w:t>
+            </w:r>
+          </w:p>
+          <w:p>
+            <w:r>
+              <w:rPr>
+                <w:b/>
+                <w:bCs/>
+              </w:rPr>
+              <w:t>ASUSENA</w:t>
+            </w:r>
+            <w:r>
+              <w:rPr>
+                <w:b/>
+                <w:bCs/>
+              </w:rPr>
+              <w:t xml:space="preserve">: </w:t>
+            </w:r>
+            <w:r>
+              <w:t>¿</w:t>
+            </w:r>
+            <w:r>
+              <w:t>q</w:t>
+            </w:r>
+            <w:r>
+              <w:t>uién define cómo se responde? Porque esto no se improvisa.</w:t>
+            </w:r>
+          </w:p>
+          <w:p>
+            <w:r>
+              <w:rPr>
+                <w:b/>
+                <w:bCs/>
+              </w:rPr>
+              <w:t>DON CAMPOS</w:t>
+            </w:r>
+            <w:r>
+              <w:rPr>
+                <w:b/>
+                <w:bCs/>
+              </w:rPr>
+              <w:t xml:space="preserve">: </w:t>
+            </w:r>
+            <w:r>
+              <w:t>p</w:t>
+            </w:r>
+            <w:r>
+              <w:t xml:space="preserve">ara eso existe un marco de disposiciones sanitarias, penitenciarias y de vigilancia en salud pública. Ojo: no es para echarse la pelota entre instituciones. ¡Al contrario! Es para prevenir, detectar, notificar, investigar y controlar </w:t>
+            </w:r>
+            <w:r>
+              <w:lastRenderedPageBreak/>
+              <w:t>lo que afecte a la población privada de la libertad y a quienes trabajan o interactúan con ella.</w:t>
+            </w:r>
+          </w:p>
+          <w:p>
+            <w:r>
+              <w:rPr>
+                <w:b/>
+                <w:bCs/>
+              </w:rPr>
+              <w:t>ASUSENA</w:t>
+            </w:r>
+            <w:r>
+              <w:rPr>
+                <w:b/>
+                <w:bCs/>
+              </w:rPr>
+              <w:t>: e</w:t>
+            </w:r>
+            <w:r>
+              <w:t>l Ministerio de Salud y Protección Social también pone su parte, con disposiciones específicas para la atención en salud de esta población. Usted habló de vigilancia en salud pública, y ahí siempre sale una sigla: el SIVIGILA. ¿Qué hace ese sistema, Don Campos?</w:t>
+            </w:r>
+          </w:p>
+          <w:p>
+            <w:r>
+              <w:rPr>
+                <w:b/>
+                <w:bCs/>
+              </w:rPr>
+              <w:t>DON CAMPOS</w:t>
+            </w:r>
+            <w:r>
+              <w:rPr>
+                <w:b/>
+                <w:bCs/>
+              </w:rPr>
+              <w:t xml:space="preserve">: </w:t>
+            </w:r>
+            <w:r>
+              <w:t>e</w:t>
+            </w:r>
+            <w:r>
+              <w:t>s el Sistema de Vigilancia en Salud Pública. Observa y analiza de manera sistemática los eventos en salud para orientar cómo se planean, ejecutan, siguen y evalúan las acciones. Vendría a ser el que le toma el pulso a la salud de la población.</w:t>
+            </w:r>
+          </w:p>
+          <w:p>
+            <w:r>
+              <w:rPr>
+                <w:b/>
+                <w:bCs/>
+              </w:rPr>
+              <w:t>ASUSENA</w:t>
+            </w:r>
+            <w:r>
+              <w:rPr>
+                <w:b/>
+                <w:bCs/>
+              </w:rPr>
+              <w:t xml:space="preserve">: </w:t>
+            </w:r>
+            <w:r>
+              <w:t>o</w:t>
+            </w:r>
+            <w:r>
+              <w:t xml:space="preserve"> sea que detectar un posible caso no es el final de la historia.</w:t>
+            </w:r>
+          </w:p>
+          <w:p>
+            <w:r>
+              <w:rPr>
+                <w:b/>
+                <w:bCs/>
+              </w:rPr>
+              <w:t>DON CAMPOS</w:t>
+            </w:r>
+            <w:r>
+              <w:rPr>
+                <w:b/>
+                <w:bCs/>
+              </w:rPr>
+              <w:t xml:space="preserve">: </w:t>
+            </w:r>
+            <w:r>
+              <w:t>n</w:t>
+            </w:r>
+            <w:r>
+              <w:t>o, es apenas el comienzo. Después hay que recopilar información, notificar cuando corresponda, investigar qué pasó e identificar a los posibles expuestos. Ahí las unidades de atención en salud tienen un papel clave.</w:t>
+            </w:r>
+          </w:p>
+          <w:p>
+            <w:r>
+              <w:rPr>
+                <w:b/>
+                <w:bCs/>
+              </w:rPr>
+              <w:t>ASUSENA</w:t>
+            </w:r>
+            <w:r>
+              <w:rPr>
+                <w:b/>
+                <w:bCs/>
+              </w:rPr>
+              <w:t xml:space="preserve">: </w:t>
+            </w:r>
+            <w:r>
+              <w:t>p</w:t>
+            </w:r>
+            <w:r>
+              <w:t>ongamos un ejemplo. Una persona privada de la libertad presenta síntomas compatibles con una enfermedad respiratoria transmisible. ¿Qué debería pasar?</w:t>
+            </w:r>
+          </w:p>
+          <w:p>
+            <w:r>
+              <w:rPr>
+                <w:b/>
+                <w:bCs/>
+              </w:rPr>
+              <w:t>DON CAMPOS</w:t>
+            </w:r>
+            <w:r>
+              <w:rPr>
+                <w:b/>
+                <w:bCs/>
+              </w:rPr>
+              <w:t xml:space="preserve">: </w:t>
+            </w:r>
+            <w:r>
+              <w:t>l</w:t>
+            </w:r>
+            <w:r>
+              <w:t xml:space="preserve">o primero es no esperar a que aparezcan más casos: a esa persona se le identifica y se le valora a tiempo. Según el evento, pueden necesitarse </w:t>
+            </w:r>
+            <w:r>
+              <w:lastRenderedPageBreak/>
+              <w:t>pruebas diagnósticas, aislamiento, búsqueda activa de otros casos y seguimiento a quienes estuvieron expuestos, para cortar la cadena de transmisión.</w:t>
+            </w:r>
+          </w:p>
+          <w:p>
+            <w:r>
+              <w:rPr>
+                <w:b/>
+                <w:bCs/>
+              </w:rPr>
+              <w:t>ASUSENA</w:t>
+            </w:r>
+            <w:r>
+              <w:rPr>
+                <w:b/>
+                <w:bCs/>
+              </w:rPr>
+              <w:t xml:space="preserve">: </w:t>
+            </w:r>
+            <w:r>
+              <w:t>a</w:t>
+            </w:r>
+            <w:r>
+              <w:t>unque no todo se resuelve atendiendo a la persona enferma, ¿cierto?</w:t>
+            </w:r>
+          </w:p>
+          <w:p>
+            <w:r>
+              <w:rPr>
+                <w:b/>
+                <w:bCs/>
+              </w:rPr>
+              <w:t>DON CAMPOS</w:t>
+            </w:r>
+            <w:r>
+              <w:rPr>
+                <w:b/>
+                <w:bCs/>
+              </w:rPr>
+              <w:t xml:space="preserve">: </w:t>
+            </w:r>
+            <w:r>
+              <w:t>a</w:t>
+            </w:r>
+            <w:r>
+              <w:t>sí es. El lugar también influye: limpieza, desinfección, ventilación, agua, manejo de residuos, espacios. Atender el caso sin mirar el entorno es como trapear con la llave abierta.</w:t>
+            </w:r>
+          </w:p>
+          <w:p>
+            <w:r>
+              <w:rPr>
+                <w:b/>
+                <w:bCs/>
+              </w:rPr>
+              <w:t>ASUSENA</w:t>
+            </w:r>
+            <w:r>
+              <w:rPr>
+                <w:b/>
+                <w:bCs/>
+              </w:rPr>
+              <w:t xml:space="preserve">: </w:t>
+            </w:r>
+            <w:r>
+              <w:t>¿</w:t>
+            </w:r>
+            <w:r>
+              <w:t>q</w:t>
+            </w:r>
+            <w:r>
+              <w:t>ué papel tiene el personal?</w:t>
+            </w:r>
+          </w:p>
+          <w:p>
+            <w:r>
+              <w:rPr>
+                <w:b/>
+                <w:bCs/>
+              </w:rPr>
+              <w:t>DON CAMPOS</w:t>
+            </w:r>
+            <w:r>
+              <w:rPr>
+                <w:b/>
+                <w:bCs/>
+              </w:rPr>
+              <w:t xml:space="preserve">: </w:t>
+            </w:r>
+            <w:r>
+              <w:t>e</w:t>
+            </w:r>
+            <w:r>
+              <w:t>l personal sanitario y el penitenciario necesitan conocer los protocolos, reconocer las señales de alerta y saber cómo actuar. También deben comunicar con claridad, porque un aviso que nadie entiende es como un paraguas cerrado en pleno aguacero: ahí está, pero no protege a nadie.</w:t>
+            </w:r>
+          </w:p>
+          <w:p>
+            <w:r>
+              <w:rPr>
+                <w:b/>
+                <w:bCs/>
+              </w:rPr>
+              <w:t>ASUSENA</w:t>
+            </w:r>
+            <w:r>
+              <w:rPr>
+                <w:b/>
+                <w:bCs/>
+              </w:rPr>
+              <w:t xml:space="preserve">: </w:t>
+            </w:r>
+            <w:r>
+              <w:t>l</w:t>
+            </w:r>
+            <w:r>
+              <w:t>a Organización Mundial de la Salud va en la misma línea: propone integrar preparación, prevención, detección, respuesta y conexión con los sistemas de salud.</w:t>
+            </w:r>
+          </w:p>
+          <w:p>
+            <w:r>
+              <w:rPr>
+                <w:b/>
+                <w:bCs/>
+              </w:rPr>
+              <w:t>DON CAMPOS</w:t>
+            </w:r>
+            <w:r>
+              <w:rPr>
+                <w:b/>
+                <w:bCs/>
+              </w:rPr>
+              <w:t xml:space="preserve">: </w:t>
+            </w:r>
+            <w:r>
+              <w:t>p</w:t>
+            </w:r>
+            <w:r>
+              <w:t>orque ninguna institución puede sola con un brote. Hay que trabajar de la mano con las autoridades sanitarias y las redes de atención, para garantizar diagnóstico, tratamiento, referencia y continuidad.</w:t>
+            </w:r>
+          </w:p>
+          <w:p>
+            <w:r>
+              <w:rPr>
+                <w:b/>
+                <w:bCs/>
+              </w:rPr>
+              <w:t>ASUSENA</w:t>
+            </w:r>
+            <w:r>
+              <w:rPr>
+                <w:b/>
+                <w:bCs/>
+              </w:rPr>
+              <w:t xml:space="preserve">: </w:t>
+            </w:r>
+            <w:r>
+              <w:t>s</w:t>
+            </w:r>
+            <w:r>
+              <w:t>i tuviéramos que quedarnos con una idea, ¿cuál sería?</w:t>
+            </w:r>
+          </w:p>
+          <w:p>
+            <w:r>
+              <w:rPr>
+                <w:b/>
+                <w:bCs/>
+              </w:rPr>
+              <w:lastRenderedPageBreak/>
+              <w:t>DON CAMPOS</w:t>
+            </w:r>
+            <w:r>
+              <w:rPr>
+                <w:b/>
+                <w:bCs/>
+              </w:rPr>
+              <w:t xml:space="preserve">: </w:t>
+            </w:r>
+            <w:r>
+              <w:t>q</w:t>
+            </w:r>
+            <w:r>
+              <w:t>ue manejar un brote es anticiparse, detectar, comunicar, intervenir y hacer seguimiento. Detectar a tiempo activa la respuesta, vigilar permite entender lo que pasa y actuar coordinados corta la cadena.</w:t>
+            </w:r>
+          </w:p>
+          <w:p>
+            <w:r>
+              <w:rPr>
+                <w:b/>
+                <w:bCs/>
+              </w:rPr>
+              <w:t>ASUSENA</w:t>
+            </w:r>
+            <w:r>
+              <w:rPr>
+                <w:b/>
+                <w:bCs/>
+              </w:rPr>
+              <w:t>:</w:t>
+            </w:r>
+            <w:r>
+              <w:t xml:space="preserve"> p</w:t>
+            </w:r>
+            <w:r>
+              <w:t>orque los riesgos para la salud no se quedan detrás de un muro: cuidar la salud adentro es cuidar la salud pública de todos. Hasta pronto.</w:t>
+            </w:r>
+          </w:p>
+          <w:p>
             <w:pPr>
               <w:rPr>
                 <w:b/>
@@ -4432,8 +4949,9 @@
       <w:pPr>
         <w:pStyle w:val="Ttulo2"/>
       </w:pPr>
-      <w:bookmarkStart w:id="3" w:name="_Toc242872992"/>
-      <w:r>
+      <w:bookmarkStart w:id="3" w:name="_Toc242976129"/>
+      <w:r>
+        <w:lastRenderedPageBreak/>
         <w:t>C</w:t>
       </w:r>
       <w:r>
@@ -4526,7 +5044,6 @@
           <w:bCs/>
           <w:lang w:val="es-419" w:eastAsia="es-CO"/>
         </w:rPr>
-        <w:lastRenderedPageBreak/>
         <w:t>Establecimientos de alta seguridad:</w:t>
       </w:r>
       <w:r>
@@ -4561,6 +5078,7 @@
           <w:bCs/>
           <w:lang w:val="es-419" w:eastAsia="es-CO"/>
         </w:rPr>
+        <w:lastRenderedPageBreak/>
         <w:t>Reclusiones de mujeres</w:t>
       </w:r>
       <w:r>
@@ -4638,20 +5156,20 @@
         <w:rPr>
           <w:lang w:val="es-419" w:eastAsia="es-CO"/>
         </w:rPr>
+        <w:t>Esta articulación permite que las funciones de custodia, atención y resocialización se desarrollen con el soporte de las condiciones físicas, administrativas y logísticas requeridas para el funcionamiento de los establecimientos (MSPS, s. f.).</w:t>
+      </w:r>
+    </w:p>
+    <w:p>
+      <w:pPr>
+        <w:rPr>
+          <w:lang w:val="es-419" w:eastAsia="es-CO"/>
+        </w:rPr>
+      </w:pPr>
+      <w:r>
+        <w:rPr>
+          <w:lang w:val="es-419" w:eastAsia="es-CO"/>
+        </w:rPr>
         <w:lastRenderedPageBreak/>
-        <w:t>Esta articulación permite que las funciones de custodia, atención y resocialización se desarrollen con el soporte de las condiciones físicas, administrativas y logísticas requeridas para el funcionamiento de los establecimientos (MSPS, s. f.).</w:t>
-      </w:r>
-    </w:p>
-    <w:p>
-      <w:pPr>
-        <w:rPr>
-          <w:lang w:val="es-419" w:eastAsia="es-CO"/>
-        </w:rPr>
-      </w:pPr>
-      <w:r>
-        <w:rPr>
-          <w:lang w:val="es-419" w:eastAsia="es-CO"/>
-        </w:rPr>
         <w:t>Desde la perspectiva de la salud pública, el funcionamiento del sistema penitenciario requiere una articulación permanente entre el INPEC, la USPEC, los prestadores de servicios de salud, las entidades territoriales de salud y las autoridades sanitarias nacionales. Esta coordinación resulta especialmente importante cuando se presentan eventos de interés en salud pública o brotes epidemiológicos. En estos casos, el sistema debe contar con mecanismos de vigilancia que permitan detectar tempranamente los riesgos, notificar los eventos y coordinar las acciones necesarias para prevenir la propagación de enfermedades dentro y fuera de los establecimientos de reclusión (MSPS, s. f.).</w:t>
       </w:r>
     </w:p>
@@ -4698,7 +5216,7 @@
       <w:pPr>
         <w:pStyle w:val="Ttulo2"/>
       </w:pPr>
-      <w:bookmarkStart w:id="4" w:name="_Toc242872993"/>
+      <w:bookmarkStart w:id="4" w:name="_Toc242976130"/>
       <w:r>
         <w:lastRenderedPageBreak/>
         <w:t>Qu</w:t>
@@ -5003,7 +5521,7 @@
       <w:pPr>
         <w:pStyle w:val="Ttulo2"/>
       </w:pPr>
-      <w:bookmarkStart w:id="5" w:name="_Toc242872994"/>
+      <w:bookmarkStart w:id="5" w:name="_Toc242976131"/>
       <w:r>
         <w:t>Historia natural de enfermedad</w:t>
       </w:r>
@@ -5208,7 +5726,7 @@
       <w:pPr>
         <w:pStyle w:val="Ttulo2"/>
       </w:pPr>
-      <w:bookmarkStart w:id="6" w:name="_Toc242872995"/>
+      <w:bookmarkStart w:id="6" w:name="_Toc242976132"/>
       <w:r>
         <w:t>Microorganismo y cadena de transmisión</w:t>
       </w:r>
@@ -5381,14 +5899,7 @@
           <w:lang w:val="es-419" w:eastAsia="es-CO"/>
         </w:rPr>
         <w:lastRenderedPageBreak/>
-        <w:t xml:space="preserve">manera libre en el ambiente, mientras que otras pueden establecer relaciones con seres humanos y animales. Algunas especies forman parte </w:t>
-      </w:r>
-      <w:proofErr w:type="gramStart"/>
-      <w:r>
-        <w:rPr>
-          <w:lang w:val="es-419" w:eastAsia="es-CO"/>
-        </w:rPr>
-        <w:t>de</w:t>
+        <w:t>manera libre en el ambiente, mientras que otras pueden establecer relaciones con seres humanos y animales. Algunas especies forman parte de</w:t>
       </w:r>
       <w:r>
         <w:rPr>
@@ -5400,14 +5911,7 @@
         <w:rPr>
           <w:lang w:val="es-419" w:eastAsia="es-CO"/>
         </w:rPr>
-        <w:t xml:space="preserve"> microbiota normal</w:t>
-      </w:r>
-      <w:proofErr w:type="gramEnd"/>
-      <w:r>
-        <w:rPr>
-          <w:lang w:val="es-419" w:eastAsia="es-CO"/>
-        </w:rPr>
-        <w:t xml:space="preserve"> del organismo y otras pueden comportarse como agentes causales de enfermedades cuando encuentran condiciones favorables para su multiplicación o cuando ingresan a sitios del organismo donde pueden producir daño (Mosquera </w:t>
+        <w:t xml:space="preserve"> microbiota normal del organismo y otras pueden comportarse como agentes causales de enfermedades cuando encuentran condiciones favorables para su multiplicación o cuando ingresan a sitios del organismo donde pueden producir daño (Mosquera </w:t>
       </w:r>
       <w:proofErr w:type="spellStart"/>
       <w:r>
@@ -5531,7 +6035,6 @@
         </w:rPr>
         <w:t xml:space="preserve"> la </w:t>
       </w:r>
-      <w:proofErr w:type="gramStart"/>
       <w:r>
         <w:rPr>
           <w:lang w:val="es-419" w:eastAsia="es-CO"/>
@@ -5544,7 +6047,6 @@
         </w:rPr>
         <w:t>a</w:t>
       </w:r>
-      <w:proofErr w:type="gramEnd"/>
       <w:r>
         <w:rPr>
           <w:lang w:val="es-419" w:eastAsia="es-CO"/>
@@ -6351,7 +6853,7 @@
           <w:numId w:val="5"/>
         </w:numPr>
       </w:pPr>
-      <w:bookmarkStart w:id="7" w:name="_Toc242872996"/>
+      <w:bookmarkStart w:id="7" w:name="_Toc242976133"/>
       <w:r>
         <w:lastRenderedPageBreak/>
         <w:t>Fundamentos epidemiológicos y factores asociados a la transmisión de enfermedades</w:t>
@@ -6388,7 +6890,7 @@
       <w:pPr>
         <w:pStyle w:val="Ttulo2"/>
       </w:pPr>
-      <w:bookmarkStart w:id="8" w:name="_Toc242872997"/>
+      <w:bookmarkStart w:id="8" w:name="_Toc242976134"/>
       <w:r>
         <w:t>Concepto e importancia de la epidemiolog</w:t>
       </w:r>
@@ -7116,7 +7618,7 @@
       <w:pPr>
         <w:pStyle w:val="Ttulo2"/>
       </w:pPr>
-      <w:bookmarkStart w:id="9" w:name="_Toc242872998"/>
+      <w:bookmarkStart w:id="9" w:name="_Toc242976135"/>
       <w:r>
         <w:lastRenderedPageBreak/>
         <w:t>Diferencias entre los conceptos de brote, epidemia y evento de interés en salud pública (EISP)</w:t>
@@ -8129,7 +8631,7 @@
       <w:pPr>
         <w:pStyle w:val="Ttulo2"/>
       </w:pPr>
-      <w:bookmarkStart w:id="10" w:name="_Toc242872999"/>
+      <w:bookmarkStart w:id="10" w:name="_Toc242976136"/>
       <w:r>
         <w:lastRenderedPageBreak/>
         <w:t>Factores que favorecen la transmisión en entornos penitenciarios</w:t>
@@ -8833,7 +9335,7 @@
           <w:numId w:val="5"/>
         </w:numPr>
       </w:pPr>
-      <w:bookmarkStart w:id="11" w:name="_Toc242873000"/>
+      <w:bookmarkStart w:id="11" w:name="_Toc242976137"/>
       <w:r>
         <w:lastRenderedPageBreak/>
         <w:t>Gestión y acciones de respuesta ante eventos epidemiológicos</w:t>
@@ -8873,7 +9375,7 @@
       <w:pPr>
         <w:pStyle w:val="Ttulo2"/>
       </w:pPr>
-      <w:bookmarkStart w:id="12" w:name="_Toc242873001"/>
+      <w:bookmarkStart w:id="12" w:name="_Toc242976138"/>
       <w:r>
         <w:t>Realizar acciones de identificación del evento epidemiológico</w:t>
       </w:r>
@@ -9172,6 +9674,7 @@
               <w:pStyle w:val="Tablas"/>
             </w:pPr>
             <w:r>
+              <w:lastRenderedPageBreak/>
               <w:t>Activación de medidas de prevención y control</w:t>
             </w:r>
           </w:p>
@@ -9249,7 +9752,7 @@
       <w:pPr>
         <w:pStyle w:val="Ttulo2"/>
       </w:pPr>
-      <w:bookmarkStart w:id="13" w:name="_Toc242873002"/>
+      <w:bookmarkStart w:id="13" w:name="_Toc242976139"/>
       <w:r>
         <w:t>Aplicar algoritmos de diagnóstico</w:t>
       </w:r>
@@ -9492,7 +9995,7 @@
       <w:pPr>
         <w:pStyle w:val="Ttulo2"/>
       </w:pPr>
-      <w:bookmarkStart w:id="14" w:name="_Toc242873003"/>
+      <w:bookmarkStart w:id="14" w:name="_Toc242976140"/>
       <w:r>
         <w:lastRenderedPageBreak/>
         <w:t>Establecer cómo y cuándo notificar</w:t>
@@ -9964,7 +10467,7 @@
           <w:noProof/>
         </w:rPr>
       </w:pPr>
-      <w:bookmarkStart w:id="15" w:name="_Toc242873004"/>
+      <w:bookmarkStart w:id="15" w:name="_Toc242976141"/>
       <w:r>
         <w:rPr>
           <w:noProof/>
@@ -10200,7 +10703,7 @@
       <w:pPr>
         <w:pStyle w:val="Ttulo2"/>
       </w:pPr>
-      <w:bookmarkStart w:id="16" w:name="_Toc242873005"/>
+      <w:bookmarkStart w:id="16" w:name="_Toc242976142"/>
       <w:r>
         <w:t>Ejecutar acciones colectivas de prevención</w:t>
       </w:r>
@@ -10350,6 +10853,588 @@
             <w:tcW w:w="9962" w:type="dxa"/>
           </w:tcPr>
           <w:p>
+            <w:r>
+              <w:rPr>
+                <w:b/>
+                <w:bCs/>
+              </w:rPr>
+              <w:t>ASUSENA</w:t>
+            </w:r>
+            <w:r>
+              <w:rPr>
+                <w:b/>
+                <w:bCs/>
+              </w:rPr>
+              <w:t xml:space="preserve">: </w:t>
+            </w:r>
+            <w:r>
+              <w:t>c</w:t>
+            </w:r>
+            <w:r>
+              <w:t>uando en una casa alguien se agripa, a los pocos días anda medio mundo con el pañuelo en la mano.</w:t>
+            </w:r>
+          </w:p>
+          <w:p>
+            <w:r>
+              <w:rPr>
+                <w:b/>
+                <w:bCs/>
+              </w:rPr>
+              <w:t>DON CAMPOS</w:t>
+            </w:r>
+            <w:r>
+              <w:rPr>
+                <w:b/>
+                <w:bCs/>
+              </w:rPr>
+              <w:t xml:space="preserve">: </w:t>
+            </w:r>
+            <w:r>
+              <w:t>n</w:t>
+            </w:r>
+            <w:r>
+              <w:t>adie se puso de acuerdo para enfermarse, pero ahí están todos, turnándose el termómetro. Es que las enfermedades no se pasan por casualidad: siguen un camino.</w:t>
+            </w:r>
+          </w:p>
+          <w:p>
+            <w:r>
+              <w:rPr>
+                <w:b/>
+                <w:bCs/>
+              </w:rPr>
+              <w:t>ASUSENA</w:t>
+            </w:r>
+            <w:r>
+              <w:rPr>
+                <w:b/>
+                <w:bCs/>
+              </w:rPr>
+              <w:t xml:space="preserve">: </w:t>
+            </w:r>
+            <w:r>
+              <w:t>h</w:t>
+            </w:r>
+            <w:r>
+              <w:t>oy recorremos ese camino en un lugar donde mucha gente convive a diario: los establecimientos penitenciarios. Bienvenidos.</w:t>
+            </w:r>
+          </w:p>
+          <w:p>
+            <w:r>
+              <w:rPr>
+                <w:b/>
+                <w:bCs/>
+              </w:rPr>
+              <w:t>ASUSENA</w:t>
+            </w:r>
+            <w:r>
+              <w:rPr>
+                <w:b/>
+                <w:bCs/>
+              </w:rPr>
+              <w:t xml:space="preserve">: </w:t>
+            </w:r>
+            <w:r>
+              <w:t>p</w:t>
+            </w:r>
+            <w:r>
+              <w:t>ensemos en un dormitorio compartido. Alguien empieza con tos y fiebre, pero pasan los días y nadie le pone atención. Hay poca ventilación y todos usan las mismas áreas.</w:t>
+            </w:r>
+          </w:p>
+          <w:p>
+            <w:r>
+              <w:rPr>
+                <w:b/>
+                <w:bCs/>
+              </w:rPr>
+              <w:t>DON CAMPOS</w:t>
+            </w:r>
+            <w:r>
+              <w:rPr>
+                <w:b/>
+                <w:bCs/>
+              </w:rPr>
+              <w:t xml:space="preserve">: </w:t>
+            </w:r>
+            <w:r>
+              <w:t>s</w:t>
+            </w:r>
+            <w:r>
+              <w:t>i es una enfermedad transmisible, ahí tiene todo a favor para avanzar por lo que en epidemiología se llama cadena de transmisión.</w:t>
+            </w:r>
+          </w:p>
+          <w:p>
+            <w:r>
+              <w:rPr>
+                <w:b/>
+                <w:bCs/>
+              </w:rPr>
+              <w:t>ASUSENA</w:t>
+            </w:r>
+            <w:r>
+              <w:rPr>
+                <w:b/>
+                <w:bCs/>
+              </w:rPr>
+              <w:t xml:space="preserve">: </w:t>
+            </w:r>
+            <w:r>
+              <w:t>u</w:t>
+            </w:r>
+            <w:r>
+              <w:t>na cadena… ¿con eslabones y todo?</w:t>
+            </w:r>
+          </w:p>
+          <w:p>
+            <w:r>
+              <w:rPr>
+                <w:b/>
+                <w:bCs/>
+              </w:rPr>
+              <w:lastRenderedPageBreak/>
+              <w:t>DON CAMPOS</w:t>
+            </w:r>
+            <w:r>
+              <w:rPr>
+                <w:b/>
+                <w:bCs/>
+              </w:rPr>
+              <w:t xml:space="preserve">: </w:t>
+            </w:r>
+            <w:r>
+              <w:t>c</w:t>
+            </w:r>
+            <w:r>
+              <w:t>on seis, nada menos. Piense en la gripa de la casa: el agente infeccioso es el virus; el reservorio, la persona que lo tiene; la puerta de salida, la tos o el estornudo.</w:t>
+            </w:r>
+          </w:p>
+          <w:p>
+            <w:r>
+              <w:rPr>
+                <w:b/>
+                <w:bCs/>
+              </w:rPr>
+              <w:t>ASUSENA</w:t>
+            </w:r>
+            <w:r>
+              <w:rPr>
+                <w:b/>
+                <w:bCs/>
+              </w:rPr>
+              <w:t xml:space="preserve">: </w:t>
+            </w:r>
+            <w:r>
+              <w:t>d</w:t>
+            </w:r>
+            <w:r>
+              <w:t>espués el virus viaja en las gotitas o en las manos, esa es la vía de transmisión, y entra por la nariz o la boca de otro: la puerta de entrada.</w:t>
+            </w:r>
+          </w:p>
+          <w:p>
+            <w:r>
+              <w:rPr>
+                <w:b/>
+                <w:bCs/>
+              </w:rPr>
+              <w:t>DON CAMPOS</w:t>
+            </w:r>
+            <w:r>
+              <w:rPr>
+                <w:b/>
+                <w:bCs/>
+              </w:rPr>
+              <w:t xml:space="preserve">: </w:t>
+            </w:r>
+            <w:r>
+              <w:t>e</w:t>
+            </w:r>
+            <w:r>
+              <w:t>xacto. El último eslabón es el huésped susceptible, el que puede enfermarse. Si uno sabe cómo se arma la cadena, sabe por dónde romperla.</w:t>
+            </w:r>
+          </w:p>
+          <w:p>
+            <w:r>
+              <w:rPr>
+                <w:b/>
+                <w:bCs/>
+              </w:rPr>
+              <w:t>ASUSENA</w:t>
+            </w:r>
+            <w:r>
+              <w:rPr>
+                <w:b/>
+                <w:bCs/>
+              </w:rPr>
+              <w:t xml:space="preserve">: </w:t>
+            </w:r>
+            <w:r>
+              <w:t>e</w:t>
+            </w:r>
+            <w:r>
+              <w:t>n los establecimientos penitenciarios, eso sí, hay condiciones que se la ponen fácil.</w:t>
+            </w:r>
+          </w:p>
+          <w:p>
+            <w:r>
+              <w:rPr>
+                <w:b/>
+                <w:bCs/>
+              </w:rPr>
+              <w:t>DON CAMPOS</w:t>
+            </w:r>
+            <w:r>
+              <w:rPr>
+                <w:b/>
+                <w:bCs/>
+              </w:rPr>
+              <w:t>:</w:t>
+            </w:r>
+            <w:r>
+              <w:t xml:space="preserve"> v</w:t>
+            </w:r>
+            <w:r>
+              <w:t>arias. El hacinamiento, la poca ventilación, no tener agua todo el tiempo, algunas condiciones sanitarias y pasar mucho tiempo en espacios compartidos aumentan la exposición.</w:t>
+            </w:r>
+          </w:p>
+          <w:p>
+            <w:r>
+              <w:rPr>
+                <w:b/>
+                <w:bCs/>
+              </w:rPr>
+              <w:t>ASUSENA</w:t>
+            </w:r>
+            <w:r>
+              <w:rPr>
+                <w:b/>
+                <w:bCs/>
+              </w:rPr>
+              <w:t>:</w:t>
+            </w:r>
+            <w:r>
+              <w:t xml:space="preserve"> a</w:t>
+            </w:r>
+            <w:r>
+              <w:t xml:space="preserve"> eso se suma la limpieza, el manejo de residuos y alimentos, los roedores o insectos y las demoras para atender a quien tiene síntomas.</w:t>
+            </w:r>
+          </w:p>
+          <w:p>
+            <w:r>
+              <w:rPr>
+                <w:b/>
+                <w:bCs/>
+              </w:rPr>
+              <w:t>DON CAMPOS</w:t>
+            </w:r>
+            <w:r>
+              <w:rPr>
+                <w:b/>
+                <w:bCs/>
+              </w:rPr>
+              <w:t xml:space="preserve">: </w:t>
+            </w:r>
+            <w:r>
+              <w:t>e</w:t>
+            </w:r>
+            <w:r>
+              <w:t>sos factores rara vez llegan solos. Son como las goteras: una sola incomoda, pero varias inundan la casa. Juntos hacen que un brote aparezca, se riegue y dure más.</w:t>
+            </w:r>
+          </w:p>
+          <w:p>
+            <w:r>
+              <w:rPr>
+                <w:b/>
+                <w:bCs/>
+              </w:rPr>
+              <w:t>ASUSENA</w:t>
+            </w:r>
+            <w:r>
+              <w:rPr>
+                <w:b/>
+                <w:bCs/>
+              </w:rPr>
+              <w:t>:</w:t>
+            </w:r>
+            <w:r>
+              <w:t xml:space="preserve"> l</w:t>
+            </w:r>
+            <w:r>
+              <w:t>a Organización Panamericana de la Salud advierte que el hacinamiento y las barreras para acceder a servicios de salud favorecen enfermedades como la tuberculosis, el VIH y la hepatitis.</w:t>
+            </w:r>
+          </w:p>
+          <w:p>
+            <w:r>
+              <w:rPr>
+                <w:b/>
+                <w:bCs/>
+              </w:rPr>
+              <w:lastRenderedPageBreak/>
+              <w:t>DON CAMPOS</w:t>
+            </w:r>
+            <w:r>
+              <w:rPr>
+                <w:b/>
+                <w:bCs/>
+              </w:rPr>
+              <w:t>:</w:t>
+            </w:r>
+            <w:r>
+              <w:t xml:space="preserve"> s</w:t>
+            </w:r>
+            <w:r>
+              <w:t>us efectos no se quedan adentro: llegan al personal, a los visitantes y a las comunidades.</w:t>
+            </w:r>
+          </w:p>
+          <w:p>
+            <w:r>
+              <w:rPr>
+                <w:b/>
+                <w:bCs/>
+              </w:rPr>
+              <w:t>ASUSENA</w:t>
+            </w:r>
+            <w:r>
+              <w:rPr>
+                <w:b/>
+                <w:bCs/>
+              </w:rPr>
+              <w:t>:</w:t>
+            </w:r>
+            <w:r>
+              <w:rPr>
+                <w:b/>
+                <w:bCs/>
+              </w:rPr>
+              <w:t xml:space="preserve"> </w:t>
+            </w:r>
+            <w:r>
+              <w:t>b</w:t>
+            </w:r>
+            <w:r>
+              <w:t>ueno, Don Campos, ¿cómo se rompe esa cadena?</w:t>
+            </w:r>
+          </w:p>
+          <w:p>
+            <w:r>
+              <w:rPr>
+                <w:b/>
+                <w:bCs/>
+              </w:rPr>
+              <w:t>DON CAMPOS</w:t>
+            </w:r>
+            <w:r>
+              <w:rPr>
+                <w:b/>
+                <w:bCs/>
+              </w:rPr>
+              <w:t>:</w:t>
+            </w:r>
+            <w:r>
+              <w:t xml:space="preserve"> s</w:t>
+            </w:r>
+            <w:r>
+              <w:t>oltando eslabones. Ahí entran la higiene de manos, la limpieza y desinfección, el agua segura, el buen manejo de alimentos y residuos, y el control de vectores.</w:t>
+            </w:r>
+          </w:p>
+          <w:p>
+            <w:r>
+              <w:rPr>
+                <w:b/>
+                <w:bCs/>
+              </w:rPr>
+              <w:t>ASUSENA</w:t>
+            </w:r>
+            <w:r>
+              <w:rPr>
+                <w:b/>
+                <w:bCs/>
+              </w:rPr>
+              <w:t>:</w:t>
+            </w:r>
+            <w:r>
+              <w:t xml:space="preserve"> s</w:t>
+            </w:r>
+            <w:r>
+              <w:t>in olvidar la vacunación, la búsqueda activa de casos, el diagnóstico y el tratamiento a tiempo, el manejo de contactos y el aislamiento cuando está indicado.</w:t>
+            </w:r>
+          </w:p>
+          <w:p>
+            <w:r>
+              <w:rPr>
+                <w:b/>
+                <w:bCs/>
+              </w:rPr>
+              <w:t>DON CAMPOS</w:t>
+            </w:r>
+            <w:r>
+              <w:rPr>
+                <w:b/>
+                <w:bCs/>
+              </w:rPr>
+              <w:t>:</w:t>
+            </w:r>
+            <w:r>
+              <w:t xml:space="preserve"> e</w:t>
+            </w:r>
+            <w:r>
+              <w:t>so sí, no es echarle de todo al caldo: cada medida se escoge según el agente y cómo se transmite.</w:t>
+            </w:r>
+          </w:p>
+          <w:p>
+            <w:r>
+              <w:rPr>
+                <w:b/>
+                <w:bCs/>
+              </w:rPr>
+              <w:t>ASUSENA</w:t>
+            </w:r>
+            <w:r>
+              <w:rPr>
+                <w:b/>
+                <w:bCs/>
+              </w:rPr>
+              <w:t>:</w:t>
+            </w:r>
+            <w:r>
+              <w:t xml:space="preserve"> v</w:t>
+            </w:r>
+            <w:r>
+              <w:t>olvamos al dormitorio. Si a esa persona la detectan a tiempo, ¿qué cambia?</w:t>
+            </w:r>
+          </w:p>
+          <w:p>
+            <w:r>
+              <w:rPr>
+                <w:b/>
+                <w:bCs/>
+              </w:rPr>
+              <w:t>DON CAMPOS</w:t>
+            </w:r>
+            <w:r>
+              <w:rPr>
+                <w:b/>
+                <w:bCs/>
+              </w:rPr>
+              <w:t>:</w:t>
+            </w:r>
+            <w:r>
+              <w:t xml:space="preserve"> t</w:t>
+            </w:r>
+            <w:r>
+              <w:t>odo. Se hace la valoración clínica y epidemiológica, se definen las pruebas y se reduce la exposición de los demás. Si además se mejora la ventilación, se buscan otros casos y se hace seguimiento, se sueltan varios eslabones a la vez.</w:t>
+            </w:r>
+          </w:p>
+          <w:p>
+            <w:r>
+              <w:rPr>
+                <w:b/>
+                <w:bCs/>
+              </w:rPr>
+              <w:t>ASUSENA</w:t>
+            </w:r>
+            <w:r>
+              <w:rPr>
+                <w:b/>
+                <w:bCs/>
+              </w:rPr>
+              <w:t>:</w:t>
+            </w:r>
+            <w:r>
+              <w:t xml:space="preserve"> o </w:t>
+            </w:r>
+            <w:r>
+              <w:t>sea que prevenir no es solo atender al que ya se enfermó: es ver venir los riesgos antes de que haya más casos.</w:t>
+            </w:r>
+          </w:p>
+          <w:p>
+            <w:r>
+              <w:rPr>
+                <w:b/>
+                <w:bCs/>
+              </w:rPr>
+              <w:lastRenderedPageBreak/>
+              <w:t>DON CAMPOS</w:t>
+            </w:r>
+            <w:r>
+              <w:rPr>
+                <w:b/>
+                <w:bCs/>
+              </w:rPr>
+              <w:t>:</w:t>
+            </w:r>
+            <w:r>
+              <w:t xml:space="preserve"> a</w:t>
+            </w:r>
+            <w:r>
+              <w:t>sí es. Para eso sirven acciones colectivas que cuiden el ambiente, lo sanitario y la convivencia, y que promuevan la educación, el autocuidado y la participación de la población privada de la libertad.</w:t>
+            </w:r>
+          </w:p>
+          <w:p>
+            <w:r>
+              <w:rPr>
+                <w:b/>
+                <w:bCs/>
+              </w:rPr>
+              <w:t>ASUSENA</w:t>
+            </w:r>
+            <w:r>
+              <w:rPr>
+                <w:b/>
+                <w:bCs/>
+              </w:rPr>
+              <w:t xml:space="preserve">: </w:t>
+            </w:r>
+            <w:r>
+              <w:t>e</w:t>
+            </w:r>
+            <w:r>
+              <w:t>n Colombia, la atención en salud de esta población se articula con el sistema sanitario, con lineamientos para mitigar el riesgo y regulación específica del Ministerio de Salud y Protección Social.</w:t>
+            </w:r>
+          </w:p>
+          <w:p>
+            <w:r>
+              <w:rPr>
+                <w:b/>
+                <w:bCs/>
+              </w:rPr>
+              <w:t>DON CAMPOS</w:t>
+            </w:r>
+            <w:r>
+              <w:rPr>
+                <w:b/>
+                <w:bCs/>
+              </w:rPr>
+              <w:t>:</w:t>
+            </w:r>
+            <w:r>
+              <w:t xml:space="preserve"> a</w:t>
+            </w:r>
+            <w:r>
+              <w:t>l final, si sabemos cómo se transmite una enfermedad, sabemos dónde intervenir: con vigilancia, detección temprana, buenas condiciones sanitarias, atención oportuna y la participación de todos.</w:t>
+            </w:r>
+          </w:p>
+          <w:p>
+            <w:r>
+              <w:rPr>
+                <w:b/>
+                <w:bCs/>
+              </w:rPr>
+              <w:t>ASUSENA</w:t>
+            </w:r>
+            <w:r>
+              <w:rPr>
+                <w:b/>
+                <w:bCs/>
+              </w:rPr>
+              <w:t>:</w:t>
+            </w:r>
+            <w:r>
+              <w:t xml:space="preserve"> p</w:t>
+            </w:r>
+            <w:r>
+              <w:t>orque frente a un brote, cada eslabón que se suelta es un caso que se puede evitar. Hasta pronto.</w:t>
+            </w:r>
+          </w:p>
+          <w:p>
             <w:pPr>
               <w:rPr>
                 <w:b/>
@@ -10377,6 +11462,7 @@
         </w:rPr>
       </w:pPr>
       <w:r>
+        <w:lastRenderedPageBreak/>
         <w:br w:type="page"/>
       </w:r>
     </w:p>
@@ -10384,7 +11470,7 @@
       <w:pPr>
         <w:pStyle w:val="Ttulo1"/>
       </w:pPr>
-      <w:bookmarkStart w:id="17" w:name="_Toc242873006"/>
+      <w:bookmarkStart w:id="17" w:name="_Toc242976143"/>
       <w:r>
         <w:lastRenderedPageBreak/>
         <w:t>Síntesis</w:t>
@@ -10470,7 +11556,7 @@
       <w:pPr>
         <w:pStyle w:val="Titulosgenerales"/>
       </w:pPr>
-      <w:bookmarkStart w:id="18" w:name="_Toc242873007"/>
+      <w:bookmarkStart w:id="18" w:name="_Toc242976144"/>
       <w:r>
         <w:lastRenderedPageBreak/>
         <w:t>Glosario</w:t>
@@ -10642,9 +11728,18 @@
     </w:p>
     <w:p>
       <w:pPr>
+        <w:spacing w:before="0" w:after="160" w:line="259" w:lineRule="auto"/>
+        <w:ind w:firstLine="0"/>
+      </w:pPr>
+      <w:r>
+        <w:br w:type="page"/>
+      </w:r>
+    </w:p>
+    <w:p>
+      <w:pPr>
         <w:pStyle w:val="Titulosgenerales"/>
       </w:pPr>
-      <w:bookmarkStart w:id="19" w:name="_Toc242873008"/>
+      <w:bookmarkStart w:id="19" w:name="_Toc242976145"/>
       <w:r>
         <w:lastRenderedPageBreak/>
         <w:t>Referencias bibliográficas</w:t>
@@ -10769,7 +11864,7 @@
       <w:pPr>
         <w:pStyle w:val="Titulosgenerales"/>
       </w:pPr>
-      <w:bookmarkStart w:id="20" w:name="_Toc242873009"/>
+      <w:bookmarkStart w:id="20" w:name="_Toc242976146"/>
       <w:r>
         <w:lastRenderedPageBreak/>
         <w:t>Créditos</w:t>
@@ -18318,14 +19413,7 @@
 </file>
 
 <file path=customXml/item1.xml><?xml version="1.0" encoding="utf-8"?>
-<p:properties xmlns:p="http://schemas.microsoft.com/office/2006/metadata/properties" xmlns:xsi="http://www.w3.org/2001/XMLSchema-instance" xmlns:pc="http://schemas.microsoft.com/office/infopath/2007/PartnerControls">
-  <documentManagement>
-    <TaxCatchAll xmlns="67a0edcd-0de5-43ed-8c27-e32f38a00c91" xsi:nil="true"/>
-    <lcf76f155ced4ddcb4097134ff3c332f xmlns="42760c81-fd8e-4d59-8953-7cdb9f38b14f">
-      <Terms xmlns="http://schemas.microsoft.com/office/infopath/2007/PartnerControls"/>
-    </lcf76f155ced4ddcb4097134ff3c332f>
-  </documentManagement>
-</p:properties>
+<b:Sources xmlns:b="http://schemas.openxmlformats.org/officeDocument/2006/bibliography" xmlns="http://schemas.openxmlformats.org/officeDocument/2006/bibliography" SelectedStyle="\APASixthEditionOfficeOnline.xsl" StyleName="APA" Version="6"/>
 </file>
 
 <file path=customXml/item2.xml><?xml version="1.0" encoding="utf-8"?>
@@ -18536,7 +19624,14 @@
 </file>
 
 <file path=customXml/item3.xml><?xml version="1.0" encoding="utf-8"?>
-<b:Sources xmlns:b="http://schemas.openxmlformats.org/officeDocument/2006/bibliography" xmlns="http://schemas.openxmlformats.org/officeDocument/2006/bibliography" SelectedStyle="\APASixthEditionOfficeOnline.xsl" StyleName="APA" Version="6"/>
+<p:properties xmlns:p="http://schemas.microsoft.com/office/2006/metadata/properties" xmlns:xsi="http://www.w3.org/2001/XMLSchema-instance" xmlns:pc="http://schemas.microsoft.com/office/infopath/2007/PartnerControls">
+  <documentManagement>
+    <TaxCatchAll xmlns="67a0edcd-0de5-43ed-8c27-e32f38a00c91" xsi:nil="true"/>
+    <lcf76f155ced4ddcb4097134ff3c332f xmlns="42760c81-fd8e-4d59-8953-7cdb9f38b14f">
+      <Terms xmlns="http://schemas.microsoft.com/office/infopath/2007/PartnerControls"/>
+    </lcf76f155ced4ddcb4097134ff3c332f>
+  </documentManagement>
+</p:properties>
 </file>
 
 <file path=customXml/item4.xml><?xml version="1.0" encoding="utf-8"?>
@@ -18549,24 +19644,24 @@
 </file>
 
 <file path=customXml/itemProps1.xml><?xml version="1.0" encoding="utf-8"?>
+<ds:datastoreItem xmlns:ds="http://schemas.openxmlformats.org/officeDocument/2006/customXml" ds:itemID="{EAE431FD-7059-4C09-804B-C9D69EB7B213}">
+  <ds:schemaRefs>
+    <ds:schemaRef ds:uri="http://schemas.openxmlformats.org/officeDocument/2006/bibliography"/>
+  </ds:schemaRefs>
+</ds:datastoreItem>
+</file>
+
+<file path=customXml/itemProps2.xml><?xml version="1.0" encoding="utf-8"?>
+<ds:datastoreItem xmlns:ds="http://schemas.openxmlformats.org/officeDocument/2006/customXml" ds:itemID="{A35CD316-E9C8-411B-9A96-6A3B39E05BFD}"/>
+</file>
+
+<file path=customXml/itemProps3.xml><?xml version="1.0" encoding="utf-8"?>
 <ds:datastoreItem xmlns:ds="http://schemas.openxmlformats.org/officeDocument/2006/customXml" ds:itemID="{1279454D-02BE-4A9C-A117-DCD1573E2608}">
   <ds:schemaRefs>
     <ds:schemaRef ds:uri="http://schemas.microsoft.com/office/2006/metadata/properties"/>
     <ds:schemaRef ds:uri="http://schemas.microsoft.com/office/infopath/2007/PartnerControls"/>
     <ds:schemaRef ds:uri="13c90a0b-73bc-4dc0-be5f-28d77b615beb"/>
     <ds:schemaRef ds:uri="13c93bba-48ce-428c-bfe5-88b42c19b028"/>
-  </ds:schemaRefs>
-</ds:datastoreItem>
-</file>
-
-<file path=customXml/itemProps2.xml><?xml version="1.0" encoding="utf-8"?>
-<ds:datastoreItem xmlns:ds="http://schemas.openxmlformats.org/officeDocument/2006/customXml" ds:itemID="{E161D35E-2013-4210-9A31-16249D23497C}"/>
-</file>
-
-<file path=customXml/itemProps3.xml><?xml version="1.0" encoding="utf-8"?>
-<ds:datastoreItem xmlns:ds="http://schemas.openxmlformats.org/officeDocument/2006/customXml" ds:itemID="{EAE431FD-7059-4C09-804B-C9D69EB7B213}">
-  <ds:schemaRefs>
-    <ds:schemaRef ds:uri="http://schemas.openxmlformats.org/officeDocument/2006/bibliography"/>
   </ds:schemaRefs>
 </ds:datastoreItem>
 </file>

--- a/fuentes/33130240_CF01_CFA.docx
+++ b/fuentes/33130240_CF01_CFA.docx
@@ -492,7 +492,18 @@
           <w:kern w:val="0"/>
           <w14:ligatures w14:val="none"/>
         </w:rPr>
-        <w:t>octubre</w:t>
+        <w:t>O</w:t>
+      </w:r>
+      <w:r>
+        <w:rPr>
+          <w:rFonts w:ascii="Calibri" w:hAnsi="Calibri"/>
+          <w:b/>
+          <w:bCs/>
+          <w:color w:val="000000" w:themeColor="text1"/>
+          <w:kern w:val="0"/>
+          <w14:ligatures w14:val="none"/>
+        </w:rPr>
+        <w:t>ctubre</w:t>
       </w:r>
       <w:r>
         <w:rPr>
@@ -4024,7 +4035,13 @@
               <w:t>: el</w:t>
             </w:r>
             <w:r>
-              <w:t xml:space="preserve"> Ministerio de Salud y Protección Social también pone su parte, con disposiciones específicas para la atención en salud de esta población. Usted habló de vigilancia en salud pública, y ahí siempre sale una sigla: el SIVIGILA. ¿Qué hace ese sistema, Don Campos?</w:t>
+              <w:t xml:space="preserve"> Ministerio de Salud y Protección Social también pone su parte, con disposiciones específicas para la atención en salud de esta población. Usted habló de vigilancia en salud pública, y ahí siempre sale una sigla: </w:t>
+            </w:r>
+            <w:r>
+              <w:t>la</w:t>
+            </w:r>
+            <w:r>
+              <w:t xml:space="preserve"> SIVIGILA. ¿Qué hace ese sistema, Don Campos?</w:t>
             </w:r>
           </w:p>
           <w:p>
@@ -4294,7 +4311,13 @@
               <w:t xml:space="preserve"> p</w:t>
             </w:r>
             <w:r>
-              <w:t>orque los riesgos para la salud no se quedan detrás de un muro: cuidar la salud adentro es cuidar la salud pública de todos. Hasta pronto.</w:t>
+              <w:t>orque los riesgos para la salud no se quedan detrás de un muro: cuidar la salud</w:t>
+            </w:r>
+            <w:r>
+              <w:t xml:space="preserve"> de</w:t>
+            </w:r>
+            <w:r>
+              <w:t xml:space="preserve"> adentro es cuidar la salud pública de todos. Hasta pronto.</w:t>
             </w:r>
           </w:p>
         </w:tc>
@@ -10119,7 +10142,13 @@
               <w:t xml:space="preserve"> v</w:t>
             </w:r>
             <w:r>
-              <w:t>arias. El hacinamiento, la poca ventilación, no tener agua todo el tiempo, algunas condiciones sanitarias y pasar mucho tiempo en espacios compartidos aumentan la exposición.</w:t>
+              <w:t xml:space="preserve">arias. El hacinamiento, la poca ventilación, no tener agua </w:t>
+            </w:r>
+            <w:r>
+              <w:t>constantemente</w:t>
+            </w:r>
+            <w:r>
+              <w:t>, algunas condiciones sanitarias y pasar mucho tiempo en espacios compartidos aumentan la exposición.</w:t>
             </w:r>
           </w:p>
           <w:p>
@@ -10164,7 +10193,13 @@
               <w:t xml:space="preserve"> l</w:t>
             </w:r>
             <w:r>
-              <w:t>a Organización Panamericana de la Salud advierte que el hacinamiento y las barreras para acceder a servicios de salud favorecen enfermedades como la tuberculosis, el VIH y la hepatitis.</w:t>
+              <w:t xml:space="preserve">a Organización Panamericana de la Salud advierte que el hacinamiento y las barreras para acceder a servicios de salud favorecen </w:t>
+            </w:r>
+            <w:r>
+              <w:t>e</w:t>
+            </w:r>
+            <w:r>
+              <w:t>nfermedades como la tuberculosis, el VIH y la hepatitis.</w:t>
             </w:r>
           </w:p>
           <w:p>
@@ -10339,11 +10374,17 @@
             </w:r>
           </w:p>
           <w:p>
-            <w:r>
+            <w:pPr>
               <w:rPr>
                 <w:b/>
                 <w:bCs/>
               </w:rPr>
+            </w:pPr>
+            <w:r>
+              <w:rPr>
+                <w:b/>
+                <w:bCs/>
+              </w:rPr>
               <w:t>ASUSENA:</w:t>
             </w:r>
             <w:r>
@@ -10352,14 +10393,6 @@
             <w:r>
               <w:t>orque frente a un brote, cada eslabón que se suelta es un caso que se puede evitar. Hasta pronto.</w:t>
             </w:r>
-          </w:p>
-          <w:p>
-            <w:pPr>
-              <w:rPr>
-                <w:b/>
-                <w:bCs/>
-              </w:rPr>
-            </w:pPr>
           </w:p>
         </w:tc>
       </w:tr>
@@ -16503,19 +16536,6 @@
 </file>
 
 <file path=customXml/item2.xml><?xml version="1.0" encoding="utf-8"?>
-<?mso-contentType ?>
-<FormTemplates xmlns="http://schemas.microsoft.com/sharepoint/v3/contenttype/forms">
-  <Display>DocumentLibraryForm</Display>
-  <Edit>DocumentLibraryForm</Edit>
-  <New>DocumentLibraryForm</New>
-</FormTemplates>
-</file>
-
-<file path=customXml/item3.xml><?xml version="1.0" encoding="utf-8"?>
-<b:Sources xmlns:b="http://schemas.openxmlformats.org/officeDocument/2006/bibliography" xmlns="http://schemas.openxmlformats.org/officeDocument/2006/bibliography" SelectedStyle="\APASixthEditionOfficeOnline.xsl" StyleName="APA" Version="6"/>
-</file>
-
-<file path=customXml/item4.xml><?xml version="1.0" encoding="utf-8"?>
 <ct:contentTypeSchema xmlns:ct="http://schemas.microsoft.com/office/2006/metadata/contentType" xmlns:ma="http://schemas.microsoft.com/office/2006/metadata/properties/metaAttributes" ct:_="" ma:_="" ma:contentTypeName="Documento" ma:contentTypeID="0x01010005252A1EF3BD024F856B47B579AB5244" ma:contentTypeVersion="13" ma:contentTypeDescription="Crear nuevo documento." ma:contentTypeScope="" ma:versionID="ddfaac56a287547bce89452cd31c5884">
   <xsd:schema xmlns:xsd="http://www.w3.org/2001/XMLSchema" xmlns:xs="http://www.w3.org/2001/XMLSchema" xmlns:p="http://schemas.microsoft.com/office/2006/metadata/properties" xmlns:ns2="42760c81-fd8e-4d59-8953-7cdb9f38b14f" xmlns:ns3="67a0edcd-0de5-43ed-8c27-e32f38a00c91" targetNamespace="http://schemas.microsoft.com/office/2006/metadata/properties" ma:root="true" ma:fieldsID="5ac878f7c8dbf4633d03f1982e859186" ns2:_="" ns3:_="">
     <xsd:import namespace="42760c81-fd8e-4d59-8953-7cdb9f38b14f"/>
@@ -16722,6 +16742,19 @@
 </ct:contentTypeSchema>
 </file>
 
+<file path=customXml/item3.xml><?xml version="1.0" encoding="utf-8"?>
+<b:Sources xmlns:b="http://schemas.openxmlformats.org/officeDocument/2006/bibliography" xmlns="http://schemas.openxmlformats.org/officeDocument/2006/bibliography" SelectedStyle="\APASixthEditionOfficeOnline.xsl" StyleName="APA" Version="6"/>
+</file>
+
+<file path=customXml/item4.xml><?xml version="1.0" encoding="utf-8"?>
+<?mso-contentType ?>
+<FormTemplates xmlns="http://schemas.microsoft.com/sharepoint/v3/contenttype/forms">
+  <Display>DocumentLibraryForm</Display>
+  <Edit>DocumentLibraryForm</Edit>
+  <New>DocumentLibraryForm</New>
+</FormTemplates>
+</file>
+
 <file path=customXml/itemProps1.xml><?xml version="1.0" encoding="utf-8"?>
 <ds:datastoreItem xmlns:ds="http://schemas.openxmlformats.org/officeDocument/2006/customXml" ds:itemID="{1279454D-02BE-4A9C-A117-DCD1573E2608}">
   <ds:schemaRefs>
@@ -16734,22 +16767,6 @@
 </file>
 
 <file path=customXml/itemProps2.xml><?xml version="1.0" encoding="utf-8"?>
-<ds:datastoreItem xmlns:ds="http://schemas.openxmlformats.org/officeDocument/2006/customXml" ds:itemID="{10663269-2064-4804-8290-36D4A57F5557}">
-  <ds:schemaRefs>
-    <ds:schemaRef ds:uri="http://schemas.microsoft.com/sharepoint/v3/contenttype/forms"/>
-  </ds:schemaRefs>
-</ds:datastoreItem>
-</file>
-
-<file path=customXml/itemProps3.xml><?xml version="1.0" encoding="utf-8"?>
-<ds:datastoreItem xmlns:ds="http://schemas.openxmlformats.org/officeDocument/2006/customXml" ds:itemID="{EAE431FD-7059-4C09-804B-C9D69EB7B213}">
-  <ds:schemaRefs>
-    <ds:schemaRef ds:uri="http://schemas.openxmlformats.org/officeDocument/2006/bibliography"/>
-  </ds:schemaRefs>
-</ds:datastoreItem>
-</file>
-
-<file path=customXml/itemProps4.xml><?xml version="1.0" encoding="utf-8"?>
 <ds:datastoreItem xmlns:ds="http://schemas.openxmlformats.org/officeDocument/2006/customXml" ds:itemID="{A35CD316-E9C8-411B-9A96-6A3B39E05BFD}">
   <ds:schemaRefs>
     <ds:schemaRef ds:uri="http://schemas.microsoft.com/office/2006/metadata/contentType"/>
@@ -16766,4 +16783,20 @@
     <ds:schemaRef ds:uri="http://schemas.microsoft.com/internal/obd"/>
   </ds:schemaRefs>
 </ds:datastoreItem>
+</file>
+
+<file path=customXml/itemProps3.xml><?xml version="1.0" encoding="utf-8"?>
+<ds:datastoreItem xmlns:ds="http://schemas.openxmlformats.org/officeDocument/2006/customXml" ds:itemID="{EAE431FD-7059-4C09-804B-C9D69EB7B213}">
+  <ds:schemaRefs>
+    <ds:schemaRef ds:uri="http://schemas.openxmlformats.org/officeDocument/2006/bibliography"/>
+  </ds:schemaRefs>
+</ds:datastoreItem>
+</file>
+
+<file path=customXml/itemProps4.xml><?xml version="1.0" encoding="utf-8"?>
+<ds:datastoreItem xmlns:ds="http://schemas.openxmlformats.org/officeDocument/2006/customXml" ds:itemID="{10663269-2064-4804-8290-36D4A57F5557}">
+  <ds:schemaRefs>
+    <ds:schemaRef ds:uri="http://schemas.microsoft.com/sharepoint/v3/contenttype/forms"/>
+  </ds:schemaRefs>
+</ds:datastoreItem>
 </file>
--- a/fuentes/33130240_CF01_CFA.docx
+++ b/fuentes/33130240_CF01_CFA.docx
@@ -1,6 +1,6 @@
 
 <file path=word/document.xml><?xml version="1.0" encoding="utf-8"?>
-<w:document xmlns:wpc="http://schemas.microsoft.com/office/word/2010/wordprocessingCanvas" xmlns:cx="http://schemas.microsoft.com/office/drawing/2014/chartex" xmlns:cx1="http://schemas.microsoft.com/office/drawing/2015/9/8/chartex" xmlns:cx2="http://schemas.microsoft.com/office/drawing/2015/10/21/chartex" xmlns:cx3="http://schemas.microsoft.com/office/drawing/2016/5/9/chartex" xmlns:cx4="http://schemas.microsoft.com/office/drawing/2016/5/10/chartex" xmlns:cx5="http://schemas.microsoft.com/office/drawing/2016/5/11/chartex" xmlns:cx6="http://schemas.microsoft.com/office/drawing/2016/5/12/chartex" xmlns:cx7="http://schemas.microsoft.com/office/drawing/2016/5/13/chartex" xmlns:cx8="http://schemas.microsoft.com/office/drawing/2016/5/14/chartex" xmlns:mc="http://schemas.openxmlformats.org/markup-compatibility/2006" xmlns:aink="http://schemas.microsoft.com/office/drawing/2016/ink" xmlns:am3d="http://schemas.microsoft.com/office/drawing/2017/model3d" xmlns:o="urn:schemas-microsoft-com:office:office" xmlns:oel="http://schemas.microsoft.com/office/2019/extlst" xmlns:r="http://schemas.openxmlformats.org/officeDocument/2006/relationships" xmlns:m="http://schemas.openxmlformats.org/officeDocument/2006/math" xmlns:v="urn:schemas-microsoft-com:vml" xmlns:wp14="http://schemas.microsoft.com/office/word/2010/wordprocessingDrawing" xmlns:wp="http://schemas.openxmlformats.org/drawingml/2006/wordprocessingDrawing" xmlns:w10="urn:schemas-microsoft-com:office:word" xmlns:w="http://schemas.openxmlformats.org/wordprocessingml/2006/main" xmlns:w14="http://schemas.microsoft.com/office/word/2010/wordml" xmlns:w15="http://schemas.microsoft.com/office/word/2012/wordml" xmlns:w16cex="http://schemas.microsoft.com/office/word/2018/wordml/cex" xmlns:w16cid="http://schemas.microsoft.com/office/word/2016/wordml/cid" xmlns:w16="http://schemas.microsoft.com/office/word/2018/wordml" xmlns:w16du="http://schemas.microsoft.com/office/word/2023/wordml/word16du" xmlns:w16sdtdh="http://schemas.microsoft.com/office/word/2020/wordml/sdtdatahash" xmlns:w16sdtfl="http://schemas.microsoft.com/office/word/2024/wordml/sdtformatlock" xmlns:w16se="http://schemas.microsoft.com/office/word/2015/wordml/symex" xmlns:wpg="http://schemas.microsoft.com/office/word/2010/wordprocessingGroup" xmlns:wpi="http://schemas.microsoft.com/office/word/2010/wordprocessingInk" xmlns:wne="http://schemas.microsoft.com/office/word/2006/wordml" xmlns:wps="http://schemas.microsoft.com/office/word/2010/wordprocessingShape" mc:Ignorable="w14 w15 w16se w16cid w16 w16cex w16sdtdh w16sdtfl w16du wp14">
+<w:document xmlns:wpc="http://schemas.microsoft.com/office/word/2010/wordprocessingCanvas" xmlns:cx="http://schemas.microsoft.com/office/drawing/2014/chartex" xmlns:cx1="http://schemas.microsoft.com/office/drawing/2015/9/8/chartex" xmlns:cx2="http://schemas.microsoft.com/office/drawing/2015/10/21/chartex" xmlns:cx3="http://schemas.microsoft.com/office/drawing/2016/5/9/chartex" xmlns:cx4="http://schemas.microsoft.com/office/drawing/2016/5/10/chartex" xmlns:cx5="http://schemas.microsoft.com/office/drawing/2016/5/11/chartex" xmlns:cx6="http://schemas.microsoft.com/office/drawing/2016/5/12/chartex" xmlns:cx7="http://schemas.microsoft.com/office/drawing/2016/5/13/chartex" xmlns:cx8="http://schemas.microsoft.com/office/drawing/2016/5/14/chartex" xmlns:mc="http://schemas.openxmlformats.org/markup-compatibility/2006" xmlns:aink="http://schemas.microsoft.com/office/drawing/2016/ink" xmlns:am3d="http://schemas.microsoft.com/office/drawing/2017/model3d" xmlns:o="urn:schemas-microsoft-com:office:office" xmlns:r="http://schemas.openxmlformats.org/officeDocument/2006/relationships" xmlns:m="http://schemas.openxmlformats.org/officeDocument/2006/math" xmlns:v="urn:schemas-microsoft-com:vml" xmlns:wp14="http://schemas.microsoft.com/office/word/2010/wordprocessingDrawing" xmlns:wp="http://schemas.openxmlformats.org/drawingml/2006/wordprocessingDrawing" xmlns:w10="urn:schemas-microsoft-com:office:word" xmlns:w="http://schemas.openxmlformats.org/wordprocessingml/2006/main" xmlns:w14="http://schemas.microsoft.com/office/word/2010/wordml" xmlns:w15="http://schemas.microsoft.com/office/word/2012/wordml" xmlns:w16cex="http://schemas.microsoft.com/office/word/2018/wordml/cex" xmlns:w16cid="http://schemas.microsoft.com/office/word/2016/wordml/cid" xmlns:w16="http://schemas.microsoft.com/office/word/2018/wordml" xmlns:w16sdtdh="http://schemas.microsoft.com/office/word/2020/wordml/sdtdatahash" xmlns:w16se="http://schemas.microsoft.com/office/word/2015/wordml/symex" xmlns:wpg="http://schemas.microsoft.com/office/word/2010/wordprocessingGroup" xmlns:wpi="http://schemas.microsoft.com/office/word/2010/wordprocessingInk" xmlns:wne="http://schemas.microsoft.com/office/word/2006/wordml" xmlns:wps="http://schemas.microsoft.com/office/word/2010/wordprocessingShape" mc:Ignorable="w14 w15 w16se w16cid w16 w16cex w16sdtdh wp14">
   <w:body>
     <w:p>
       <w:pPr>
@@ -205,7 +205,7 @@
               </wp:anchor>
             </w:drawing>
           </mc:Choice>
-          <mc:Fallback>
+          <mc:Fallback xmlns:w16sdtfl="http://schemas.microsoft.com/office/word/2024/wordml/sdtformatlock" xmlns:w16du="http://schemas.microsoft.com/office/word/2023/wordml/word16du" xmlns:oel="http://schemas.microsoft.com/office/2019/extlst">
             <w:pict>
               <v:rect w14:anchorId="4C256C62" id="Rectángulo 3" o:spid="_x0000_s1026" alt="&quot;&quot;" style="position:absolute;margin-left:-55.95pt;margin-top:26.4pt;width:613.85pt;height:164.25pt;z-index:-251655168;visibility:visible;mso-wrap-style:square;mso-height-percent:0;mso-wrap-distance-left:9pt;mso-wrap-distance-top:0;mso-wrap-distance-right:9pt;mso-wrap-distance-bottom:0;mso-position-horizontal:absolute;mso-position-horizontal-relative:text;mso-position-vertical:absolute;mso-position-vertical-relative:text;mso-height-percent:0;mso-height-relative:margin;v-text-anchor:middle" o:gfxdata="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" fillcolor="#00314d" stroked="f" strokeweight="1pt"/>
             </w:pict>
@@ -336,7 +336,7 @@
                 <v:stroke joinstyle="miter"/>
                 <v:path gradientshapeok="t" o:connecttype="rect"/>
               </v:shapetype>
-              <v:shape id="Cuadro de texto 2" o:spid="_x0000_s1026" type="#_x0000_t202" alt="&quot;&quot;" style="position:absolute;left:0;text-align:left;margin-left:-25.2pt;margin-top:21.9pt;width:549pt;height:102.95pt;z-index:251663360;visibility:visible;mso-wrap-style:square;mso-width-percent:0;mso-height-percent:0;mso-wrap-distance-left:9pt;mso-wrap-distance-top:3.6pt;mso-wrap-distance-right:9pt;mso-wrap-distance-bottom:3.6pt;mso-position-horizontal:absolute;mso-position-horizontal-relative:margin;mso-position-vertical:absolute;mso-position-vertical-relative:text;mso-width-percent:0;mso-height-percent:0;mso-width-relative:margin;mso-height-relative:margin;v-text-anchor:top" o:gfxdata="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" filled="f" stroked="f">
+              <v:shape id="Cuadro de texto 2" o:spid="_x0000_s1026" type="#_x0000_t202" alt="&quot;&quot;" style="position:absolute;left:0;text-align:left;margin-left:-25.2pt;margin-top:21.9pt;width:549pt;height:102.95pt;z-index:251663360;visibility:visible;mso-wrap-style:square;mso-width-percent:0;mso-height-percent:0;mso-wrap-distance-left:9pt;mso-wrap-distance-top:3.6pt;mso-wrap-distance-right:9pt;mso-wrap-distance-bottom:3.6pt;mso-position-horizontal:absolute;mso-position-horizontal-relative:margin;mso-position-vertical:absolute;mso-position-vertical-relative:text;mso-width-percent:0;mso-height-percent:0;mso-width-relative:margin;mso-height-relative:margin;v-text-anchor:top" o:gfxdata="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" filled="f" stroked="f">
                 <v:textbox>
                   <w:txbxContent>
                     <w:p>
@@ -549,6 +549,7 @@
           <w:docPartUnique/>
         </w:docPartObj>
       </w:sdtPr>
+      <w:sdtEndPr/>
       <w:sdtContent>
         <w:p>
           <w:pPr>
@@ -570,9 +571,10 @@
             <w:rPr>
               <w:rFonts w:eastAsiaTheme="minorEastAsia"/>
               <w:noProof/>
-              <w:sz w:val="24"/>
-              <w:szCs w:val="24"/>
+              <w:kern w:val="0"/>
+              <w:sz w:val="22"/>
               <w:lang w:eastAsia="es-CO"/>
+              <w14:ligatures w14:val="none"/>
             </w:rPr>
           </w:pPr>
           <w:r>
@@ -584,7 +586,7 @@
           <w:r>
             <w:fldChar w:fldCharType="separate"/>
           </w:r>
-          <w:hyperlink w:anchor="_Toc243584925" w:history="1">
+          <w:hyperlink w:anchor="_Toc244017768" w:history="1">
             <w:r>
               <w:rPr>
                 <w:rStyle w:val="Hipervnculo"/>
@@ -611,7 +613,7 @@
                 <w:noProof/>
                 <w:webHidden/>
               </w:rPr>
-              <w:instrText xml:space="preserve"> PAGEREF _Toc243584925 \h </w:instrText>
+              <w:instrText xml:space="preserve"> PAGEREF _Toc244017768 \h </w:instrText>
             </w:r>
             <w:r>
               <w:rPr>
@@ -651,12 +653,13 @@
             <w:rPr>
               <w:rFonts w:eastAsiaTheme="minorEastAsia"/>
               <w:noProof/>
-              <w:sz w:val="24"/>
-              <w:szCs w:val="24"/>
+              <w:kern w:val="0"/>
+              <w:sz w:val="22"/>
               <w:lang w:eastAsia="es-CO"/>
+              <w14:ligatures w14:val="none"/>
             </w:rPr>
           </w:pPr>
-          <w:hyperlink w:anchor="_Toc243584926" w:history="1">
+          <w:hyperlink w:anchor="_Toc244017769" w:history="1">
             <w:r>
               <w:rPr>
                 <w:rStyle w:val="Hipervnculo"/>
@@ -683,7 +686,7 @@
                 <w:noProof/>
                 <w:webHidden/>
               </w:rPr>
-              <w:instrText xml:space="preserve"> PAGEREF _Toc243584926 \h </w:instrText>
+              <w:instrText xml:space="preserve"> PAGEREF _Toc244017769 \h </w:instrText>
             </w:r>
             <w:r>
               <w:rPr>
@@ -723,12 +726,13 @@
             <w:rPr>
               <w:rFonts w:eastAsiaTheme="minorEastAsia"/>
               <w:noProof/>
-              <w:sz w:val="24"/>
-              <w:szCs w:val="24"/>
+              <w:kern w:val="0"/>
+              <w:sz w:val="22"/>
               <w:lang w:eastAsia="es-CO"/>
+              <w14:ligatures w14:val="none"/>
             </w:rPr>
           </w:pPr>
-          <w:hyperlink w:anchor="_Toc243584927" w:history="1">
+          <w:hyperlink w:anchor="_Toc244017770" w:history="1">
             <w:r>
               <w:rPr>
                 <w:rStyle w:val="Hipervnculo"/>
@@ -755,7 +759,7 @@
                 <w:noProof/>
                 <w:webHidden/>
               </w:rPr>
-              <w:instrText xml:space="preserve"> PAGEREF _Toc243584927 \h </w:instrText>
+              <w:instrText xml:space="preserve"> PAGEREF _Toc244017770 \h </w:instrText>
             </w:r>
             <w:r>
               <w:rPr>
@@ -795,12 +799,13 @@
             <w:rPr>
               <w:rFonts w:eastAsiaTheme="minorEastAsia"/>
               <w:noProof/>
-              <w:sz w:val="24"/>
-              <w:szCs w:val="24"/>
+              <w:kern w:val="0"/>
+              <w:sz w:val="22"/>
               <w:lang w:eastAsia="es-CO"/>
+              <w14:ligatures w14:val="none"/>
             </w:rPr>
           </w:pPr>
-          <w:hyperlink w:anchor="_Toc243584928" w:history="1">
+          <w:hyperlink w:anchor="_Toc244017771" w:history="1">
             <w:r>
               <w:rPr>
                 <w:rStyle w:val="Hipervnculo"/>
@@ -827,7 +832,7 @@
                 <w:noProof/>
                 <w:webHidden/>
               </w:rPr>
-              <w:instrText xml:space="preserve"> PAGEREF _Toc243584928 \h </w:instrText>
+              <w:instrText xml:space="preserve"> PAGEREF _Toc244017771 \h </w:instrText>
             </w:r>
             <w:r>
               <w:rPr>
@@ -867,12 +872,13 @@
             <w:rPr>
               <w:rFonts w:eastAsiaTheme="minorEastAsia"/>
               <w:noProof/>
-              <w:sz w:val="24"/>
-              <w:szCs w:val="24"/>
+              <w:kern w:val="0"/>
+              <w:sz w:val="22"/>
               <w:lang w:eastAsia="es-CO"/>
+              <w14:ligatures w14:val="none"/>
             </w:rPr>
           </w:pPr>
-          <w:hyperlink w:anchor="_Toc243584929" w:history="1">
+          <w:hyperlink w:anchor="_Toc244017772" w:history="1">
             <w:r>
               <w:rPr>
                 <w:rStyle w:val="Hipervnculo"/>
@@ -899,7 +905,7 @@
                 <w:noProof/>
                 <w:webHidden/>
               </w:rPr>
-              <w:instrText xml:space="preserve"> PAGEREF _Toc243584929 \h </w:instrText>
+              <w:instrText xml:space="preserve"> PAGEREF _Toc244017772 \h </w:instrText>
             </w:r>
             <w:r>
               <w:rPr>
@@ -939,12 +945,13 @@
             <w:rPr>
               <w:rFonts w:eastAsiaTheme="minorEastAsia"/>
               <w:noProof/>
-              <w:sz w:val="24"/>
-              <w:szCs w:val="24"/>
+              <w:kern w:val="0"/>
+              <w:sz w:val="22"/>
               <w:lang w:eastAsia="es-CO"/>
+              <w14:ligatures w14:val="none"/>
             </w:rPr>
           </w:pPr>
-          <w:hyperlink w:anchor="_Toc243584930" w:history="1">
+          <w:hyperlink w:anchor="_Toc244017773" w:history="1">
             <w:r>
               <w:rPr>
                 <w:rStyle w:val="Hipervnculo"/>
@@ -971,7 +978,7 @@
                 <w:noProof/>
                 <w:webHidden/>
               </w:rPr>
-              <w:instrText xml:space="preserve"> PAGEREF _Toc243584930 \h </w:instrText>
+              <w:instrText xml:space="preserve"> PAGEREF _Toc244017773 \h </w:instrText>
             </w:r>
             <w:r>
               <w:rPr>
@@ -1011,12 +1018,13 @@
             <w:rPr>
               <w:rFonts w:eastAsiaTheme="minorEastAsia"/>
               <w:noProof/>
-              <w:sz w:val="24"/>
-              <w:szCs w:val="24"/>
+              <w:kern w:val="0"/>
+              <w:sz w:val="22"/>
               <w:lang w:eastAsia="es-CO"/>
+              <w14:ligatures w14:val="none"/>
             </w:rPr>
           </w:pPr>
-          <w:hyperlink w:anchor="_Toc243584931" w:history="1">
+          <w:hyperlink w:anchor="_Toc244017774" w:history="1">
             <w:r>
               <w:rPr>
                 <w:rStyle w:val="Hipervnculo"/>
@@ -1043,7 +1051,7 @@
                 <w:noProof/>
                 <w:webHidden/>
               </w:rPr>
-              <w:instrText xml:space="preserve"> PAGEREF _Toc243584931 \h </w:instrText>
+              <w:instrText xml:space="preserve"> PAGEREF _Toc244017774 \h </w:instrText>
             </w:r>
             <w:r>
               <w:rPr>
@@ -1083,12 +1091,13 @@
             <w:rPr>
               <w:rFonts w:eastAsiaTheme="minorEastAsia"/>
               <w:noProof/>
-              <w:sz w:val="24"/>
-              <w:szCs w:val="24"/>
+              <w:kern w:val="0"/>
+              <w:sz w:val="22"/>
               <w:lang w:eastAsia="es-CO"/>
+              <w14:ligatures w14:val="none"/>
             </w:rPr>
           </w:pPr>
-          <w:hyperlink w:anchor="_Toc243584932" w:history="1">
+          <w:hyperlink w:anchor="_Toc244017775" w:history="1">
             <w:r>
               <w:rPr>
                 <w:rStyle w:val="Hipervnculo"/>
@@ -1115,7 +1124,7 @@
                 <w:noProof/>
                 <w:webHidden/>
               </w:rPr>
-              <w:instrText xml:space="preserve"> PAGEREF _Toc243584932 \h </w:instrText>
+              <w:instrText xml:space="preserve"> PAGEREF _Toc244017775 \h </w:instrText>
             </w:r>
             <w:r>
               <w:rPr>
@@ -1155,12 +1164,13 @@
             <w:rPr>
               <w:rFonts w:eastAsiaTheme="minorEastAsia"/>
               <w:noProof/>
-              <w:sz w:val="24"/>
-              <w:szCs w:val="24"/>
+              <w:kern w:val="0"/>
+              <w:sz w:val="22"/>
               <w:lang w:eastAsia="es-CO"/>
+              <w14:ligatures w14:val="none"/>
             </w:rPr>
           </w:pPr>
-          <w:hyperlink w:anchor="_Toc243584933" w:history="1">
+          <w:hyperlink w:anchor="_Toc244017776" w:history="1">
             <w:r>
               <w:rPr>
                 <w:rStyle w:val="Hipervnculo"/>
@@ -1187,7 +1197,7 @@
                 <w:noProof/>
                 <w:webHidden/>
               </w:rPr>
-              <w:instrText xml:space="preserve"> PAGEREF _Toc243584933 \h </w:instrText>
+              <w:instrText xml:space="preserve"> PAGEREF _Toc244017776 \h </w:instrText>
             </w:r>
             <w:r>
               <w:rPr>
@@ -1227,12 +1237,13 @@
             <w:rPr>
               <w:rFonts w:eastAsiaTheme="minorEastAsia"/>
               <w:noProof/>
-              <w:sz w:val="24"/>
-              <w:szCs w:val="24"/>
+              <w:kern w:val="0"/>
+              <w:sz w:val="22"/>
               <w:lang w:eastAsia="es-CO"/>
+              <w14:ligatures w14:val="none"/>
             </w:rPr>
           </w:pPr>
-          <w:hyperlink w:anchor="_Toc243584934" w:history="1">
+          <w:hyperlink w:anchor="_Toc244017777" w:history="1">
             <w:r>
               <w:rPr>
                 <w:rStyle w:val="Hipervnculo"/>
@@ -1259,7 +1270,7 @@
                 <w:noProof/>
                 <w:webHidden/>
               </w:rPr>
-              <w:instrText xml:space="preserve"> PAGEREF _Toc243584934 \h </w:instrText>
+              <w:instrText xml:space="preserve"> PAGEREF _Toc244017777 \h </w:instrText>
             </w:r>
             <w:r>
               <w:rPr>
@@ -1299,12 +1310,13 @@
             <w:rPr>
               <w:rFonts w:eastAsiaTheme="minorEastAsia"/>
               <w:noProof/>
-              <w:sz w:val="24"/>
-              <w:szCs w:val="24"/>
+              <w:kern w:val="0"/>
+              <w:sz w:val="22"/>
               <w:lang w:eastAsia="es-CO"/>
+              <w14:ligatures w14:val="none"/>
             </w:rPr>
           </w:pPr>
-          <w:hyperlink w:anchor="_Toc243584935" w:history="1">
+          <w:hyperlink w:anchor="_Toc244017778" w:history="1">
             <w:r>
               <w:rPr>
                 <w:rStyle w:val="Hipervnculo"/>
@@ -1331,7 +1343,7 @@
                 <w:noProof/>
                 <w:webHidden/>
               </w:rPr>
-              <w:instrText xml:space="preserve"> PAGEREF _Toc243584935 \h </w:instrText>
+              <w:instrText xml:space="preserve"> PAGEREF _Toc244017778 \h </w:instrText>
             </w:r>
             <w:r>
               <w:rPr>
@@ -1371,12 +1383,13 @@
             <w:rPr>
               <w:rFonts w:eastAsiaTheme="minorEastAsia"/>
               <w:noProof/>
-              <w:sz w:val="24"/>
-              <w:szCs w:val="24"/>
+              <w:kern w:val="0"/>
+              <w:sz w:val="22"/>
               <w:lang w:eastAsia="es-CO"/>
+              <w14:ligatures w14:val="none"/>
             </w:rPr>
           </w:pPr>
-          <w:hyperlink w:anchor="_Toc243584936" w:history="1">
+          <w:hyperlink w:anchor="_Toc244017779" w:history="1">
             <w:r>
               <w:rPr>
                 <w:rStyle w:val="Hipervnculo"/>
@@ -1403,7 +1416,7 @@
                 <w:noProof/>
                 <w:webHidden/>
               </w:rPr>
-              <w:instrText xml:space="preserve"> PAGEREF _Toc243584936 \h </w:instrText>
+              <w:instrText xml:space="preserve"> PAGEREF _Toc244017779 \h </w:instrText>
             </w:r>
             <w:r>
               <w:rPr>
@@ -1443,12 +1456,13 @@
             <w:rPr>
               <w:rFonts w:eastAsiaTheme="minorEastAsia"/>
               <w:noProof/>
-              <w:sz w:val="24"/>
-              <w:szCs w:val="24"/>
+              <w:kern w:val="0"/>
+              <w:sz w:val="22"/>
               <w:lang w:eastAsia="es-CO"/>
+              <w14:ligatures w14:val="none"/>
             </w:rPr>
           </w:pPr>
-          <w:hyperlink w:anchor="_Toc243584937" w:history="1">
+          <w:hyperlink w:anchor="_Toc244017780" w:history="1">
             <w:r>
               <w:rPr>
                 <w:rStyle w:val="Hipervnculo"/>
@@ -1475,7 +1489,7 @@
                 <w:noProof/>
                 <w:webHidden/>
               </w:rPr>
-              <w:instrText xml:space="preserve"> PAGEREF _Toc243584937 \h </w:instrText>
+              <w:instrText xml:space="preserve"> PAGEREF _Toc244017780 \h </w:instrText>
             </w:r>
             <w:r>
               <w:rPr>
@@ -1515,12 +1529,13 @@
             <w:rPr>
               <w:rFonts w:eastAsiaTheme="minorEastAsia"/>
               <w:noProof/>
-              <w:sz w:val="24"/>
-              <w:szCs w:val="24"/>
+              <w:kern w:val="0"/>
+              <w:sz w:val="22"/>
               <w:lang w:eastAsia="es-CO"/>
+              <w14:ligatures w14:val="none"/>
             </w:rPr>
           </w:pPr>
-          <w:hyperlink w:anchor="_Toc243584938" w:history="1">
+          <w:hyperlink w:anchor="_Toc244017781" w:history="1">
             <w:r>
               <w:rPr>
                 <w:rStyle w:val="Hipervnculo"/>
@@ -1547,7 +1562,7 @@
                 <w:noProof/>
                 <w:webHidden/>
               </w:rPr>
-              <w:instrText xml:space="preserve"> PAGEREF _Toc243584938 \h </w:instrText>
+              <w:instrText xml:space="preserve"> PAGEREF _Toc244017781 \h </w:instrText>
             </w:r>
             <w:r>
               <w:rPr>
@@ -1587,12 +1602,13 @@
             <w:rPr>
               <w:rFonts w:eastAsiaTheme="minorEastAsia"/>
               <w:noProof/>
-              <w:sz w:val="24"/>
-              <w:szCs w:val="24"/>
+              <w:kern w:val="0"/>
+              <w:sz w:val="22"/>
               <w:lang w:eastAsia="es-CO"/>
+              <w14:ligatures w14:val="none"/>
             </w:rPr>
           </w:pPr>
-          <w:hyperlink w:anchor="_Toc243584939" w:history="1">
+          <w:hyperlink w:anchor="_Toc244017782" w:history="1">
             <w:r>
               <w:rPr>
                 <w:rStyle w:val="Hipervnculo"/>
@@ -1619,7 +1635,7 @@
                 <w:noProof/>
                 <w:webHidden/>
               </w:rPr>
-              <w:instrText xml:space="preserve"> PAGEREF _Toc243584939 \h </w:instrText>
+              <w:instrText xml:space="preserve"> PAGEREF _Toc244017782 \h </w:instrText>
             </w:r>
             <w:r>
               <w:rPr>
@@ -1639,7 +1655,7 @@
                 <w:noProof/>
                 <w:webHidden/>
               </w:rPr>
-              <w:t>55</w:t>
+              <w:t>54</w:t>
             </w:r>
             <w:r>
               <w:rPr>
@@ -1659,12 +1675,13 @@
             <w:rPr>
               <w:rFonts w:eastAsiaTheme="minorEastAsia"/>
               <w:noProof/>
-              <w:sz w:val="24"/>
-              <w:szCs w:val="24"/>
+              <w:kern w:val="0"/>
+              <w:sz w:val="22"/>
               <w:lang w:eastAsia="es-CO"/>
+              <w14:ligatures w14:val="none"/>
             </w:rPr>
           </w:pPr>
-          <w:hyperlink w:anchor="_Toc243584940" w:history="1">
+          <w:hyperlink w:anchor="_Toc244017783" w:history="1">
             <w:r>
               <w:rPr>
                 <w:rStyle w:val="Hipervnculo"/>
@@ -1691,7 +1708,7 @@
                 <w:noProof/>
                 <w:webHidden/>
               </w:rPr>
-              <w:instrText xml:space="preserve"> PAGEREF _Toc243584940 \h </w:instrText>
+              <w:instrText xml:space="preserve"> PAGEREF _Toc244017783 \h </w:instrText>
             </w:r>
             <w:r>
               <w:rPr>
@@ -1711,7 +1728,7 @@
                 <w:noProof/>
                 <w:webHidden/>
               </w:rPr>
-              <w:t>58</w:t>
+              <w:t>57</w:t>
             </w:r>
             <w:r>
               <w:rPr>
@@ -1731,12 +1748,13 @@
             <w:rPr>
               <w:rFonts w:eastAsiaTheme="minorEastAsia"/>
               <w:noProof/>
-              <w:sz w:val="24"/>
-              <w:szCs w:val="24"/>
+              <w:kern w:val="0"/>
+              <w:sz w:val="22"/>
               <w:lang w:eastAsia="es-CO"/>
+              <w14:ligatures w14:val="none"/>
             </w:rPr>
           </w:pPr>
-          <w:hyperlink w:anchor="_Toc243584941" w:history="1">
+          <w:hyperlink w:anchor="_Toc244017784" w:history="1">
             <w:r>
               <w:rPr>
                 <w:rStyle w:val="Hipervnculo"/>
@@ -1763,7 +1781,7 @@
                 <w:noProof/>
                 <w:webHidden/>
               </w:rPr>
-              <w:instrText xml:space="preserve"> PAGEREF _Toc243584941 \h </w:instrText>
+              <w:instrText xml:space="preserve"> PAGEREF _Toc244017784 \h </w:instrText>
             </w:r>
             <w:r>
               <w:rPr>
@@ -1803,12 +1821,13 @@
             <w:rPr>
               <w:rFonts w:eastAsiaTheme="minorEastAsia"/>
               <w:noProof/>
-              <w:sz w:val="24"/>
-              <w:szCs w:val="24"/>
+              <w:kern w:val="0"/>
+              <w:sz w:val="22"/>
               <w:lang w:eastAsia="es-CO"/>
+              <w14:ligatures w14:val="none"/>
             </w:rPr>
           </w:pPr>
-          <w:hyperlink w:anchor="_Toc243584942" w:history="1">
+          <w:hyperlink w:anchor="_Toc244017785" w:history="1">
             <w:r>
               <w:rPr>
                 <w:rStyle w:val="Hipervnculo"/>
@@ -1835,7 +1854,7 @@
                 <w:noProof/>
                 <w:webHidden/>
               </w:rPr>
-              <w:instrText xml:space="preserve"> PAGEREF _Toc243584942 \h </w:instrText>
+              <w:instrText xml:space="preserve"> PAGEREF _Toc244017785 \h </w:instrText>
             </w:r>
             <w:r>
               <w:rPr>
@@ -1875,12 +1894,13 @@
             <w:rPr>
               <w:rFonts w:eastAsiaTheme="minorEastAsia"/>
               <w:noProof/>
-              <w:sz w:val="24"/>
-              <w:szCs w:val="24"/>
+              <w:kern w:val="0"/>
+              <w:sz w:val="22"/>
               <w:lang w:eastAsia="es-CO"/>
+              <w14:ligatures w14:val="none"/>
             </w:rPr>
           </w:pPr>
-          <w:hyperlink w:anchor="_Toc243584943" w:history="1">
+          <w:hyperlink w:anchor="_Toc244017786" w:history="1">
             <w:r>
               <w:rPr>
                 <w:rStyle w:val="Hipervnculo"/>
@@ -1907,7 +1927,7 @@
                 <w:noProof/>
                 <w:webHidden/>
               </w:rPr>
-              <w:instrText xml:space="preserve"> PAGEREF _Toc243584943 \h </w:instrText>
+              <w:instrText xml:space="preserve"> PAGEREF _Toc244017786 \h </w:instrText>
             </w:r>
             <w:r>
               <w:rPr>
@@ -1947,12 +1967,13 @@
             <w:rPr>
               <w:rFonts w:eastAsiaTheme="minorEastAsia"/>
               <w:noProof/>
-              <w:sz w:val="24"/>
-              <w:szCs w:val="24"/>
+              <w:kern w:val="0"/>
+              <w:sz w:val="22"/>
               <w:lang w:eastAsia="es-CO"/>
+              <w14:ligatures w14:val="none"/>
             </w:rPr>
           </w:pPr>
-          <w:hyperlink w:anchor="_Toc243584944" w:history="1">
+          <w:hyperlink w:anchor="_Toc244017787" w:history="1">
             <w:r>
               <w:rPr>
                 <w:rStyle w:val="Hipervnculo"/>
@@ -1979,7 +2000,7 @@
                 <w:noProof/>
                 <w:webHidden/>
               </w:rPr>
-              <w:instrText xml:space="preserve"> PAGEREF _Toc243584944 \h </w:instrText>
+              <w:instrText xml:space="preserve"> PAGEREF _Toc244017787 \h </w:instrText>
             </w:r>
             <w:r>
               <w:rPr>
@@ -2019,12 +2040,13 @@
             <w:rPr>
               <w:rFonts w:eastAsiaTheme="minorEastAsia"/>
               <w:noProof/>
-              <w:sz w:val="24"/>
-              <w:szCs w:val="24"/>
+              <w:kern w:val="0"/>
+              <w:sz w:val="22"/>
               <w:lang w:eastAsia="es-CO"/>
+              <w14:ligatures w14:val="none"/>
             </w:rPr>
           </w:pPr>
-          <w:hyperlink w:anchor="_Toc243584945" w:history="1">
+          <w:hyperlink w:anchor="_Toc244017788" w:history="1">
             <w:r>
               <w:rPr>
                 <w:rStyle w:val="Hipervnculo"/>
@@ -2051,7 +2073,7 @@
                 <w:noProof/>
                 <w:webHidden/>
               </w:rPr>
-              <w:instrText xml:space="preserve"> PAGEREF _Toc243584945 \h </w:instrText>
+              <w:instrText xml:space="preserve"> PAGEREF _Toc244017788 \h </w:instrText>
             </w:r>
             <w:r>
               <w:rPr>
@@ -2100,7 +2122,7 @@
       <w:pPr>
         <w:pStyle w:val="Titulosgenerales"/>
       </w:pPr>
-      <w:bookmarkStart w:id="0" w:name="_Toc243584925"/>
+      <w:bookmarkStart w:id="0" w:name="_Toc244017768"/>
       <w:r>
         <w:lastRenderedPageBreak/>
         <w:t>Introducción</w:t>
@@ -2157,7 +2179,7 @@
           <w:numId w:val="5"/>
         </w:numPr>
       </w:pPr>
-      <w:bookmarkStart w:id="1" w:name="_Toc243584926"/>
+      <w:bookmarkStart w:id="1" w:name="_Toc244017769"/>
       <w:r>
         <w:lastRenderedPageBreak/>
         <w:t>Normativa y conceptos básicos en epidemiología</w:t>
@@ -2178,7 +2200,7 @@
       <w:pPr>
         <w:pStyle w:val="Ttulo2"/>
       </w:pPr>
-      <w:bookmarkStart w:id="2" w:name="_Toc243584927"/>
+      <w:bookmarkStart w:id="2" w:name="_Toc244017770"/>
       <w:r>
         <w:t xml:space="preserve">Normatividad en </w:t>
       </w:r>
@@ -4327,7 +4349,7 @@
       <w:pPr>
         <w:pStyle w:val="Ttulo2"/>
       </w:pPr>
-      <w:bookmarkStart w:id="3" w:name="_Toc243584928"/>
+      <w:bookmarkStart w:id="3" w:name="_Toc244017771"/>
       <w:r>
         <w:lastRenderedPageBreak/>
         <w:t>C</w:t>
@@ -4561,27 +4583,27 @@
           <w:lang w:val="es-419" w:eastAsia="es-CO"/>
         </w:rPr>
         <w:lastRenderedPageBreak/>
-        <w:t xml:space="preserve">A esta condición se suman factores relacionados con el hacinamiento y otras características propias del entorno penitenciario que pueden favorecer la aparición y propagación de eventos de interés en salud pública. Por esta razón, se requiere un sistema de vigilancia sensible y articulado con el Sistema de Vigilancia en Salud Pública </w:t>
-      </w:r>
-    </w:p>
-    <w:p>
-      <w:pPr>
-        <w:rPr>
-          <w:lang w:val="es-419" w:eastAsia="es-CO"/>
-        </w:rPr>
-      </w:pPr>
-      <w:r>
-        <w:rPr>
-          <w:lang w:val="es-419" w:eastAsia="es-CO"/>
-        </w:rPr>
-        <w:t>del país, que facilite la detección temprana y la respuesta oportuna frente a los riesgos epidemiológicos (MSPS, s. f.).</w:t>
+        <w:t xml:space="preserve">A esta condición se suman factores relacionados con el hacinamiento y otras características propias del entorno penitenciario que pueden favorecer la aparición y propagación de eventos de interés en salud pública. </w:t>
+      </w:r>
+    </w:p>
+    <w:p>
+      <w:pPr>
+        <w:rPr>
+          <w:lang w:val="es-419" w:eastAsia="es-CO"/>
+        </w:rPr>
+      </w:pPr>
+      <w:r>
+        <w:rPr>
+          <w:lang w:val="es-419" w:eastAsia="es-CO"/>
+        </w:rPr>
+        <w:t>Por esta razón, se requiere un sistema de vigilancia sensible y articulado con el Sistema de Vigilancia en Salud Pública del país, que facilite la detección temprana y la respuesta oportuna frente a los riesgos epidemiológicos (MSPS, s. f.).</w:t>
       </w:r>
     </w:p>
     <w:p>
       <w:pPr>
         <w:pStyle w:val="Ttulo2"/>
       </w:pPr>
-      <w:bookmarkStart w:id="4" w:name="_Toc243584929"/>
+      <w:bookmarkStart w:id="4" w:name="_Toc244017772"/>
       <w:r>
         <w:t>Qu</w:t>
       </w:r>
@@ -4900,7 +4922,7 @@
       <w:pPr>
         <w:pStyle w:val="Ttulo2"/>
       </w:pPr>
-      <w:bookmarkStart w:id="5" w:name="_Toc243584930"/>
+      <w:bookmarkStart w:id="5" w:name="_Toc244017773"/>
       <w:r>
         <w:lastRenderedPageBreak/>
         <w:t>Historia natural de enfermedad</w:t>
@@ -5027,7 +5049,7 @@
           <w:noProof/>
         </w:rPr>
         <w:drawing>
-          <wp:inline distT="0" distB="0" distL="0" distR="0" wp14:anchorId="3EFC03E1" wp14:editId="4D58E104">
+          <wp:inline distT="0" distB="0" distL="0" distR="0" wp14:anchorId="3EFC03E1" wp14:editId="3AEA6D7E">
             <wp:extent cx="4680000" cy="2512800"/>
             <wp:effectExtent l="0" t="0" r="6350" b="1905"/>
             <wp:docPr id="1" name="Imagen 1" descr="La figura representa, de manera secuencial, cómo puede desarrollarse y gestionarse una enfermedad.  Parte de las condiciones que favorecen su aparición hacia la detección de personas afectadas, la confirmación del evento y el análisis de su propagación. Finalmente, muestra la aplicación de acciones para proteger a la población, contener posibles contagios y realizar seguimiento a los resultados obtenidos hasta lograr el control de la situación."/>
@@ -5093,7 +5115,7 @@
       <w:pPr>
         <w:pStyle w:val="Ttulo2"/>
       </w:pPr>
-      <w:bookmarkStart w:id="6" w:name="_Toc243584931"/>
+      <w:bookmarkStart w:id="6" w:name="_Toc244017774"/>
       <w:r>
         <w:lastRenderedPageBreak/>
         <w:t>Microorganismo y cadena de transmisión</w:t>
@@ -5123,21 +5145,7 @@
         <w:rPr>
           <w:lang w:val="es-419" w:eastAsia="es-CO"/>
         </w:rPr>
-        <w:t xml:space="preserve">El conocimiento de los microorganismos es fundamental para comprender el origen y la transmisión de las enfermedades infecciosas y, por tanto, para desarrollar acciones de prevención y control de los brotes epidemiológicos (Mosquera </w:t>
-      </w:r>
-      <w:proofErr w:type="spellStart"/>
-      <w:r>
-        <w:rPr>
-          <w:lang w:val="es-419" w:eastAsia="es-CO"/>
-        </w:rPr>
-        <w:t>Agualimpia</w:t>
-      </w:r>
-      <w:proofErr w:type="spellEnd"/>
-      <w:r>
-        <w:rPr>
-          <w:lang w:val="es-419" w:eastAsia="es-CO"/>
-        </w:rPr>
-        <w:t>, 2025)</w:t>
+        <w:t>El conocimiento de los microorganismos es fundamental para comprender el origen y la transmisión de las enfermedades infecciosas y, por tanto, para desarrollar acciones de prevención y control de los brotes epidemiológicos (Mosquera Agualimpia, 2025)</w:t>
       </w:r>
       <w:r>
         <w:rPr>
@@ -5156,21 +5164,7 @@
         <w:rPr>
           <w:lang w:val="es-419" w:eastAsia="es-CO"/>
         </w:rPr>
-        <w:t xml:space="preserve">En el contexto de la salud pública, los microorganismos de importancia médica incluyen diferentes grupos de agentes biológicos, entre ellos las bacterias, los virus, los hongos y los parásitos. Cada uno posee características particulares relacionadas con su estructura, forma de reproducción, capacidad de producir enfermedad y mecanismos de transmisión. Estas diferencias determinan las condiciones necesarias para su supervivencia y las medidas que deben implementarse para prevenir su propagación en una población (Mosquera </w:t>
-      </w:r>
-      <w:proofErr w:type="spellStart"/>
-      <w:r>
-        <w:rPr>
-          <w:lang w:val="es-419" w:eastAsia="es-CO"/>
-        </w:rPr>
-        <w:t>Agualimpia</w:t>
-      </w:r>
-      <w:proofErr w:type="spellEnd"/>
-      <w:r>
-        <w:rPr>
-          <w:lang w:val="es-419" w:eastAsia="es-CO"/>
-        </w:rPr>
-        <w:t>, 2025).</w:t>
+        <w:t>En el contexto de la salud pública, los microorganismos de importancia médica incluyen diferentes grupos de agentes biológicos, entre ellos las bacterias, los virus, los hongos y los parásitos. Cada uno posee características particulares relacionadas con su estructura, forma de reproducción, capacidad de producir enfermedad y mecanismos de transmisión. Estas diferencias determinan las condiciones necesarias para su supervivencia y las medidas que deben implementarse para prevenir su propagación en una población (Mosquera Agualimpia, 2025).</w:t>
       </w:r>
     </w:p>
     <w:p>
@@ -5209,21 +5203,7 @@
           <w:lang w:val="es-419" w:eastAsia="es-CO"/>
         </w:rPr>
         <w:lastRenderedPageBreak/>
-        <w:t xml:space="preserve">reconocer los principales grupos de interés médico y comprender que cada uno puede presentar diferentes mecanismos de transmisión y generar distintos tipos de enfermedades (Mosquera </w:t>
-      </w:r>
-      <w:proofErr w:type="spellStart"/>
-      <w:r>
-        <w:rPr>
-          <w:lang w:val="es-419" w:eastAsia="es-CO"/>
-        </w:rPr>
-        <w:t>Agualimpia</w:t>
-      </w:r>
-      <w:proofErr w:type="spellEnd"/>
-      <w:r>
-        <w:rPr>
-          <w:lang w:val="es-419" w:eastAsia="es-CO"/>
-        </w:rPr>
-        <w:t>, 2025).</w:t>
+        <w:t>reconocer los principales grupos de interés médico y comprender que cada uno puede presentar diferentes mecanismos de transmisión y generar distintos tipos de enfermedades (Mosquera Agualimpia, 2025).</w:t>
       </w:r>
     </w:p>
     <w:p>
@@ -5261,21 +5241,7 @@
         <w:rPr>
           <w:lang w:val="es-419" w:eastAsia="es-CO"/>
         </w:rPr>
-        <w:t xml:space="preserve"> microbiota normal del organismo y otras pueden comportarse como agentes causales de enfermedades cuando encuentran condiciones favorables para su multiplicación o cuando ingresan a sitios del organismo donde pueden producir daño (Mosquera </w:t>
-      </w:r>
-      <w:proofErr w:type="spellStart"/>
-      <w:r>
-        <w:rPr>
-          <w:lang w:val="es-419" w:eastAsia="es-CO"/>
-        </w:rPr>
-        <w:t>Agualimpia</w:t>
-      </w:r>
-      <w:proofErr w:type="spellEnd"/>
-      <w:r>
-        <w:rPr>
-          <w:lang w:val="es-419" w:eastAsia="es-CO"/>
-        </w:rPr>
-        <w:t>, 2025).</w:t>
+        <w:t xml:space="preserve"> microbiota normal del organismo y otras pueden comportarse como agentes causales de enfermedades cuando encuentran condiciones favorables para su multiplicación o cuando ingresan a sitios del organismo donde pueden producir daño (Mosquera Agualimpia, 2025).</w:t>
       </w:r>
     </w:p>
     <w:p>
@@ -5386,21 +5352,7 @@
           <w:lang w:val="es-419" w:eastAsia="es-CO"/>
         </w:rPr>
         <w:lastRenderedPageBreak/>
-        <w:t xml:space="preserve">condiciones favorables para su desarrollo o cuando las defensas del organismo se encuentran comprometidas (Mosquera </w:t>
-      </w:r>
-      <w:proofErr w:type="spellStart"/>
-      <w:r>
-        <w:rPr>
-          <w:lang w:val="es-419" w:eastAsia="es-CO"/>
-        </w:rPr>
-        <w:t>Agualimpia</w:t>
-      </w:r>
-      <w:proofErr w:type="spellEnd"/>
-      <w:r>
-        <w:rPr>
-          <w:lang w:val="es-419" w:eastAsia="es-CO"/>
-        </w:rPr>
-        <w:t>, 2025).</w:t>
+        <w:t>condiciones favorables para su desarrollo o cuando las defensas del organismo se encuentran comprometidas (Mosquera Agualimpia, 2025).</w:t>
       </w:r>
     </w:p>
     <w:p>
@@ -5426,21 +5378,7 @@
         <w:rPr>
           <w:lang w:val="es-419" w:eastAsia="es-CO"/>
         </w:rPr>
-        <w:t xml:space="preserve">los parásitos comprenden diferentes organismos que pueden establecer relaciones con un huésped para obtener condiciones necesarias para su supervivencia. Dentro de los microorganismos de interés médico se encuentran los protozoos, organismos eucariotas unicelulares, y otros parásitos que pueden presentar diferentes ciclos biológicos y mecanismos de transmisión (Mosquera </w:t>
-      </w:r>
-      <w:proofErr w:type="spellStart"/>
-      <w:r>
-        <w:rPr>
-          <w:lang w:val="es-419" w:eastAsia="es-CO"/>
-        </w:rPr>
-        <w:t>Agualimpia</w:t>
-      </w:r>
-      <w:proofErr w:type="spellEnd"/>
-      <w:r>
-        <w:rPr>
-          <w:lang w:val="es-419" w:eastAsia="es-CO"/>
-        </w:rPr>
-        <w:t>, 2025).</w:t>
+        <w:t>los parásitos comprenden diferentes organismos que pueden establecer relaciones con un huésped para obtener condiciones necesarias para su supervivencia. Dentro de los microorganismos de interés médico se encuentran los protozoos, organismos eucariotas unicelulares, y otros parásitos que pueden presentar diferentes ciclos biológicos y mecanismos de transmisión (Mosquera Agualimpia, 2025).</w:t>
       </w:r>
     </w:p>
     <w:p>
@@ -5472,21 +5410,7 @@
         <w:rPr>
           <w:lang w:val="es-419" w:eastAsia="es-CO"/>
         </w:rPr>
-        <w:t xml:space="preserve">La cadena de transmisión o cadena epidemiológica representa la secuencia de elementos que permite que un agente infeccioso pase desde su fuente o reservorio hasta un huésped susceptible. Su comprensión es fundamental para analizar cómo se propaga una enfermedad y para identificar el punto o eslabón en el que se pueden implementar medidas de intervención para interrumpir la transmisión (Mosquera </w:t>
-      </w:r>
-      <w:proofErr w:type="spellStart"/>
-      <w:r>
-        <w:rPr>
-          <w:lang w:val="es-419" w:eastAsia="es-CO"/>
-        </w:rPr>
-        <w:t>Agualimpia</w:t>
-      </w:r>
-      <w:proofErr w:type="spellEnd"/>
-      <w:r>
-        <w:rPr>
-          <w:lang w:val="es-419" w:eastAsia="es-CO"/>
-        </w:rPr>
-        <w:t>, 2025).</w:t>
+        <w:t>La cadena de transmisión o cadena epidemiológica representa la secuencia de elementos que permite que un agente infeccioso pase desde su fuente o reservorio hasta un huésped susceptible. Su comprensión es fundamental para analizar cómo se propaga una enfermedad y para identificar el punto o eslabón en el que se pueden implementar medidas de intervención para interrumpir la transmisión (Mosquera Agualimpia, 2025).</w:t>
       </w:r>
     </w:p>
     <w:p>
@@ -5545,7 +5469,7 @@
           <w:noProof/>
         </w:rPr>
         <w:drawing>
-          <wp:inline distT="0" distB="0" distL="0" distR="0" wp14:anchorId="46A118C1" wp14:editId="7348B753">
+          <wp:inline distT="0" distB="0" distL="0" distR="0" wp14:anchorId="46A118C1" wp14:editId="12F5B67B">
             <wp:extent cx="4680000" cy="4302000"/>
             <wp:effectExtent l="0" t="0" r="0" b="3810"/>
             <wp:docPr id="3" name="Imagen 3" descr="La figura representa el recorrido que sigue un agente infeccioso para propagarse entre las personas. Muestra cómo se origina y permanece en un medio determinado, encuentra una forma de salir, desplazarse e ingresar a otro organismo. El ciclo se completa cuando alcanza a una persona vulnerable, permitiendo que la infección continúe. Comprender esta secuencia facilita reconocer los puntos donde pueden aplicarse medidas de prevención y control para interrumpir la transmisión, especialmente en espacios de convivencia colectiva como los establecimientos penitenciarios. "/>
@@ -5604,21 +5528,7 @@
         <w:rPr>
           <w:lang w:val="es-419" w:eastAsia="es-CO"/>
         </w:rPr>
-        <w:t xml:space="preserve">La interrupción de cualquiera de estos eslabones puede contribuir a disminuir o detener la propagación de la enfermedad (Mosquera </w:t>
-      </w:r>
-      <w:proofErr w:type="spellStart"/>
-      <w:r>
-        <w:rPr>
-          <w:lang w:val="es-419" w:eastAsia="es-CO"/>
-        </w:rPr>
-        <w:t>Agualimpia</w:t>
-      </w:r>
-      <w:proofErr w:type="spellEnd"/>
-      <w:r>
-        <w:rPr>
-          <w:lang w:val="es-419" w:eastAsia="es-CO"/>
-        </w:rPr>
-        <w:t>, 2025).</w:t>
+        <w:t>La interrupción de cualquiera de estos eslabones puede contribuir a disminuir o detener la propagación de la enfermedad (Mosquera Agualimpia, 2025).</w:t>
       </w:r>
     </w:p>
     <w:p>
@@ -5933,21 +5843,7 @@
           <w:lang w:val="es-419" w:eastAsia="es-CO"/>
         </w:rPr>
         <w:lastRenderedPageBreak/>
-        <w:t xml:space="preserve">de las medidas de prevención y control es actuar sobre uno o varios de estos componentes para evitar que el agente llegue al huésped susceptible y, de esta manera, disminuir la propagación de la enfermedad (Mosquera </w:t>
-      </w:r>
-      <w:proofErr w:type="spellStart"/>
-      <w:r>
-        <w:rPr>
-          <w:lang w:val="es-419" w:eastAsia="es-CO"/>
-        </w:rPr>
-        <w:t>Agualimpia</w:t>
-      </w:r>
-      <w:proofErr w:type="spellEnd"/>
-      <w:r>
-        <w:rPr>
-          <w:lang w:val="es-419" w:eastAsia="es-CO"/>
-        </w:rPr>
-        <w:t>, 2025).</w:t>
+        <w:t>de las medidas de prevención y control es actuar sobre uno o varios de estos componentes para evitar que el agente llegue al huésped susceptible y, de esta manera, disminuir la propagación de la enfermedad (Mosquera Agualimpia, 2025).</w:t>
       </w:r>
     </w:p>
     <w:p>
@@ -6076,7 +5972,7 @@
           <w:numId w:val="5"/>
         </w:numPr>
       </w:pPr>
-      <w:bookmarkStart w:id="7" w:name="_Toc243584932"/>
+      <w:bookmarkStart w:id="7" w:name="_Toc244017775"/>
       <w:r>
         <w:lastRenderedPageBreak/>
         <w:t>Fundamentos epidemiológicos y factores asociados a la transmisión de enfermedades</w:t>
@@ -6113,7 +6009,7 @@
       <w:pPr>
         <w:pStyle w:val="Ttulo2"/>
       </w:pPr>
-      <w:bookmarkStart w:id="8" w:name="_Toc243584933"/>
+      <w:bookmarkStart w:id="8" w:name="_Toc244017776"/>
       <w:r>
         <w:t>Concepto e importancia de la epidemiolog</w:t>
       </w:r>
@@ -6802,7 +6698,7 @@
       <w:pPr>
         <w:pStyle w:val="Ttulo2"/>
       </w:pPr>
-      <w:bookmarkStart w:id="9" w:name="_Toc243584934"/>
+      <w:bookmarkStart w:id="9" w:name="_Toc244017777"/>
       <w:r>
         <w:lastRenderedPageBreak/>
         <w:t>Diferencias entre los conceptos de brote, epidemia y evento de interés en salud pública (EISP)</w:t>
@@ -7815,7 +7711,7 @@
           <w:noProof/>
         </w:rPr>
         <w:drawing>
-          <wp:inline distT="0" distB="0" distL="0" distR="0" wp14:anchorId="483611EA" wp14:editId="6F3CC329">
+          <wp:inline distT="0" distB="0" distL="0" distR="0" wp14:anchorId="483611EA" wp14:editId="338983A0">
             <wp:extent cx="4680000" cy="3121200"/>
             <wp:effectExtent l="0" t="0" r="0" b="0"/>
             <wp:docPr id="5" name="Imagen 5" descr="La figura representa el proceso que orienta la identificación y respuesta frente a situaciones que pueden afectar la salud pública. Muestra una secuencia que parte de la vigilancia y el análisis de la información para determinar el comportamiento de los casos y definir las acciones correspondientes. Según los resultados obtenidos, el proceso continúa con el seguimiento o con una respuesta epidemiológica más específica, encaminada a investigar la situación y establecer medidas oportunas de prevención y control."/>
@@ -7868,7 +7764,7 @@
       <w:pPr>
         <w:pStyle w:val="Ttulo2"/>
       </w:pPr>
-      <w:bookmarkStart w:id="10" w:name="_Toc243584935"/>
+      <w:bookmarkStart w:id="10" w:name="_Toc244017778"/>
       <w:r>
         <w:t>Factores que favorecen la transmisión en entornos penitenciarios</w:t>
       </w:r>
@@ -8425,7 +8321,7 @@
           <w:numId w:val="5"/>
         </w:numPr>
       </w:pPr>
-      <w:bookmarkStart w:id="11" w:name="_Toc243584936"/>
+      <w:bookmarkStart w:id="11" w:name="_Toc244017779"/>
       <w:r>
         <w:lastRenderedPageBreak/>
         <w:t>Gestión y acciones de respuesta ante eventos epidemiológicos</w:t>
@@ -8465,7 +8361,7 @@
       <w:pPr>
         <w:pStyle w:val="Ttulo2"/>
       </w:pPr>
-      <w:bookmarkStart w:id="12" w:name="_Toc243584937"/>
+      <w:bookmarkStart w:id="12" w:name="_Toc244017780"/>
       <w:r>
         <w:t>Realizar acciones de identificación del evento epidemiológico</w:t>
       </w:r>
@@ -8543,7 +8439,7 @@
           </w:tcPr>
           <w:p>
             <w:pPr>
-              <w:pStyle w:val="Tablas"/>
+              <w:pStyle w:val="TextoTablas"/>
             </w:pPr>
             <w:r>
               <w:t>Componente</w:t>
@@ -8556,7 +8452,7 @@
           </w:tcPr>
           <w:p>
             <w:pPr>
-              <w:pStyle w:val="Tablas"/>
+              <w:pStyle w:val="TextoTablas"/>
             </w:pPr>
             <w:r>
               <w:t>Descripción</w:t>
@@ -8569,7 +8465,7 @@
           </w:tcPr>
           <w:p>
             <w:pPr>
-              <w:pStyle w:val="Tablas"/>
+              <w:pStyle w:val="TextoTablas"/>
             </w:pPr>
             <w:r>
               <w:t>Ejemplo en un establecimiento penitenciario</w:t>
@@ -8587,7 +8483,7 @@
           </w:tcPr>
           <w:p>
             <w:pPr>
-              <w:pStyle w:val="Tablas"/>
+              <w:pStyle w:val="TextoTablas"/>
             </w:pPr>
             <w:r>
               <w:t>Valoración inicial del riesgo</w:t>
@@ -8600,7 +8496,7 @@
           </w:tcPr>
           <w:p>
             <w:pPr>
-              <w:pStyle w:val="Tablas"/>
+              <w:pStyle w:val="TextoTablas"/>
             </w:pPr>
             <w:r>
               <w:t>Analizar las características del posible evento, considerando el agente involucrado, las personas afectadas, el momento y lugar de aparición, así como los factores que podrían favorecer su transmisión.</w:t>
@@ -8613,7 +8509,7 @@
           </w:tcPr>
           <w:p>
             <w:pPr>
-              <w:pStyle w:val="Tablas"/>
+              <w:pStyle w:val="TextoTablas"/>
             </w:pPr>
             <w:r>
               <w:t>En un pabellón se detectan varios internos con síntomas respiratorios similares durante una misma semana. Se revisan antecedentes, condiciones del lugar y posibles exposiciones comunes.</w:t>
@@ -8628,7 +8524,7 @@
           </w:tcPr>
           <w:p>
             <w:pPr>
-              <w:pStyle w:val="Tablas"/>
+              <w:pStyle w:val="TextoTablas"/>
             </w:pPr>
             <w:r>
               <w:t>Caracterización epidemiológica</w:t>
@@ -8641,7 +8537,7 @@
           </w:tcPr>
           <w:p>
             <w:pPr>
-              <w:pStyle w:val="Tablas"/>
+              <w:pStyle w:val="TextoTablas"/>
             </w:pPr>
             <w:r>
               <w:t>Recopilar y analizar información según tiempo, lugar y persona, establecer posibles factores de riesgo e identificar relaciones epidemiológicas entre los casos para comprender inicialmente el comportamiento del evento.</w:t>
@@ -8654,7 +8550,7 @@
           </w:tcPr>
           <w:p>
             <w:pPr>
-              <w:pStyle w:val="Tablas"/>
+              <w:pStyle w:val="TextoTablas"/>
             </w:pPr>
             <w:r>
               <w:t>Se determina cuándo comenzaron los síntomas, en qué dormitorios se concentran los afectados y qué características o contactos comparten.</w:t>
@@ -8672,7 +8568,7 @@
           </w:tcPr>
           <w:p>
             <w:pPr>
-              <w:pStyle w:val="Tablas"/>
+              <w:pStyle w:val="TextoTablas"/>
             </w:pPr>
             <w:r>
               <w:t>Notificación y comunicación oportuna</w:t>
@@ -8685,7 +8581,7 @@
           </w:tcPr>
           <w:p>
             <w:pPr>
-              <w:pStyle w:val="Tablas"/>
+              <w:pStyle w:val="TextoTablas"/>
             </w:pPr>
             <w:r>
               <w:t>Informar los casos o situaciones sospechosas a los responsables de vigilancia para facilitar su verificación y activar oportunamente las rutas institucionales y territoriales correspondientes.</w:t>
@@ -8698,7 +8594,7 @@
           </w:tcPr>
           <w:p>
             <w:pPr>
-              <w:pStyle w:val="Tablas"/>
+              <w:pStyle w:val="TextoTablas"/>
             </w:pPr>
             <w:r>
               <w:t>El servicio de salud del establecimiento comunica la situación a los responsables de vigilancia para iniciar la actuación correspondiente.</w:t>
@@ -8713,7 +8609,7 @@
           </w:tcPr>
           <w:p>
             <w:pPr>
-              <w:pStyle w:val="Tablas"/>
+              <w:pStyle w:val="TextoTablas"/>
             </w:pPr>
             <w:r>
               <w:t>Coordinación de la respuesta</w:t>
@@ -8726,7 +8622,7 @@
           </w:tcPr>
           <w:p>
             <w:pPr>
-              <w:pStyle w:val="Tablas"/>
+              <w:pStyle w:val="TextoTablas"/>
             </w:pPr>
             <w:r>
               <w:t>Articular a los actores del establecimiento penitenciario y del sector salud para investigar el evento, confirmar su ocurrencia y organizar las acciones requeridas.</w:t>
@@ -8739,14 +8635,10 @@
           </w:tcPr>
           <w:p>
             <w:pPr>
-              <w:pStyle w:val="Tablas"/>
+              <w:pStyle w:val="TextoTablas"/>
             </w:pPr>
             <w:r>
-              <w:t xml:space="preserve">El personal sanitario y los responsables institucionales coordinan la búsqueda de casos, valoración de contactos </w:t>
-            </w:r>
-            <w:r>
-              <w:lastRenderedPageBreak/>
-              <w:t>y demás intervenciones necesarias.</w:t>
+              <w:t>El personal sanitario y los responsables institucionales coordinan la búsqueda de casos, valoración de contactos y demás intervenciones necesarias.</w:t>
             </w:r>
           </w:p>
         </w:tc>
@@ -8761,10 +8653,9 @@
           </w:tcPr>
           <w:p>
             <w:pPr>
-              <w:pStyle w:val="Tablas"/>
+              <w:pStyle w:val="TextoTablas"/>
             </w:pPr>
             <w:r>
-              <w:lastRenderedPageBreak/>
               <w:t>Activación de medidas de prevención y control</w:t>
             </w:r>
           </w:p>
@@ -8775,7 +8666,7 @@
           </w:tcPr>
           <w:p>
             <w:pPr>
-              <w:pStyle w:val="Tablas"/>
+              <w:pStyle w:val="TextoTablas"/>
             </w:pPr>
             <w:r>
               <w:t>Adoptar tempranamente acciones orientadas a disminuir la exposición y evitar nuevos casos, de acuerdo con las características y necesidades identificadas durante la valoración del evento.</w:t>
@@ -8788,7 +8679,7 @@
           </w:tcPr>
           <w:p>
             <w:pPr>
-              <w:pStyle w:val="Tablas"/>
+              <w:pStyle w:val="TextoTablas"/>
             </w:pPr>
             <w:r>
               <w:t>Ante la sospecha de una enfermedad transmisible, se refuerza la higiene de manos, la bioseguridad y, cuando corresponde, se implementa aislamiento.</w:t>
@@ -8803,9 +8694,10 @@
           </w:tcPr>
           <w:p>
             <w:pPr>
-              <w:pStyle w:val="Tablas"/>
+              <w:pStyle w:val="TextoTablas"/>
             </w:pPr>
             <w:r>
+              <w:lastRenderedPageBreak/>
               <w:t>Seguimiento del evento</w:t>
             </w:r>
           </w:p>
@@ -8816,7 +8708,7 @@
           </w:tcPr>
           <w:p>
             <w:pPr>
-              <w:pStyle w:val="Tablas"/>
+              <w:pStyle w:val="TextoTablas"/>
             </w:pPr>
             <w:r>
               <w:t>Mantener la observación de los casos y de la situación epidemiológica para reconocer cambios, evaluar la aparición de nuevos afectados y orientar la continuidad o ajuste de las medidas implementadas.</w:t>
@@ -8829,7 +8721,7 @@
           </w:tcPr>
           <w:p>
             <w:pPr>
-              <w:pStyle w:val="Tablas"/>
+              <w:pStyle w:val="TextoTablas"/>
             </w:pPr>
             <w:r>
               <w:t>Durante los días siguientes se registran nuevos casos, se verifica su evolución y se revisa si las medidas adoptadas están limitando la transmisión.</w:t>
@@ -8842,7 +8734,7 @@
       <w:pPr>
         <w:pStyle w:val="Ttulo2"/>
       </w:pPr>
-      <w:bookmarkStart w:id="13" w:name="_Toc243584938"/>
+      <w:bookmarkStart w:id="13" w:name="_Toc244017781"/>
       <w:r>
         <w:t>Aplicar algoritmos de diagnóstico</w:t>
       </w:r>
@@ -8871,39 +8763,33 @@
         <w:rPr>
           <w:lang w:val="es-419" w:eastAsia="es-CO"/>
         </w:rPr>
-        <w:t xml:space="preserve"> Los lineamientos del Ministerio de Salud y Protección Social establecen que el diagnóstico debe realizarse mediante procesos estandarizados que integren la </w:t>
-      </w:r>
+        <w:t xml:space="preserve"> Los lineamientos del Ministerio de Salud y Protección Social establecen que el diagnóstico debe realizarse mediante procesos estandarizados que integren la evaluación clínica, los antecedentes epidemiológicos, la identificación de factores de riesgo y la clasificación del caso, permitiendo implementar oportunamente medidas de aislamiento, toma de muestras y notificación al Sistema de Vigilancia en Salud Pública (SIVIGILA). </w:t>
+      </w:r>
+    </w:p>
+    <w:p>
+      <w:pPr>
+        <w:rPr>
+          <w:lang w:val="es-419" w:eastAsia="es-CO"/>
+        </w:rPr>
+      </w:pPr>
+      <w:r>
+        <w:rPr>
+          <w:lang w:val="es-419" w:eastAsia="es-CO"/>
+        </w:rPr>
+        <w:t>Este enfoque busca pasar de un modelo reactivo a uno preventivo, fortaleciendo la capacidad institucional para detectar precozmente los eventos de interés en salud pública (Ministerio de Salud y Protección Social [MSPS], 2024)</w:t>
+      </w:r>
+    </w:p>
+    <w:p>
+      <w:pPr>
+        <w:rPr>
+          <w:lang w:val="es-419" w:eastAsia="es-CO"/>
+        </w:rPr>
+      </w:pPr>
       <w:r>
         <w:rPr>
           <w:lang w:val="es-419" w:eastAsia="es-CO"/>
         </w:rPr>
         <w:lastRenderedPageBreak/>
-        <w:t xml:space="preserve">evaluación clínica, los antecedentes epidemiológicos, la identificación de factores de riesgo y la clasificación del caso, permitiendo implementar oportunamente medidas de aislamiento, toma de muestras y notificación al Sistema de Vigilancia en Salud Pública (SIVIGILA). </w:t>
-      </w:r>
-    </w:p>
-    <w:p>
-      <w:pPr>
-        <w:rPr>
-          <w:lang w:val="es-419" w:eastAsia="es-CO"/>
-        </w:rPr>
-      </w:pPr>
-      <w:r>
-        <w:rPr>
-          <w:lang w:val="es-419" w:eastAsia="es-CO"/>
-        </w:rPr>
-        <w:t>Este enfoque busca pasar de un modelo reactivo a uno preventivo, fortaleciendo la capacidad institucional para detectar precozmente los eventos de interés en salud pública (Ministerio de Salud y Protección Social [MSPS], 2024)</w:t>
-      </w:r>
-    </w:p>
-    <w:p>
-      <w:pPr>
-        <w:rPr>
-          <w:lang w:val="es-419" w:eastAsia="es-CO"/>
-        </w:rPr>
-      </w:pPr>
-      <w:r>
-        <w:rPr>
-          <w:lang w:val="es-419" w:eastAsia="es-CO"/>
-        </w:rPr>
         <w:t>Los algoritmos diagnósticos deben desarrollarse de manera secuencial, iniciando con:</w:t>
       </w:r>
     </w:p>
@@ -9002,27 +8888,33 @@
           <w:bCs/>
           <w:lang w:val="es-419" w:eastAsia="es-CO"/>
         </w:rPr>
+        <w:t>Pruebas diagnósticas:</w:t>
+      </w:r>
+      <w:r>
+        <w:rPr>
+          <w:lang w:val="es-419" w:eastAsia="es-CO"/>
+        </w:rPr>
+        <w:t xml:space="preserve"> solicitar y realizar las pruebas de laboratorio o procedimientos diagnósticos indicados según el evento sospechado y los protocolos establecidos, con el fin de apoyar la confirmación o descarte del caso.</w:t>
+      </w:r>
+    </w:p>
+    <w:p>
+      <w:pPr>
+        <w:rPr>
+          <w:lang w:val="es-419" w:eastAsia="es-CO"/>
+        </w:rPr>
+      </w:pPr>
+      <w:r>
+        <w:rPr>
+          <w:lang w:val="es-419" w:eastAsia="es-CO"/>
+        </w:rPr>
+        <w:t xml:space="preserve">El lineamiento nacional señala que este proceso debe complementarse con el examen médico de ingreso al establecimiento, la identificación de factores de riesgo individuales y ambientales, así como la vigilancia permanente de la población para </w:t>
+      </w:r>
+      <w:r>
+        <w:rPr>
+          <w:lang w:val="es-419" w:eastAsia="es-CO"/>
+        </w:rPr>
         <w:lastRenderedPageBreak/>
-        <w:t>Pruebas diagnósticas:</w:t>
-      </w:r>
-      <w:r>
-        <w:rPr>
-          <w:lang w:val="es-419" w:eastAsia="es-CO"/>
-        </w:rPr>
-        <w:t xml:space="preserve"> solicitar y realizar las pruebas de laboratorio o procedimientos diagnósticos indicados según el evento sospechado y los protocolos establecidos, con el fin de apoyar la confirmación o descarte del caso.</w:t>
-      </w:r>
-    </w:p>
-    <w:p>
-      <w:pPr>
-        <w:rPr>
-          <w:lang w:val="es-419" w:eastAsia="es-CO"/>
-        </w:rPr>
-      </w:pPr>
-      <w:r>
-        <w:rPr>
-          <w:lang w:val="es-419" w:eastAsia="es-CO"/>
-        </w:rPr>
-        <w:t>El lineamiento nacional señala que este proceso debe complementarse con el examen médico de ingreso al establecimiento, la identificación de factores de riesgo individuales y ambientales, así como la vigilancia permanente de la población para detectar oportunamente casos sospechosos antes de que evolucionen a brotes. La estandarización del proceso diagnóstico garantiza que las decisiones clínicas sean oportunas, homogéneas y basadas en evidencia (MSPS, 2024)</w:t>
+        <w:t>detectar oportunamente casos sospechosos antes de que evolucionen a brotes. La estandarización del proceso diagnóstico garantiza que las decisiones clínicas sean oportunas, homogéneas y basadas en evidencia (MSPS, 2024)</w:t>
       </w:r>
       <w:r>
         <w:rPr>
@@ -9061,65 +8953,49 @@
       <w:pPr>
         <w:pStyle w:val="Ttulo2"/>
       </w:pPr>
-      <w:bookmarkStart w:id="14" w:name="_Toc243584939"/>
-      <w:r>
+      <w:bookmarkStart w:id="14" w:name="_Toc244017782"/>
+      <w:r>
+        <w:t>Establecer cómo y cuándo notificar</w:t>
+      </w:r>
+      <w:bookmarkEnd w:id="14"/>
+    </w:p>
+    <w:p>
+      <w:pPr>
+        <w:rPr>
+          <w:lang w:val="es-419" w:eastAsia="es-CO"/>
+        </w:rPr>
+      </w:pPr>
+      <w:r>
+        <w:rPr>
+          <w:lang w:val="es-419" w:eastAsia="es-CO"/>
+        </w:rPr>
+        <w:t xml:space="preserve">La notificación de los eventos de interés en salud pública constituye una de las acciones más importantes para la detección temprana y el control oportuno de brotes en la población privada de la libertad (PPL). El Ministerio de Salud y Protección Social establece que todo caso sospechoso o confirmado de una enfermedad transmisible debe notificarse de acuerdo con los protocolos establecidos por el Sistema Nacional de Vigilancia en Salud Pública (SIVIGILA), utilizando las definiciones de caso vigentes y respetando los tiempos definidos para cada evento. </w:t>
+      </w:r>
+    </w:p>
+    <w:p>
+      <w:pPr>
+        <w:rPr>
+          <w:lang w:val="es-419" w:eastAsia="es-CO"/>
+        </w:rPr>
+      </w:pPr>
+      <w:r>
+        <w:rPr>
+          <w:lang w:val="es-419" w:eastAsia="es-CO"/>
+        </w:rPr>
         <w:lastRenderedPageBreak/>
-        <w:t>Establecer cómo y cuándo notificar</w:t>
-      </w:r>
-      <w:bookmarkEnd w:id="14"/>
-    </w:p>
-    <w:p>
-      <w:pPr>
-        <w:rPr>
-          <w:lang w:val="es-419" w:eastAsia="es-CO"/>
-        </w:rPr>
-      </w:pPr>
-      <w:r>
-        <w:rPr>
-          <w:lang w:val="es-419" w:eastAsia="es-CO"/>
-        </w:rPr>
-        <w:t xml:space="preserve">La notificación de los eventos de interés en salud pública constituye una de las acciones más importantes para la detección temprana y el control oportuno de brotes en la población privada de la libertad (PPL). El Ministerio de Salud y Protección Social establece que todo caso sospechoso o confirmado de una enfermedad transmisible debe notificarse de acuerdo con los protocolos establecidos por el Sistema Nacional de Vigilancia en Salud Pública (SIVIGILA), utilizando las definiciones de caso vigentes y respetando los tiempos definidos para cada evento. </w:t>
-      </w:r>
-    </w:p>
-    <w:p>
-      <w:pPr>
-        <w:rPr>
-          <w:lang w:val="es-419" w:eastAsia="es-CO"/>
-        </w:rPr>
-      </w:pPr>
-      <w:r>
-        <w:rPr>
-          <w:lang w:val="es-419" w:eastAsia="es-CO"/>
-        </w:rPr>
         <w:t>La notificación debe realizarse inmediatamente cuando se identifique un evento de notificación obligatoria o una situación que represente un riesgo de propagación, permitiendo activar la investigación epidemiológica, implementar medidas de control y coordinar la respuesta entre las instituciones de salud, el INPEC, la USPEC y las autoridades sanitarias territoriales. La oportunidad en la notificación es determinante para interrumpir la cadena de transmisión y reducir la ocurrencia de brotes (Ministerio de Salud y Protección Social [MSPS], 2016; MSPS, 2024).</w:t>
       </w:r>
     </w:p>
     <w:p>
       <w:pPr>
-        <w:spacing w:before="0" w:after="160" w:line="259" w:lineRule="auto"/>
-        <w:ind w:firstLine="0"/>
-        <w:rPr>
-          <w:lang w:val="es-419" w:eastAsia="es-CO"/>
-        </w:rPr>
-      </w:pPr>
-      <w:r>
-        <w:rPr>
-          <w:lang w:val="es-419" w:eastAsia="es-CO"/>
-        </w:rPr>
-        <w:br w:type="page"/>
-      </w:r>
-    </w:p>
-    <w:p>
-      <w:pPr>
-        <w:rPr>
-          <w:lang w:val="es-419" w:eastAsia="es-CO"/>
-        </w:rPr>
-      </w:pPr>
-      <w:r>
-        <w:rPr>
-          <w:lang w:val="es-419" w:eastAsia="es-CO"/>
-        </w:rPr>
-        <w:lastRenderedPageBreak/>
+        <w:rPr>
+          <w:lang w:val="es-419" w:eastAsia="es-CO"/>
+        </w:rPr>
+      </w:pPr>
+      <w:r>
+        <w:rPr>
+          <w:lang w:val="es-419" w:eastAsia="es-CO"/>
+        </w:rPr>
         <w:t>El proceso de notificación está diseñado de la siguiente manera:</w:t>
       </w:r>
     </w:p>
@@ -9161,7 +9037,7 @@
           <w:noProof/>
         </w:rPr>
         <w:drawing>
-          <wp:inline distT="0" distB="0" distL="0" distR="0" wp14:anchorId="3547F698" wp14:editId="5FFD1C2E">
+          <wp:inline distT="0" distB="0" distL="0" distR="0" wp14:anchorId="3547F698" wp14:editId="6D7C8D99">
             <wp:extent cx="4680000" cy="2944800"/>
             <wp:effectExtent l="0" t="0" r="6350" b="0"/>
             <wp:docPr id="7" name="Imagen 7" descr="La figura presenta de manera secuencial el proceso de actuación ante la identificación de una situación que puede afectar la salud pública en un establecimiento penitenciario. Muestra cómo, a partir de la detección inicial, se recopila y comunica información para orientar la toma de decisiones. Asimismo, presenta la aplicación simultánea de medidas de respuesta y seguimiento, diferenciando las actuaciones según el comportamiento del evento, con el propósito de facilitar una intervención oportuna y reducir el riesgo de transmisión. "/>
@@ -9210,6 +9086,14 @@
         </w:drawing>
       </w:r>
     </w:p>
+    <w:p>
+      <w:pPr>
+        <w:jc w:val="center"/>
+        <w:rPr>
+          <w:noProof/>
+        </w:rPr>
+      </w:pPr>
+    </w:p>
     <w:tbl>
       <w:tblPr>
         <w:tblStyle w:val="Tablaconcuadrcula"/>
@@ -9240,6 +9124,7 @@
                 <w:bCs/>
                 <w:lang w:val="es-419"/>
               </w:rPr>
+              <w:lastRenderedPageBreak/>
               <w:t xml:space="preserve">Descripción de la figura. </w:t>
             </w:r>
             <w:r>
@@ -9363,7 +9248,6 @@
               <w:rPr>
                 <w:lang w:val="es-419"/>
               </w:rPr>
-              <w:lastRenderedPageBreak/>
               <w:t>Registrar y reportar el evento a la entidad territorial de salud, conforme a los lineamientos del SIVIGILA.</w:t>
             </w:r>
           </w:p>
@@ -9483,6 +9367,7 @@
               <w:rPr>
                 <w:lang w:val="es-419"/>
               </w:rPr>
+              <w:lastRenderedPageBreak/>
               <w:t>Reportar de manera inmediata a la entidad territorial de salud, sin esperar la confirmación definitiva del laboratorio, para facilitar la respuesta rápida.</w:t>
             </w:r>
           </w:p>
@@ -9544,49 +9429,49 @@
         <w:rPr>
           <w:noProof/>
         </w:rPr>
+        <w:t>Además de cumplir con la obligación legal de reportar los eventos, la información generada mediante la vigilancia epidemiológica permite analizar tendencias, identificar factores de riesgo, orientar las intervenciones de prevención y fortalecer la toma de decisiones en salud pública. De esta manera, la notificación oportuna no solo cumple una función administrativa, sino que constituye una herramienta esencial para proteger la salud de la población privada de la libertad y prevenir la propagación de enfermedades transmisibles (MSPS, 2024).</w:t>
+      </w:r>
+    </w:p>
+    <w:p>
+      <w:pPr>
+        <w:pStyle w:val="Ttulo2"/>
+        <w:rPr>
+          <w:noProof/>
+        </w:rPr>
+      </w:pPr>
+      <w:bookmarkStart w:id="15" w:name="_Toc244017783"/>
+      <w:r>
+        <w:rPr>
+          <w:noProof/>
+        </w:rPr>
+        <w:t>Implementar medidas de salud pública</w:t>
+      </w:r>
+      <w:bookmarkEnd w:id="15"/>
+    </w:p>
+    <w:p>
+      <w:pPr>
+        <w:rPr>
+          <w:lang w:val="es-419" w:eastAsia="es-CO"/>
+        </w:rPr>
+      </w:pPr>
+      <w:r>
+        <w:rPr>
+          <w:lang w:val="es-419" w:eastAsia="es-CO"/>
+        </w:rPr>
+        <w:t xml:space="preserve">La implementación de medidas de salud pública en la población privada de la libertad (PPL) constituye el eje central para prevenir la aparición y propagación de enfermedades transmisibles dentro de los establecimientos de reclusión. </w:t>
+      </w:r>
+    </w:p>
+    <w:p>
+      <w:pPr>
+        <w:rPr>
+          <w:lang w:val="es-419" w:eastAsia="es-CO"/>
+        </w:rPr>
+      </w:pPr>
+      <w:r>
+        <w:rPr>
+          <w:lang w:val="es-419" w:eastAsia="es-CO"/>
+        </w:rPr>
         <w:lastRenderedPageBreak/>
-        <w:t>Además de cumplir con la obligación legal de reportar los eventos, la información generada mediante la vigilancia epidemiológica permite analizar tendencias, identificar factores de riesgo, orientar las intervenciones de prevención y fortalecer la toma de decisiones en salud pública. De esta manera, la notificación oportuna no solo cumple una función administrativa, sino que constituye una herramienta esencial para proteger la salud de la población privada de la libertad y prevenir la propagación de enfermedades transmisibles (MSPS, 2024).</w:t>
-      </w:r>
-    </w:p>
-    <w:p>
-      <w:pPr>
-        <w:pStyle w:val="Ttulo2"/>
-        <w:rPr>
-          <w:noProof/>
-        </w:rPr>
-      </w:pPr>
-      <w:bookmarkStart w:id="15" w:name="_Toc243584940"/>
-      <w:r>
-        <w:rPr>
-          <w:noProof/>
-        </w:rPr>
-        <w:t>Implementar medidas de salud pública</w:t>
-      </w:r>
-      <w:bookmarkEnd w:id="15"/>
-    </w:p>
-    <w:p>
-      <w:pPr>
-        <w:rPr>
-          <w:lang w:val="es-419" w:eastAsia="es-CO"/>
-        </w:rPr>
-      </w:pPr>
-      <w:r>
-        <w:rPr>
-          <w:lang w:val="es-419" w:eastAsia="es-CO"/>
-        </w:rPr>
-        <w:t xml:space="preserve">La implementación de medidas de salud pública en la población privada de la libertad (PPL) constituye el eje central para prevenir la aparición y propagación de enfermedades transmisibles dentro de los establecimientos de reclusión. </w:t>
-      </w:r>
-    </w:p>
-    <w:p>
-      <w:pPr>
-        <w:rPr>
-          <w:lang w:val="es-419" w:eastAsia="es-CO"/>
-        </w:rPr>
-      </w:pPr>
-      <w:r>
-        <w:rPr>
-          <w:lang w:val="es-419" w:eastAsia="es-CO"/>
-        </w:rPr>
         <w:t xml:space="preserve">El Ministerio de Salud y Protección Social señala que estas medidas deben orientarse a la interrupción de la cadena epidemiológica mediante la identificación y control de los factores de riesgo individuales, ambientales y sanitarios que favorecen la transmisión de enfermedades. Entre las acciones prioritarias se encuentran: </w:t>
       </w:r>
     </w:p>
@@ -9731,47 +9616,53 @@
         <w:rPr>
           <w:lang w:val="es-419" w:eastAsia="es-CO"/>
         </w:rPr>
+        <w:t>La educación permanente en salud dirigida tanto a la población privada de la libertad como al personal penitenciario y de salud.</w:t>
+      </w:r>
+    </w:p>
+    <w:p>
+      <w:pPr>
+        <w:rPr>
+          <w:lang w:val="es-419" w:eastAsia="es-CO"/>
+        </w:rPr>
+      </w:pPr>
+      <w:r>
+        <w:rPr>
+          <w:lang w:val="es-419" w:eastAsia="es-CO"/>
+        </w:rPr>
+        <w:t>Estas intervenciones permiten disminuir la incidencia de brotes y fortalecer la capacidad de respuesta institucional frente a eventos de interés en salud pública (Ministerio de Salud y Protección Social [MSPS], 2024).</w:t>
+      </w:r>
+    </w:p>
+    <w:p>
+      <w:pPr>
+        <w:rPr>
+          <w:lang w:val="es-419" w:eastAsia="es-CO"/>
+        </w:rPr>
+      </w:pPr>
+      <w:r>
+        <w:rPr>
+          <w:lang w:val="es-419" w:eastAsia="es-CO"/>
+        </w:rPr>
+        <w:t xml:space="preserve">La implementación efectiva de las medidas de salud pública requiere la coordinación entre el Ministerio de Salud y Protección Social, el Instituto Nacional Penitenciario y Carcelario (INPEC), la Unidad de Servicios Penitenciarios y Carcelarios (USPEC), las entidades territoriales de salud y los prestadores de servicios de salud. </w:t>
+      </w:r>
+    </w:p>
+    <w:p>
+      <w:pPr>
+        <w:rPr>
+          <w:lang w:val="es-419" w:eastAsia="es-CO"/>
+        </w:rPr>
+      </w:pPr>
+      <w:r>
+        <w:rPr>
+          <w:lang w:val="es-419" w:eastAsia="es-CO"/>
+        </w:rPr>
+        <w:t xml:space="preserve">El documento de manejo de brotes resalta que la vigilancia epidemiológica, la detección temprana de casos, la notificación oportuna, la investigación epidemiológica y la ejecución inmediata de acciones de prevención y control son fundamentales para </w:t>
+      </w:r>
+      <w:r>
+        <w:rPr>
+          <w:lang w:val="es-419" w:eastAsia="es-CO"/>
+        </w:rPr>
         <w:lastRenderedPageBreak/>
-        <w:t>La educación permanente en salud dirigida tanto a la población privada de la libertad como al personal penitenciario y de salud.</w:t>
-      </w:r>
-    </w:p>
-    <w:p>
-      <w:pPr>
-        <w:rPr>
-          <w:lang w:val="es-419" w:eastAsia="es-CO"/>
-        </w:rPr>
-      </w:pPr>
-      <w:r>
-        <w:rPr>
-          <w:lang w:val="es-419" w:eastAsia="es-CO"/>
-        </w:rPr>
-        <w:t>Estas intervenciones permiten disminuir la incidencia de brotes y fortalecer la capacidad de respuesta institucional frente a eventos de interés en salud pública (Ministerio de Salud y Protección Social [MSPS], 2024).</w:t>
-      </w:r>
-    </w:p>
-    <w:p>
-      <w:pPr>
-        <w:rPr>
-          <w:lang w:val="es-419" w:eastAsia="es-CO"/>
-        </w:rPr>
-      </w:pPr>
-      <w:r>
-        <w:rPr>
-          <w:lang w:val="es-419" w:eastAsia="es-CO"/>
-        </w:rPr>
-        <w:t xml:space="preserve">La implementación efectiva de las medidas de salud pública requiere la coordinación entre el Ministerio de Salud y Protección Social, el Instituto Nacional Penitenciario y Carcelario (INPEC), la Unidad de Servicios Penitenciarios y Carcelarios (USPEC), las entidades territoriales de salud y los prestadores de servicios de salud. </w:t>
-      </w:r>
-    </w:p>
-    <w:p>
-      <w:pPr>
-        <w:rPr>
-          <w:lang w:val="es-419" w:eastAsia="es-CO"/>
-        </w:rPr>
-      </w:pPr>
-      <w:r>
-        <w:rPr>
-          <w:lang w:val="es-419" w:eastAsia="es-CO"/>
-        </w:rPr>
-        <w:t xml:space="preserve">El documento de manejo de brotes resalta que la vigilancia epidemiológica, la detección temprana de casos, la notificación oportuna, la investigación epidemiológica y la ejecución inmediata de acciones de prevención y control son fundamentales para contener la propagación de enfermedades y proteger la salud de la población privada de la libertad. </w:t>
+        <w:t xml:space="preserve">contener la propagación de enfermedades y proteger la salud de la población privada de la libertad. </w:t>
       </w:r>
     </w:p>
     <w:p>
@@ -9791,7 +9682,7 @@
       <w:pPr>
         <w:pStyle w:val="Ttulo2"/>
       </w:pPr>
-      <w:bookmarkStart w:id="16" w:name="_Toc243584941"/>
+      <w:bookmarkStart w:id="16" w:name="_Toc244017784"/>
       <w:r>
         <w:t>Ejecutar acciones colectivas de prevención</w:t>
       </w:r>
@@ -9807,39 +9698,33 @@
         <w:rPr>
           <w:lang w:val="es-419" w:eastAsia="es-CO"/>
         </w:rPr>
-        <w:t xml:space="preserve">La ejecución de acciones colectivas de prevención constituye una estrategia esencial para reducir el riesgo de aparición y propagación de enfermedades </w:t>
-      </w:r>
+        <w:t>La ejecución de acciones colectivas de prevención constituye una estrategia esencial para reducir el riesgo de aparición y propagación de enfermedades transmisibles en la población privada de la libertad (PPL). Estas acciones deben trascender la atención individual y orientarse hacia intervenciones dirigidas a toda la comunidad penitenciaria, integrando actividades de promoción de la salud, educación sanitaria, vacunación, vigilancia epidemiológica y fortalecimiento de los entornos saludables.</w:t>
+      </w:r>
+    </w:p>
+    <w:p>
+      <w:pPr>
+        <w:rPr>
+          <w:lang w:val="es-419" w:eastAsia="es-CO"/>
+        </w:rPr>
+      </w:pPr>
+      <w:r>
+        <w:rPr>
+          <w:lang w:val="es-419" w:eastAsia="es-CO"/>
+        </w:rPr>
+        <w:t>El Ministerio de Salud y Protección Social establece que las acciones colectivas deben planificarse con base en el análisis de los factores de riesgo presentes en cada establecimiento de reclusión, priorizando aquellos relacionados con el hacinamiento, las deficiencias en saneamiento básico, el acceso al agua potable, la calidad de los alimentos y la presencia de vectores, con el propósito de interrumpir la cadena epidemiológica antes de la ocurrencia de brotes (Ministerio de Salud y Protección Social [MSPS], 2024).</w:t>
+      </w:r>
+    </w:p>
+    <w:p>
+      <w:pPr>
+        <w:rPr>
+          <w:lang w:val="es-419" w:eastAsia="es-CO"/>
+        </w:rPr>
+      </w:pPr>
       <w:r>
         <w:rPr>
           <w:lang w:val="es-419" w:eastAsia="es-CO"/>
         </w:rPr>
         <w:lastRenderedPageBreak/>
-        <w:t>transmisibles en la población privada de la libertad (PPL). Estas acciones deben trascender la atención individual y orientarse hacia intervenciones dirigidas a toda la comunidad penitenciaria, integrando actividades de promoción de la salud, educación sanitaria, vacunación, vigilancia epidemiológica y fortalecimiento de los entornos saludables.</w:t>
-      </w:r>
-    </w:p>
-    <w:p>
-      <w:pPr>
-        <w:rPr>
-          <w:lang w:val="es-419" w:eastAsia="es-CO"/>
-        </w:rPr>
-      </w:pPr>
-      <w:r>
-        <w:rPr>
-          <w:lang w:val="es-419" w:eastAsia="es-CO"/>
-        </w:rPr>
-        <w:t>El Ministerio de Salud y Protección Social establece que las acciones colectivas deben planificarse con base en el análisis de los factores de riesgo presentes en cada establecimiento de reclusión, priorizando aquellos relacionados con el hacinamiento, las deficiencias en saneamiento básico, el acceso al agua potable, la calidad de los alimentos y la presencia de vectores, con el propósito de interrumpir la cadena epidemiológica antes de la ocurrencia de brotes (Ministerio de Salud y Protección Social [MSPS], 2024).</w:t>
-      </w:r>
-    </w:p>
-    <w:p>
-      <w:pPr>
-        <w:rPr>
-          <w:lang w:val="es-419" w:eastAsia="es-CO"/>
-        </w:rPr>
-      </w:pPr>
-      <w:r>
-        <w:rPr>
-          <w:lang w:val="es-419" w:eastAsia="es-CO"/>
-        </w:rPr>
         <w:t xml:space="preserve">El lineamiento nacional enfatiza que la prevención colectiva debe fundamentarse en la participación activa de la población privada de la libertad, promoviendo procesos de educación, corresponsabilidad y autocuidado que fortalezcan la adopción de prácticas saludables dentro de los establecimientos penitenciarios. </w:t>
       </w:r>
     </w:p>
@@ -9866,14 +9751,7 @@
         <w:rPr>
           <w:lang w:val="es-419" w:eastAsia="es-CO"/>
         </w:rPr>
-        <w:t xml:space="preserve">La Organización Mundial de la Salud complementa este enfoque al señalar que los establecimientos penitenciarios deben fortalecer su capacidad para prevenir enfermedades infecciosas mediante sistemas de preparación, detección temprana, </w:t>
-      </w:r>
-      <w:r>
-        <w:rPr>
-          <w:lang w:val="es-419" w:eastAsia="es-CO"/>
-        </w:rPr>
-        <w:lastRenderedPageBreak/>
-        <w:t>capacitación permanente del personal, articulación con los servicios de salud externos y construcción de entornos resilientes frente a epidemias y pandemias (Organización Mundial de la Salud [OMS], 2023; MSPS, 2024)</w:t>
+        <w:t>La Organización Mundial de la Salud complementa este enfoque al señalar que los establecimientos penitenciarios deben fortalecer su capacidad para prevenir enfermedades infecciosas mediante sistemas de preparación, detección temprana, capacitación permanente del personal, articulación con los servicios de salud externos y construcción de entornos resilientes frente a epidemias y pandemias (Organización Mundial de la Salud [OMS], 2023; MSPS, 2024)</w:t>
       </w:r>
       <w:r>
         <w:rPr>
@@ -9964,101 +9842,6 @@
                 <w:b/>
                 <w:bCs/>
               </w:rPr>
-              <w:t>DON CAMPOS</w:t>
-            </w:r>
-            <w:r>
-              <w:rPr>
-                <w:b/>
-                <w:bCs/>
-              </w:rPr>
-              <w:t xml:space="preserve">: </w:t>
-            </w:r>
-            <w:r>
-              <w:t>nadie se puso de acuerdo para enfermarse, pero ahí están todos, turnándose el termómetro. Es que las enfermedades no se pasan por casualidad: siguen un camino.</w:t>
-            </w:r>
-          </w:p>
-          <w:p>
-            <w:r>
-              <w:rPr>
-                <w:b/>
-                <w:bCs/>
-              </w:rPr>
-              <w:t>ASUSENA</w:t>
-            </w:r>
-            <w:r>
-              <w:rPr>
-                <w:b/>
-                <w:bCs/>
-              </w:rPr>
-              <w:t xml:space="preserve">: </w:t>
-            </w:r>
-            <w:r>
-              <w:t>hoy recorremos ese camino en un lugar donde mucha gente convive a diario: los establecimientos penitenciarios. Bienvenidos.</w:t>
-            </w:r>
-          </w:p>
-          <w:p>
-            <w:r>
-              <w:rPr>
-                <w:b/>
-                <w:bCs/>
-              </w:rPr>
-              <w:t>ASUSENA</w:t>
-            </w:r>
-            <w:r>
-              <w:rPr>
-                <w:b/>
-                <w:bCs/>
-              </w:rPr>
-              <w:t xml:space="preserve">: </w:t>
-            </w:r>
-            <w:r>
-              <w:t>pensemos en un dormitorio compartido. Alguien empieza con tos y fiebre, pero pasan los días y nadie le pone atención. Hay poca ventilación y todos usan las mismas áreas.</w:t>
-            </w:r>
-          </w:p>
-          <w:p>
-            <w:r>
-              <w:rPr>
-                <w:b/>
-                <w:bCs/>
-              </w:rPr>
-              <w:t>DON CAMPOS</w:t>
-            </w:r>
-            <w:r>
-              <w:rPr>
-                <w:b/>
-                <w:bCs/>
-              </w:rPr>
-              <w:t xml:space="preserve">: </w:t>
-            </w:r>
-            <w:r>
-              <w:t>si es una enfermedad transmisible, ahí tiene todo a favor para avanzar por lo que en epidemiología se llama cadena de transmisión.</w:t>
-            </w:r>
-          </w:p>
-          <w:p>
-            <w:r>
-              <w:rPr>
-                <w:b/>
-                <w:bCs/>
-              </w:rPr>
-              <w:t>ASUSENA</w:t>
-            </w:r>
-            <w:r>
-              <w:rPr>
-                <w:b/>
-                <w:bCs/>
-              </w:rPr>
-              <w:t xml:space="preserve">: </w:t>
-            </w:r>
-            <w:r>
-              <w:t>una cadena… ¿con eslabones y todo?</w:t>
-            </w:r>
-          </w:p>
-          <w:p>
-            <w:r>
-              <w:rPr>
-                <w:b/>
-                <w:bCs/>
-              </w:rPr>
               <w:lastRenderedPageBreak/>
               <w:t>DON CAMPOS</w:t>
             </w:r>
@@ -10070,6 +9853,101 @@
               <w:t xml:space="preserve">: </w:t>
             </w:r>
             <w:r>
+              <w:t>nadie se puso de acuerdo para enfermarse, pero ahí están todos, turnándose el termómetro. Es que las enfermedades no se pasan por casualidad: siguen un camino.</w:t>
+            </w:r>
+          </w:p>
+          <w:p>
+            <w:r>
+              <w:rPr>
+                <w:b/>
+                <w:bCs/>
+              </w:rPr>
+              <w:t>ASUSENA</w:t>
+            </w:r>
+            <w:r>
+              <w:rPr>
+                <w:b/>
+                <w:bCs/>
+              </w:rPr>
+              <w:t xml:space="preserve">: </w:t>
+            </w:r>
+            <w:r>
+              <w:t>hoy recorremos ese camino en un lugar donde mucha gente convive a diario: los establecimientos penitenciarios. Bienvenidos.</w:t>
+            </w:r>
+          </w:p>
+          <w:p>
+            <w:r>
+              <w:rPr>
+                <w:b/>
+                <w:bCs/>
+              </w:rPr>
+              <w:t>ASUSENA</w:t>
+            </w:r>
+            <w:r>
+              <w:rPr>
+                <w:b/>
+                <w:bCs/>
+              </w:rPr>
+              <w:t xml:space="preserve">: </w:t>
+            </w:r>
+            <w:r>
+              <w:t>pensemos en un dormitorio compartido. Alguien empieza con tos y fiebre, pero pasan los días y nadie le pone atención. Hay poca ventilación y todos usan las mismas áreas.</w:t>
+            </w:r>
+          </w:p>
+          <w:p>
+            <w:r>
+              <w:rPr>
+                <w:b/>
+                <w:bCs/>
+              </w:rPr>
+              <w:t>DON CAMPOS</w:t>
+            </w:r>
+            <w:r>
+              <w:rPr>
+                <w:b/>
+                <w:bCs/>
+              </w:rPr>
+              <w:t xml:space="preserve">: </w:t>
+            </w:r>
+            <w:r>
+              <w:t>si es una enfermedad transmisible, ahí tiene todo a favor para avanzar por lo que en epidemiología se llama cadena de transmisión.</w:t>
+            </w:r>
+          </w:p>
+          <w:p>
+            <w:r>
+              <w:rPr>
+                <w:b/>
+                <w:bCs/>
+              </w:rPr>
+              <w:t>ASUSENA</w:t>
+            </w:r>
+            <w:r>
+              <w:rPr>
+                <w:b/>
+                <w:bCs/>
+              </w:rPr>
+              <w:t xml:space="preserve">: </w:t>
+            </w:r>
+            <w:r>
+              <w:t>una cadena… ¿con eslabones y todo?</w:t>
+            </w:r>
+          </w:p>
+          <w:p>
+            <w:r>
+              <w:rPr>
+                <w:b/>
+                <w:bCs/>
+              </w:rPr>
+              <w:t>DON CAMPOS</w:t>
+            </w:r>
+            <w:r>
+              <w:rPr>
+                <w:b/>
+                <w:bCs/>
+              </w:rPr>
+              <w:t xml:space="preserve">: </w:t>
+            </w:r>
+            <w:r>
               <w:t>con seis, nada menos. Piense en la gripa de la casa: el agente infeccioso es el virus; el reservorio, la persona que lo tiene; la puerta de salida, la tos o el estornudo.</w:t>
             </w:r>
           </w:p>
@@ -10128,78 +10006,6 @@
             </w:r>
             <w:r>
               <w:t>en los establecimientos penitenciarios, eso sí, hay condiciones que se la ponen fácil.</w:t>
-            </w:r>
-          </w:p>
-          <w:p>
-            <w:r>
-              <w:rPr>
-                <w:b/>
-                <w:bCs/>
-              </w:rPr>
-              <w:t>DON CAMPOS:</w:t>
-            </w:r>
-            <w:r>
-              <w:t xml:space="preserve"> v</w:t>
-            </w:r>
-            <w:r>
-              <w:t xml:space="preserve">arias. El hacinamiento, la poca ventilación, no tener agua </w:t>
-            </w:r>
-            <w:r>
-              <w:t>constantemente</w:t>
-            </w:r>
-            <w:r>
-              <w:t>, algunas condiciones sanitarias y pasar mucho tiempo en espacios compartidos aumentan la exposición.</w:t>
-            </w:r>
-          </w:p>
-          <w:p>
-            <w:r>
-              <w:rPr>
-                <w:b/>
-                <w:bCs/>
-              </w:rPr>
-              <w:t>ASUSENA:</w:t>
-            </w:r>
-            <w:r>
-              <w:t xml:space="preserve"> a</w:t>
-            </w:r>
-            <w:r>
-              <w:t xml:space="preserve"> eso se suma la limpieza, el manejo de residuos y alimentos, los roedores o insectos y las demoras para atender a quien tiene síntomas.</w:t>
-            </w:r>
-          </w:p>
-          <w:p>
-            <w:r>
-              <w:rPr>
-                <w:b/>
-                <w:bCs/>
-              </w:rPr>
-              <w:t xml:space="preserve">DON CAMPOS: </w:t>
-            </w:r>
-            <w:r>
-              <w:t>e</w:t>
-            </w:r>
-            <w:r>
-              <w:t>sos factores rara vez llegan solos. Son como las goteras: una sola incomoda, pero varias inundan la casa. Juntos hacen que un brote aparezca, se riegue y dure más.</w:t>
-            </w:r>
-          </w:p>
-          <w:p>
-            <w:r>
-              <w:rPr>
-                <w:b/>
-                <w:bCs/>
-              </w:rPr>
-              <w:t>ASUSENA:</w:t>
-            </w:r>
-            <w:r>
-              <w:t xml:space="preserve"> l</w:t>
-            </w:r>
-            <w:r>
-              <w:t xml:space="preserve">a Organización Panamericana de la Salud advierte que el hacinamiento y las barreras para acceder a servicios de salud favorecen </w:t>
-            </w:r>
-            <w:r>
-              <w:t>e</w:t>
-            </w:r>
-            <w:r>
-              <w:t>nfermedades como la tuberculosis, el VIH y la hepatitis.</w:t>
             </w:r>
           </w:p>
           <w:p>
@@ -10212,6 +10018,78 @@
               <w:t>DON CAMPOS:</w:t>
             </w:r>
             <w:r>
+              <w:t xml:space="preserve"> v</w:t>
+            </w:r>
+            <w:r>
+              <w:t xml:space="preserve">arias. El hacinamiento, la poca ventilación, no tener agua </w:t>
+            </w:r>
+            <w:r>
+              <w:t>constantemente</w:t>
+            </w:r>
+            <w:r>
+              <w:t>, algunas condiciones sanitarias y pasar mucho tiempo en espacios compartidos aumentan la exposición.</w:t>
+            </w:r>
+          </w:p>
+          <w:p>
+            <w:r>
+              <w:rPr>
+                <w:b/>
+                <w:bCs/>
+              </w:rPr>
+              <w:t>ASUSENA:</w:t>
+            </w:r>
+            <w:r>
+              <w:t xml:space="preserve"> a</w:t>
+            </w:r>
+            <w:r>
+              <w:t xml:space="preserve"> eso se suma la limpieza, el manejo de residuos y alimentos, los roedores o insectos y las demoras para atender a quien tiene síntomas.</w:t>
+            </w:r>
+          </w:p>
+          <w:p>
+            <w:r>
+              <w:rPr>
+                <w:b/>
+                <w:bCs/>
+              </w:rPr>
+              <w:t xml:space="preserve">DON CAMPOS: </w:t>
+            </w:r>
+            <w:r>
+              <w:t>e</w:t>
+            </w:r>
+            <w:r>
+              <w:t>sos factores rara vez llegan solos. Son como las goteras: una sola incomoda, pero varias inundan la casa. Juntos hacen que un brote aparezca, se riegue y dure más.</w:t>
+            </w:r>
+          </w:p>
+          <w:p>
+            <w:r>
+              <w:rPr>
+                <w:b/>
+                <w:bCs/>
+              </w:rPr>
+              <w:t>ASUSENA:</w:t>
+            </w:r>
+            <w:r>
+              <w:t xml:space="preserve"> l</w:t>
+            </w:r>
+            <w:r>
+              <w:t xml:space="preserve">a Organización Panamericana de la Salud advierte que el hacinamiento y las barreras para acceder a servicios de salud favorecen </w:t>
+            </w:r>
+            <w:r>
+              <w:t>e</w:t>
+            </w:r>
+            <w:r>
+              <w:t>nfermedades como la tuberculosis, el VIH y la hepatitis.</w:t>
+            </w:r>
+          </w:p>
+          <w:p>
+            <w:r>
+              <w:rPr>
+                <w:b/>
+                <w:bCs/>
+              </w:rPr>
+              <w:t>DON CAMPOS:</w:t>
+            </w:r>
+            <w:r>
               <w:t xml:space="preserve"> s</w:t>
             </w:r>
             <w:r>
@@ -10265,66 +10143,6 @@
             </w:r>
             <w:r>
               <w:t>in olvidar la vacunación, la búsqueda activa de casos, el diagnóstico y el tratamiento a tiempo, el manejo de contactos y el aislamiento cuando está indicado.</w:t>
-            </w:r>
-          </w:p>
-          <w:p>
-            <w:r>
-              <w:rPr>
-                <w:b/>
-                <w:bCs/>
-              </w:rPr>
-              <w:t>DON CAMPOS:</w:t>
-            </w:r>
-            <w:r>
-              <w:t xml:space="preserve"> e</w:t>
-            </w:r>
-            <w:r>
-              <w:t>so sí, no es echarle de todo al caldo: cada medida se escoge según el agente y cómo se transmite.</w:t>
-            </w:r>
-          </w:p>
-          <w:p>
-            <w:r>
-              <w:rPr>
-                <w:b/>
-                <w:bCs/>
-              </w:rPr>
-              <w:t>ASUSENA:</w:t>
-            </w:r>
-            <w:r>
-              <w:t xml:space="preserve"> v</w:t>
-            </w:r>
-            <w:r>
-              <w:t>olvamos al dormitorio. Si a esa persona la detectan a tiempo, ¿qué cambia?</w:t>
-            </w:r>
-          </w:p>
-          <w:p>
-            <w:r>
-              <w:rPr>
-                <w:b/>
-                <w:bCs/>
-              </w:rPr>
-              <w:t>DON CAMPOS:</w:t>
-            </w:r>
-            <w:r>
-              <w:t xml:space="preserve"> t</w:t>
-            </w:r>
-            <w:r>
-              <w:t>odo. Se hace la valoración clínica y epidemiológica, se definen las pruebas y se reduce la exposición de los demás. Si además se mejora la ventilación, se buscan otros casos y se hace seguimiento, se sueltan varios eslabones a la vez.</w:t>
-            </w:r>
-          </w:p>
-          <w:p>
-            <w:r>
-              <w:rPr>
-                <w:b/>
-                <w:bCs/>
-              </w:rPr>
-              <w:t>ASUSENA:</w:t>
-            </w:r>
-            <w:r>
-              <w:t xml:space="preserve"> o </w:t>
-            </w:r>
-            <w:r>
-              <w:t>sea que prevenir no es solo atender al que ya se enfermó: es ver venir los riesgos antes de que haya más casos.</w:t>
             </w:r>
           </w:p>
           <w:p>
@@ -10337,6 +10155,66 @@
               <w:t>DON CAMPOS:</w:t>
             </w:r>
             <w:r>
+              <w:t xml:space="preserve"> e</w:t>
+            </w:r>
+            <w:r>
+              <w:t>so sí, no es echarle de todo al caldo: cada medida se escoge según el agente y cómo se transmite.</w:t>
+            </w:r>
+          </w:p>
+          <w:p>
+            <w:r>
+              <w:rPr>
+                <w:b/>
+                <w:bCs/>
+              </w:rPr>
+              <w:t>ASUSENA:</w:t>
+            </w:r>
+            <w:r>
+              <w:t xml:space="preserve"> v</w:t>
+            </w:r>
+            <w:r>
+              <w:t>olvamos al dormitorio. Si a esa persona la detectan a tiempo, ¿qué cambia?</w:t>
+            </w:r>
+          </w:p>
+          <w:p>
+            <w:r>
+              <w:rPr>
+                <w:b/>
+                <w:bCs/>
+              </w:rPr>
+              <w:t>DON CAMPOS:</w:t>
+            </w:r>
+            <w:r>
+              <w:t xml:space="preserve"> t</w:t>
+            </w:r>
+            <w:r>
+              <w:t>odo. Se hace la valoración clínica y epidemiológica, se definen las pruebas y se reduce la exposición de los demás. Si además se mejora la ventilación, se buscan otros casos y se hace seguimiento, se sueltan varios eslabones a la vez.</w:t>
+            </w:r>
+          </w:p>
+          <w:p>
+            <w:r>
+              <w:rPr>
+                <w:b/>
+                <w:bCs/>
+              </w:rPr>
+              <w:t>ASUSENA:</w:t>
+            </w:r>
+            <w:r>
+              <w:t xml:space="preserve"> o </w:t>
+            </w:r>
+            <w:r>
+              <w:t>sea que prevenir no es solo atender al que ya se enfermó: es ver venir los riesgos antes de que haya más casos.</w:t>
+            </w:r>
+          </w:p>
+          <w:p>
+            <w:r>
+              <w:rPr>
+                <w:b/>
+                <w:bCs/>
+              </w:rPr>
+              <w:t>DON CAMPOS:</w:t>
+            </w:r>
+            <w:r>
               <w:t xml:space="preserve"> a</w:t>
             </w:r>
             <w:r>
@@ -10385,6 +10263,7 @@
                 <w:b/>
                 <w:bCs/>
               </w:rPr>
+              <w:lastRenderedPageBreak/>
               <w:t>ASUSENA:</w:t>
             </w:r>
             <w:r>
@@ -10422,7 +10301,7 @@
       <w:pPr>
         <w:pStyle w:val="Ttulo1"/>
       </w:pPr>
-      <w:bookmarkStart w:id="17" w:name="_Toc243584942"/>
+      <w:bookmarkStart w:id="17" w:name="_Toc244017785"/>
       <w:r>
         <w:lastRenderedPageBreak/>
         <w:t>Síntesis</w:t>
@@ -10453,15 +10332,19 @@
       </w:pPr>
     </w:p>
     <w:p>
+      <w:pPr>
+        <w:ind w:firstLine="0"/>
+        <w:jc w:val="center"/>
+      </w:pPr>
       <w:r>
         <w:rPr>
           <w:noProof/>
         </w:rPr>
         <w:lastRenderedPageBreak/>
         <w:drawing>
-          <wp:inline distT="0" distB="0" distL="0" distR="0" wp14:anchorId="682E362E" wp14:editId="07C51E17">
-            <wp:extent cx="5453446" cy="3586412"/>
-            <wp:effectExtent l="0" t="0" r="0" b="0"/>
+          <wp:inline distT="0" distB="0" distL="0" distR="0" wp14:anchorId="682E362E" wp14:editId="25E36F93">
+            <wp:extent cx="6353911" cy="4178596"/>
+            <wp:effectExtent l="0" t="0" r="8890" b="0"/>
             <wp:docPr id="6680171" name="Gráfico 4" descr="La figura presenta la estructura jerárquica que resume el componente formativo: Identificación, caracterización y gestión de brotes epidemiológicos en entornos penitenciarios. La información se organiza en tres grandes ejes relacionados con el marco normativo, los fundamentos epidemiológicos y las acciones de respuesta. Cada eje agrupa contenidos que permiten comprender el contexto, reconocer factores asociados a la transmisión y orientar la identificación, notificación, control y prevención de eventos que pueden afectar la salud de la población penitenciaria."/>
             <wp:cNvGraphicFramePr>
               <a:graphicFrameLocks xmlns:a="http://schemas.openxmlformats.org/drawingml/2006/main" noChangeAspect="1"/>
@@ -10488,7 +10371,7 @@
                   <pic:spPr>
                     <a:xfrm>
                       <a:off x="0" y="0"/>
-                      <a:ext cx="5459015" cy="3590075"/>
+                      <a:ext cx="6379787" cy="4195613"/>
                     </a:xfrm>
                     <a:prstGeom prst="rect">
                       <a:avLst/>
@@ -10505,7 +10388,7 @@
       <w:pPr>
         <w:pStyle w:val="Titulosgenerales"/>
       </w:pPr>
-      <w:bookmarkStart w:id="18" w:name="_Toc243584943"/>
+      <w:bookmarkStart w:id="18" w:name="_Toc244017786"/>
       <w:r>
         <w:lastRenderedPageBreak/>
         <w:t>Glosario</w:t>
@@ -10688,7 +10571,7 @@
       <w:pPr>
         <w:pStyle w:val="Titulosgenerales"/>
       </w:pPr>
-      <w:bookmarkStart w:id="19" w:name="_Toc243584944"/>
+      <w:bookmarkStart w:id="19" w:name="_Toc244017787"/>
       <w:r>
         <w:lastRenderedPageBreak/>
         <w:t>Referencias bibliográficas</w:t>
@@ -10716,96 +10599,94 @@
         <w:rPr>
           <w:rStyle w:val="Extranjerismo"/>
         </w:rPr>
-        <w:t>Preventive medicine for the doctor in his community</w:t>
-      </w:r>
-      <w:r>
-        <w:t xml:space="preserve">: </w:t>
+        <w:t>Preventive medicine for the doctor in his community: An epidemiologic approach</w:t>
+      </w:r>
+      <w:r>
+        <w:t xml:space="preserve"> (3rd ed.). McGraw-Hill.</w:t>
+      </w:r>
+    </w:p>
+    <w:p>
+      <w:r>
+        <w:t>Ministerio de Salud y Protección Social. (s. f.). Guía de vigilancia y control de salud pública para población privada de la libertad.</w:t>
+      </w:r>
+    </w:p>
+    <w:p>
+      <w:r>
+        <w:t xml:space="preserve">Ministerio de Salud y Protección Social. (s. f.). Lineamientos generales para la vigilancia y control de eventos de interés en salud pública en establecimientos penitenciarios y carcelarios – Colombia 2012. </w:t>
+      </w:r>
+    </w:p>
+    <w:p>
+      <w:hyperlink r:id="rId18" w:history="1">
+        <w:r>
+          <w:rPr>
+            <w:rStyle w:val="Hipervnculo"/>
+          </w:rPr>
+          <w:t>https://www.minsalud.gov.co/Documentos%20y%20Publicaciones/Lineamientos%20vigilancia%20y%20control%20de%20eventos%20de%20inter%C3%A9s%20en%20salud%20p%C3%BAblica%20en%20centros%20carcelarios%202012.pdf</w:t>
+        </w:r>
+      </w:hyperlink>
+    </w:p>
+    <w:p>
+      <w:r>
+        <w:t>Ministerio de Salud y Protección Social. (2024). Lineamiento para el fortalecimiento de las acciones de prevención de enfermedades transmisibles generadoras de brotes en población privada de la libertad. Ministerio de Salud y Protección Social.</w:t>
+      </w:r>
+      <w:r>
+        <w:t xml:space="preserve"> </w:t>
+      </w:r>
+    </w:p>
+    <w:p>
+      <w:hyperlink r:id="rId19" w:history="1">
+        <w:r>
+          <w:rPr>
+            <w:rStyle w:val="Hipervnculo"/>
+          </w:rPr>
+          <w:t>https://www.minsalud.gov.co/sites/rid/Lists/BibliotecaDigital/RIDE/VS/PP/ET/lineamiento-fortalecimiento-prevencion-enfermedades-brotes-poblacion-privada-libertad.pdf</w:t>
+        </w:r>
+      </w:hyperlink>
+    </w:p>
+    <w:p>
+      <w:r>
+        <w:t>Ministerio de Salud y Protección Social. (s. f.). Manejo de brotes en población privada de la libertad (PPL) [Documento técnico].</w:t>
+      </w:r>
+    </w:p>
+    <w:p>
+      <w:hyperlink r:id="rId20" w:history="1">
+        <w:r>
+          <w:rPr>
+            <w:rStyle w:val="Hipervnculo"/>
+          </w:rPr>
+          <w:t>https://www.minsalud.gov.co/sites/rid/Lists/BibliotecaDigital/RIDE/VS/ED/VSP/manejo-brotes-ppl.pdf</w:t>
+        </w:r>
+      </w:hyperlink>
+    </w:p>
+    <w:p>
+      <w:r>
+        <w:t>Mosquera Agualimpia, C. J. (2025). Microorganismos y cadena de transmisión [Presentación de PowerPoint]. SENA.</w:t>
+      </w:r>
+    </w:p>
+    <w:p>
+      <w:r>
+        <w:t xml:space="preserve">Organización Mundial de la Salud. (2023). </w:t>
       </w:r>
       <w:r>
         <w:rPr>
           <w:rStyle w:val="Extranjerismo"/>
         </w:rPr>
-        <w:t>An epidemiologic approach</w:t>
-      </w:r>
-      <w:r>
-        <w:t xml:space="preserve"> (3rd ed.). McGraw-Hill.</w:t>
-      </w:r>
-    </w:p>
-    <w:p>
-      <w:r>
-        <w:t>Ministerio de Salud y Protección Social. (s. f.). Guía de vigilancia y control de salud pública para población privada de la libertad.</w:t>
-      </w:r>
-    </w:p>
-    <w:p>
-      <w:r>
-        <w:t>Ministerio de Salud y Protección Social. (s. f.). Lineamientos generales para la vigilancia y control de eventos de interés en salud pública en establecimientos penitenciarios y carcelarios – Colombia 2012.</w:t>
-      </w:r>
-    </w:p>
-    <w:p>
-      <w:r>
-        <w:t xml:space="preserve">Ministerio de Salud y Protección Social. (s. f.). Manejo de brotes en población privada de la libertad (PPL) [Documento técnico]. Documento adjunto. </w:t>
-      </w:r>
-    </w:p>
-    <w:p>
-      <w:r>
-        <w:t>Ministerio de Salud y Protección Social. (2024). Lineamiento para el fortalecimiento de las acciones de prevención de enfermedades transmisibles generadoras de brotes en población privada de la libertad. Ministerio de Salud y Protección Social.</w:t>
-      </w:r>
-    </w:p>
-    <w:p>
-      <w:r>
-        <w:t xml:space="preserve">Mosquera </w:t>
-      </w:r>
-      <w:proofErr w:type="spellStart"/>
-      <w:r>
-        <w:t>Agualimpia</w:t>
-      </w:r>
-      <w:proofErr w:type="spellEnd"/>
-      <w:r>
-        <w:t>, C. J. (2025). Microorganismos y cadena de transmisión [Presentación de PowerPoint]. SENA.</w:t>
-      </w:r>
-    </w:p>
-    <w:p>
-      <w:r>
-        <w:lastRenderedPageBreak/>
-        <w:t xml:space="preserve">Organización Mundial de la Salud. (2023). </w:t>
-      </w:r>
-      <w:r>
-        <w:rPr>
-          <w:rStyle w:val="Extranjerismo"/>
-        </w:rPr>
         <w:t>Principles for making prisons and places of detention resilient to infectious diseases, including epidemic and pandemic threats</w:t>
       </w:r>
       <w:r>
-        <w:t xml:space="preserve">. WHO Regional Office </w:t>
-      </w:r>
-      <w:proofErr w:type="spellStart"/>
-      <w:r>
-        <w:t>for</w:t>
-      </w:r>
-      <w:proofErr w:type="spellEnd"/>
-      <w:r>
-        <w:t xml:space="preserve"> Europe.</w:t>
-      </w:r>
-    </w:p>
-    <w:p>
-      <w:r>
-        <w:t xml:space="preserve">Patiño, C. P., &amp; Mosquera, C. J. (2025). Proceso salud-enfermedad [Presentación de PowerPoint]. </w:t>
-      </w:r>
-    </w:p>
-    <w:p>
-      <w:pPr>
-        <w:spacing w:before="0" w:after="160" w:line="259" w:lineRule="auto"/>
-        <w:ind w:firstLine="0"/>
-      </w:pPr>
-      <w:r>
-        <w:br w:type="page"/>
+        <w:t>. WHO Regional Office for Europe.</w:t>
+      </w:r>
+    </w:p>
+    <w:p>
+      <w:r>
+        <w:t>Patiño, C. P., &amp; Mosquera, C. J. (2025). Proceso salud-enfermedad [Presentación de PowerPoint].</w:t>
       </w:r>
     </w:p>
     <w:p>
       <w:pPr>
         <w:pStyle w:val="Titulosgenerales"/>
       </w:pPr>
-      <w:bookmarkStart w:id="20" w:name="_Toc243584945"/>
+      <w:bookmarkStart w:id="20" w:name="_Toc244017788"/>
       <w:r>
         <w:lastRenderedPageBreak/>
         <w:t>Créditos</w:t>
@@ -11977,8 +11858,8 @@
       </w:pPr>
     </w:p>
     <w:sectPr>
-      <w:headerReference w:type="default" r:id="rId18"/>
-      <w:footerReference w:type="default" r:id="rId19"/>
+      <w:headerReference w:type="default" r:id="rId21"/>
+      <w:footerReference w:type="default" r:id="rId22"/>
       <w:pgSz w:w="12240" w:h="15840"/>
       <w:pgMar w:top="1701" w:right="1134" w:bottom="1134" w:left="1134" w:header="709" w:footer="737" w:gutter="0"/>
       <w:pgNumType w:start="1"/>
@@ -11991,7 +11872,7 @@
 </file>
 
 <file path=word/endnotes.xml><?xml version="1.0" encoding="utf-8"?>
-<w:endnotes xmlns:wpc="http://schemas.microsoft.com/office/word/2010/wordprocessingCanvas" xmlns:cx="http://schemas.microsoft.com/office/drawing/2014/chartex" xmlns:cx1="http://schemas.microsoft.com/office/drawing/2015/9/8/chartex" xmlns:cx2="http://schemas.microsoft.com/office/drawing/2015/10/21/chartex" xmlns:cx3="http://schemas.microsoft.com/office/drawing/2016/5/9/chartex" xmlns:cx4="http://schemas.microsoft.com/office/drawing/2016/5/10/chartex" xmlns:cx5="http://schemas.microsoft.com/office/drawing/2016/5/11/chartex" xmlns:cx6="http://schemas.microsoft.com/office/drawing/2016/5/12/chartex" xmlns:cx7="http://schemas.microsoft.com/office/drawing/2016/5/13/chartex" xmlns:cx8="http://schemas.microsoft.com/office/drawing/2016/5/14/chartex" xmlns:mc="http://schemas.openxmlformats.org/markup-compatibility/2006" xmlns:aink="http://schemas.microsoft.com/office/drawing/2016/ink" xmlns:am3d="http://schemas.microsoft.com/office/drawing/2017/model3d" xmlns:o="urn:schemas-microsoft-com:office:office" xmlns:oel="http://schemas.microsoft.com/office/2019/extlst" xmlns:r="http://schemas.openxmlformats.org/officeDocument/2006/relationships" xmlns:m="http://schemas.openxmlformats.org/officeDocument/2006/math" xmlns:v="urn:schemas-microsoft-com:vml" xmlns:wp14="http://schemas.microsoft.com/office/word/2010/wordprocessingDrawing" xmlns:wp="http://schemas.openxmlformats.org/drawingml/2006/wordprocessingDrawing" xmlns:w10="urn:schemas-microsoft-com:office:word" xmlns:w="http://schemas.openxmlformats.org/wordprocessingml/2006/main" xmlns:w14="http://schemas.microsoft.com/office/word/2010/wordml" xmlns:w15="http://schemas.microsoft.com/office/word/2012/wordml" xmlns:w16cex="http://schemas.microsoft.com/office/word/2018/wordml/cex" xmlns:w16cid="http://schemas.microsoft.com/office/word/2016/wordml/cid" xmlns:w16="http://schemas.microsoft.com/office/word/2018/wordml" xmlns:w16du="http://schemas.microsoft.com/office/word/2023/wordml/word16du" xmlns:w16sdtdh="http://schemas.microsoft.com/office/word/2020/wordml/sdtdatahash" xmlns:w16sdtfl="http://schemas.microsoft.com/office/word/2024/wordml/sdtformatlock" xmlns:w16se="http://schemas.microsoft.com/office/word/2015/wordml/symex" xmlns:wpg="http://schemas.microsoft.com/office/word/2010/wordprocessingGroup" xmlns:wpi="http://schemas.microsoft.com/office/word/2010/wordprocessingInk" xmlns:wne="http://schemas.microsoft.com/office/word/2006/wordml" xmlns:wps="http://schemas.microsoft.com/office/word/2010/wordprocessingShape" mc:Ignorable="w14 w15 w16se w16cid w16 w16cex w16sdtdh w16sdtfl w16du wp14">
+<w:endnotes xmlns:wpc="http://schemas.microsoft.com/office/word/2010/wordprocessingCanvas" xmlns:cx="http://schemas.microsoft.com/office/drawing/2014/chartex" xmlns:cx1="http://schemas.microsoft.com/office/drawing/2015/9/8/chartex" xmlns:cx2="http://schemas.microsoft.com/office/drawing/2015/10/21/chartex" xmlns:cx3="http://schemas.microsoft.com/office/drawing/2016/5/9/chartex" xmlns:cx4="http://schemas.microsoft.com/office/drawing/2016/5/10/chartex" xmlns:cx5="http://schemas.microsoft.com/office/drawing/2016/5/11/chartex" xmlns:cx6="http://schemas.microsoft.com/office/drawing/2016/5/12/chartex" xmlns:cx7="http://schemas.microsoft.com/office/drawing/2016/5/13/chartex" xmlns:cx8="http://schemas.microsoft.com/office/drawing/2016/5/14/chartex" xmlns:mc="http://schemas.openxmlformats.org/markup-compatibility/2006" xmlns:aink="http://schemas.microsoft.com/office/drawing/2016/ink" xmlns:am3d="http://schemas.microsoft.com/office/drawing/2017/model3d" xmlns:o="urn:schemas-microsoft-com:office:office" xmlns:r="http://schemas.openxmlformats.org/officeDocument/2006/relationships" xmlns:m="http://schemas.openxmlformats.org/officeDocument/2006/math" xmlns:v="urn:schemas-microsoft-com:vml" xmlns:wp14="http://schemas.microsoft.com/office/word/2010/wordprocessingDrawing" xmlns:wp="http://schemas.openxmlformats.org/drawingml/2006/wordprocessingDrawing" xmlns:w10="urn:schemas-microsoft-com:office:word" xmlns:w="http://schemas.openxmlformats.org/wordprocessingml/2006/main" xmlns:w14="http://schemas.microsoft.com/office/word/2010/wordml" xmlns:w15="http://schemas.microsoft.com/office/word/2012/wordml" xmlns:w16cex="http://schemas.microsoft.com/office/word/2018/wordml/cex" xmlns:w16cid="http://schemas.microsoft.com/office/word/2016/wordml/cid" xmlns:w16="http://schemas.microsoft.com/office/word/2018/wordml" xmlns:w16sdtdh="http://schemas.microsoft.com/office/word/2020/wordml/sdtdatahash" xmlns:w16se="http://schemas.microsoft.com/office/word/2015/wordml/symex" xmlns:wpg="http://schemas.microsoft.com/office/word/2010/wordprocessingGroup" xmlns:wpi="http://schemas.microsoft.com/office/word/2010/wordprocessingInk" xmlns:wne="http://schemas.microsoft.com/office/word/2006/wordml" xmlns:wps="http://schemas.microsoft.com/office/word/2010/wordprocessingShape" mc:Ignorable="w14 w15 w16se w16cid w16 w16cex w16sdtdh wp14">
   <w:endnote w:type="separator" w:id="-1">
     <w:p>
       <w:pPr>
@@ -12018,7 +11899,7 @@
 </file>
 
 <file path=word/footer1.xml><?xml version="1.0" encoding="utf-8"?>
-<w:ftr xmlns:wpc="http://schemas.microsoft.com/office/word/2010/wordprocessingCanvas" xmlns:cx="http://schemas.microsoft.com/office/drawing/2014/chartex" xmlns:cx1="http://schemas.microsoft.com/office/drawing/2015/9/8/chartex" xmlns:cx2="http://schemas.microsoft.com/office/drawing/2015/10/21/chartex" xmlns:cx3="http://schemas.microsoft.com/office/drawing/2016/5/9/chartex" xmlns:cx4="http://schemas.microsoft.com/office/drawing/2016/5/10/chartex" xmlns:cx5="http://schemas.microsoft.com/office/drawing/2016/5/11/chartex" xmlns:cx6="http://schemas.microsoft.com/office/drawing/2016/5/12/chartex" xmlns:cx7="http://schemas.microsoft.com/office/drawing/2016/5/13/chartex" xmlns:cx8="http://schemas.microsoft.com/office/drawing/2016/5/14/chartex" xmlns:mc="http://schemas.openxmlformats.org/markup-compatibility/2006" xmlns:aink="http://schemas.microsoft.com/office/drawing/2016/ink" xmlns:am3d="http://schemas.microsoft.com/office/drawing/2017/model3d" xmlns:o="urn:schemas-microsoft-com:office:office" xmlns:oel="http://schemas.microsoft.com/office/2019/extlst" xmlns:r="http://schemas.openxmlformats.org/officeDocument/2006/relationships" xmlns:m="http://schemas.openxmlformats.org/officeDocument/2006/math" xmlns:v="urn:schemas-microsoft-com:vml" xmlns:wp14="http://schemas.microsoft.com/office/word/2010/wordprocessingDrawing" xmlns:wp="http://schemas.openxmlformats.org/drawingml/2006/wordprocessingDrawing" xmlns:w10="urn:schemas-microsoft-com:office:word" xmlns:w="http://schemas.openxmlformats.org/wordprocessingml/2006/main" xmlns:w14="http://schemas.microsoft.com/office/word/2010/wordml" xmlns:w15="http://schemas.microsoft.com/office/word/2012/wordml" xmlns:w16cex="http://schemas.microsoft.com/office/word/2018/wordml/cex" xmlns:w16cid="http://schemas.microsoft.com/office/word/2016/wordml/cid" xmlns:w16="http://schemas.microsoft.com/office/word/2018/wordml" xmlns:w16du="http://schemas.microsoft.com/office/word/2023/wordml/word16du" xmlns:w16sdtdh="http://schemas.microsoft.com/office/word/2020/wordml/sdtdatahash" xmlns:w16sdtfl="http://schemas.microsoft.com/office/word/2024/wordml/sdtformatlock" xmlns:w16se="http://schemas.microsoft.com/office/word/2015/wordml/symex" xmlns:wpg="http://schemas.microsoft.com/office/word/2010/wordprocessingGroup" xmlns:wpi="http://schemas.microsoft.com/office/word/2010/wordprocessingInk" xmlns:wne="http://schemas.microsoft.com/office/word/2006/wordml" xmlns:wps="http://schemas.microsoft.com/office/word/2010/wordprocessingShape" mc:Ignorable="w14 w15 w16se w16cid w16 w16cex w16sdtdh w16sdtfl w16du wp14">
+<w:ftr xmlns:wpc="http://schemas.microsoft.com/office/word/2010/wordprocessingCanvas" xmlns:cx="http://schemas.microsoft.com/office/drawing/2014/chartex" xmlns:cx1="http://schemas.microsoft.com/office/drawing/2015/9/8/chartex" xmlns:cx2="http://schemas.microsoft.com/office/drawing/2015/10/21/chartex" xmlns:cx3="http://schemas.microsoft.com/office/drawing/2016/5/9/chartex" xmlns:cx4="http://schemas.microsoft.com/office/drawing/2016/5/10/chartex" xmlns:cx5="http://schemas.microsoft.com/office/drawing/2016/5/11/chartex" xmlns:cx6="http://schemas.microsoft.com/office/drawing/2016/5/12/chartex" xmlns:cx7="http://schemas.microsoft.com/office/drawing/2016/5/13/chartex" xmlns:cx8="http://schemas.microsoft.com/office/drawing/2016/5/14/chartex" xmlns:mc="http://schemas.openxmlformats.org/markup-compatibility/2006" xmlns:aink="http://schemas.microsoft.com/office/drawing/2016/ink" xmlns:am3d="http://schemas.microsoft.com/office/drawing/2017/model3d" xmlns:o="urn:schemas-microsoft-com:office:office" xmlns:r="http://schemas.openxmlformats.org/officeDocument/2006/relationships" xmlns:m="http://schemas.openxmlformats.org/officeDocument/2006/math" xmlns:v="urn:schemas-microsoft-com:vml" xmlns:wp14="http://schemas.microsoft.com/office/word/2010/wordprocessingDrawing" xmlns:wp="http://schemas.openxmlformats.org/drawingml/2006/wordprocessingDrawing" xmlns:w10="urn:schemas-microsoft-com:office:word" xmlns:w="http://schemas.openxmlformats.org/wordprocessingml/2006/main" xmlns:w14="http://schemas.microsoft.com/office/word/2010/wordml" xmlns:w15="http://schemas.microsoft.com/office/word/2012/wordml" xmlns:w16cex="http://schemas.microsoft.com/office/word/2018/wordml/cex" xmlns:w16cid="http://schemas.microsoft.com/office/word/2016/wordml/cid" xmlns:w16="http://schemas.microsoft.com/office/word/2018/wordml" xmlns:w16sdtdh="http://schemas.microsoft.com/office/word/2020/wordml/sdtdatahash" xmlns:w16se="http://schemas.microsoft.com/office/word/2015/wordml/symex" xmlns:wpg="http://schemas.microsoft.com/office/word/2010/wordprocessingGroup" xmlns:wpi="http://schemas.microsoft.com/office/word/2010/wordprocessingInk" xmlns:wne="http://schemas.microsoft.com/office/word/2006/wordml" xmlns:wps="http://schemas.microsoft.com/office/word/2010/wordprocessingShape" mc:Ignorable="w14 w15 w16se w16cid w16 w16cex w16sdtdh wp14">
   <w:sdt>
     <w:sdtPr>
       <w:id w:val="-1465197936"/>
@@ -12027,6 +11908,7 @@
         <w:docPartUnique/>
       </w:docPartObj>
     </w:sdtPr>
+    <w:sdtEndPr/>
     <w:sdtContent>
       <w:p>
         <w:pPr>
@@ -12064,7 +11946,7 @@
 </file>
 
 <file path=word/footnotes.xml><?xml version="1.0" encoding="utf-8"?>
-<w:footnotes xmlns:wpc="http://schemas.microsoft.com/office/word/2010/wordprocessingCanvas" xmlns:cx="http://schemas.microsoft.com/office/drawing/2014/chartex" xmlns:cx1="http://schemas.microsoft.com/office/drawing/2015/9/8/chartex" xmlns:cx2="http://schemas.microsoft.com/office/drawing/2015/10/21/chartex" xmlns:cx3="http://schemas.microsoft.com/office/drawing/2016/5/9/chartex" xmlns:cx4="http://schemas.microsoft.com/office/drawing/2016/5/10/chartex" xmlns:cx5="http://schemas.microsoft.com/office/drawing/2016/5/11/chartex" xmlns:cx6="http://schemas.microsoft.com/office/drawing/2016/5/12/chartex" xmlns:cx7="http://schemas.microsoft.com/office/drawing/2016/5/13/chartex" xmlns:cx8="http://schemas.microsoft.com/office/drawing/2016/5/14/chartex" xmlns:mc="http://schemas.openxmlformats.org/markup-compatibility/2006" xmlns:aink="http://schemas.microsoft.com/office/drawing/2016/ink" xmlns:am3d="http://schemas.microsoft.com/office/drawing/2017/model3d" xmlns:o="urn:schemas-microsoft-com:office:office" xmlns:oel="http://schemas.microsoft.com/office/2019/extlst" xmlns:r="http://schemas.openxmlformats.org/officeDocument/2006/relationships" xmlns:m="http://schemas.openxmlformats.org/officeDocument/2006/math" xmlns:v="urn:schemas-microsoft-com:vml" xmlns:wp14="http://schemas.microsoft.com/office/word/2010/wordprocessingDrawing" xmlns:wp="http://schemas.openxmlformats.org/drawingml/2006/wordprocessingDrawing" xmlns:w10="urn:schemas-microsoft-com:office:word" xmlns:w="http://schemas.openxmlformats.org/wordprocessingml/2006/main" xmlns:w14="http://schemas.microsoft.com/office/word/2010/wordml" xmlns:w15="http://schemas.microsoft.com/office/word/2012/wordml" xmlns:w16cex="http://schemas.microsoft.com/office/word/2018/wordml/cex" xmlns:w16cid="http://schemas.microsoft.com/office/word/2016/wordml/cid" xmlns:w16="http://schemas.microsoft.com/office/word/2018/wordml" xmlns:w16du="http://schemas.microsoft.com/office/word/2023/wordml/word16du" xmlns:w16sdtdh="http://schemas.microsoft.com/office/word/2020/wordml/sdtdatahash" xmlns:w16sdtfl="http://schemas.microsoft.com/office/word/2024/wordml/sdtformatlock" xmlns:w16se="http://schemas.microsoft.com/office/word/2015/wordml/symex" xmlns:wpg="http://schemas.microsoft.com/office/word/2010/wordprocessingGroup" xmlns:wpi="http://schemas.microsoft.com/office/word/2010/wordprocessingInk" xmlns:wne="http://schemas.microsoft.com/office/word/2006/wordml" xmlns:wps="http://schemas.microsoft.com/office/word/2010/wordprocessingShape" mc:Ignorable="w14 w15 w16se w16cid w16 w16cex w16sdtdh w16sdtfl w16du wp14">
+<w:footnotes xmlns:wpc="http://schemas.microsoft.com/office/word/2010/wordprocessingCanvas" xmlns:cx="http://schemas.microsoft.com/office/drawing/2014/chartex" xmlns:cx1="http://schemas.microsoft.com/office/drawing/2015/9/8/chartex" xmlns:cx2="http://schemas.microsoft.com/office/drawing/2015/10/21/chartex" xmlns:cx3="http://schemas.microsoft.com/office/drawing/2016/5/9/chartex" xmlns:cx4="http://schemas.microsoft.com/office/drawing/2016/5/10/chartex" xmlns:cx5="http://schemas.microsoft.com/office/drawing/2016/5/11/chartex" xmlns:cx6="http://schemas.microsoft.com/office/drawing/2016/5/12/chartex" xmlns:cx7="http://schemas.microsoft.com/office/drawing/2016/5/13/chartex" xmlns:cx8="http://schemas.microsoft.com/office/drawing/2016/5/14/chartex" xmlns:mc="http://schemas.openxmlformats.org/markup-compatibility/2006" xmlns:aink="http://schemas.microsoft.com/office/drawing/2016/ink" xmlns:am3d="http://schemas.microsoft.com/office/drawing/2017/model3d" xmlns:o="urn:schemas-microsoft-com:office:office" xmlns:r="http://schemas.openxmlformats.org/officeDocument/2006/relationships" xmlns:m="http://schemas.openxmlformats.org/officeDocument/2006/math" xmlns:v="urn:schemas-microsoft-com:vml" xmlns:wp14="http://schemas.microsoft.com/office/word/2010/wordprocessingDrawing" xmlns:wp="http://schemas.openxmlformats.org/drawingml/2006/wordprocessingDrawing" xmlns:w10="urn:schemas-microsoft-com:office:word" xmlns:w="http://schemas.openxmlformats.org/wordprocessingml/2006/main" xmlns:w14="http://schemas.microsoft.com/office/word/2010/wordml" xmlns:w15="http://schemas.microsoft.com/office/word/2012/wordml" xmlns:w16cex="http://schemas.microsoft.com/office/word/2018/wordml/cex" xmlns:w16cid="http://schemas.microsoft.com/office/word/2016/wordml/cid" xmlns:w16="http://schemas.microsoft.com/office/word/2018/wordml" xmlns:w16sdtdh="http://schemas.microsoft.com/office/word/2020/wordml/sdtdatahash" xmlns:w16se="http://schemas.microsoft.com/office/word/2015/wordml/symex" xmlns:wpg="http://schemas.microsoft.com/office/word/2010/wordprocessingGroup" xmlns:wpi="http://schemas.microsoft.com/office/word/2010/wordprocessingInk" xmlns:wne="http://schemas.microsoft.com/office/word/2006/wordml" xmlns:wps="http://schemas.microsoft.com/office/word/2010/wordprocessingShape" mc:Ignorable="w14 w15 w16se w16cid w16 w16cex w16sdtdh wp14">
   <w:footnote w:type="separator" w:id="-1">
     <w:p>
       <w:pPr>
@@ -12091,7 +11973,7 @@
 </file>
 
 <file path=word/header1.xml><?xml version="1.0" encoding="utf-8"?>
-<w:hdr xmlns:wpc="http://schemas.microsoft.com/office/word/2010/wordprocessingCanvas" xmlns:cx="http://schemas.microsoft.com/office/drawing/2014/chartex" xmlns:cx1="http://schemas.microsoft.com/office/drawing/2015/9/8/chartex" xmlns:cx2="http://schemas.microsoft.com/office/drawing/2015/10/21/chartex" xmlns:cx3="http://schemas.microsoft.com/office/drawing/2016/5/9/chartex" xmlns:cx4="http://schemas.microsoft.com/office/drawing/2016/5/10/chartex" xmlns:cx5="http://schemas.microsoft.com/office/drawing/2016/5/11/chartex" xmlns:cx6="http://schemas.microsoft.com/office/drawing/2016/5/12/chartex" xmlns:cx7="http://schemas.microsoft.com/office/drawing/2016/5/13/chartex" xmlns:cx8="http://schemas.microsoft.com/office/drawing/2016/5/14/chartex" xmlns:mc="http://schemas.openxmlformats.org/markup-compatibility/2006" xmlns:aink="http://schemas.microsoft.com/office/drawing/2016/ink" xmlns:am3d="http://schemas.microsoft.com/office/drawing/2017/model3d" xmlns:o="urn:schemas-microsoft-com:office:office" xmlns:oel="http://schemas.microsoft.com/office/2019/extlst" xmlns:r="http://schemas.openxmlformats.org/officeDocument/2006/relationships" xmlns:m="http://schemas.openxmlformats.org/officeDocument/2006/math" xmlns:v="urn:schemas-microsoft-com:vml" xmlns:wp14="http://schemas.microsoft.com/office/word/2010/wordprocessingDrawing" xmlns:wp="http://schemas.openxmlformats.org/drawingml/2006/wordprocessingDrawing" xmlns:w10="urn:schemas-microsoft-com:office:word" xmlns:w="http://schemas.openxmlformats.org/wordprocessingml/2006/main" xmlns:w14="http://schemas.microsoft.com/office/word/2010/wordml" xmlns:w15="http://schemas.microsoft.com/office/word/2012/wordml" xmlns:w16cex="http://schemas.microsoft.com/office/word/2018/wordml/cex" xmlns:w16cid="http://schemas.microsoft.com/office/word/2016/wordml/cid" xmlns:w16="http://schemas.microsoft.com/office/word/2018/wordml" xmlns:w16du="http://schemas.microsoft.com/office/word/2023/wordml/word16du" xmlns:w16sdtdh="http://schemas.microsoft.com/office/word/2020/wordml/sdtdatahash" xmlns:w16sdtfl="http://schemas.microsoft.com/office/word/2024/wordml/sdtformatlock" xmlns:w16se="http://schemas.microsoft.com/office/word/2015/wordml/symex" xmlns:wpg="http://schemas.microsoft.com/office/word/2010/wordprocessingGroup" xmlns:wpi="http://schemas.microsoft.com/office/word/2010/wordprocessingInk" xmlns:wne="http://schemas.microsoft.com/office/word/2006/wordml" xmlns:wps="http://schemas.microsoft.com/office/word/2010/wordprocessingShape" mc:Ignorable="w14 w15 w16se w16cid w16 w16cex w16sdtdh w16sdtfl w16du wp14">
+<w:hdr xmlns:wpc="http://schemas.microsoft.com/office/word/2010/wordprocessingCanvas" xmlns:cx="http://schemas.microsoft.com/office/drawing/2014/chartex" xmlns:cx1="http://schemas.microsoft.com/office/drawing/2015/9/8/chartex" xmlns:cx2="http://schemas.microsoft.com/office/drawing/2015/10/21/chartex" xmlns:cx3="http://schemas.microsoft.com/office/drawing/2016/5/9/chartex" xmlns:cx4="http://schemas.microsoft.com/office/drawing/2016/5/10/chartex" xmlns:cx5="http://schemas.microsoft.com/office/drawing/2016/5/11/chartex" xmlns:cx6="http://schemas.microsoft.com/office/drawing/2016/5/12/chartex" xmlns:cx7="http://schemas.microsoft.com/office/drawing/2016/5/13/chartex" xmlns:cx8="http://schemas.microsoft.com/office/drawing/2016/5/14/chartex" xmlns:mc="http://schemas.openxmlformats.org/markup-compatibility/2006" xmlns:aink="http://schemas.microsoft.com/office/drawing/2016/ink" xmlns:am3d="http://schemas.microsoft.com/office/drawing/2017/model3d" xmlns:o="urn:schemas-microsoft-com:office:office" xmlns:r="http://schemas.openxmlformats.org/officeDocument/2006/relationships" xmlns:m="http://schemas.openxmlformats.org/officeDocument/2006/math" xmlns:v="urn:schemas-microsoft-com:vml" xmlns:wp14="http://schemas.microsoft.com/office/word/2010/wordprocessingDrawing" xmlns:wp="http://schemas.openxmlformats.org/drawingml/2006/wordprocessingDrawing" xmlns:w10="urn:schemas-microsoft-com:office:word" xmlns:w="http://schemas.openxmlformats.org/wordprocessingml/2006/main" xmlns:w14="http://schemas.microsoft.com/office/word/2010/wordml" xmlns:w15="http://schemas.microsoft.com/office/word/2012/wordml" xmlns:w16cex="http://schemas.microsoft.com/office/word/2018/wordml/cex" xmlns:w16cid="http://schemas.microsoft.com/office/word/2016/wordml/cid" xmlns:w16="http://schemas.microsoft.com/office/word/2018/wordml" xmlns:w16sdtdh="http://schemas.microsoft.com/office/word/2020/wordml/sdtdatahash" xmlns:w16se="http://schemas.microsoft.com/office/word/2015/wordml/symex" xmlns:wpg="http://schemas.microsoft.com/office/word/2010/wordprocessingGroup" xmlns:wpi="http://schemas.microsoft.com/office/word/2010/wordprocessingInk" xmlns:wne="http://schemas.microsoft.com/office/word/2006/wordml" xmlns:wps="http://schemas.microsoft.com/office/word/2010/wordprocessingShape" mc:Ignorable="w14 w15 w16se w16cid w16 w16cex w16sdtdh wp14">
   <w:p>
     <w:pPr>
       <w:pStyle w:val="Encabezado"/>
@@ -12178,7 +12060,7 @@
 </file>
 
 <file path=word/numbering.xml><?xml version="1.0" encoding="utf-8"?>
-<w:numbering xmlns:wpc="http://schemas.microsoft.com/office/word/2010/wordprocessingCanvas" xmlns:cx="http://schemas.microsoft.com/office/drawing/2014/chartex" xmlns:cx1="http://schemas.microsoft.com/office/drawing/2015/9/8/chartex" xmlns:cx2="http://schemas.microsoft.com/office/drawing/2015/10/21/chartex" xmlns:cx3="http://schemas.microsoft.com/office/drawing/2016/5/9/chartex" xmlns:cx4="http://schemas.microsoft.com/office/drawing/2016/5/10/chartex" xmlns:cx5="http://schemas.microsoft.com/office/drawing/2016/5/11/chartex" xmlns:cx6="http://schemas.microsoft.com/office/drawing/2016/5/12/chartex" xmlns:cx7="http://schemas.microsoft.com/office/drawing/2016/5/13/chartex" xmlns:cx8="http://schemas.microsoft.com/office/drawing/2016/5/14/chartex" xmlns:mc="http://schemas.openxmlformats.org/markup-compatibility/2006" xmlns:aink="http://schemas.microsoft.com/office/drawing/2016/ink" xmlns:am3d="http://schemas.microsoft.com/office/drawing/2017/model3d" xmlns:o="urn:schemas-microsoft-com:office:office" xmlns:oel="http://schemas.microsoft.com/office/2019/extlst" xmlns:r="http://schemas.openxmlformats.org/officeDocument/2006/relationships" xmlns:m="http://schemas.openxmlformats.org/officeDocument/2006/math" xmlns:v="urn:schemas-microsoft-com:vml" xmlns:wp14="http://schemas.microsoft.com/office/word/2010/wordprocessingDrawing" xmlns:wp="http://schemas.openxmlformats.org/drawingml/2006/wordprocessingDrawing" xmlns:w10="urn:schemas-microsoft-com:office:word" xmlns:w="http://schemas.openxmlformats.org/wordprocessingml/2006/main" xmlns:w14="http://schemas.microsoft.com/office/word/2010/wordml" xmlns:w15="http://schemas.microsoft.com/office/word/2012/wordml" xmlns:w16cex="http://schemas.microsoft.com/office/word/2018/wordml/cex" xmlns:w16cid="http://schemas.microsoft.com/office/word/2016/wordml/cid" xmlns:w16="http://schemas.microsoft.com/office/word/2018/wordml" xmlns:w16du="http://schemas.microsoft.com/office/word/2023/wordml/word16du" xmlns:w16sdtdh="http://schemas.microsoft.com/office/word/2020/wordml/sdtdatahash" xmlns:w16sdtfl="http://schemas.microsoft.com/office/word/2024/wordml/sdtformatlock" xmlns:w16se="http://schemas.microsoft.com/office/word/2015/wordml/symex" xmlns:wpg="http://schemas.microsoft.com/office/word/2010/wordprocessingGroup" xmlns:wpi="http://schemas.microsoft.com/office/word/2010/wordprocessingInk" xmlns:wne="http://schemas.microsoft.com/office/word/2006/wordml" xmlns:wps="http://schemas.microsoft.com/office/word/2010/wordprocessingShape" mc:Ignorable="w14 w15 w16se w16cid w16 w16cex w16sdtdh w16sdtfl w16du wp14">
+<w:numbering xmlns:wpc="http://schemas.microsoft.com/office/word/2010/wordprocessingCanvas" xmlns:cx="http://schemas.microsoft.com/office/drawing/2014/chartex" xmlns:cx1="http://schemas.microsoft.com/office/drawing/2015/9/8/chartex" xmlns:cx2="http://schemas.microsoft.com/office/drawing/2015/10/21/chartex" xmlns:cx3="http://schemas.microsoft.com/office/drawing/2016/5/9/chartex" xmlns:cx4="http://schemas.microsoft.com/office/drawing/2016/5/10/chartex" xmlns:cx5="http://schemas.microsoft.com/office/drawing/2016/5/11/chartex" xmlns:cx6="http://schemas.microsoft.com/office/drawing/2016/5/12/chartex" xmlns:cx7="http://schemas.microsoft.com/office/drawing/2016/5/13/chartex" xmlns:cx8="http://schemas.microsoft.com/office/drawing/2016/5/14/chartex" xmlns:mc="http://schemas.openxmlformats.org/markup-compatibility/2006" xmlns:aink="http://schemas.microsoft.com/office/drawing/2016/ink" xmlns:am3d="http://schemas.microsoft.com/office/drawing/2017/model3d" xmlns:o="urn:schemas-microsoft-com:office:office" xmlns:r="http://schemas.openxmlformats.org/officeDocument/2006/relationships" xmlns:m="http://schemas.openxmlformats.org/officeDocument/2006/math" xmlns:v="urn:schemas-microsoft-com:vml" xmlns:wp14="http://schemas.microsoft.com/office/word/2010/wordprocessingDrawing" xmlns:wp="http://schemas.openxmlformats.org/drawingml/2006/wordprocessingDrawing" xmlns:w10="urn:schemas-microsoft-com:office:word" xmlns:w="http://schemas.openxmlformats.org/wordprocessingml/2006/main" xmlns:w14="http://schemas.microsoft.com/office/word/2010/wordml" xmlns:w15="http://schemas.microsoft.com/office/word/2012/wordml" xmlns:w16cex="http://schemas.microsoft.com/office/word/2018/wordml/cex" xmlns:w16cid="http://schemas.microsoft.com/office/word/2016/wordml/cid" xmlns:w16="http://schemas.microsoft.com/office/word/2018/wordml" xmlns:w16sdtdh="http://schemas.microsoft.com/office/word/2020/wordml/sdtdatahash" xmlns:w16se="http://schemas.microsoft.com/office/word/2015/wordml/symex" xmlns:wpg="http://schemas.microsoft.com/office/word/2010/wordprocessingGroup" xmlns:wpi="http://schemas.microsoft.com/office/word/2010/wordprocessingInk" xmlns:wne="http://schemas.microsoft.com/office/word/2006/wordml" xmlns:wps="http://schemas.microsoft.com/office/word/2010/wordprocessingShape" mc:Ignorable="w14 w15 w16se w16cid w16 w16cex w16sdtdh wp14">
   <w:abstractNum w:abstractNumId="0" w15:restartNumberingAfterBreak="0">
     <w:nsid w:val="FFFFFF89"/>
     <w:multiLevelType w:val="singleLevel"/>
@@ -14592,73 +14474,73 @@
       </w:rPr>
     </w:lvl>
   </w:abstractNum>
-  <w:num w:numId="1" w16cid:durableId="2089300188">
+  <w:num w:numId="1">
     <w:abstractNumId w:val="0"/>
   </w:num>
-  <w:num w:numId="2" w16cid:durableId="2046170828">
+  <w:num w:numId="2">
     <w:abstractNumId w:val="8"/>
   </w:num>
-  <w:num w:numId="3" w16cid:durableId="1990942745">
+  <w:num w:numId="3">
     <w:abstractNumId w:val="14"/>
   </w:num>
-  <w:num w:numId="4" w16cid:durableId="74328539">
+  <w:num w:numId="4">
     <w:abstractNumId w:val="11"/>
   </w:num>
-  <w:num w:numId="5" w16cid:durableId="1560435025">
+  <w:num w:numId="5">
     <w:abstractNumId w:val="12"/>
   </w:num>
-  <w:num w:numId="6" w16cid:durableId="589045738">
+  <w:num w:numId="6">
     <w:abstractNumId w:val="1"/>
   </w:num>
-  <w:num w:numId="7" w16cid:durableId="2068868938">
+  <w:num w:numId="7">
     <w:abstractNumId w:val="10"/>
   </w:num>
-  <w:num w:numId="8" w16cid:durableId="144712379">
+  <w:num w:numId="8">
     <w:abstractNumId w:val="3"/>
   </w:num>
-  <w:num w:numId="9" w16cid:durableId="575750531">
+  <w:num w:numId="9">
     <w:abstractNumId w:val="5"/>
   </w:num>
-  <w:num w:numId="10" w16cid:durableId="898440115">
+  <w:num w:numId="10">
     <w:abstractNumId w:val="18"/>
   </w:num>
-  <w:num w:numId="11" w16cid:durableId="1467701954">
+  <w:num w:numId="11">
     <w:abstractNumId w:val="6"/>
   </w:num>
-  <w:num w:numId="12" w16cid:durableId="1475029068">
+  <w:num w:numId="12">
     <w:abstractNumId w:val="9"/>
   </w:num>
-  <w:num w:numId="13" w16cid:durableId="1441333814">
+  <w:num w:numId="13">
     <w:abstractNumId w:val="22"/>
   </w:num>
-  <w:num w:numId="14" w16cid:durableId="235670615">
+  <w:num w:numId="14">
     <w:abstractNumId w:val="4"/>
   </w:num>
-  <w:num w:numId="15" w16cid:durableId="1483540022">
+  <w:num w:numId="15">
     <w:abstractNumId w:val="2"/>
   </w:num>
-  <w:num w:numId="16" w16cid:durableId="995182385">
+  <w:num w:numId="16">
     <w:abstractNumId w:val="17"/>
   </w:num>
-  <w:num w:numId="17" w16cid:durableId="1740784306">
+  <w:num w:numId="17">
     <w:abstractNumId w:val="20"/>
   </w:num>
-  <w:num w:numId="18" w16cid:durableId="2137217298">
+  <w:num w:numId="18">
     <w:abstractNumId w:val="13"/>
   </w:num>
-  <w:num w:numId="19" w16cid:durableId="735053092">
+  <w:num w:numId="19">
     <w:abstractNumId w:val="19"/>
   </w:num>
-  <w:num w:numId="20" w16cid:durableId="1856773756">
+  <w:num w:numId="20">
     <w:abstractNumId w:val="7"/>
   </w:num>
-  <w:num w:numId="21" w16cid:durableId="100729951">
+  <w:num w:numId="21">
     <w:abstractNumId w:val="21"/>
   </w:num>
-  <w:num w:numId="22" w16cid:durableId="797261146">
+  <w:num w:numId="22">
     <w:abstractNumId w:val="15"/>
   </w:num>
-  <w:num w:numId="23" w16cid:durableId="905729084">
+  <w:num w:numId="23">
     <w:abstractNumId w:val="16"/>
   </w:num>
   <w:numIdMacAtCleanup w:val="23"/>
@@ -14666,7 +14548,7 @@
 </file>
 
 <file path=word/styles.xml><?xml version="1.0" encoding="utf-8"?>
-<w:styles xmlns:mc="http://schemas.openxmlformats.org/markup-compatibility/2006" xmlns:r="http://schemas.openxmlformats.org/officeDocument/2006/relationships" xmlns:w="http://schemas.openxmlformats.org/wordprocessingml/2006/main" xmlns:w14="http://schemas.microsoft.com/office/word/2010/wordml" xmlns:w15="http://schemas.microsoft.com/office/word/2012/wordml" xmlns:w16cex="http://schemas.microsoft.com/office/word/2018/wordml/cex" xmlns:w16cid="http://schemas.microsoft.com/office/word/2016/wordml/cid" xmlns:w16="http://schemas.microsoft.com/office/word/2018/wordml" xmlns:w16du="http://schemas.microsoft.com/office/word/2023/wordml/word16du" xmlns:w16sdtdh="http://schemas.microsoft.com/office/word/2020/wordml/sdtdatahash" xmlns:w16sdtfl="http://schemas.microsoft.com/office/word/2024/wordml/sdtformatlock" xmlns:w16se="http://schemas.microsoft.com/office/word/2015/wordml/symex" mc:Ignorable="w14 w15 w16se w16cid w16 w16cex w16sdtdh w16sdtfl w16du">
+<w:styles xmlns:mc="http://schemas.openxmlformats.org/markup-compatibility/2006" xmlns:r="http://schemas.openxmlformats.org/officeDocument/2006/relationships" xmlns:w="http://schemas.openxmlformats.org/wordprocessingml/2006/main" xmlns:w14="http://schemas.microsoft.com/office/word/2010/wordml" xmlns:w15="http://schemas.microsoft.com/office/word/2012/wordml" xmlns:w16cex="http://schemas.microsoft.com/office/word/2018/wordml/cex" xmlns:w16cid="http://schemas.microsoft.com/office/word/2016/wordml/cid" xmlns:w16="http://schemas.microsoft.com/office/word/2018/wordml" xmlns:w16sdtdh="http://schemas.microsoft.com/office/word/2020/wordml/sdtdatahash" xmlns:w16se="http://schemas.microsoft.com/office/word/2015/wordml/symex" mc:Ignorable="w14 w15 w16se w16cid w16 w16cex w16sdtdh">
   <w:docDefaults>
     <w:rPrDefault>
       <w:rPr>
@@ -16008,7 +15890,7 @@
       </w:rPr>
     </w:tblStylePr>
   </w:style>
-  <w:style w:type="character" w:styleId="Fuerte">
+  <w:style w:type="character" w:styleId="Textoennegrita">
     <w:name w:val="Strong"/>
     <w:basedOn w:val="Fuentedeprrafopredeter"/>
     <w:uiPriority w:val="22"/>
@@ -16525,17 +16407,19 @@
 </file>
 
 <file path=customXml/item1.xml><?xml version="1.0" encoding="utf-8"?>
-<p:properties xmlns:p="http://schemas.microsoft.com/office/2006/metadata/properties" xmlns:xsi="http://www.w3.org/2001/XMLSchema-instance" xmlns:pc="http://schemas.microsoft.com/office/infopath/2007/PartnerControls">
-  <documentManagement>
-    <TaxCatchAll xmlns="67a0edcd-0de5-43ed-8c27-e32f38a00c91" xsi:nil="true"/>
-    <lcf76f155ced4ddcb4097134ff3c332f xmlns="42760c81-fd8e-4d59-8953-7cdb9f38b14f">
-      <Terms xmlns="http://schemas.microsoft.com/office/infopath/2007/PartnerControls"/>
-    </lcf76f155ced4ddcb4097134ff3c332f>
-  </documentManagement>
-</p:properties>
+<?mso-contentType ?>
+<FormTemplates xmlns="http://schemas.microsoft.com/sharepoint/v3/contenttype/forms">
+  <Display>DocumentLibraryForm</Display>
+  <Edit>DocumentLibraryForm</Edit>
+  <New>DocumentLibraryForm</New>
+</FormTemplates>
 </file>
 
 <file path=customXml/item2.xml><?xml version="1.0" encoding="utf-8"?>
+<b:Sources xmlns:b="http://schemas.openxmlformats.org/officeDocument/2006/bibliography" xmlns="http://schemas.openxmlformats.org/officeDocument/2006/bibliography" SelectedStyle="\APASixthEditionOfficeOnline.xsl" StyleName="APA" Version="6"/>
+</file>
+
+<file path=customXml/item3.xml><?xml version="1.0" encoding="utf-8"?>
 <ct:contentTypeSchema xmlns:ct="http://schemas.microsoft.com/office/2006/metadata/contentType" xmlns:ma="http://schemas.microsoft.com/office/2006/metadata/properties/metaAttributes" ct:_="" ma:_="" ma:contentTypeName="Documento" ma:contentTypeID="0x01010005252A1EF3BD024F856B47B579AB5244" ma:contentTypeVersion="13" ma:contentTypeDescription="Crear nuevo documento." ma:contentTypeScope="" ma:versionID="ddfaac56a287547bce89452cd31c5884">
   <xsd:schema xmlns:xsd="http://www.w3.org/2001/XMLSchema" xmlns:xs="http://www.w3.org/2001/XMLSchema" xmlns:p="http://schemas.microsoft.com/office/2006/metadata/properties" xmlns:ns2="42760c81-fd8e-4d59-8953-7cdb9f38b14f" xmlns:ns3="67a0edcd-0de5-43ed-8c27-e32f38a00c91" targetNamespace="http://schemas.microsoft.com/office/2006/metadata/properties" ma:root="true" ma:fieldsID="5ac878f7c8dbf4633d03f1982e859186" ns2:_="" ns3:_="">
     <xsd:import namespace="42760c81-fd8e-4d59-8953-7cdb9f38b14f"/>
@@ -16742,31 +16626,34 @@
 </ct:contentTypeSchema>
 </file>
 
-<file path=customXml/item3.xml><?xml version="1.0" encoding="utf-8"?>
-<b:Sources xmlns:b="http://schemas.openxmlformats.org/officeDocument/2006/bibliography" xmlns="http://schemas.openxmlformats.org/officeDocument/2006/bibliography" SelectedStyle="\APASixthEditionOfficeOnline.xsl" StyleName="APA" Version="6"/>
-</file>
-
 <file path=customXml/item4.xml><?xml version="1.0" encoding="utf-8"?>
-<?mso-contentType ?>
-<FormTemplates xmlns="http://schemas.microsoft.com/sharepoint/v3/contenttype/forms">
-  <Display>DocumentLibraryForm</Display>
-  <Edit>DocumentLibraryForm</Edit>
-  <New>DocumentLibraryForm</New>
-</FormTemplates>
+<p:properties xmlns:p="http://schemas.microsoft.com/office/2006/metadata/properties" xmlns:xsi="http://www.w3.org/2001/XMLSchema-instance" xmlns:pc="http://schemas.microsoft.com/office/infopath/2007/PartnerControls">
+  <documentManagement>
+    <TaxCatchAll xmlns="67a0edcd-0de5-43ed-8c27-e32f38a00c91" xsi:nil="true"/>
+    <lcf76f155ced4ddcb4097134ff3c332f xmlns="42760c81-fd8e-4d59-8953-7cdb9f38b14f">
+      <Terms xmlns="http://schemas.microsoft.com/office/infopath/2007/PartnerControls"/>
+    </lcf76f155ced4ddcb4097134ff3c332f>
+  </documentManagement>
+</p:properties>
 </file>
 
 <file path=customXml/itemProps1.xml><?xml version="1.0" encoding="utf-8"?>
-<ds:datastoreItem xmlns:ds="http://schemas.openxmlformats.org/officeDocument/2006/customXml" ds:itemID="{1279454D-02BE-4A9C-A117-DCD1573E2608}">
+<ds:datastoreItem xmlns:ds="http://schemas.openxmlformats.org/officeDocument/2006/customXml" ds:itemID="{10663269-2064-4804-8290-36D4A57F5557}">
   <ds:schemaRefs>
-    <ds:schemaRef ds:uri="http://schemas.microsoft.com/office/2006/metadata/properties"/>
-    <ds:schemaRef ds:uri="http://schemas.microsoft.com/office/infopath/2007/PartnerControls"/>
-    <ds:schemaRef ds:uri="67a0edcd-0de5-43ed-8c27-e32f38a00c91"/>
-    <ds:schemaRef ds:uri="42760c81-fd8e-4d59-8953-7cdb9f38b14f"/>
+    <ds:schemaRef ds:uri="http://schemas.microsoft.com/sharepoint/v3/contenttype/forms"/>
   </ds:schemaRefs>
 </ds:datastoreItem>
 </file>
 
 <file path=customXml/itemProps2.xml><?xml version="1.0" encoding="utf-8"?>
+<ds:datastoreItem xmlns:ds="http://schemas.openxmlformats.org/officeDocument/2006/customXml" ds:itemID="{EAE431FD-7059-4C09-804B-C9D69EB7B213}">
+  <ds:schemaRefs>
+    <ds:schemaRef ds:uri="http://schemas.openxmlformats.org/officeDocument/2006/bibliography"/>
+  </ds:schemaRefs>
+</ds:datastoreItem>
+</file>
+
+<file path=customXml/itemProps3.xml><?xml version="1.0" encoding="utf-8"?>
 <ds:datastoreItem xmlns:ds="http://schemas.openxmlformats.org/officeDocument/2006/customXml" ds:itemID="{A35CD316-E9C8-411B-9A96-6A3B39E05BFD}">
   <ds:schemaRefs>
     <ds:schemaRef ds:uri="http://schemas.microsoft.com/office/2006/metadata/contentType"/>
@@ -16785,18 +16672,13 @@
 </ds:datastoreItem>
 </file>
 
-<file path=customXml/itemProps3.xml><?xml version="1.0" encoding="utf-8"?>
-<ds:datastoreItem xmlns:ds="http://schemas.openxmlformats.org/officeDocument/2006/customXml" ds:itemID="{EAE431FD-7059-4C09-804B-C9D69EB7B213}">
+<file path=customXml/itemProps4.xml><?xml version="1.0" encoding="utf-8"?>
+<ds:datastoreItem xmlns:ds="http://schemas.openxmlformats.org/officeDocument/2006/customXml" ds:itemID="{1279454D-02BE-4A9C-A117-DCD1573E2608}">
   <ds:schemaRefs>
-    <ds:schemaRef ds:uri="http://schemas.openxmlformats.org/officeDocument/2006/bibliography"/>
-  </ds:schemaRefs>
-</ds:datastoreItem>
-</file>
-
-<file path=customXml/itemProps4.xml><?xml version="1.0" encoding="utf-8"?>
-<ds:datastoreItem xmlns:ds="http://schemas.openxmlformats.org/officeDocument/2006/customXml" ds:itemID="{10663269-2064-4804-8290-36D4A57F5557}">
-  <ds:schemaRefs>
-    <ds:schemaRef ds:uri="http://schemas.microsoft.com/sharepoint/v3/contenttype/forms"/>
+    <ds:schemaRef ds:uri="http://schemas.microsoft.com/office/2006/metadata/properties"/>
+    <ds:schemaRef ds:uri="http://schemas.microsoft.com/office/infopath/2007/PartnerControls"/>
+    <ds:schemaRef ds:uri="67a0edcd-0de5-43ed-8c27-e32f38a00c91"/>
+    <ds:schemaRef ds:uri="42760c81-fd8e-4d59-8953-7cdb9f38b14f"/>
   </ds:schemaRefs>
 </ds:datastoreItem>
 </file>